--- a/iOS WebKit远程代码执行漏洞分析报告.docx
+++ b/iOS WebKit远程代码执行漏洞分析报告.docx
@@ -516,7 +516,7 @@
         <w:rPr>
           <w:noProof/>
         </w:rPr>
-        <w:instrText xml:space="preserve"> PAGEREF _Toc242179599 \h </w:instrText>
+        <w:instrText xml:space="preserve"> PAGEREF _Toc242180230 \h </w:instrText>
       </w:r>
       <w:r>
         <w:rPr>
@@ -583,7 +583,7 @@
         <w:rPr>
           <w:noProof/>
         </w:rPr>
-        <w:instrText xml:space="preserve"> PAGEREF _Toc242179600 \h </w:instrText>
+        <w:instrText xml:space="preserve"> PAGEREF _Toc242180231 \h </w:instrText>
       </w:r>
       <w:r>
         <w:rPr>
@@ -656,7 +656,7 @@
         <w:rPr>
           <w:noProof/>
         </w:rPr>
-        <w:instrText xml:space="preserve"> PAGEREF _Toc242179601 \h </w:instrText>
+        <w:instrText xml:space="preserve"> PAGEREF _Toc242180232 \h </w:instrText>
       </w:r>
       <w:r>
         <w:rPr>
@@ -729,7 +729,7 @@
         <w:rPr>
           <w:noProof/>
         </w:rPr>
-        <w:instrText xml:space="preserve"> PAGEREF _Toc242179602 \h </w:instrText>
+        <w:instrText xml:space="preserve"> PAGEREF _Toc242180233 \h </w:instrText>
       </w:r>
       <w:r>
         <w:rPr>
@@ -808,7 +808,7 @@
         <w:rPr>
           <w:noProof/>
         </w:rPr>
-        <w:instrText xml:space="preserve"> PAGEREF _Toc242179603 \h </w:instrText>
+        <w:instrText xml:space="preserve"> PAGEREF _Toc242180234 \h </w:instrText>
       </w:r>
       <w:r>
         <w:rPr>
@@ -875,7 +875,7 @@
         <w:rPr>
           <w:noProof/>
         </w:rPr>
-        <w:instrText xml:space="preserve"> PAGEREF _Toc242179604 \h </w:instrText>
+        <w:instrText xml:space="preserve"> PAGEREF _Toc242180235 \h </w:instrText>
       </w:r>
       <w:r>
         <w:rPr>
@@ -942,7 +942,7 @@
         <w:rPr>
           <w:noProof/>
         </w:rPr>
-        <w:instrText xml:space="preserve"> PAGEREF _Toc242179605 \h </w:instrText>
+        <w:instrText xml:space="preserve"> PAGEREF _Toc242180236 \h </w:instrText>
       </w:r>
       <w:r>
         <w:rPr>
@@ -1015,7 +1015,7 @@
         <w:rPr>
           <w:noProof/>
         </w:rPr>
-        <w:instrText xml:space="preserve"> PAGEREF _Toc242179606 \h </w:instrText>
+        <w:instrText xml:space="preserve"> PAGEREF _Toc242180237 \h </w:instrText>
       </w:r>
       <w:r>
         <w:rPr>
@@ -1094,7 +1094,7 @@
         <w:rPr>
           <w:noProof/>
         </w:rPr>
-        <w:instrText xml:space="preserve"> PAGEREF _Toc242179607 \h </w:instrText>
+        <w:instrText xml:space="preserve"> PAGEREF _Toc242180238 \h </w:instrText>
       </w:r>
       <w:r>
         <w:rPr>
@@ -1161,7 +1161,7 @@
         <w:rPr>
           <w:noProof/>
         </w:rPr>
-        <w:instrText xml:space="preserve"> PAGEREF _Toc242179608 \h </w:instrText>
+        <w:instrText xml:space="preserve"> PAGEREF _Toc242180239 \h </w:instrText>
       </w:r>
       <w:r>
         <w:rPr>
@@ -1240,7 +1240,7 @@
         <w:rPr>
           <w:noProof/>
         </w:rPr>
-        <w:instrText xml:space="preserve"> PAGEREF _Toc242179609 \h </w:instrText>
+        <w:instrText xml:space="preserve"> PAGEREF _Toc242180240 \h </w:instrText>
       </w:r>
       <w:r>
         <w:rPr>
@@ -1319,7 +1319,7 @@
         <w:rPr>
           <w:noProof/>
         </w:rPr>
-        <w:instrText xml:space="preserve"> PAGEREF _Toc242179610 \h </w:instrText>
+        <w:instrText xml:space="preserve"> PAGEREF _Toc242180241 \h </w:instrText>
       </w:r>
       <w:r>
         <w:rPr>
@@ -1386,7 +1386,7 @@
         <w:rPr>
           <w:noProof/>
         </w:rPr>
-        <w:instrText xml:space="preserve"> PAGEREF _Toc242179611 \h </w:instrText>
+        <w:instrText xml:space="preserve"> PAGEREF _Toc242180242 \h </w:instrText>
       </w:r>
       <w:r>
         <w:rPr>
@@ -1453,7 +1453,7 @@
         <w:rPr>
           <w:noProof/>
         </w:rPr>
-        <w:instrText xml:space="preserve"> PAGEREF _Toc242179612 \h </w:instrText>
+        <w:instrText xml:space="preserve"> PAGEREF _Toc242180243 \h </w:instrText>
       </w:r>
       <w:r>
         <w:rPr>
@@ -1470,7 +1470,7 @@
         <w:rPr>
           <w:noProof/>
         </w:rPr>
-        <w:t>8</w:t>
+        <w:t>9</w:t>
       </w:r>
       <w:r>
         <w:rPr>
@@ -1544,7 +1544,7 @@
         <w:rPr>
           <w:noProof/>
         </w:rPr>
-        <w:instrText xml:space="preserve"> PAGEREF _Toc242179613 \h </w:instrText>
+        <w:instrText xml:space="preserve"> PAGEREF _Toc242180244 \h </w:instrText>
       </w:r>
       <w:r>
         <w:rPr>
@@ -1611,7 +1611,7 @@
         <w:rPr>
           <w:noProof/>
         </w:rPr>
-        <w:instrText xml:space="preserve"> PAGEREF _Toc242179614 \h </w:instrText>
+        <w:instrText xml:space="preserve"> PAGEREF _Toc242180245 \h </w:instrText>
       </w:r>
       <w:r>
         <w:rPr>
@@ -1678,7 +1678,7 @@
         <w:rPr>
           <w:noProof/>
         </w:rPr>
-        <w:instrText xml:space="preserve"> PAGEREF _Toc242179615 \h </w:instrText>
+        <w:instrText xml:space="preserve"> PAGEREF _Toc242180246 \h </w:instrText>
       </w:r>
       <w:r>
         <w:rPr>
@@ -1751,7 +1751,7 @@
         <w:rPr>
           <w:noProof/>
         </w:rPr>
-        <w:instrText xml:space="preserve"> PAGEREF _Toc242179616 \h </w:instrText>
+        <w:instrText xml:space="preserve"> PAGEREF _Toc242180247 \h </w:instrText>
       </w:r>
       <w:r>
         <w:rPr>
@@ -1818,7 +1818,7 @@
         <w:rPr>
           <w:noProof/>
         </w:rPr>
-        <w:instrText xml:space="preserve"> PAGEREF _Toc242179617 \h </w:instrText>
+        <w:instrText xml:space="preserve"> PAGEREF _Toc242180248 \h </w:instrText>
       </w:r>
       <w:r>
         <w:rPr>
@@ -1885,7 +1885,7 @@
         <w:rPr>
           <w:noProof/>
         </w:rPr>
-        <w:instrText xml:space="preserve"> PAGEREF _Toc242179618 \h </w:instrText>
+        <w:instrText xml:space="preserve"> PAGEREF _Toc242180249 \h </w:instrText>
       </w:r>
       <w:r>
         <w:rPr>
@@ -1952,7 +1952,7 @@
         <w:rPr>
           <w:noProof/>
         </w:rPr>
-        <w:instrText xml:space="preserve"> PAGEREF _Toc242179619 \h </w:instrText>
+        <w:instrText xml:space="preserve"> PAGEREF _Toc242180250 \h </w:instrText>
       </w:r>
       <w:r>
         <w:rPr>
@@ -2013,7 +2013,7 @@
         <w:rPr>
           <w:noProof/>
         </w:rPr>
-        <w:instrText xml:space="preserve"> PAGEREF _Toc242179620 \h </w:instrText>
+        <w:instrText xml:space="preserve"> PAGEREF _Toc242180251 \h </w:instrText>
       </w:r>
       <w:r>
         <w:rPr>
@@ -2122,7 +2122,7 @@
         <w:rPr>
           <w:noProof/>
         </w:rPr>
-        <w:instrText xml:space="preserve"> PAGEREF _Toc242179621 \h </w:instrText>
+        <w:instrText xml:space="preserve"> PAGEREF _Toc242180252 \h </w:instrText>
       </w:r>
       <w:r>
         <w:rPr>
@@ -2189,7 +2189,7 @@
         <w:rPr>
           <w:noProof/>
         </w:rPr>
-        <w:instrText xml:space="preserve"> PAGEREF _Toc242179622 \h </w:instrText>
+        <w:instrText xml:space="preserve"> PAGEREF _Toc242180253 \h </w:instrText>
       </w:r>
       <w:r>
         <w:rPr>
@@ -2256,7 +2256,7 @@
         <w:rPr>
           <w:noProof/>
         </w:rPr>
-        <w:instrText xml:space="preserve"> PAGEREF _Toc242179623 \h </w:instrText>
+        <w:instrText xml:space="preserve"> PAGEREF _Toc242180254 \h </w:instrText>
       </w:r>
       <w:r>
         <w:rPr>
@@ -2317,7 +2317,7 @@
         <w:rPr>
           <w:noProof/>
         </w:rPr>
-        <w:instrText xml:space="preserve"> PAGEREF _Toc242179624 \h </w:instrText>
+        <w:instrText xml:space="preserve"> PAGEREF _Toc242180255 \h </w:instrText>
       </w:r>
       <w:r>
         <w:rPr>
@@ -2384,7 +2384,7 @@
         <w:rPr>
           <w:noProof/>
         </w:rPr>
-        <w:instrText xml:space="preserve"> PAGEREF _Toc242179625 \h </w:instrText>
+        <w:instrText xml:space="preserve"> PAGEREF _Toc242180256 \h </w:instrText>
       </w:r>
       <w:r>
         <w:rPr>
@@ -2451,7 +2451,7 @@
         <w:rPr>
           <w:noProof/>
         </w:rPr>
-        <w:instrText xml:space="preserve"> PAGEREF _Toc242179626 \h </w:instrText>
+        <w:instrText xml:space="preserve"> PAGEREF _Toc242180257 \h </w:instrText>
       </w:r>
       <w:r>
         <w:rPr>
@@ -2518,7 +2518,7 @@
         <w:rPr>
           <w:noProof/>
         </w:rPr>
-        <w:instrText xml:space="preserve"> PAGEREF _Toc242179627 \h </w:instrText>
+        <w:instrText xml:space="preserve"> PAGEREF _Toc242180258 \h </w:instrText>
       </w:r>
       <w:r>
         <w:rPr>
@@ -2580,7 +2580,7 @@
         <w:rPr>
           <w:noProof/>
         </w:rPr>
-        <w:instrText xml:space="preserve"> PAGEREF _Toc242179628 \h </w:instrText>
+        <w:instrText xml:space="preserve"> PAGEREF _Toc242180259 \h </w:instrText>
       </w:r>
       <w:r>
         <w:rPr>
@@ -2647,7 +2647,7 @@
         <w:rPr>
           <w:noProof/>
         </w:rPr>
-        <w:instrText xml:space="preserve"> PAGEREF _Toc242179629 \h </w:instrText>
+        <w:instrText xml:space="preserve"> PAGEREF _Toc242180260 \h </w:instrText>
       </w:r>
       <w:r>
         <w:rPr>
@@ -2726,7 +2726,7 @@
         <w:rPr>
           <w:noProof/>
         </w:rPr>
-        <w:instrText xml:space="preserve"> PAGEREF _Toc242179630 \h </w:instrText>
+        <w:instrText xml:space="preserve"> PAGEREF _Toc242180261 \h </w:instrText>
       </w:r>
       <w:r>
         <w:rPr>
@@ -2793,7 +2793,7 @@
         <w:rPr>
           <w:noProof/>
         </w:rPr>
-        <w:instrText xml:space="preserve"> PAGEREF _Toc242179631 \h </w:instrText>
+        <w:instrText xml:space="preserve"> PAGEREF _Toc242180262 \h </w:instrText>
       </w:r>
       <w:r>
         <w:rPr>
@@ -2860,7 +2860,7 @@
         <w:rPr>
           <w:noProof/>
         </w:rPr>
-        <w:instrText xml:space="preserve"> PAGEREF _Toc242179632 \h </w:instrText>
+        <w:instrText xml:space="preserve"> PAGEREF _Toc242180263 \h </w:instrText>
       </w:r>
       <w:r>
         <w:rPr>
@@ -2921,7 +2921,7 @@
         <w:rPr>
           <w:noProof/>
         </w:rPr>
-        <w:instrText xml:space="preserve"> PAGEREF _Toc242179633 \h </w:instrText>
+        <w:instrText xml:space="preserve"> PAGEREF _Toc242180264 \h </w:instrText>
       </w:r>
       <w:r>
         <w:rPr>
@@ -2982,7 +2982,7 @@
         <w:rPr>
           <w:noProof/>
         </w:rPr>
-        <w:instrText xml:space="preserve"> PAGEREF _Toc242179634 \h </w:instrText>
+        <w:instrText xml:space="preserve"> PAGEREF _Toc242180265 \h </w:instrText>
       </w:r>
       <w:r>
         <w:rPr>
@@ -3055,7 +3055,7 @@
         <w:rPr>
           <w:noProof/>
         </w:rPr>
-        <w:instrText xml:space="preserve"> PAGEREF _Toc242179635 \h </w:instrText>
+        <w:instrText xml:space="preserve"> PAGEREF _Toc242180266 \h </w:instrText>
       </w:r>
       <w:r>
         <w:rPr>
@@ -3128,7 +3128,7 @@
         <w:rPr>
           <w:noProof/>
         </w:rPr>
-        <w:instrText xml:space="preserve"> PAGEREF _Toc242179636 \h </w:instrText>
+        <w:instrText xml:space="preserve"> PAGEREF _Toc242180267 \h </w:instrText>
       </w:r>
       <w:r>
         <w:rPr>
@@ -3201,7 +3201,7 @@
         <w:rPr>
           <w:noProof/>
         </w:rPr>
-        <w:instrText xml:space="preserve"> PAGEREF _Toc242179637 \h </w:instrText>
+        <w:instrText xml:space="preserve"> PAGEREF _Toc242180268 \h </w:instrText>
       </w:r>
       <w:r>
         <w:rPr>
@@ -3238,7 +3238,7 @@
         <w:lastRenderedPageBreak/>
         <w:fldChar w:fldCharType="end"/>
       </w:r>
-      <w:bookmarkStart w:id="0" w:name="_Toc242179599"/>
+      <w:bookmarkStart w:id="0" w:name="_Toc242180230"/>
       <w:r>
         <w:rPr>
           <w:rFonts w:hint="eastAsia"/>
@@ -3819,7 +3819,7 @@
           <w:rFonts w:hint="eastAsia"/>
         </w:rPr>
       </w:pPr>
-      <w:bookmarkStart w:id="1" w:name="_Toc242179600"/>
+      <w:bookmarkStart w:id="1" w:name="_Toc242180231"/>
       <w:r>
         <w:rPr>
           <w:rFonts w:hint="eastAsia"/>
@@ -4229,7 +4229,7 @@
           <w:rFonts w:hint="eastAsia"/>
         </w:rPr>
       </w:pPr>
-      <w:bookmarkStart w:id="2" w:name="_Toc242179601"/>
+      <w:bookmarkStart w:id="2" w:name="_Toc242180232"/>
       <w:r>
         <w:rPr>
           <w:rFonts w:hint="eastAsia"/>
@@ -4258,7 +4258,7 @@
           <w:rFonts w:hint="eastAsia"/>
         </w:rPr>
       </w:pPr>
-      <w:bookmarkStart w:id="3" w:name="_Toc242179602"/>
+      <w:bookmarkStart w:id="3" w:name="_Toc242180233"/>
       <w:r>
         <w:rPr>
           <w:rFonts w:hint="eastAsia"/>
@@ -5067,7 +5067,7 @@
           <w:rFonts w:hint="eastAsia"/>
         </w:rPr>
       </w:pPr>
-      <w:bookmarkStart w:id="4" w:name="_Toc242179603"/>
+      <w:bookmarkStart w:id="4" w:name="_Toc242180234"/>
       <w:r>
         <w:rPr>
           <w:rFonts w:hint="eastAsia"/>
@@ -5497,7 +5497,7 @@
           <w:rFonts w:hint="eastAsia"/>
         </w:rPr>
       </w:pPr>
-      <w:bookmarkStart w:id="5" w:name="_Toc242179604"/>
+      <w:bookmarkStart w:id="5" w:name="_Toc242180235"/>
       <w:r>
         <w:rPr>
           <w:rFonts w:hint="eastAsia"/>
@@ -6189,7 +6189,7 @@
           <w:rFonts w:hint="eastAsia"/>
         </w:rPr>
       </w:pPr>
-      <w:bookmarkStart w:id="6" w:name="_Toc242179605"/>
+      <w:bookmarkStart w:id="6" w:name="_Toc242180236"/>
       <w:r>
         <w:rPr>
           <w:rFonts w:hint="eastAsia"/>
@@ -6436,7 +6436,7 @@
           <w:rFonts w:hint="eastAsia"/>
         </w:rPr>
       </w:pPr>
-      <w:bookmarkStart w:id="7" w:name="_Toc242179606"/>
+      <w:bookmarkStart w:id="7" w:name="_Toc242180237"/>
       <w:r>
         <w:rPr>
           <w:rFonts w:hint="eastAsia"/>
@@ -6514,7 +6514,7 @@
           <w:rFonts w:hint="eastAsia"/>
         </w:rPr>
       </w:pPr>
-      <w:bookmarkStart w:id="8" w:name="_Toc242179607"/>
+      <w:bookmarkStart w:id="8" w:name="_Toc242180238"/>
       <w:r>
         <w:rPr>
           <w:rFonts w:hint="eastAsia"/>
@@ -6890,7 +6890,7 @@
           <w:rFonts w:hint="eastAsia"/>
         </w:rPr>
       </w:pPr>
-      <w:bookmarkStart w:id="9" w:name="_Toc242179608"/>
+      <w:bookmarkStart w:id="9" w:name="_Toc242180239"/>
       <w:r>
         <w:rPr>
           <w:rFonts w:hint="eastAsia"/>
@@ -7328,7 +7328,7 @@
           <w:rFonts w:hint="eastAsia"/>
         </w:rPr>
       </w:pPr>
-      <w:bookmarkStart w:id="10" w:name="_Toc242179609"/>
+      <w:bookmarkStart w:id="10" w:name="_Toc242180240"/>
       <w:r>
         <w:rPr>
           <w:rFonts w:hint="eastAsia"/>
@@ -7869,7 +7869,7 @@
           <w:rFonts w:hint="eastAsia"/>
         </w:rPr>
       </w:pPr>
-      <w:bookmarkStart w:id="11" w:name="_Toc242179610"/>
+      <w:bookmarkStart w:id="11" w:name="_Toc242180241"/>
       <w:r>
         <w:rPr>
           <w:rFonts w:hint="eastAsia"/>
@@ -8003,7 +8003,7 @@
         <w:rPr>
           <w:rFonts w:hint="eastAsia"/>
         </w:rPr>
-        <w:t>CVE-2019-8605</w:t>
+        <w:t>CVE-2021-30858</w:t>
       </w:r>
       <w:r>
         <w:rPr>
@@ -8015,7 +8015,7 @@
         <w:rPr>
           <w:rFonts w:hint="eastAsia"/>
         </w:rPr>
-        <w:t>CVE-2021-30858</w:t>
+        <w:t>CVE-2022-22620</w:t>
       </w:r>
       <w:r>
         <w:rPr>
@@ -8027,7 +8027,7 @@
         <w:rPr>
           <w:rFonts w:hint="eastAsia"/>
         </w:rPr>
-        <w:t xml:space="preserve">CVE-2022-22620 </w:t>
+        <w:t xml:space="preserve">CVE-2023-28205 </w:t>
       </w:r>
       <w:r>
         <w:rPr>
@@ -8081,31 +8081,79 @@
         <w:rPr>
           <w:rFonts w:hint="eastAsia"/>
         </w:rPr>
-        <w:t>收录，公开分析普遍归入逻辑</w:t>
-      </w:r>
-      <w:r>
-        <w:rPr>
-          <w:rFonts w:hint="eastAsia"/>
-        </w:rPr>
-        <w:t>/</w:t>
-      </w:r>
-      <w:r>
-        <w:rPr>
-          <w:rFonts w:hint="eastAsia"/>
-        </w:rPr>
-        <w:t>内存破坏类，其中生命周期错误（</w:t>
-      </w:r>
-      <w:r>
-        <w:rPr>
-          <w:rFonts w:hint="eastAsia"/>
-        </w:rPr>
-        <w:t>UAF</w:t>
-      </w:r>
-      <w:r>
-        <w:rPr>
-          <w:rFonts w:hint="eastAsia"/>
-        </w:rPr>
-        <w:t>）是这一时期的主流解释。</w:t>
+        <w:t>收录；需要说明的是，</w:t>
+      </w:r>
+      <w:r>
+        <w:rPr>
+          <w:rFonts w:hint="eastAsia"/>
+        </w:rPr>
+        <w:t xml:space="preserve">Apple </w:t>
+      </w:r>
+      <w:r>
+        <w:rPr>
+          <w:rFonts w:hint="eastAsia"/>
+        </w:rPr>
+        <w:t>通告并不逐条公布缺陷类别，公开分析（</w:t>
+      </w:r>
+      <w:r>
+        <w:rPr>
+          <w:rFonts w:hint="eastAsia"/>
+        </w:rPr>
+        <w:t xml:space="preserve">Project Zero </w:t>
+      </w:r>
+      <w:r>
+        <w:rPr>
+          <w:rFonts w:hint="eastAsia"/>
+        </w:rPr>
+        <w:t>等）多把这一时期的案例归入</w:t>
+      </w:r>
+      <w:r>
+        <w:rPr>
+          <w:rFonts w:hint="eastAsia"/>
+        </w:rPr>
+        <w:t xml:space="preserve"> UAF/</w:t>
+      </w:r>
+      <w:r>
+        <w:rPr>
+          <w:rFonts w:hint="eastAsia"/>
+        </w:rPr>
+        <w:t>生命周期错误，</w:t>
+      </w:r>
+      <w:r>
+        <w:rPr>
+          <w:rFonts w:hint="eastAsia"/>
+        </w:rPr>
+        <w:t xml:space="preserve">CVE-2019-8605 </w:t>
+      </w:r>
+      <w:r>
+        <w:rPr>
+          <w:rFonts w:hint="eastAsia"/>
+        </w:rPr>
+        <w:t>即属</w:t>
+      </w:r>
+      <w:r>
+        <w:rPr>
+          <w:rFonts w:hint="eastAsia"/>
+        </w:rPr>
+        <w:t>"</w:t>
+      </w:r>
+      <w:r>
+        <w:rPr>
+          <w:rFonts w:hint="eastAsia"/>
+        </w:rPr>
+        <w:t>通告未定性、公开分析归入内存破坏</w:t>
+      </w:r>
+      <w:r>
+        <w:rPr>
+          <w:rFonts w:hint="eastAsia"/>
+        </w:rPr>
+        <w:t>"</w:t>
+      </w:r>
+      <w:r>
+        <w:rPr>
+          <w:rFonts w:hint="eastAsia"/>
+        </w:rPr>
+        <w:t>的一例。</w:t>
       </w:r>
     </w:p>
     <w:p>
@@ -8347,7 +8395,7 @@
           <w:rFonts w:hint="eastAsia"/>
         </w:rPr>
       </w:pPr>
-      <w:bookmarkStart w:id="12" w:name="_Toc242179611"/>
+      <w:bookmarkStart w:id="12" w:name="_Toc242180242"/>
       <w:r>
         <w:rPr>
           <w:rFonts w:hint="eastAsia"/>
@@ -8669,11 +8717,12 @@
           <w:rFonts w:hint="eastAsia"/>
         </w:rPr>
       </w:pPr>
-      <w:bookmarkStart w:id="13" w:name="_Toc242179612"/>
-      <w:r>
-        <w:rPr>
-          <w:rFonts w:hint="eastAsia"/>
-        </w:rPr>
+      <w:bookmarkStart w:id="13" w:name="_Toc242180243"/>
+      <w:r>
+        <w:rPr>
+          <w:rFonts w:hint="eastAsia"/>
+        </w:rPr>
+        <w:lastRenderedPageBreak/>
         <w:t xml:space="preserve">3.6 </w:t>
       </w:r>
       <w:r>
@@ -8778,7 +8827,6 @@
                 <w:b/>
                 <w:sz w:val="18"/>
               </w:rPr>
-              <w:lastRenderedPageBreak/>
               <w:t>阶段</w:t>
             </w:r>
           </w:p>
@@ -9795,7 +9843,7 @@
           <w:rFonts w:hint="eastAsia"/>
         </w:rPr>
       </w:pPr>
-      <w:bookmarkStart w:id="14" w:name="_Toc242179613"/>
+      <w:bookmarkStart w:id="14" w:name="_Toc242180244"/>
       <w:r>
         <w:rPr>
           <w:rFonts w:hint="eastAsia"/>
@@ -10069,7 +10117,7 @@
           <w:rFonts w:hint="eastAsia"/>
         </w:rPr>
       </w:pPr>
-      <w:bookmarkStart w:id="15" w:name="_Toc242179614"/>
+      <w:bookmarkStart w:id="15" w:name="_Toc242180245"/>
       <w:r>
         <w:rPr>
           <w:rFonts w:hint="eastAsia"/>
@@ -10590,7 +10638,7 @@
           <w:rFonts w:hint="eastAsia"/>
         </w:rPr>
       </w:pPr>
-      <w:bookmarkStart w:id="16" w:name="_Toc242179615"/>
+      <w:bookmarkStart w:id="16" w:name="_Toc242180246"/>
       <w:r>
         <w:rPr>
           <w:rFonts w:hint="eastAsia"/>
@@ -10695,7 +10743,7 @@
           <w:rFonts w:hint="eastAsia"/>
         </w:rPr>
       </w:pPr>
-      <w:bookmarkStart w:id="17" w:name="_Toc242179616"/>
+      <w:bookmarkStart w:id="17" w:name="_Toc242180247"/>
       <w:r>
         <w:rPr>
           <w:rFonts w:hint="eastAsia"/>
@@ -10857,7 +10905,7 @@
           <w:rFonts w:hint="eastAsia"/>
         </w:rPr>
       </w:pPr>
-      <w:bookmarkStart w:id="18" w:name="_Toc242179617"/>
+      <w:bookmarkStart w:id="18" w:name="_Toc242180248"/>
       <w:r>
         <w:rPr>
           <w:rFonts w:hint="eastAsia"/>
@@ -11211,7 +11259,7 @@
                 <w:rFonts w:hint="eastAsia"/>
                 <w:sz w:val="18"/>
               </w:rPr>
-              <w:t>内存破坏</w:t>
+              <w:t>内存破坏（通告未逐条定性）</w:t>
             </w:r>
           </w:p>
         </w:tc>
@@ -11232,7 +11280,7 @@
                 <w:rFonts w:hint="eastAsia"/>
                 <w:sz w:val="18"/>
               </w:rPr>
-              <w:t>iOS 12.4</w:t>
+              <w:t>iOS 12.4.1</w:t>
             </w:r>
             <w:r>
               <w:rPr>
@@ -11253,7 +11301,21 @@
                 <w:rFonts w:hint="eastAsia"/>
                 <w:sz w:val="18"/>
               </w:rPr>
-              <w:t>紧急更新）</w:t>
+              <w:t>紧急更新，同批含</w:t>
+            </w:r>
+            <w:r>
+              <w:rPr>
+                <w:rFonts w:hint="eastAsia"/>
+                <w:sz w:val="18"/>
+              </w:rPr>
+              <w:t xml:space="preserve"> CVE-2019-8675</w:t>
+            </w:r>
+            <w:r>
+              <w:rPr>
+                <w:rFonts w:hint="eastAsia"/>
+                <w:sz w:val="18"/>
+              </w:rPr>
+              <w:t>）</w:t>
             </w:r>
           </w:p>
         </w:tc>
@@ -11274,7 +11336,21 @@
                 <w:rFonts w:hint="eastAsia"/>
                 <w:sz w:val="18"/>
               </w:rPr>
-              <w:t>水坑攻击链入口，配合内核提权形成完整链路</w:t>
+              <w:t>公开报道指向水坑式投递，配合提权形成完整链路；后被作为</w:t>
+            </w:r>
+            <w:r>
+              <w:rPr>
+                <w:rFonts w:hint="eastAsia"/>
+                <w:sz w:val="18"/>
+              </w:rPr>
+              <w:t xml:space="preserve"> N-day </w:t>
+            </w:r>
+            <w:r>
+              <w:rPr>
+                <w:rFonts w:hint="eastAsia"/>
+                <w:sz w:val="18"/>
+              </w:rPr>
+              <w:t>复用</w:t>
             </w:r>
           </w:p>
         </w:tc>
@@ -12884,7 +12960,7 @@
           <w:rFonts w:hint="eastAsia"/>
         </w:rPr>
       </w:pPr>
-      <w:bookmarkStart w:id="19" w:name="_Toc242179618"/>
+      <w:bookmarkStart w:id="19" w:name="_Toc242180249"/>
       <w:r>
         <w:rPr>
           <w:rFonts w:hint="eastAsia"/>
@@ -13404,7 +13480,7 @@
           <w:rFonts w:hint="eastAsia"/>
         </w:rPr>
       </w:pPr>
-      <w:bookmarkStart w:id="20" w:name="_Toc242179619"/>
+      <w:bookmarkStart w:id="20" w:name="_Toc242180250"/>
       <w:r>
         <w:rPr>
           <w:rFonts w:hint="eastAsia"/>
@@ -13482,7 +13558,7 @@
         <w:rPr>
           <w:rFonts w:hint="eastAsia"/>
         </w:rPr>
-        <w:t>iOS 12.4</w:t>
+        <w:t>iOS 12.4.1</w:t>
       </w:r>
       <w:r>
         <w:rPr>
@@ -13494,6 +13570,18 @@
         <w:rPr>
           <w:rFonts w:hint="eastAsia"/>
         </w:rPr>
+        <w:t>14.8</w:t>
+      </w:r>
+      <w:r>
+        <w:rPr>
+          <w:rFonts w:hint="eastAsia"/>
+        </w:rPr>
+        <w:t>、</w:t>
+      </w:r>
+      <w:r>
+        <w:rPr>
+          <w:rFonts w:hint="eastAsia"/>
+        </w:rPr>
         <w:t>15.3.1</w:t>
       </w:r>
       <w:r>
@@ -13531,6 +13619,18 @@
           <w:rFonts w:hint="eastAsia"/>
         </w:rPr>
         <w:t>17.4</w:t>
+      </w:r>
+      <w:r>
+        <w:rPr>
+          <w:rFonts w:hint="eastAsia"/>
+        </w:rPr>
+        <w:t>、</w:t>
+      </w:r>
+      <w:r>
+        <w:rPr>
+          <w:rFonts w:hint="eastAsia"/>
+        </w:rPr>
+        <w:t>18.1.1</w:t>
       </w:r>
       <w:r>
         <w:rPr>
@@ -13753,7 +13853,7 @@
           <w:rFonts w:hint="eastAsia"/>
         </w:rPr>
       </w:pPr>
-      <w:bookmarkStart w:id="21" w:name="_Toc242179620"/>
+      <w:bookmarkStart w:id="21" w:name="_Toc242180251"/>
       <w:r>
         <w:rPr>
           <w:rFonts w:hint="eastAsia"/>
@@ -13770,7 +13870,7 @@
           <w:rFonts w:hint="eastAsia"/>
         </w:rPr>
       </w:pPr>
-      <w:bookmarkStart w:id="22" w:name="_Toc242179621"/>
+      <w:bookmarkStart w:id="22" w:name="_Toc242180252"/>
       <w:r>
         <w:rPr>
           <w:rFonts w:hint="eastAsia"/>
@@ -14041,7 +14141,7 @@
           <w:rFonts w:hint="eastAsia"/>
         </w:rPr>
       </w:pPr>
-      <w:bookmarkStart w:id="23" w:name="_Toc242179622"/>
+      <w:bookmarkStart w:id="23" w:name="_Toc242180253"/>
       <w:r>
         <w:rPr>
           <w:rFonts w:hint="eastAsia"/>
@@ -14203,7 +14303,7 @@
           <w:rFonts w:hint="eastAsia"/>
         </w:rPr>
       </w:pPr>
-      <w:bookmarkStart w:id="24" w:name="_Toc242179623"/>
+      <w:bookmarkStart w:id="24" w:name="_Toc242180254"/>
       <w:r>
         <w:rPr>
           <w:rFonts w:hint="eastAsia"/>
@@ -14563,7 +14663,7 @@
           <w:rFonts w:hint="eastAsia"/>
         </w:rPr>
       </w:pPr>
-      <w:bookmarkStart w:id="25" w:name="_Toc242179624"/>
+      <w:bookmarkStart w:id="25" w:name="_Toc242180255"/>
       <w:r>
         <w:rPr>
           <w:rFonts w:hint="eastAsia"/>
@@ -14580,7 +14680,7 @@
           <w:rFonts w:hint="eastAsia"/>
         </w:rPr>
       </w:pPr>
-      <w:bookmarkStart w:id="26" w:name="_Toc242179625"/>
+      <w:bookmarkStart w:id="26" w:name="_Toc242180256"/>
       <w:r>
         <w:rPr>
           <w:rFonts w:hint="eastAsia"/>
@@ -15864,7 +15964,7 @@
           <w:rFonts w:hint="eastAsia"/>
         </w:rPr>
       </w:pPr>
-      <w:bookmarkStart w:id="27" w:name="_Toc242179626"/>
+      <w:bookmarkStart w:id="27" w:name="_Toc242180257"/>
       <w:r>
         <w:rPr>
           <w:rFonts w:hint="eastAsia"/>
@@ -16125,7 +16225,7 @@
           <w:rFonts w:hint="eastAsia"/>
         </w:rPr>
       </w:pPr>
-      <w:bookmarkStart w:id="28" w:name="_Toc242179627"/>
+      <w:bookmarkStart w:id="28" w:name="_Toc242180258"/>
       <w:r>
         <w:rPr>
           <w:rFonts w:hint="eastAsia"/>
@@ -16312,7 +16412,7 @@
           <w:rFonts w:hint="eastAsia"/>
         </w:rPr>
       </w:pPr>
-      <w:bookmarkStart w:id="29" w:name="_Toc242179628"/>
+      <w:bookmarkStart w:id="29" w:name="_Toc242180259"/>
       <w:r>
         <w:rPr>
           <w:rFonts w:hint="eastAsia"/>
@@ -16329,7 +16429,7 @@
           <w:rFonts w:hint="eastAsia"/>
         </w:rPr>
       </w:pPr>
-      <w:bookmarkStart w:id="30" w:name="_Toc242179629"/>
+      <w:bookmarkStart w:id="30" w:name="_Toc242180260"/>
       <w:r>
         <w:rPr>
           <w:rFonts w:hint="eastAsia"/>
@@ -16670,7 +16770,7 @@
           <w:rFonts w:hint="eastAsia"/>
         </w:rPr>
       </w:pPr>
-      <w:bookmarkStart w:id="31" w:name="_Toc242179630"/>
+      <w:bookmarkStart w:id="31" w:name="_Toc242180261"/>
       <w:r>
         <w:rPr>
           <w:rFonts w:hint="eastAsia"/>
@@ -17153,7 +17253,7 @@
           <w:rFonts w:hint="eastAsia"/>
         </w:rPr>
       </w:pPr>
-      <w:bookmarkStart w:id="32" w:name="_Toc242179631"/>
+      <w:bookmarkStart w:id="32" w:name="_Toc242180262"/>
       <w:r>
         <w:rPr>
           <w:rFonts w:hint="eastAsia"/>
@@ -17308,7 +17408,7 @@
           <w:rFonts w:hint="eastAsia"/>
         </w:rPr>
       </w:pPr>
-      <w:bookmarkStart w:id="33" w:name="_Toc242179632"/>
+      <w:bookmarkStart w:id="33" w:name="_Toc242180263"/>
       <w:r>
         <w:rPr>
           <w:rFonts w:hint="eastAsia"/>
@@ -18007,7 +18107,7 @@
           <w:rFonts w:hint="eastAsia"/>
         </w:rPr>
       </w:pPr>
-      <w:bookmarkStart w:id="34" w:name="_Toc242179633"/>
+      <w:bookmarkStart w:id="34" w:name="_Toc242180264"/>
       <w:r>
         <w:rPr>
           <w:rFonts w:hint="eastAsia"/>
@@ -18456,7 +18556,7 @@
           <w:rFonts w:hint="eastAsia"/>
         </w:rPr>
       </w:pPr>
-      <w:bookmarkStart w:id="35" w:name="_Toc242179634"/>
+      <w:bookmarkStart w:id="35" w:name="_Toc242180265"/>
       <w:r>
         <w:rPr>
           <w:rFonts w:hint="eastAsia"/>
@@ -18473,7 +18573,7 @@
           <w:rFonts w:hint="eastAsia"/>
         </w:rPr>
       </w:pPr>
-      <w:bookmarkStart w:id="36" w:name="_Toc242179635"/>
+      <w:bookmarkStart w:id="36" w:name="_Toc242180266"/>
       <w:r>
         <w:rPr>
           <w:rFonts w:hint="eastAsia"/>
@@ -19875,7 +19975,7 @@
           <w:rFonts w:hint="eastAsia"/>
         </w:rPr>
       </w:pPr>
-      <w:bookmarkStart w:id="37" w:name="_Toc242179636"/>
+      <w:bookmarkStart w:id="37" w:name="_Toc242180267"/>
       <w:r>
         <w:rPr>
           <w:rFonts w:hint="eastAsia"/>
@@ -20351,7 +20451,7 @@
           <w:rFonts w:hint="eastAsia"/>
         </w:rPr>
       </w:pPr>
-      <w:bookmarkStart w:id="38" w:name="_Toc242179637"/>
+      <w:bookmarkStart w:id="38" w:name="_Toc242180268"/>
       <w:r>
         <w:rPr>
           <w:rFonts w:hint="eastAsia"/>

--- a/iOS WebKit远程代码执行漏洞分析报告.docx
+++ b/iOS WebKit远程代码执行漏洞分析报告.docx
@@ -6,7 +6,6 @@
       <w:pPr>
         <w:pStyle w:val="a4"/>
         <w:rPr>
-          <w:rFonts w:hint="eastAsia"/>
           <w:sz w:val="40"/>
         </w:rPr>
       </w:pPr>
@@ -28,9 +27,6 @@
     <w:p>
       <w:pPr>
         <w:pStyle w:val="a5"/>
-        <w:rPr>
-          <w:rFonts w:hint="eastAsia"/>
-        </w:rPr>
       </w:pPr>
       <w:r>
         <w:rPr>
@@ -75,12 +71,6 @@
         <w:gridCol w:w="5600"/>
       </w:tblGrid>
       <w:tr>
-        <w:tblPrEx>
-          <w:tblCellMar>
-            <w:top w:w="0" w:type="dxa"/>
-            <w:bottom w:w="0" w:type="dxa"/>
-          </w:tblCellMar>
-        </w:tblPrEx>
         <w:trPr>
           <w:jc w:val="center"/>
         </w:trPr>
@@ -150,12 +140,6 @@
         </w:tc>
       </w:tr>
       <w:tr>
-        <w:tblPrEx>
-          <w:tblCellMar>
-            <w:top w:w="0" w:type="dxa"/>
-            <w:bottom w:w="0" w:type="dxa"/>
-          </w:tblCellMar>
-        </w:tblPrEx>
         <w:trPr>
           <w:jc w:val="center"/>
         </w:trPr>
@@ -189,7 +173,37 @@
               <w:rPr>
                 <w:rFonts w:hint="eastAsia"/>
               </w:rPr>
-              <w:t>2026</w:t>
+              <w:t>2</w:t>
+            </w:r>
+            <w:r>
+              <w:rPr>
+                <w:rFonts w:hint="eastAsia"/>
+              </w:rPr>
+              <w:t>t.me/one</w:t>
+            </w:r>
+            <w:r>
+              <w:rPr>
+                <w:rFonts w:hint="eastAsia"/>
+              </w:rPr>
+              <w:t>t.me/one00190t.me/one00190</w:t>
+            </w:r>
+            <w:r>
+              <w:rPr>
+                <w:rFonts w:hint="eastAsia"/>
+              </w:rPr>
+              <w:t>19</w:t>
+            </w:r>
+            <w:r>
+              <w:rPr>
+                <w:rFonts w:hint="eastAsia"/>
+              </w:rPr>
+              <w:t>t.me/one00190</w:t>
+            </w:r>
+            <w:r>
+              <w:rPr>
+                <w:rFonts w:hint="eastAsia"/>
+              </w:rPr>
+              <w:t>26</w:t>
             </w:r>
             <w:r>
               <w:rPr>
@@ -201,7 +215,13 @@
               <w:rPr>
                 <w:rFonts w:hint="eastAsia"/>
               </w:rPr>
-              <w:t>10</w:t>
+              <w:t>1</w:t>
+            </w:r>
+            <w:r>
+              <w:rPr>
+                <w:rFonts w:hint="eastAsia"/>
+              </w:rPr>
+              <w:t>t.me/one00190</w:t>
             </w:r>
             <w:r>
               <w:rPr>
@@ -225,12 +245,6 @@
         </w:tc>
       </w:tr>
       <w:tr>
-        <w:tblPrEx>
-          <w:tblCellMar>
-            <w:top w:w="0" w:type="dxa"/>
-            <w:bottom w:w="0" w:type="dxa"/>
-          </w:tblCellMar>
-        </w:tblPrEx>
         <w:trPr>
           <w:jc w:val="center"/>
         </w:trPr>
@@ -330,12 +344,6 @@
         </w:tc>
       </w:tr>
       <w:tr>
-        <w:tblPrEx>
-          <w:tblCellMar>
-            <w:top w:w="0" w:type="dxa"/>
-            <w:bottom w:w="0" w:type="dxa"/>
-          </w:tblCellMar>
-        </w:tblPrEx>
         <w:trPr>
           <w:jc w:val="center"/>
         </w:trPr>
@@ -387,12 +395,6 @@
         </w:tc>
       </w:tr>
       <w:tr>
-        <w:tblPrEx>
-          <w:tblCellMar>
-            <w:top w:w="0" w:type="dxa"/>
-            <w:bottom w:w="0" w:type="dxa"/>
-          </w:tblCellMar>
-        </w:tblPrEx>
         <w:trPr>
           <w:jc w:val="center"/>
         </w:trPr>
@@ -446,12 +448,13 @@
       <w:pPr>
         <w:jc w:val="center"/>
         <w:rPr>
-          <w:rFonts w:hint="eastAsia"/>
           <w:b/>
           <w:color w:val="1F3864"/>
           <w:sz w:val="28"/>
         </w:rPr>
       </w:pPr>
+      <w:bookmarkStart w:id="0" w:name="_GoBack"/>
+      <w:bookmarkEnd w:id="0"/>
       <w:r>
         <w:rPr>
           <w:rFonts w:hint="eastAsia"/>
@@ -1695,7 +1698,13 @@
         <w:rPr>
           <w:noProof/>
         </w:rPr>
-        <w:t>10</w:t>
+        <w:t>1</w:t>
+      </w:r>
+      <w:r>
+        <w:rPr>
+          <w:noProof/>
+        </w:rPr>
+        <w:t>t.me/one00190</w:t>
       </w:r>
       <w:r>
         <w:rPr>
@@ -3230,29 +3239,21 @@
     <w:p>
       <w:pPr>
         <w:pStyle w:val="1"/>
-        <w:rPr>
-          <w:rFonts w:hint="eastAsia"/>
-        </w:rPr>
       </w:pPr>
       <w:r>
         <w:lastRenderedPageBreak/>
         <w:fldChar w:fldCharType="end"/>
       </w:r>
-      <w:bookmarkStart w:id="0" w:name="_Toc242180230"/>
+      <w:bookmarkStart w:id="1" w:name="_Toc242180230"/>
       <w:r>
         <w:rPr>
           <w:rFonts w:hint="eastAsia"/>
         </w:rPr>
         <w:t>一、概述</w:t>
       </w:r>
-      <w:bookmarkEnd w:id="0"/>
+      <w:bookmarkEnd w:id="1"/>
     </w:p>
     <w:p>
-      <w:pPr>
-        <w:rPr>
-          <w:rFonts w:hint="eastAsia"/>
-        </w:rPr>
-      </w:pPr>
       <w:r>
         <w:rPr>
           <w:rFonts w:hint="eastAsia"/>
@@ -3376,11 +3377,6 @@
       </w:r>
     </w:p>
     <w:p>
-      <w:pPr>
-        <w:rPr>
-          <w:rFonts w:hint="eastAsia"/>
-        </w:rPr>
-      </w:pPr>
       <w:r>
         <w:rPr>
           <w:rFonts w:hint="eastAsia"/>
@@ -3658,11 +3654,6 @@
       </w:r>
     </w:p>
     <w:p>
-      <w:pPr>
-        <w:rPr>
-          <w:rFonts w:hint="eastAsia"/>
-        </w:rPr>
-      </w:pPr>
       <w:r>
         <w:rPr>
           <w:rFonts w:hint="eastAsia"/>
@@ -3721,7 +3712,19 @@
         <w:rPr>
           <w:rFonts w:hint="eastAsia"/>
         </w:rPr>
-        <w:t xml:space="preserve"> 2019</w:t>
+        <w:t xml:space="preserve"> 2</w:t>
+      </w:r>
+      <w:r>
+        <w:rPr>
+          <w:rFonts w:hint="eastAsia"/>
+        </w:rPr>
+        <w:t>t.me/one00190</w:t>
+      </w:r>
+      <w:r>
+        <w:rPr>
+          <w:rFonts w:hint="eastAsia"/>
+        </w:rPr>
+        <w:t>19</w:t>
       </w:r>
       <w:r>
         <w:rPr>
@@ -3733,7 +3736,19 @@
         <w:rPr>
           <w:rFonts w:hint="eastAsia"/>
         </w:rPr>
-        <w:t xml:space="preserve">2025 </w:t>
+        <w:t>2</w:t>
+      </w:r>
+      <w:r>
+        <w:rPr>
+          <w:rFonts w:hint="eastAsia"/>
+        </w:rPr>
+        <w:t>t.me/one00190</w:t>
+      </w:r>
+      <w:r>
+        <w:rPr>
+          <w:rFonts w:hint="eastAsia"/>
+        </w:rPr>
+        <w:t xml:space="preserve">25 </w:t>
       </w:r>
       <w:r>
         <w:rPr>
@@ -3782,7 +3797,6 @@
       <w:pPr>
         <w:ind w:left="280"/>
         <w:rPr>
-          <w:rFonts w:hint="eastAsia"/>
           <w:i/>
           <w:color w:val="595959"/>
         </w:rPr>
@@ -3815,11 +3829,8 @@
     <w:p>
       <w:pPr>
         <w:pStyle w:val="2"/>
-        <w:rPr>
-          <w:rFonts w:hint="eastAsia"/>
-        </w:rPr>
       </w:pPr>
-      <w:bookmarkStart w:id="1" w:name="_Toc242180231"/>
+      <w:bookmarkStart w:id="2" w:name="_Toc242180231"/>
       <w:r>
         <w:rPr>
           <w:rFonts w:hint="eastAsia"/>
@@ -3832,15 +3843,12 @@
         </w:rPr>
         <w:t>本报告要点</w:t>
       </w:r>
-      <w:bookmarkEnd w:id="1"/>
+      <w:bookmarkEnd w:id="2"/>
     </w:p>
     <w:p>
       <w:pPr>
         <w:pStyle w:val="a"/>
         <w:ind w:left="422" w:hanging="422"/>
-        <w:rPr>
-          <w:rFonts w:hint="eastAsia"/>
-        </w:rPr>
       </w:pPr>
       <w:r>
         <w:rPr>
@@ -3920,9 +3928,6 @@
       <w:pPr>
         <w:pStyle w:val="a"/>
         <w:ind w:left="422" w:hanging="422"/>
-        <w:rPr>
-          <w:rFonts w:hint="eastAsia"/>
-        </w:rPr>
       </w:pPr>
       <w:r>
         <w:rPr>
@@ -4026,9 +4031,6 @@
       <w:pPr>
         <w:pStyle w:val="a"/>
         <w:ind w:left="422" w:hanging="422"/>
-        <w:rPr>
-          <w:rFonts w:hint="eastAsia"/>
-        </w:rPr>
       </w:pPr>
       <w:r>
         <w:rPr>
@@ -4096,9 +4098,6 @@
       <w:pPr>
         <w:pStyle w:val="a"/>
         <w:ind w:left="422" w:hanging="422"/>
-        <w:rPr>
-          <w:rFonts w:hint="eastAsia"/>
-        </w:rPr>
       </w:pPr>
       <w:r>
         <w:rPr>
@@ -4156,9 +4155,6 @@
       <w:pPr>
         <w:pStyle w:val="a"/>
         <w:ind w:left="422" w:hanging="422"/>
-        <w:rPr>
-          <w:rFonts w:hint="eastAsia"/>
-        </w:rPr>
       </w:pPr>
       <w:r>
         <w:rPr>
@@ -4225,16 +4221,12 @@
     <w:p>
       <w:pPr>
         <w:pStyle w:val="1"/>
-        <w:rPr>
-          <w:rFonts w:hint="eastAsia"/>
-        </w:rPr>
       </w:pPr>
-      <w:bookmarkStart w:id="2" w:name="_Toc242180232"/>
-      <w:r>
-        <w:rPr>
-          <w:rFonts w:hint="eastAsia"/>
-        </w:rPr>
-        <w:lastRenderedPageBreak/>
+      <w:bookmarkStart w:id="3" w:name="_Toc242180232"/>
+      <w:r>
+        <w:rPr>
+          <w:rFonts w:hint="eastAsia"/>
+        </w:rPr>
         <w:t>二、</w:t>
       </w:r>
       <w:r>
@@ -4249,16 +4241,13 @@
         </w:rPr>
         <w:t>漏洞背景与影响范围</w:t>
       </w:r>
-      <w:bookmarkEnd w:id="2"/>
+      <w:bookmarkEnd w:id="3"/>
     </w:p>
     <w:p>
       <w:pPr>
         <w:pStyle w:val="2"/>
-        <w:rPr>
-          <w:rFonts w:hint="eastAsia"/>
-        </w:rPr>
       </w:pPr>
-      <w:bookmarkStart w:id="3" w:name="_Toc242180233"/>
+      <w:bookmarkStart w:id="4" w:name="_Toc242180233"/>
       <w:r>
         <w:rPr>
           <w:rFonts w:hint="eastAsia"/>
@@ -4277,14 +4266,9 @@
         </w:rPr>
         <w:t xml:space="preserve"> WebKit</w:t>
       </w:r>
-      <w:bookmarkEnd w:id="3"/>
+      <w:bookmarkEnd w:id="4"/>
     </w:p>
     <w:p>
-      <w:pPr>
-        <w:rPr>
-          <w:rFonts w:hint="eastAsia"/>
-        </w:rPr>
-      </w:pPr>
       <w:r>
         <w:rPr>
           <w:rFonts w:hint="eastAsia"/>
@@ -4329,12 +4313,6 @@
         <w:gridCol w:w="3057"/>
       </w:tblGrid>
       <w:tr>
-        <w:tblPrEx>
-          <w:tblCellMar>
-            <w:top w:w="0" w:type="dxa"/>
-            <w:bottom w:w="0" w:type="dxa"/>
-          </w:tblCellMar>
-        </w:tblPrEx>
         <w:tc>
           <w:tcPr>
             <w:tcW w:w="1667" w:type="pct"/>
@@ -4422,12 +4400,6 @@
         </w:tc>
       </w:tr>
       <w:tr>
-        <w:tblPrEx>
-          <w:tblCellMar>
-            <w:top w:w="0" w:type="dxa"/>
-            <w:bottom w:w="0" w:type="dxa"/>
-          </w:tblCellMar>
-        </w:tblPrEx>
         <w:tc>
           <w:tcPr>
             <w:tcW w:w="1667" w:type="pct"/>
@@ -4542,12 +4514,6 @@
         </w:tc>
       </w:tr>
       <w:tr>
-        <w:tblPrEx>
-          <w:tblCellMar>
-            <w:top w:w="0" w:type="dxa"/>
-            <w:bottom w:w="0" w:type="dxa"/>
-          </w:tblCellMar>
-        </w:tblPrEx>
         <w:tc>
           <w:tcPr>
             <w:tcW w:w="1667" w:type="pct"/>
@@ -4662,12 +4628,6 @@
         </w:tc>
       </w:tr>
       <w:tr>
-        <w:tblPrEx>
-          <w:tblCellMar>
-            <w:top w:w="0" w:type="dxa"/>
-            <w:bottom w:w="0" w:type="dxa"/>
-          </w:tblCellMar>
-        </w:tblPrEx>
         <w:tc>
           <w:tcPr>
             <w:tcW w:w="1667" w:type="pct"/>
@@ -4740,12 +4700,6 @@
         </w:tc>
       </w:tr>
       <w:tr>
-        <w:tblPrEx>
-          <w:tblCellMar>
-            <w:top w:w="0" w:type="dxa"/>
-            <w:bottom w:w="0" w:type="dxa"/>
-          </w:tblCellMar>
-        </w:tblPrEx>
         <w:tc>
           <w:tcPr>
             <w:tcW w:w="1667" w:type="pct"/>
@@ -4825,12 +4779,6 @@
         </w:tc>
       </w:tr>
       <w:tr>
-        <w:tblPrEx>
-          <w:tblCellMar>
-            <w:top w:w="0" w:type="dxa"/>
-            <w:bottom w:w="0" w:type="dxa"/>
-          </w:tblCellMar>
-        </w:tblPrEx>
         <w:tc>
           <w:tcPr>
             <w:tcW w:w="1667" w:type="pct"/>
@@ -4940,11 +4888,6 @@
     </w:tbl>
     <w:p/>
     <w:p>
-      <w:pPr>
-        <w:rPr>
-          <w:rFonts w:hint="eastAsia"/>
-        </w:rPr>
-      </w:pPr>
       <w:r>
         <w:rPr>
           <w:rFonts w:hint="eastAsia"/>
@@ -5063,11 +5006,8 @@
     <w:p>
       <w:pPr>
         <w:pStyle w:val="2"/>
-        <w:rPr>
-          <w:rFonts w:hint="eastAsia"/>
-        </w:rPr>
       </w:pPr>
-      <w:bookmarkStart w:id="4" w:name="_Toc242180234"/>
+      <w:bookmarkStart w:id="5" w:name="_Toc242180234"/>
       <w:r>
         <w:rPr>
           <w:rFonts w:hint="eastAsia"/>
@@ -5092,15 +5032,12 @@
         </w:rPr>
         <w:t>成为远程代码执行的首选入口</w:t>
       </w:r>
-      <w:bookmarkEnd w:id="4"/>
+      <w:bookmarkEnd w:id="5"/>
     </w:p>
     <w:p>
       <w:pPr>
         <w:pStyle w:val="a"/>
         <w:ind w:left="422" w:hanging="422"/>
-        <w:rPr>
-          <w:rFonts w:hint="eastAsia"/>
-        </w:rPr>
       </w:pPr>
       <w:r>
         <w:rPr>
@@ -5132,9 +5069,6 @@
       <w:pPr>
         <w:pStyle w:val="a"/>
         <w:ind w:left="422" w:hanging="422"/>
-        <w:rPr>
-          <w:rFonts w:hint="eastAsia"/>
-        </w:rPr>
       </w:pPr>
       <w:r>
         <w:rPr>
@@ -5226,9 +5160,6 @@
       <w:pPr>
         <w:pStyle w:val="a"/>
         <w:ind w:left="422" w:hanging="422"/>
-        <w:rPr>
-          <w:rFonts w:hint="eastAsia"/>
-        </w:rPr>
       </w:pPr>
       <w:r>
         <w:rPr>
@@ -5284,9 +5215,6 @@
       <w:pPr>
         <w:pStyle w:val="a"/>
         <w:ind w:left="422" w:hanging="422"/>
-        <w:rPr>
-          <w:rFonts w:hint="eastAsia"/>
-        </w:rPr>
       </w:pPr>
       <w:r>
         <w:rPr>
@@ -5354,9 +5282,6 @@
       <w:pPr>
         <w:pStyle w:val="a"/>
         <w:ind w:left="422" w:hanging="422"/>
-        <w:rPr>
-          <w:rFonts w:hint="eastAsia"/>
-        </w:rPr>
       </w:pPr>
       <w:r>
         <w:rPr>
@@ -5460,9 +5385,6 @@
       <w:pPr>
         <w:pStyle w:val="a"/>
         <w:ind w:left="422" w:hanging="422"/>
-        <w:rPr>
-          <w:rFonts w:hint="eastAsia"/>
-        </w:rPr>
       </w:pPr>
       <w:r>
         <w:rPr>
@@ -5493,11 +5415,8 @@
     <w:p>
       <w:pPr>
         <w:pStyle w:val="2"/>
-        <w:rPr>
-          <w:rFonts w:hint="eastAsia"/>
-        </w:rPr>
       </w:pPr>
-      <w:bookmarkStart w:id="5" w:name="_Toc242180235"/>
+      <w:bookmarkStart w:id="6" w:name="_Toc242180235"/>
       <w:r>
         <w:rPr>
           <w:rFonts w:hint="eastAsia"/>
@@ -5510,7 +5429,7 @@
         </w:rPr>
         <w:t>受影响的产品与组件范围</w:t>
       </w:r>
-      <w:bookmarkEnd w:id="5"/>
+      <w:bookmarkEnd w:id="6"/>
     </w:p>
     <w:tbl>
       <w:tblPr>
@@ -5531,12 +5450,6 @@
         <w:gridCol w:w="3057"/>
       </w:tblGrid>
       <w:tr>
-        <w:tblPrEx>
-          <w:tblCellMar>
-            <w:top w:w="0" w:type="dxa"/>
-            <w:bottom w:w="0" w:type="dxa"/>
-          </w:tblCellMar>
-        </w:tblPrEx>
         <w:tc>
           <w:tcPr>
             <w:tcW w:w="1667" w:type="pct"/>
@@ -5608,12 +5521,6 @@
         </w:tc>
       </w:tr>
       <w:tr>
-        <w:tblPrEx>
-          <w:tblCellMar>
-            <w:top w:w="0" w:type="dxa"/>
-            <w:bottom w:w="0" w:type="dxa"/>
-          </w:tblCellMar>
-        </w:tblPrEx>
         <w:tc>
           <w:tcPr>
             <w:tcW w:w="1667" w:type="pct"/>
@@ -5763,12 +5670,6 @@
         </w:tc>
       </w:tr>
       <w:tr>
-        <w:tblPrEx>
-          <w:tblCellMar>
-            <w:top w:w="0" w:type="dxa"/>
-            <w:bottom w:w="0" w:type="dxa"/>
-          </w:tblCellMar>
-        </w:tblPrEx>
         <w:tc>
           <w:tcPr>
             <w:tcW w:w="1667" w:type="pct"/>
@@ -5786,7 +5687,6 @@
                 <w:rFonts w:hint="eastAsia"/>
                 <w:sz w:val="18"/>
               </w:rPr>
-              <w:lastRenderedPageBreak/>
               <w:t>浏览器</w:t>
             </w:r>
           </w:p>
@@ -5870,12 +5770,6 @@
         </w:tc>
       </w:tr>
       <w:tr>
-        <w:tblPrEx>
-          <w:tblCellMar>
-            <w:top w:w="0" w:type="dxa"/>
-            <w:bottom w:w="0" w:type="dxa"/>
-          </w:tblCellMar>
-        </w:tblPrEx>
         <w:tc>
           <w:tcPr>
             <w:tcW w:w="1667" w:type="pct"/>
@@ -5997,12 +5891,6 @@
         </w:tc>
       </w:tr>
       <w:tr>
-        <w:tblPrEx>
-          <w:tblCellMar>
-            <w:top w:w="0" w:type="dxa"/>
-            <w:bottom w:w="0" w:type="dxa"/>
-          </w:tblCellMar>
-        </w:tblPrEx>
         <w:tc>
           <w:tcPr>
             <w:tcW w:w="1667" w:type="pct"/>
@@ -6096,12 +5984,6 @@
         </w:tc>
       </w:tr>
       <w:tr>
-        <w:tblPrEx>
-          <w:tblCellMar>
-            <w:top w:w="0" w:type="dxa"/>
-            <w:bottom w:w="0" w:type="dxa"/>
-          </w:tblCellMar>
-        </w:tblPrEx>
         <w:tc>
           <w:tcPr>
             <w:tcW w:w="1667" w:type="pct"/>
@@ -6185,11 +6067,8 @@
     <w:p>
       <w:pPr>
         <w:pStyle w:val="2"/>
-        <w:rPr>
-          <w:rFonts w:hint="eastAsia"/>
-        </w:rPr>
       </w:pPr>
-      <w:bookmarkStart w:id="6" w:name="_Toc242180236"/>
+      <w:bookmarkStart w:id="7" w:name="_Toc242180236"/>
       <w:r>
         <w:rPr>
           <w:rFonts w:hint="eastAsia"/>
@@ -6202,14 +6081,9 @@
         </w:rPr>
         <w:t>危害范围评估</w:t>
       </w:r>
-      <w:bookmarkEnd w:id="6"/>
+      <w:bookmarkEnd w:id="7"/>
     </w:p>
     <w:p>
-      <w:pPr>
-        <w:rPr>
-          <w:rFonts w:hint="eastAsia"/>
-        </w:rPr>
-      </w:pPr>
       <w:r>
         <w:rPr>
           <w:rFonts w:hint="eastAsia"/>
@@ -6287,9 +6161,6 @@
       <w:pPr>
         <w:pStyle w:val="a"/>
         <w:ind w:left="422" w:hanging="422"/>
-        <w:rPr>
-          <w:rFonts w:hint="eastAsia"/>
-        </w:rPr>
       </w:pPr>
       <w:r>
         <w:rPr>
@@ -6321,9 +6192,6 @@
       <w:pPr>
         <w:pStyle w:val="a"/>
         <w:ind w:left="422" w:hanging="422"/>
-        <w:rPr>
-          <w:rFonts w:hint="eastAsia"/>
-        </w:rPr>
       </w:pPr>
       <w:r>
         <w:rPr>
@@ -6343,9 +6211,6 @@
       <w:pPr>
         <w:pStyle w:val="a"/>
         <w:ind w:left="422" w:hanging="422"/>
-        <w:rPr>
-          <w:rFonts w:hint="eastAsia"/>
-        </w:rPr>
       </w:pPr>
       <w:r>
         <w:rPr>
@@ -6377,9 +6242,6 @@
       <w:pPr>
         <w:pStyle w:val="a"/>
         <w:ind w:left="422" w:hanging="422"/>
-        <w:rPr>
-          <w:rFonts w:hint="eastAsia"/>
-        </w:rPr>
       </w:pPr>
       <w:r>
         <w:rPr>
@@ -6399,9 +6261,6 @@
       <w:pPr>
         <w:pStyle w:val="a"/>
         <w:ind w:left="422" w:hanging="422"/>
-        <w:rPr>
-          <w:rFonts w:hint="eastAsia"/>
-        </w:rPr>
       </w:pPr>
       <w:r>
         <w:rPr>
@@ -6432,16 +6291,12 @@
     <w:p>
       <w:pPr>
         <w:pStyle w:val="1"/>
-        <w:rPr>
-          <w:rFonts w:hint="eastAsia"/>
-        </w:rPr>
       </w:pPr>
-      <w:bookmarkStart w:id="7" w:name="_Toc242180237"/>
-      <w:r>
-        <w:rPr>
-          <w:rFonts w:hint="eastAsia"/>
-        </w:rPr>
-        <w:lastRenderedPageBreak/>
+      <w:bookmarkStart w:id="8" w:name="_Toc242180237"/>
+      <w:r>
+        <w:rPr>
+          <w:rFonts w:hint="eastAsia"/>
+        </w:rPr>
         <w:t>三、</w:t>
       </w:r>
       <w:r>
@@ -6456,14 +6311,9 @@
         </w:rPr>
         <w:t>远程代码执行的技术机制</w:t>
       </w:r>
-      <w:bookmarkEnd w:id="7"/>
+      <w:bookmarkEnd w:id="8"/>
     </w:p>
     <w:p>
-      <w:pPr>
-        <w:rPr>
-          <w:rFonts w:hint="eastAsia"/>
-        </w:rPr>
-      </w:pPr>
       <w:r>
         <w:rPr>
           <w:rFonts w:hint="eastAsia"/>
@@ -6510,11 +6360,8 @@
     <w:p>
       <w:pPr>
         <w:pStyle w:val="2"/>
-        <w:rPr>
-          <w:rFonts w:hint="eastAsia"/>
-        </w:rPr>
       </w:pPr>
-      <w:bookmarkStart w:id="8" w:name="_Toc242180238"/>
+      <w:bookmarkStart w:id="9" w:name="_Toc242180238"/>
       <w:r>
         <w:rPr>
           <w:rFonts w:hint="eastAsia"/>
@@ -6539,14 +6386,9 @@
         </w:rPr>
         <w:t>沙箱</w:t>
       </w:r>
-      <w:bookmarkEnd w:id="8"/>
+      <w:bookmarkEnd w:id="9"/>
     </w:p>
     <w:p>
-      <w:pPr>
-        <w:rPr>
-          <w:rFonts w:hint="eastAsia"/>
-        </w:rPr>
-      </w:pPr>
       <w:r>
         <w:rPr>
           <w:rFonts w:hint="eastAsia"/>
@@ -6671,11 +6513,6 @@
       </w:r>
     </w:p>
     <w:p>
-      <w:pPr>
-        <w:rPr>
-          <w:rFonts w:hint="eastAsia"/>
-        </w:rPr>
-      </w:pPr>
       <w:r>
         <w:rPr>
           <w:rFonts w:hint="eastAsia"/>
@@ -6687,9 +6524,6 @@
       <w:pPr>
         <w:pStyle w:val="a"/>
         <w:ind w:left="422" w:hanging="422"/>
-        <w:rPr>
-          <w:rFonts w:hint="eastAsia"/>
-        </w:rPr>
       </w:pPr>
       <w:r>
         <w:rPr>
@@ -6721,9 +6555,6 @@
       <w:pPr>
         <w:pStyle w:val="a"/>
         <w:ind w:left="422" w:hanging="422"/>
-        <w:rPr>
-          <w:rFonts w:hint="eastAsia"/>
-        </w:rPr>
       </w:pPr>
       <w:r>
         <w:rPr>
@@ -6838,7 +6669,31 @@
         <w:rPr>
           <w:rFonts w:hint="eastAsia"/>
         </w:rPr>
-        <w:t xml:space="preserve"> CVE-2023-32409</w:t>
+        <w:t xml:space="preserve"> CVE-2</w:t>
+      </w:r>
+      <w:r>
+        <w:rPr>
+          <w:rFonts w:hint="eastAsia"/>
+        </w:rPr>
+        <w:t>t.me/one00190</w:t>
+      </w:r>
+      <w:r>
+        <w:rPr>
+          <w:rFonts w:hint="eastAsia"/>
+        </w:rPr>
+        <w:t>23-324</w:t>
+      </w:r>
+      <w:r>
+        <w:rPr>
+          <w:rFonts w:hint="eastAsia"/>
+        </w:rPr>
+        <w:t>t.me/one00190</w:t>
+      </w:r>
+      <w:r>
+        <w:rPr>
+          <w:rFonts w:hint="eastAsia"/>
+        </w:rPr>
+        <w:t>9</w:t>
       </w:r>
       <w:r>
         <w:rPr>
@@ -6850,7 +6705,31 @@
         <w:rPr>
           <w:rFonts w:hint="eastAsia"/>
         </w:rPr>
-        <w:t xml:space="preserve">CVE-2025-24201 </w:t>
+        <w:t>CVE-2</w:t>
+      </w:r>
+      <w:r>
+        <w:rPr>
+          <w:rFonts w:hint="eastAsia"/>
+        </w:rPr>
+        <w:t>t.me/one00190</w:t>
+      </w:r>
+      <w:r>
+        <w:rPr>
+          <w:rFonts w:hint="eastAsia"/>
+        </w:rPr>
+        <w:t>25-242</w:t>
+      </w:r>
+      <w:r>
+        <w:rPr>
+          <w:rFonts w:hint="eastAsia"/>
+        </w:rPr>
+        <w:t>t.me/one00190</w:t>
+      </w:r>
+      <w:r>
+        <w:rPr>
+          <w:rFonts w:hint="eastAsia"/>
+        </w:rPr>
+        <w:t xml:space="preserve">1 </w:t>
       </w:r>
       <w:r>
         <w:rPr>
@@ -6886,11 +6765,8 @@
     <w:p>
       <w:pPr>
         <w:pStyle w:val="2"/>
-        <w:rPr>
-          <w:rFonts w:hint="eastAsia"/>
-        </w:rPr>
       </w:pPr>
-      <w:bookmarkStart w:id="9" w:name="_Toc242180239"/>
+      <w:bookmarkStart w:id="10" w:name="_Toc242180239"/>
       <w:r>
         <w:rPr>
           <w:rFonts w:hint="eastAsia"/>
@@ -6903,14 +6779,9 @@
         </w:rPr>
         <w:t>的编译分层与推测优化</w:t>
       </w:r>
-      <w:bookmarkEnd w:id="9"/>
+      <w:bookmarkEnd w:id="10"/>
     </w:p>
     <w:p>
-      <w:pPr>
-        <w:rPr>
-          <w:rFonts w:hint="eastAsia"/>
-        </w:rPr>
-      </w:pPr>
       <w:r>
         <w:rPr>
           <w:rFonts w:hint="eastAsia"/>
@@ -7086,9 +6957,6 @@
       <w:pPr>
         <w:pStyle w:val="a"/>
         <w:ind w:left="422" w:hanging="422"/>
-        <w:rPr>
-          <w:rFonts w:hint="eastAsia"/>
-        </w:rPr>
       </w:pPr>
       <w:r>
         <w:rPr>
@@ -7134,9 +7002,6 @@
       <w:pPr>
         <w:pStyle w:val="a"/>
         <w:ind w:left="422" w:hanging="422"/>
-        <w:rPr>
-          <w:rFonts w:hint="eastAsia"/>
-        </w:rPr>
       </w:pPr>
       <w:r>
         <w:rPr>
@@ -7241,11 +7106,6 @@
       </w:r>
     </w:p>
     <w:p>
-      <w:pPr>
-        <w:rPr>
-          <w:rFonts w:hint="eastAsia"/>
-        </w:rPr>
-      </w:pPr>
       <w:r>
         <w:rPr>
           <w:rFonts w:hint="eastAsia"/>
@@ -7324,11 +7184,8 @@
     <w:p>
       <w:pPr>
         <w:pStyle w:val="2"/>
-        <w:rPr>
-          <w:rFonts w:hint="eastAsia"/>
-        </w:rPr>
       </w:pPr>
-      <w:bookmarkStart w:id="10" w:name="_Toc242180240"/>
+      <w:bookmarkStart w:id="11" w:name="_Toc242180240"/>
       <w:r>
         <w:rPr>
           <w:rFonts w:hint="eastAsia"/>
@@ -7353,14 +7210,9 @@
         </w:rPr>
         <w:t>）</w:t>
       </w:r>
-      <w:bookmarkEnd w:id="10"/>
+      <w:bookmarkEnd w:id="11"/>
     </w:p>
     <w:p>
-      <w:pPr>
-        <w:rPr>
-          <w:rFonts w:hint="eastAsia"/>
-        </w:rPr>
-      </w:pPr>
       <w:r>
         <w:rPr>
           <w:rFonts w:hint="eastAsia"/>
@@ -7462,7 +7314,19 @@
         <w:rPr>
           <w:rFonts w:hint="eastAsia"/>
         </w:rPr>
-        <w:t xml:space="preserve">CVE-2019-8554 </w:t>
+        <w:t>CVE-2</w:t>
+      </w:r>
+      <w:r>
+        <w:rPr>
+          <w:rFonts w:hint="eastAsia"/>
+        </w:rPr>
+        <w:t>t.me/one00190</w:t>
+      </w:r>
+      <w:r>
+        <w:rPr>
+          <w:rFonts w:hint="eastAsia"/>
+        </w:rPr>
+        <w:t xml:space="preserve">19-8554 </w:t>
       </w:r>
       <w:r>
         <w:rPr>
@@ -7522,7 +7386,19 @@
         <w:rPr>
           <w:rFonts w:hint="eastAsia"/>
         </w:rPr>
-        <w:t>CVE-2023-23529</w:t>
+        <w:t>CVE-2</w:t>
+      </w:r>
+      <w:r>
+        <w:rPr>
+          <w:rFonts w:hint="eastAsia"/>
+        </w:rPr>
+        <w:t>t.me/one00190</w:t>
+      </w:r>
+      <w:r>
+        <w:rPr>
+          <w:rFonts w:hint="eastAsia"/>
+        </w:rPr>
+        <w:t>23-23529</w:t>
       </w:r>
       <w:r>
         <w:rPr>
@@ -7534,14 +7410,19 @@
         <w:rPr>
           <w:rFonts w:hint="eastAsia"/>
         </w:rPr>
-        <w:t>CVE-2024-</w:t>
-      </w:r>
-      <w:r>
-        <w:rPr>
-          <w:rFonts w:hint="eastAsia"/>
-        </w:rPr>
-        <w:lastRenderedPageBreak/>
-        <w:t xml:space="preserve">23222 </w:t>
+        <w:t>CVE-2</w:t>
+      </w:r>
+      <w:r>
+        <w:rPr>
+          <w:rFonts w:hint="eastAsia"/>
+        </w:rPr>
+        <w:t>t.me/one00190</w:t>
+      </w:r>
+      <w:r>
+        <w:rPr>
+          <w:rFonts w:hint="eastAsia"/>
+        </w:rPr>
+        <w:t xml:space="preserve">24-23222 </w:t>
       </w:r>
       <w:r>
         <w:rPr>
@@ -7589,7 +7470,31 @@
         <w:rPr>
           <w:rFonts w:hint="eastAsia"/>
         </w:rPr>
-        <w:t xml:space="preserve">CVE-2024-44308 </w:t>
+        <w:t>CVE-2</w:t>
+      </w:r>
+      <w:r>
+        <w:rPr>
+          <w:rFonts w:hint="eastAsia"/>
+        </w:rPr>
+        <w:t>t.me/one00190</w:t>
+      </w:r>
+      <w:r>
+        <w:rPr>
+          <w:rFonts w:hint="eastAsia"/>
+        </w:rPr>
+        <w:t>24-443</w:t>
+      </w:r>
+      <w:r>
+        <w:rPr>
+          <w:rFonts w:hint="eastAsia"/>
+        </w:rPr>
+        <w:t>t.me/one00190</w:t>
+      </w:r>
+      <w:r>
+        <w:rPr>
+          <w:rFonts w:hint="eastAsia"/>
+        </w:rPr>
+        <w:t xml:space="preserve">8 </w:t>
       </w:r>
       <w:r>
         <w:rPr>
@@ -7623,11 +7528,6 @@
       </w:r>
     </w:p>
     <w:p>
-      <w:pPr>
-        <w:rPr>
-          <w:rFonts w:hint="eastAsia"/>
-        </w:rPr>
-      </w:pPr>
       <w:r>
         <w:rPr>
           <w:rFonts w:hint="eastAsia"/>
@@ -7741,11 +7641,6 @@
       </w:r>
     </w:p>
     <w:p>
-      <w:pPr>
-        <w:rPr>
-          <w:rFonts w:hint="eastAsia"/>
-        </w:rPr>
-      </w:pPr>
       <w:r>
         <w:rPr>
           <w:rFonts w:hint="eastAsia"/>
@@ -7865,11 +7760,8 @@
     <w:p>
       <w:pPr>
         <w:pStyle w:val="2"/>
-        <w:rPr>
-          <w:rFonts w:hint="eastAsia"/>
-        </w:rPr>
       </w:pPr>
-      <w:bookmarkStart w:id="11" w:name="_Toc242180241"/>
+      <w:bookmarkStart w:id="12" w:name="_Toc242180241"/>
       <w:r>
         <w:rPr>
           <w:rFonts w:hint="eastAsia"/>
@@ -7894,14 +7786,9 @@
         </w:rPr>
         <w:t>）</w:t>
       </w:r>
-      <w:bookmarkEnd w:id="11"/>
+      <w:bookmarkEnd w:id="12"/>
     </w:p>
     <w:p>
-      <w:pPr>
-        <w:rPr>
-          <w:rFonts w:hint="eastAsia"/>
-        </w:rPr>
-      </w:pPr>
       <w:r>
         <w:rPr>
           <w:rFonts w:hint="eastAsia"/>
@@ -8003,7 +7890,31 @@
         <w:rPr>
           <w:rFonts w:hint="eastAsia"/>
         </w:rPr>
-        <w:t>CVE-2021-30858</w:t>
+        <w:t>CVE-2</w:t>
+      </w:r>
+      <w:r>
+        <w:rPr>
+          <w:rFonts w:hint="eastAsia"/>
+        </w:rPr>
+        <w:t>t.me/one00190</w:t>
+      </w:r>
+      <w:r>
+        <w:rPr>
+          <w:rFonts w:hint="eastAsia"/>
+        </w:rPr>
+        <w:t>21-3</w:t>
+      </w:r>
+      <w:r>
+        <w:rPr>
+          <w:rFonts w:hint="eastAsia"/>
+        </w:rPr>
+        <w:t>t.me/one00190</w:t>
+      </w:r>
+      <w:r>
+        <w:rPr>
+          <w:rFonts w:hint="eastAsia"/>
+        </w:rPr>
+        <w:t>858</w:t>
       </w:r>
       <w:r>
         <w:rPr>
@@ -8015,7 +7926,25 @@
         <w:rPr>
           <w:rFonts w:hint="eastAsia"/>
         </w:rPr>
-        <w:t>CVE-2022-22620</w:t>
+        <w:t>CVE-2</w:t>
+      </w:r>
+      <w:r>
+        <w:rPr>
+          <w:rFonts w:hint="eastAsia"/>
+        </w:rPr>
+        <w:t>t.me/one00190</w:t>
+      </w:r>
+      <w:r>
+        <w:rPr>
+          <w:rFonts w:hint="eastAsia"/>
+        </w:rPr>
+        <w:t>22-2262</w:t>
+      </w:r>
+      <w:r>
+        <w:rPr>
+          <w:rFonts w:hint="eastAsia"/>
+        </w:rPr>
+        <w:t>t.me/one00190</w:t>
       </w:r>
       <w:r>
         <w:rPr>
@@ -8027,7 +7956,31 @@
         <w:rPr>
           <w:rFonts w:hint="eastAsia"/>
         </w:rPr>
-        <w:t xml:space="preserve">CVE-2023-28205 </w:t>
+        <w:t>CVE-2</w:t>
+      </w:r>
+      <w:r>
+        <w:rPr>
+          <w:rFonts w:hint="eastAsia"/>
+        </w:rPr>
+        <w:t>t.me/one00190</w:t>
+      </w:r>
+      <w:r>
+        <w:rPr>
+          <w:rFonts w:hint="eastAsia"/>
+        </w:rPr>
+        <w:t>23-282</w:t>
+      </w:r>
+      <w:r>
+        <w:rPr>
+          <w:rFonts w:hint="eastAsia"/>
+        </w:rPr>
+        <w:t>t.me/one00190</w:t>
+      </w:r>
+      <w:r>
+        <w:rPr>
+          <w:rFonts w:hint="eastAsia"/>
+        </w:rPr>
+        <w:t xml:space="preserve">5 </w:t>
       </w:r>
       <w:r>
         <w:rPr>
@@ -8123,7 +8076,31 @@
         <w:rPr>
           <w:rFonts w:hint="eastAsia"/>
         </w:rPr>
-        <w:t xml:space="preserve">CVE-2019-8605 </w:t>
+        <w:t>CVE-2</w:t>
+      </w:r>
+      <w:r>
+        <w:rPr>
+          <w:rFonts w:hint="eastAsia"/>
+        </w:rPr>
+        <w:t>t.me/one00190</w:t>
+      </w:r>
+      <w:r>
+        <w:rPr>
+          <w:rFonts w:hint="eastAsia"/>
+        </w:rPr>
+        <w:t>19-86</w:t>
+      </w:r>
+      <w:r>
+        <w:rPr>
+          <w:rFonts w:hint="eastAsia"/>
+        </w:rPr>
+        <w:t>t.me/one00190</w:t>
+      </w:r>
+      <w:r>
+        <w:rPr>
+          <w:rFonts w:hint="eastAsia"/>
+        </w:rPr>
+        <w:t xml:space="preserve">5 </w:t>
       </w:r>
       <w:r>
         <w:rPr>
@@ -8157,11 +8134,6 @@
       </w:r>
     </w:p>
     <w:p>
-      <w:pPr>
-        <w:rPr>
-          <w:rFonts w:hint="eastAsia"/>
-        </w:rPr>
-      </w:pPr>
       <w:r>
         <w:rPr>
           <w:rFonts w:hint="eastAsia"/>
@@ -8303,11 +8275,6 @@
       </w:r>
     </w:p>
     <w:p>
-      <w:pPr>
-        <w:rPr>
-          <w:rFonts w:hint="eastAsia"/>
-        </w:rPr>
-      </w:pPr>
       <w:r>
         <w:rPr>
           <w:rFonts w:hint="eastAsia"/>
@@ -8391,11 +8358,8 @@
     <w:p>
       <w:pPr>
         <w:pStyle w:val="2"/>
-        <w:rPr>
-          <w:rFonts w:hint="eastAsia"/>
-        </w:rPr>
       </w:pPr>
-      <w:bookmarkStart w:id="12" w:name="_Toc242180242"/>
+      <w:bookmarkStart w:id="13" w:name="_Toc242180242"/>
       <w:r>
         <w:rPr>
           <w:rFonts w:hint="eastAsia"/>
@@ -8408,14 +8372,9 @@
         </w:rPr>
         <w:t>越界读写与未初始化内存</w:t>
       </w:r>
-      <w:bookmarkEnd w:id="12"/>
+      <w:bookmarkEnd w:id="13"/>
     </w:p>
     <w:p>
-      <w:pPr>
-        <w:rPr>
-          <w:rFonts w:hint="eastAsia"/>
-        </w:rPr>
-      </w:pPr>
       <w:r>
         <w:rPr>
           <w:rFonts w:hint="eastAsia"/>
@@ -8481,7 +8440,19 @@
         <w:rPr>
           <w:rFonts w:hint="eastAsia"/>
         </w:rPr>
-        <w:t xml:space="preserve">CVE-2022-32893 </w:t>
+        <w:t>CVE-2</w:t>
+      </w:r>
+      <w:r>
+        <w:rPr>
+          <w:rFonts w:hint="eastAsia"/>
+        </w:rPr>
+        <w:t>t.me/one00190</w:t>
+      </w:r>
+      <w:r>
+        <w:rPr>
+          <w:rFonts w:hint="eastAsia"/>
+        </w:rPr>
+        <w:t xml:space="preserve">22-32893 </w:t>
       </w:r>
       <w:r>
         <w:rPr>
@@ -8493,7 +8464,31 @@
         <w:rPr>
           <w:rFonts w:hint="eastAsia"/>
         </w:rPr>
-        <w:t xml:space="preserve"> CVE-2025-24201 </w:t>
+        <w:t xml:space="preserve"> CVE-2</w:t>
+      </w:r>
+      <w:r>
+        <w:rPr>
+          <w:rFonts w:hint="eastAsia"/>
+        </w:rPr>
+        <w:t>t.me/one00190</w:t>
+      </w:r>
+      <w:r>
+        <w:rPr>
+          <w:rFonts w:hint="eastAsia"/>
+        </w:rPr>
+        <w:t>25-242</w:t>
+      </w:r>
+      <w:r>
+        <w:rPr>
+          <w:rFonts w:hint="eastAsia"/>
+        </w:rPr>
+        <w:t>t.me/one00190</w:t>
+      </w:r>
+      <w:r>
+        <w:rPr>
+          <w:rFonts w:hint="eastAsia"/>
+        </w:rPr>
+        <w:t xml:space="preserve">1 </w:t>
       </w:r>
       <w:r>
         <w:rPr>
@@ -8587,11 +8582,6 @@
       </w:r>
     </w:p>
     <w:p>
-      <w:pPr>
-        <w:rPr>
-          <w:rFonts w:hint="eastAsia"/>
-        </w:rPr>
-      </w:pPr>
       <w:r>
         <w:rPr>
           <w:rFonts w:hint="eastAsia"/>
@@ -8655,11 +8645,6 @@
       </w:r>
     </w:p>
     <w:p>
-      <w:pPr>
-        <w:rPr>
-          <w:rFonts w:hint="eastAsia"/>
-        </w:rPr>
-      </w:pPr>
       <w:r>
         <w:rPr>
           <w:rFonts w:hint="eastAsia"/>
@@ -8713,16 +8698,12 @@
     <w:p>
       <w:pPr>
         <w:pStyle w:val="2"/>
-        <w:rPr>
-          <w:rFonts w:hint="eastAsia"/>
-        </w:rPr>
       </w:pPr>
-      <w:bookmarkStart w:id="13" w:name="_Toc242180243"/>
-      <w:r>
-        <w:rPr>
-          <w:rFonts w:hint="eastAsia"/>
-        </w:rPr>
-        <w:lastRenderedPageBreak/>
+      <w:bookmarkStart w:id="14" w:name="_Toc242180243"/>
+      <w:r>
+        <w:rPr>
+          <w:rFonts w:hint="eastAsia"/>
+        </w:rPr>
         <w:t xml:space="preserve">3.6 </w:t>
       </w:r>
       <w:r>
@@ -8731,14 +8712,9 @@
         </w:rPr>
         <w:t>从内存缺陷到读写原语：能力递进</w:t>
       </w:r>
-      <w:bookmarkEnd w:id="13"/>
+      <w:bookmarkEnd w:id="14"/>
     </w:p>
     <w:p>
-      <w:pPr>
-        <w:rPr>
-          <w:rFonts w:hint="eastAsia"/>
-        </w:rPr>
-      </w:pPr>
       <w:r>
         <w:rPr>
           <w:rFonts w:hint="eastAsia"/>
@@ -8802,12 +8778,6 @@
         <w:gridCol w:w="2294"/>
       </w:tblGrid>
       <w:tr>
-        <w:tblPrEx>
-          <w:tblCellMar>
-            <w:top w:w="0" w:type="dxa"/>
-            <w:bottom w:w="0" w:type="dxa"/>
-          </w:tblCellMar>
-        </w:tblPrEx>
         <w:tc>
           <w:tcPr>
             <w:tcW w:w="1250" w:type="pct"/>
@@ -8902,12 +8872,6 @@
         </w:tc>
       </w:tr>
       <w:tr>
-        <w:tblPrEx>
-          <w:tblCellMar>
-            <w:top w:w="0" w:type="dxa"/>
-            <w:bottom w:w="0" w:type="dxa"/>
-          </w:tblCellMar>
-        </w:tblPrEx>
         <w:tc>
           <w:tcPr>
             <w:tcW w:w="1250" w:type="pct"/>
@@ -9022,12 +8986,6 @@
         </w:tc>
       </w:tr>
       <w:tr>
-        <w:tblPrEx>
-          <w:tblCellMar>
-            <w:top w:w="0" w:type="dxa"/>
-            <w:bottom w:w="0" w:type="dxa"/>
-          </w:tblCellMar>
-        </w:tblPrEx>
         <w:tc>
           <w:tcPr>
             <w:tcW w:w="1250" w:type="pct"/>
@@ -9128,12 +9086,6 @@
         </w:tc>
       </w:tr>
       <w:tr>
-        <w:tblPrEx>
-          <w:tblCellMar>
-            <w:top w:w="0" w:type="dxa"/>
-            <w:bottom w:w="0" w:type="dxa"/>
-          </w:tblCellMar>
-        </w:tblPrEx>
         <w:tc>
           <w:tcPr>
             <w:tcW w:w="1250" w:type="pct"/>
@@ -9233,12 +9185,6 @@
         </w:tc>
       </w:tr>
       <w:tr>
-        <w:tblPrEx>
-          <w:tblCellMar>
-            <w:top w:w="0" w:type="dxa"/>
-            <w:bottom w:w="0" w:type="dxa"/>
-          </w:tblCellMar>
-        </w:tblPrEx>
         <w:tc>
           <w:tcPr>
             <w:tcW w:w="1250" w:type="pct"/>
@@ -9339,12 +9285,6 @@
         </w:tc>
       </w:tr>
       <w:tr>
-        <w:tblPrEx>
-          <w:tblCellMar>
-            <w:top w:w="0" w:type="dxa"/>
-            <w:bottom w:w="0" w:type="dxa"/>
-          </w:tblCellMar>
-        </w:tblPrEx>
         <w:tc>
           <w:tcPr>
             <w:tcW w:w="1250" w:type="pct"/>
@@ -9494,12 +9434,6 @@
         </w:tc>
       </w:tr>
       <w:tr>
-        <w:tblPrEx>
-          <w:tblCellMar>
-            <w:top w:w="0" w:type="dxa"/>
-            <w:bottom w:w="0" w:type="dxa"/>
-          </w:tblCellMar>
-        </w:tblPrEx>
         <w:tc>
           <w:tcPr>
             <w:tcW w:w="1250" w:type="pct"/>
@@ -9630,11 +9564,6 @@
     </w:tbl>
     <w:p/>
     <w:p>
-      <w:pPr>
-        <w:rPr>
-          <w:rFonts w:hint="eastAsia"/>
-        </w:rPr>
-      </w:pPr>
       <w:r>
         <w:rPr>
           <w:rFonts w:hint="eastAsia"/>
@@ -9839,11 +9768,8 @@
     <w:p>
       <w:pPr>
         <w:pStyle w:val="2"/>
-        <w:rPr>
-          <w:rFonts w:hint="eastAsia"/>
-        </w:rPr>
       </w:pPr>
-      <w:bookmarkStart w:id="14" w:name="_Toc242180244"/>
+      <w:bookmarkStart w:id="15" w:name="_Toc242180244"/>
       <w:r>
         <w:rPr>
           <w:rFonts w:hint="eastAsia"/>
@@ -9880,14 +9806,9 @@
         </w:rPr>
         <w:t>仍是难点</w:t>
       </w:r>
-      <w:bookmarkEnd w:id="14"/>
+      <w:bookmarkEnd w:id="15"/>
     </w:p>
     <w:p>
-      <w:pPr>
-        <w:rPr>
-          <w:rFonts w:hint="eastAsia"/>
-        </w:rPr>
-      </w:pPr>
       <w:r>
         <w:rPr>
           <w:rFonts w:hint="eastAsia"/>
@@ -10113,11 +10034,8 @@
     <w:p>
       <w:pPr>
         <w:pStyle w:val="2"/>
-        <w:rPr>
-          <w:rFonts w:hint="eastAsia"/>
-        </w:rPr>
       </w:pPr>
-      <w:bookmarkStart w:id="15" w:name="_Toc242180245"/>
+      <w:bookmarkStart w:id="16" w:name="_Toc242180245"/>
       <w:r>
         <w:rPr>
           <w:rFonts w:hint="eastAsia"/>
@@ -10130,14 +10048,9 @@
         </w:rPr>
         <w:t>缓解机制的层次结构</w:t>
       </w:r>
-      <w:bookmarkEnd w:id="15"/>
+      <w:bookmarkEnd w:id="16"/>
     </w:p>
     <w:p>
-      <w:pPr>
-        <w:rPr>
-          <w:rFonts w:hint="eastAsia"/>
-        </w:rPr>
-      </w:pPr>
       <w:r>
         <w:rPr>
           <w:rFonts w:hint="eastAsia"/>
@@ -10167,9 +10080,6 @@
       <w:pPr>
         <w:pStyle w:val="a"/>
         <w:ind w:left="422" w:hanging="422"/>
-        <w:rPr>
-          <w:rFonts w:hint="eastAsia"/>
-        </w:rPr>
       </w:pPr>
       <w:r>
         <w:rPr>
@@ -10225,9 +10135,6 @@
       <w:pPr>
         <w:pStyle w:val="a"/>
         <w:ind w:left="422" w:hanging="422"/>
-        <w:rPr>
-          <w:rFonts w:hint="eastAsia"/>
-        </w:rPr>
       </w:pPr>
       <w:r>
         <w:rPr>
@@ -10367,9 +10274,6 @@
       <w:pPr>
         <w:pStyle w:val="a"/>
         <w:ind w:left="422" w:hanging="422"/>
-        <w:rPr>
-          <w:rFonts w:hint="eastAsia"/>
-        </w:rPr>
       </w:pPr>
       <w:r>
         <w:rPr>
@@ -10425,9 +10329,6 @@
       <w:pPr>
         <w:pStyle w:val="a"/>
         <w:ind w:left="422" w:hanging="422"/>
-        <w:rPr>
-          <w:rFonts w:hint="eastAsia"/>
-        </w:rPr>
       </w:pPr>
       <w:r>
         <w:rPr>
@@ -10528,11 +10429,6 @@
       </w:r>
     </w:p>
     <w:p>
-      <w:pPr>
-        <w:rPr>
-          <w:rFonts w:hint="eastAsia"/>
-        </w:rPr>
-      </w:pPr>
       <w:r>
         <w:rPr>
           <w:rFonts w:hint="eastAsia"/>
@@ -10634,16 +10530,12 @@
     <w:p>
       <w:pPr>
         <w:pStyle w:val="2"/>
-        <w:rPr>
-          <w:rFonts w:hint="eastAsia"/>
-        </w:rPr>
       </w:pPr>
-      <w:bookmarkStart w:id="16" w:name="_Toc242180246"/>
-      <w:r>
-        <w:rPr>
-          <w:rFonts w:hint="eastAsia"/>
-        </w:rPr>
-        <w:lastRenderedPageBreak/>
+      <w:bookmarkStart w:id="17" w:name="_Toc242180246"/>
+      <w:r>
+        <w:rPr>
+          <w:rFonts w:hint="eastAsia"/>
+        </w:rPr>
         <w:t xml:space="preserve">3.9 </w:t>
       </w:r>
       <w:r>
@@ -10652,14 +10544,9 @@
         </w:rPr>
         <w:t>机制小结</w:t>
       </w:r>
-      <w:bookmarkEnd w:id="16"/>
+      <w:bookmarkEnd w:id="17"/>
     </w:p>
     <w:p>
-      <w:pPr>
-        <w:rPr>
-          <w:rFonts w:hint="eastAsia"/>
-        </w:rPr>
-      </w:pPr>
       <w:r>
         <w:rPr>
           <w:rFonts w:hint="eastAsia"/>
@@ -10739,16 +10626,12 @@
     <w:p>
       <w:pPr>
         <w:pStyle w:val="1"/>
-        <w:rPr>
-          <w:rFonts w:hint="eastAsia"/>
-        </w:rPr>
       </w:pPr>
-      <w:bookmarkStart w:id="17" w:name="_Toc242180247"/>
-      <w:r>
-        <w:rPr>
-          <w:rFonts w:hint="eastAsia"/>
-        </w:rPr>
-        <w:lastRenderedPageBreak/>
+      <w:bookmarkStart w:id="18" w:name="_Toc242180247"/>
+      <w:r>
+        <w:rPr>
+          <w:rFonts w:hint="eastAsia"/>
+        </w:rPr>
         <w:t>四、代表性在野</w:t>
       </w:r>
       <w:r>
@@ -10763,14 +10646,9 @@
         </w:rPr>
         <w:t>案例</w:t>
       </w:r>
-      <w:bookmarkEnd w:id="17"/>
+      <w:bookmarkEnd w:id="18"/>
     </w:p>
     <w:p>
-      <w:pPr>
-        <w:rPr>
-          <w:rFonts w:hint="eastAsia"/>
-        </w:rPr>
-      </w:pPr>
       <w:r>
         <w:rPr>
           <w:rFonts w:hint="eastAsia"/>
@@ -10901,11 +10779,8 @@
     <w:p>
       <w:pPr>
         <w:pStyle w:val="2"/>
-        <w:rPr>
-          <w:rFonts w:hint="eastAsia"/>
-        </w:rPr>
       </w:pPr>
-      <w:bookmarkStart w:id="18" w:name="_Toc242180248"/>
+      <w:bookmarkStart w:id="19" w:name="_Toc242180248"/>
       <w:r>
         <w:rPr>
           <w:rFonts w:hint="eastAsia"/>
@@ -10918,7 +10793,7 @@
         </w:rPr>
         <w:t>案例总览</w:t>
       </w:r>
-      <w:bookmarkEnd w:id="18"/>
+      <w:bookmarkEnd w:id="19"/>
     </w:p>
     <w:tbl>
       <w:tblPr>
@@ -10940,12 +10815,6 @@
         <w:gridCol w:w="2294"/>
       </w:tblGrid>
       <w:tr>
-        <w:tblPrEx>
-          <w:tblCellMar>
-            <w:top w:w="0" w:type="dxa"/>
-            <w:bottom w:w="0" w:type="dxa"/>
-          </w:tblCellMar>
-        </w:tblPrEx>
         <w:tc>
           <w:tcPr>
             <w:tcW w:w="1250" w:type="pct"/>
@@ -11055,12 +10924,6 @@
         </w:tc>
       </w:tr>
       <w:tr>
-        <w:tblPrEx>
-          <w:tblCellMar>
-            <w:top w:w="0" w:type="dxa"/>
-            <w:bottom w:w="0" w:type="dxa"/>
-          </w:tblCellMar>
-        </w:tblPrEx>
         <w:tc>
           <w:tcPr>
             <w:tcW w:w="1250" w:type="pct"/>
@@ -11077,7 +10940,19 @@
               <w:rPr>
                 <w:sz w:val="18"/>
               </w:rPr>
-              <w:t>CVE-2019-8554</w:t>
+              <w:t>CVE-2</w:t>
+            </w:r>
+            <w:r>
+              <w:rPr>
+                <w:sz w:val="18"/>
+              </w:rPr>
+              <w:t>t.me/one00190</w:t>
+            </w:r>
+            <w:r>
+              <w:rPr>
+                <w:sz w:val="18"/>
+              </w:rPr>
+              <w:t>19-8554</w:t>
             </w:r>
           </w:p>
         </w:tc>
@@ -11154,7 +11029,35 @@
                 <w:rFonts w:hint="eastAsia"/>
                 <w:sz w:val="18"/>
               </w:rPr>
-              <w:t>2019-01</w:t>
+              <w:t>2</w:t>
+            </w:r>
+            <w:r>
+              <w:rPr>
+                <w:rFonts w:hint="eastAsia"/>
+                <w:sz w:val="18"/>
+              </w:rPr>
+              <w:t>t.me/one00190</w:t>
+            </w:r>
+            <w:r>
+              <w:rPr>
+                <w:rFonts w:hint="eastAsia"/>
+                <w:sz w:val="18"/>
+              </w:rPr>
+              <w:t>19-</w:t>
+            </w:r>
+            <w:r>
+              <w:rPr>
+                <w:rFonts w:hint="eastAsia"/>
+                <w:sz w:val="18"/>
+              </w:rPr>
+              <w:t>t.me/one00190</w:t>
+            </w:r>
+            <w:r>
+              <w:rPr>
+                <w:rFonts w:hint="eastAsia"/>
+                <w:sz w:val="18"/>
+              </w:rPr>
+              <w:t>1</w:t>
             </w:r>
             <w:r>
               <w:rPr>
@@ -11209,12 +11112,6 @@
         </w:tc>
       </w:tr>
       <w:tr>
-        <w:tblPrEx>
-          <w:tblCellMar>
-            <w:top w:w="0" w:type="dxa"/>
-            <w:bottom w:w="0" w:type="dxa"/>
-          </w:tblCellMar>
-        </w:tblPrEx>
         <w:tc>
           <w:tcPr>
             <w:tcW w:w="1250" w:type="pct"/>
@@ -11231,7 +11128,31 @@
               <w:rPr>
                 <w:sz w:val="18"/>
               </w:rPr>
-              <w:t>CVE-2019-8605</w:t>
+              <w:t>CVE-2</w:t>
+            </w:r>
+            <w:r>
+              <w:rPr>
+                <w:sz w:val="18"/>
+              </w:rPr>
+              <w:t>t.me/one00190</w:t>
+            </w:r>
+            <w:r>
+              <w:rPr>
+                <w:sz w:val="18"/>
+              </w:rPr>
+              <w:t>19-86</w:t>
+            </w:r>
+            <w:r>
+              <w:rPr>
+                <w:sz w:val="18"/>
+              </w:rPr>
+              <w:t>t.me/one00190</w:t>
+            </w:r>
+            <w:r>
+              <w:rPr>
+                <w:sz w:val="18"/>
+              </w:rPr>
+              <w:t>5</w:t>
             </w:r>
           </w:p>
         </w:tc>
@@ -11294,7 +11215,35 @@
                 <w:rFonts w:hint="eastAsia"/>
                 <w:sz w:val="18"/>
               </w:rPr>
-              <w:t xml:space="preserve">2019-08 </w:t>
+              <w:t>2</w:t>
+            </w:r>
+            <w:r>
+              <w:rPr>
+                <w:rFonts w:hint="eastAsia"/>
+                <w:sz w:val="18"/>
+              </w:rPr>
+              <w:t>t.me/one00190</w:t>
+            </w:r>
+            <w:r>
+              <w:rPr>
+                <w:rFonts w:hint="eastAsia"/>
+                <w:sz w:val="18"/>
+              </w:rPr>
+              <w:t>19-</w:t>
+            </w:r>
+            <w:r>
+              <w:rPr>
+                <w:rFonts w:hint="eastAsia"/>
+                <w:sz w:val="18"/>
+              </w:rPr>
+              <w:t>t.me/one00190</w:t>
+            </w:r>
+            <w:r>
+              <w:rPr>
+                <w:rFonts w:hint="eastAsia"/>
+                <w:sz w:val="18"/>
+              </w:rPr>
+              <w:t xml:space="preserve">8 </w:t>
             </w:r>
             <w:r>
               <w:rPr>
@@ -11308,7 +11257,21 @@
                 <w:rFonts w:hint="eastAsia"/>
                 <w:sz w:val="18"/>
               </w:rPr>
-              <w:t xml:space="preserve"> CVE-2019-8675</w:t>
+              <w:t xml:space="preserve"> CVE-2</w:t>
+            </w:r>
+            <w:r>
+              <w:rPr>
+                <w:rFonts w:hint="eastAsia"/>
+                <w:sz w:val="18"/>
+              </w:rPr>
+              <w:t>t.me/one00190</w:t>
+            </w:r>
+            <w:r>
+              <w:rPr>
+                <w:rFonts w:hint="eastAsia"/>
+                <w:sz w:val="18"/>
+              </w:rPr>
+              <w:t>19-8675</w:t>
             </w:r>
             <w:r>
               <w:rPr>
@@ -11356,12 +11319,6 @@
         </w:tc>
       </w:tr>
       <w:tr>
-        <w:tblPrEx>
-          <w:tblCellMar>
-            <w:top w:w="0" w:type="dxa"/>
-            <w:bottom w:w="0" w:type="dxa"/>
-          </w:tblCellMar>
-        </w:tblPrEx>
         <w:tc>
           <w:tcPr>
             <w:tcW w:w="1250" w:type="pct"/>
@@ -11378,7 +11335,31 @@
               <w:rPr>
                 <w:sz w:val="18"/>
               </w:rPr>
-              <w:t>CVE-2021-30858</w:t>
+              <w:t>CVE-2</w:t>
+            </w:r>
+            <w:r>
+              <w:rPr>
+                <w:sz w:val="18"/>
+              </w:rPr>
+              <w:t>t.me/one00190</w:t>
+            </w:r>
+            <w:r>
+              <w:rPr>
+                <w:sz w:val="18"/>
+              </w:rPr>
+              <w:t>21-3</w:t>
+            </w:r>
+            <w:r>
+              <w:rPr>
+                <w:sz w:val="18"/>
+              </w:rPr>
+              <w:t>t.me/one00190</w:t>
+            </w:r>
+            <w:r>
+              <w:rPr>
+                <w:sz w:val="18"/>
+              </w:rPr>
+              <w:t>858</w:t>
             </w:r>
           </w:p>
         </w:tc>
@@ -11441,7 +11422,35 @@
                 <w:rFonts w:hint="eastAsia"/>
                 <w:sz w:val="18"/>
               </w:rPr>
-              <w:t>2021-09</w:t>
+              <w:t>2</w:t>
+            </w:r>
+            <w:r>
+              <w:rPr>
+                <w:rFonts w:hint="eastAsia"/>
+                <w:sz w:val="18"/>
+              </w:rPr>
+              <w:t>t.me/one00190</w:t>
+            </w:r>
+            <w:r>
+              <w:rPr>
+                <w:rFonts w:hint="eastAsia"/>
+                <w:sz w:val="18"/>
+              </w:rPr>
+              <w:t>21-</w:t>
+            </w:r>
+            <w:r>
+              <w:rPr>
+                <w:rFonts w:hint="eastAsia"/>
+                <w:sz w:val="18"/>
+              </w:rPr>
+              <w:t>t.me/one00190</w:t>
+            </w:r>
+            <w:r>
+              <w:rPr>
+                <w:rFonts w:hint="eastAsia"/>
+                <w:sz w:val="18"/>
+              </w:rPr>
+              <w:t>9</w:t>
             </w:r>
             <w:r>
               <w:rPr>
@@ -11503,12 +11512,6 @@
         </w:tc>
       </w:tr>
       <w:tr>
-        <w:tblPrEx>
-          <w:tblCellMar>
-            <w:top w:w="0" w:type="dxa"/>
-            <w:bottom w:w="0" w:type="dxa"/>
-          </w:tblCellMar>
-        </w:tblPrEx>
         <w:tc>
           <w:tcPr>
             <w:tcW w:w="1250" w:type="pct"/>
@@ -11525,7 +11528,25 @@
               <w:rPr>
                 <w:sz w:val="18"/>
               </w:rPr>
-              <w:t>CVE-2022-22620</w:t>
+              <w:t>CVE-2</w:t>
+            </w:r>
+            <w:r>
+              <w:rPr>
+                <w:sz w:val="18"/>
+              </w:rPr>
+              <w:t>t.me/one00190</w:t>
+            </w:r>
+            <w:r>
+              <w:rPr>
+                <w:sz w:val="18"/>
+              </w:rPr>
+              <w:t>22-2262</w:t>
+            </w:r>
+            <w:r>
+              <w:rPr>
+                <w:sz w:val="18"/>
+              </w:rPr>
+              <w:t>t.me/one00190</w:t>
             </w:r>
           </w:p>
         </w:tc>
@@ -11588,7 +11609,35 @@
                 <w:rFonts w:hint="eastAsia"/>
                 <w:sz w:val="18"/>
               </w:rPr>
-              <w:t>2022-02</w:t>
+              <w:t>2</w:t>
+            </w:r>
+            <w:r>
+              <w:rPr>
+                <w:rFonts w:hint="eastAsia"/>
+                <w:sz w:val="18"/>
+              </w:rPr>
+              <w:t>t.me/one00190</w:t>
+            </w:r>
+            <w:r>
+              <w:rPr>
+                <w:rFonts w:hint="eastAsia"/>
+                <w:sz w:val="18"/>
+              </w:rPr>
+              <w:t>22-</w:t>
+            </w:r>
+            <w:r>
+              <w:rPr>
+                <w:rFonts w:hint="eastAsia"/>
+                <w:sz w:val="18"/>
+              </w:rPr>
+              <w:t>t.me/one00190</w:t>
+            </w:r>
+            <w:r>
+              <w:rPr>
+                <w:rFonts w:hint="eastAsia"/>
+                <w:sz w:val="18"/>
+              </w:rPr>
+              <w:t>2</w:t>
             </w:r>
             <w:r>
               <w:rPr>
@@ -11629,12 +11678,6 @@
         </w:tc>
       </w:tr>
       <w:tr>
-        <w:tblPrEx>
-          <w:tblCellMar>
-            <w:top w:w="0" w:type="dxa"/>
-            <w:bottom w:w="0" w:type="dxa"/>
-          </w:tblCellMar>
-        </w:tblPrEx>
         <w:tc>
           <w:tcPr>
             <w:tcW w:w="1250" w:type="pct"/>
@@ -11651,7 +11694,19 @@
               <w:rPr>
                 <w:sz w:val="18"/>
               </w:rPr>
-              <w:t>CVE-2022-32893</w:t>
+              <w:t>CVE-2</w:t>
+            </w:r>
+            <w:r>
+              <w:rPr>
+                <w:sz w:val="18"/>
+              </w:rPr>
+              <w:t>t.me/one00190</w:t>
+            </w:r>
+            <w:r>
+              <w:rPr>
+                <w:sz w:val="18"/>
+              </w:rPr>
+              <w:t>22-32893</w:t>
             </w:r>
           </w:p>
         </w:tc>
@@ -11714,7 +11769,35 @@
                 <w:rFonts w:hint="eastAsia"/>
                 <w:sz w:val="18"/>
               </w:rPr>
-              <w:t>2022-08</w:t>
+              <w:t>2</w:t>
+            </w:r>
+            <w:r>
+              <w:rPr>
+                <w:rFonts w:hint="eastAsia"/>
+                <w:sz w:val="18"/>
+              </w:rPr>
+              <w:t>t.me/one00190</w:t>
+            </w:r>
+            <w:r>
+              <w:rPr>
+                <w:rFonts w:hint="eastAsia"/>
+                <w:sz w:val="18"/>
+              </w:rPr>
+              <w:t>22-</w:t>
+            </w:r>
+            <w:r>
+              <w:rPr>
+                <w:rFonts w:hint="eastAsia"/>
+                <w:sz w:val="18"/>
+              </w:rPr>
+              <w:t>t.me/one00190</w:t>
+            </w:r>
+            <w:r>
+              <w:rPr>
+                <w:rFonts w:hint="eastAsia"/>
+                <w:sz w:val="18"/>
+              </w:rPr>
+              <w:t>8</w:t>
             </w:r>
             <w:r>
               <w:rPr>
@@ -11749,7 +11832,21 @@
                 <w:rFonts w:hint="eastAsia"/>
                 <w:sz w:val="18"/>
               </w:rPr>
-              <w:t xml:space="preserve"> CVE-2022-32894 </w:t>
+              <w:t xml:space="preserve"> CVE-2</w:t>
+            </w:r>
+            <w:r>
+              <w:rPr>
+                <w:rFonts w:hint="eastAsia"/>
+                <w:sz w:val="18"/>
+              </w:rPr>
+              <w:t>t.me/one00190</w:t>
+            </w:r>
+            <w:r>
+              <w:rPr>
+                <w:rFonts w:hint="eastAsia"/>
+                <w:sz w:val="18"/>
+              </w:rPr>
+              <w:t xml:space="preserve">22-32894 </w:t>
             </w:r>
             <w:r>
               <w:rPr>
@@ -11762,12 +11859,6 @@
         </w:tc>
       </w:tr>
       <w:tr>
-        <w:tblPrEx>
-          <w:tblCellMar>
-            <w:top w:w="0" w:type="dxa"/>
-            <w:bottom w:w="0" w:type="dxa"/>
-          </w:tblCellMar>
-        </w:tblPrEx>
         <w:tc>
           <w:tcPr>
             <w:tcW w:w="1250" w:type="pct"/>
@@ -11784,7 +11875,19 @@
               <w:rPr>
                 <w:sz w:val="18"/>
               </w:rPr>
-              <w:t>CVE-2023-23529</w:t>
+              <w:t>CVE-2</w:t>
+            </w:r>
+            <w:r>
+              <w:rPr>
+                <w:sz w:val="18"/>
+              </w:rPr>
+              <w:t>t.me/one00190</w:t>
+            </w:r>
+            <w:r>
+              <w:rPr>
+                <w:sz w:val="18"/>
+              </w:rPr>
+              <w:t>23-23529</w:t>
             </w:r>
           </w:p>
         </w:tc>
@@ -11847,7 +11950,35 @@
                 <w:rFonts w:hint="eastAsia"/>
                 <w:sz w:val="18"/>
               </w:rPr>
-              <w:t>2023-02</w:t>
+              <w:t>2</w:t>
+            </w:r>
+            <w:r>
+              <w:rPr>
+                <w:rFonts w:hint="eastAsia"/>
+                <w:sz w:val="18"/>
+              </w:rPr>
+              <w:t>t.me/one00190</w:t>
+            </w:r>
+            <w:r>
+              <w:rPr>
+                <w:rFonts w:hint="eastAsia"/>
+                <w:sz w:val="18"/>
+              </w:rPr>
+              <w:t>23-</w:t>
+            </w:r>
+            <w:r>
+              <w:rPr>
+                <w:rFonts w:hint="eastAsia"/>
+                <w:sz w:val="18"/>
+              </w:rPr>
+              <w:t>t.me/one00190</w:t>
+            </w:r>
+            <w:r>
+              <w:rPr>
+                <w:rFonts w:hint="eastAsia"/>
+                <w:sz w:val="18"/>
+              </w:rPr>
+              <w:t>2</w:t>
             </w:r>
             <w:r>
               <w:rPr>
@@ -11888,12 +12019,6 @@
         </w:tc>
       </w:tr>
       <w:tr>
-        <w:tblPrEx>
-          <w:tblCellMar>
-            <w:top w:w="0" w:type="dxa"/>
-            <w:bottom w:w="0" w:type="dxa"/>
-          </w:tblCellMar>
-        </w:tblPrEx>
         <w:tc>
           <w:tcPr>
             <w:tcW w:w="1250" w:type="pct"/>
@@ -11910,7 +12035,31 @@
               <w:rPr>
                 <w:sz w:val="18"/>
               </w:rPr>
-              <w:t>CVE-2023-28205</w:t>
+              <w:t>CVE-2</w:t>
+            </w:r>
+            <w:r>
+              <w:rPr>
+                <w:sz w:val="18"/>
+              </w:rPr>
+              <w:t>t.me/one00190</w:t>
+            </w:r>
+            <w:r>
+              <w:rPr>
+                <w:sz w:val="18"/>
+              </w:rPr>
+              <w:t>23-282</w:t>
+            </w:r>
+            <w:r>
+              <w:rPr>
+                <w:sz w:val="18"/>
+              </w:rPr>
+              <w:t>t.me/one00190</w:t>
+            </w:r>
+            <w:r>
+              <w:rPr>
+                <w:sz w:val="18"/>
+              </w:rPr>
+              <w:t>5</w:t>
             </w:r>
           </w:p>
         </w:tc>
@@ -11973,7 +12122,35 @@
                 <w:rFonts w:hint="eastAsia"/>
                 <w:sz w:val="18"/>
               </w:rPr>
-              <w:t>2023-04</w:t>
+              <w:t>2</w:t>
+            </w:r>
+            <w:r>
+              <w:rPr>
+                <w:rFonts w:hint="eastAsia"/>
+                <w:sz w:val="18"/>
+              </w:rPr>
+              <w:t>t.me/one00190</w:t>
+            </w:r>
+            <w:r>
+              <w:rPr>
+                <w:rFonts w:hint="eastAsia"/>
+                <w:sz w:val="18"/>
+              </w:rPr>
+              <w:t>23-</w:t>
+            </w:r>
+            <w:r>
+              <w:rPr>
+                <w:rFonts w:hint="eastAsia"/>
+                <w:sz w:val="18"/>
+              </w:rPr>
+              <w:t>t.me/one00190</w:t>
+            </w:r>
+            <w:r>
+              <w:rPr>
+                <w:rFonts w:hint="eastAsia"/>
+                <w:sz w:val="18"/>
+              </w:rPr>
+              <w:t>4</w:t>
             </w:r>
             <w:r>
               <w:rPr>
@@ -12008,7 +12185,35 @@
                 <w:rFonts w:hint="eastAsia"/>
                 <w:sz w:val="18"/>
               </w:rPr>
-              <w:t xml:space="preserve"> CVE-2023-28206</w:t>
+              <w:t xml:space="preserve"> CVE-2</w:t>
+            </w:r>
+            <w:r>
+              <w:rPr>
+                <w:rFonts w:hint="eastAsia"/>
+                <w:sz w:val="18"/>
+              </w:rPr>
+              <w:t>t.me/one00190</w:t>
+            </w:r>
+            <w:r>
+              <w:rPr>
+                <w:rFonts w:hint="eastAsia"/>
+                <w:sz w:val="18"/>
+              </w:rPr>
+              <w:t>23-282</w:t>
+            </w:r>
+            <w:r>
+              <w:rPr>
+                <w:rFonts w:hint="eastAsia"/>
+                <w:sz w:val="18"/>
+              </w:rPr>
+              <w:t>t.me/one00190</w:t>
+            </w:r>
+            <w:r>
+              <w:rPr>
+                <w:rFonts w:hint="eastAsia"/>
+                <w:sz w:val="18"/>
+              </w:rPr>
+              <w:t>6</w:t>
             </w:r>
             <w:r>
               <w:rPr>
@@ -12063,12 +12268,6 @@
         </w:tc>
       </w:tr>
       <w:tr>
-        <w:tblPrEx>
-          <w:tblCellMar>
-            <w:top w:w="0" w:type="dxa"/>
-            <w:bottom w:w="0" w:type="dxa"/>
-          </w:tblCellMar>
-        </w:tblPrEx>
         <w:tc>
           <w:tcPr>
             <w:tcW w:w="1250" w:type="pct"/>
@@ -12085,7 +12284,31 @@
               <w:rPr>
                 <w:sz w:val="18"/>
               </w:rPr>
-              <w:t>CVE-2023-32409</w:t>
+              <w:t>CVE-2</w:t>
+            </w:r>
+            <w:r>
+              <w:rPr>
+                <w:sz w:val="18"/>
+              </w:rPr>
+              <w:t>t.me/one00190</w:t>
+            </w:r>
+            <w:r>
+              <w:rPr>
+                <w:sz w:val="18"/>
+              </w:rPr>
+              <w:t>23-324</w:t>
+            </w:r>
+            <w:r>
+              <w:rPr>
+                <w:sz w:val="18"/>
+              </w:rPr>
+              <w:t>t.me/one00190</w:t>
+            </w:r>
+            <w:r>
+              <w:rPr>
+                <w:sz w:val="18"/>
+              </w:rPr>
+              <w:t>9</w:t>
             </w:r>
           </w:p>
         </w:tc>
@@ -12162,7 +12385,35 @@
                 <w:rFonts w:hint="eastAsia"/>
                 <w:sz w:val="18"/>
               </w:rPr>
-              <w:t>2023-07</w:t>
+              <w:t>2</w:t>
+            </w:r>
+            <w:r>
+              <w:rPr>
+                <w:rFonts w:hint="eastAsia"/>
+                <w:sz w:val="18"/>
+              </w:rPr>
+              <w:t>t.me/one00190</w:t>
+            </w:r>
+            <w:r>
+              <w:rPr>
+                <w:rFonts w:hint="eastAsia"/>
+                <w:sz w:val="18"/>
+              </w:rPr>
+              <w:t>23-</w:t>
+            </w:r>
+            <w:r>
+              <w:rPr>
+                <w:rFonts w:hint="eastAsia"/>
+                <w:sz w:val="18"/>
+              </w:rPr>
+              <w:t>t.me/one00190</w:t>
+            </w:r>
+            <w:r>
+              <w:rPr>
+                <w:rFonts w:hint="eastAsia"/>
+                <w:sz w:val="18"/>
+              </w:rPr>
+              <w:t>7</w:t>
             </w:r>
             <w:r>
               <w:rPr>
@@ -12197,7 +12448,35 @@
                 <w:rFonts w:hint="eastAsia"/>
                 <w:sz w:val="18"/>
               </w:rPr>
-              <w:t xml:space="preserve"> CVE-2023-32408 </w:t>
+              <w:t xml:space="preserve"> CVE-2</w:t>
+            </w:r>
+            <w:r>
+              <w:rPr>
+                <w:rFonts w:hint="eastAsia"/>
+                <w:sz w:val="18"/>
+              </w:rPr>
+              <w:t>t.me/one00190</w:t>
+            </w:r>
+            <w:r>
+              <w:rPr>
+                <w:rFonts w:hint="eastAsia"/>
+                <w:sz w:val="18"/>
+              </w:rPr>
+              <w:t>23-324</w:t>
+            </w:r>
+            <w:r>
+              <w:rPr>
+                <w:rFonts w:hint="eastAsia"/>
+                <w:sz w:val="18"/>
+              </w:rPr>
+              <w:t>t.me/one00190</w:t>
+            </w:r>
+            <w:r>
+              <w:rPr>
+                <w:rFonts w:hint="eastAsia"/>
+                <w:sz w:val="18"/>
+              </w:rPr>
+              <w:t xml:space="preserve">8 </w:t>
             </w:r>
             <w:r>
               <w:rPr>
@@ -12210,12 +12489,6 @@
         </w:tc>
       </w:tr>
       <w:tr>
-        <w:tblPrEx>
-          <w:tblCellMar>
-            <w:top w:w="0" w:type="dxa"/>
-            <w:bottom w:w="0" w:type="dxa"/>
-          </w:tblCellMar>
-        </w:tblPrEx>
         <w:tc>
           <w:tcPr>
             <w:tcW w:w="1250" w:type="pct"/>
@@ -12232,7 +12505,19 @@
               <w:rPr>
                 <w:sz w:val="18"/>
               </w:rPr>
-              <w:t>CVE-2023-32435</w:t>
+              <w:t>CVE-2</w:t>
+            </w:r>
+            <w:r>
+              <w:rPr>
+                <w:sz w:val="18"/>
+              </w:rPr>
+              <w:t>t.me/one00190</w:t>
+            </w:r>
+            <w:r>
+              <w:rPr>
+                <w:sz w:val="18"/>
+              </w:rPr>
+              <w:t>23-32435</w:t>
             </w:r>
           </w:p>
         </w:tc>
@@ -12295,7 +12580,35 @@
                 <w:rFonts w:hint="eastAsia"/>
                 <w:sz w:val="18"/>
               </w:rPr>
-              <w:t>2023-08</w:t>
+              <w:t>2</w:t>
+            </w:r>
+            <w:r>
+              <w:rPr>
+                <w:rFonts w:hint="eastAsia"/>
+                <w:sz w:val="18"/>
+              </w:rPr>
+              <w:t>t.me/one00190</w:t>
+            </w:r>
+            <w:r>
+              <w:rPr>
+                <w:rFonts w:hint="eastAsia"/>
+                <w:sz w:val="18"/>
+              </w:rPr>
+              <w:t>23-</w:t>
+            </w:r>
+            <w:r>
+              <w:rPr>
+                <w:rFonts w:hint="eastAsia"/>
+                <w:sz w:val="18"/>
+              </w:rPr>
+              <w:t>t.me/one00190</w:t>
+            </w:r>
+            <w:r>
+              <w:rPr>
+                <w:rFonts w:hint="eastAsia"/>
+                <w:sz w:val="18"/>
+              </w:rPr>
+              <w:t>8</w:t>
             </w:r>
             <w:r>
               <w:rPr>
@@ -12392,12 +12705,6 @@
         </w:tc>
       </w:tr>
       <w:tr>
-        <w:tblPrEx>
-          <w:tblCellMar>
-            <w:top w:w="0" w:type="dxa"/>
-            <w:bottom w:w="0" w:type="dxa"/>
-          </w:tblCellMar>
-        </w:tblPrEx>
         <w:tc>
           <w:tcPr>
             <w:tcW w:w="1250" w:type="pct"/>
@@ -12414,7 +12721,25 @@
               <w:rPr>
                 <w:sz w:val="18"/>
               </w:rPr>
-              <w:t>CVE-2023-37450</w:t>
+              <w:t>CVE-2</w:t>
+            </w:r>
+            <w:r>
+              <w:rPr>
+                <w:sz w:val="18"/>
+              </w:rPr>
+              <w:t>t.me/one00190</w:t>
+            </w:r>
+            <w:r>
+              <w:rPr>
+                <w:sz w:val="18"/>
+              </w:rPr>
+              <w:t>23-3745</w:t>
+            </w:r>
+            <w:r>
+              <w:rPr>
+                <w:sz w:val="18"/>
+              </w:rPr>
+              <w:t>t.me/one00190</w:t>
             </w:r>
           </w:p>
         </w:tc>
@@ -12477,7 +12802,35 @@
                 <w:rFonts w:hint="eastAsia"/>
                 <w:sz w:val="18"/>
               </w:rPr>
-              <w:t>2023-07</w:t>
+              <w:t>2</w:t>
+            </w:r>
+            <w:r>
+              <w:rPr>
+                <w:rFonts w:hint="eastAsia"/>
+                <w:sz w:val="18"/>
+              </w:rPr>
+              <w:t>t.me/one00190</w:t>
+            </w:r>
+            <w:r>
+              <w:rPr>
+                <w:rFonts w:hint="eastAsia"/>
+                <w:sz w:val="18"/>
+              </w:rPr>
+              <w:t>23-</w:t>
+            </w:r>
+            <w:r>
+              <w:rPr>
+                <w:rFonts w:hint="eastAsia"/>
+                <w:sz w:val="18"/>
+              </w:rPr>
+              <w:t>t.me/one00190</w:t>
+            </w:r>
+            <w:r>
+              <w:rPr>
+                <w:rFonts w:hint="eastAsia"/>
+                <w:sz w:val="18"/>
+              </w:rPr>
+              <w:t>7</w:t>
             </w:r>
             <w:r>
               <w:rPr>
@@ -12518,12 +12871,6 @@
         </w:tc>
       </w:tr>
       <w:tr>
-        <w:tblPrEx>
-          <w:tblCellMar>
-            <w:top w:w="0" w:type="dxa"/>
-            <w:bottom w:w="0" w:type="dxa"/>
-          </w:tblCellMar>
-        </w:tblPrEx>
         <w:tc>
           <w:tcPr>
             <w:tcW w:w="1250" w:type="pct"/>
@@ -12540,7 +12887,19 @@
               <w:rPr>
                 <w:sz w:val="18"/>
               </w:rPr>
-              <w:t>CVE-2024-23222</w:t>
+              <w:t>CVE-2</w:t>
+            </w:r>
+            <w:r>
+              <w:rPr>
+                <w:sz w:val="18"/>
+              </w:rPr>
+              <w:t>t.me/one00190</w:t>
+            </w:r>
+            <w:r>
+              <w:rPr>
+                <w:sz w:val="18"/>
+              </w:rPr>
+              <w:t>24-23222</w:t>
             </w:r>
           </w:p>
         </w:tc>
@@ -12603,7 +12962,35 @@
                 <w:rFonts w:hint="eastAsia"/>
                 <w:sz w:val="18"/>
               </w:rPr>
-              <w:t>2024-01</w:t>
+              <w:t>2</w:t>
+            </w:r>
+            <w:r>
+              <w:rPr>
+                <w:rFonts w:hint="eastAsia"/>
+                <w:sz w:val="18"/>
+              </w:rPr>
+              <w:t>t.me/one00190</w:t>
+            </w:r>
+            <w:r>
+              <w:rPr>
+                <w:rFonts w:hint="eastAsia"/>
+                <w:sz w:val="18"/>
+              </w:rPr>
+              <w:t>24-</w:t>
+            </w:r>
+            <w:r>
+              <w:rPr>
+                <w:rFonts w:hint="eastAsia"/>
+                <w:sz w:val="18"/>
+              </w:rPr>
+              <w:t>t.me/one00190</w:t>
+            </w:r>
+            <w:r>
+              <w:rPr>
+                <w:rFonts w:hint="eastAsia"/>
+                <w:sz w:val="18"/>
+              </w:rPr>
+              <w:t>1</w:t>
             </w:r>
             <w:r>
               <w:rPr>
@@ -12644,12 +13031,6 @@
         </w:tc>
       </w:tr>
       <w:tr>
-        <w:tblPrEx>
-          <w:tblCellMar>
-            <w:top w:w="0" w:type="dxa"/>
-            <w:bottom w:w="0" w:type="dxa"/>
-          </w:tblCellMar>
-        </w:tblPrEx>
         <w:tc>
           <w:tcPr>
             <w:tcW w:w="1250" w:type="pct"/>
@@ -12666,7 +13047,31 @@
               <w:rPr>
                 <w:sz w:val="18"/>
               </w:rPr>
-              <w:t>CVE-2024-44308</w:t>
+              <w:t>CVE-2</w:t>
+            </w:r>
+            <w:r>
+              <w:rPr>
+                <w:sz w:val="18"/>
+              </w:rPr>
+              <w:t>t.me/one00190</w:t>
+            </w:r>
+            <w:r>
+              <w:rPr>
+                <w:sz w:val="18"/>
+              </w:rPr>
+              <w:t>24-443</w:t>
+            </w:r>
+            <w:r>
+              <w:rPr>
+                <w:sz w:val="18"/>
+              </w:rPr>
+              <w:t>t.me/one00190</w:t>
+            </w:r>
+            <w:r>
+              <w:rPr>
+                <w:sz w:val="18"/>
+              </w:rPr>
+              <w:t>8</w:t>
             </w:r>
           </w:p>
         </w:tc>
@@ -12729,7 +13134,28 @@
                 <w:rFonts w:hint="eastAsia"/>
                 <w:sz w:val="18"/>
               </w:rPr>
-              <w:t>2024-10</w:t>
+              <w:t>2</w:t>
+            </w:r>
+            <w:r>
+              <w:rPr>
+                <w:rFonts w:hint="eastAsia"/>
+                <w:sz w:val="18"/>
+              </w:rPr>
+              <w:t>t.me/one00190</w:t>
+            </w:r>
+            <w:r>
+              <w:rPr>
+                <w:rFonts w:hint="eastAsia"/>
+                <w:sz w:val="18"/>
+              </w:rPr>
+              <w:t>24-1</w:t>
+            </w:r>
+            <w:r>
+              <w:rPr>
+                <w:rFonts w:hint="eastAsia"/>
+                <w:sz w:val="18"/>
+              </w:rPr>
+              <w:t>t.me/one00190</w:t>
             </w:r>
             <w:r>
               <w:rPr>
@@ -12784,12 +13210,6 @@
         </w:tc>
       </w:tr>
       <w:tr>
-        <w:tblPrEx>
-          <w:tblCellMar>
-            <w:top w:w="0" w:type="dxa"/>
-            <w:bottom w:w="0" w:type="dxa"/>
-          </w:tblCellMar>
-        </w:tblPrEx>
         <w:tc>
           <w:tcPr>
             <w:tcW w:w="1250" w:type="pct"/>
@@ -12806,7 +13226,31 @@
               <w:rPr>
                 <w:sz w:val="18"/>
               </w:rPr>
-              <w:t>CVE-2025-24201</w:t>
+              <w:t>CVE-2</w:t>
+            </w:r>
+            <w:r>
+              <w:rPr>
+                <w:sz w:val="18"/>
+              </w:rPr>
+              <w:t>t.me/one00190</w:t>
+            </w:r>
+            <w:r>
+              <w:rPr>
+                <w:sz w:val="18"/>
+              </w:rPr>
+              <w:t>25-242</w:t>
+            </w:r>
+            <w:r>
+              <w:rPr>
+                <w:sz w:val="18"/>
+              </w:rPr>
+              <w:t>t.me/one00190</w:t>
+            </w:r>
+            <w:r>
+              <w:rPr>
+                <w:sz w:val="18"/>
+              </w:rPr>
+              <w:t>1</w:t>
             </w:r>
           </w:p>
         </w:tc>
@@ -12869,7 +13313,35 @@
                 <w:rFonts w:hint="eastAsia"/>
                 <w:sz w:val="18"/>
               </w:rPr>
-              <w:t>2025-04</w:t>
+              <w:t>2</w:t>
+            </w:r>
+            <w:r>
+              <w:rPr>
+                <w:rFonts w:hint="eastAsia"/>
+                <w:sz w:val="18"/>
+              </w:rPr>
+              <w:t>t.me/one00190</w:t>
+            </w:r>
+            <w:r>
+              <w:rPr>
+                <w:rFonts w:hint="eastAsia"/>
+                <w:sz w:val="18"/>
+              </w:rPr>
+              <w:t>25-</w:t>
+            </w:r>
+            <w:r>
+              <w:rPr>
+                <w:rFonts w:hint="eastAsia"/>
+                <w:sz w:val="18"/>
+              </w:rPr>
+              <w:t>t.me/one00190</w:t>
+            </w:r>
+            <w:r>
+              <w:rPr>
+                <w:rFonts w:hint="eastAsia"/>
+                <w:sz w:val="18"/>
+              </w:rPr>
+              <w:t>4</w:t>
             </w:r>
             <w:r>
               <w:rPr>
@@ -12956,16 +13428,12 @@
     <w:p>
       <w:pPr>
         <w:pStyle w:val="2"/>
-        <w:rPr>
-          <w:rFonts w:hint="eastAsia"/>
-        </w:rPr>
       </w:pPr>
-      <w:bookmarkStart w:id="19" w:name="_Toc242180249"/>
-      <w:r>
-        <w:rPr>
-          <w:rFonts w:hint="eastAsia"/>
-        </w:rPr>
-        <w:lastRenderedPageBreak/>
+      <w:bookmarkStart w:id="20" w:name="_Toc242180249"/>
+      <w:r>
+        <w:rPr>
+          <w:rFonts w:hint="eastAsia"/>
+        </w:rPr>
         <w:t xml:space="preserve">4.2 </w:t>
       </w:r>
       <w:r>
@@ -12974,14 +13442,9 @@
         </w:rPr>
         <w:t>分组解读</w:t>
       </w:r>
-      <w:bookmarkEnd w:id="19"/>
+      <w:bookmarkEnd w:id="20"/>
     </w:p>
     <w:p>
-      <w:pPr>
-        <w:rPr>
-          <w:rFonts w:hint="eastAsia"/>
-        </w:rPr>
-      </w:pPr>
       <w:r>
         <w:rPr>
           <w:rFonts w:hint="eastAsia"/>
@@ -13007,7 +13470,19 @@
         <w:rPr>
           <w:rFonts w:hint="eastAsia"/>
         </w:rPr>
-        <w:t xml:space="preserve"> 2019 </w:t>
+        <w:t xml:space="preserve"> 2</w:t>
+      </w:r>
+      <w:r>
+        <w:rPr>
+          <w:rFonts w:hint="eastAsia"/>
+        </w:rPr>
+        <w:t>t.me/one00190</w:t>
+      </w:r>
+      <w:r>
+        <w:rPr>
+          <w:rFonts w:hint="eastAsia"/>
+        </w:rPr>
+        <w:t xml:space="preserve">19 </w:t>
       </w:r>
       <w:r>
         <w:rPr>
@@ -13077,11 +13552,6 @@
       </w:r>
     </w:p>
     <w:p>
-      <w:pPr>
-        <w:rPr>
-          <w:rFonts w:hint="eastAsia"/>
-        </w:rPr>
-      </w:pPr>
       <w:r>
         <w:rPr>
           <w:rFonts w:hint="eastAsia"/>
@@ -13107,7 +13577,31 @@
         <w:rPr>
           <w:rFonts w:hint="eastAsia"/>
         </w:rPr>
-        <w:t xml:space="preserve"> CVE-2021-30858</w:t>
+        <w:t xml:space="preserve"> CVE-2</w:t>
+      </w:r>
+      <w:r>
+        <w:rPr>
+          <w:rFonts w:hint="eastAsia"/>
+        </w:rPr>
+        <w:t>t.me/one00190</w:t>
+      </w:r>
+      <w:r>
+        <w:rPr>
+          <w:rFonts w:hint="eastAsia"/>
+        </w:rPr>
+        <w:t>21-3</w:t>
+      </w:r>
+      <w:r>
+        <w:rPr>
+          <w:rFonts w:hint="eastAsia"/>
+        </w:rPr>
+        <w:t>t.me/one00190</w:t>
+      </w:r>
+      <w:r>
+        <w:rPr>
+          <w:rFonts w:hint="eastAsia"/>
+        </w:rPr>
+        <w:t>858</w:t>
       </w:r>
       <w:r>
         <w:rPr>
@@ -13119,7 +13613,31 @@
         <w:rPr>
           <w:rFonts w:hint="eastAsia"/>
         </w:rPr>
-        <w:t>CVE-2023-28205</w:t>
+        <w:t>CVE-2</w:t>
+      </w:r>
+      <w:r>
+        <w:rPr>
+          <w:rFonts w:hint="eastAsia"/>
+        </w:rPr>
+        <w:t>t.me/one00190</w:t>
+      </w:r>
+      <w:r>
+        <w:rPr>
+          <w:rFonts w:hint="eastAsia"/>
+        </w:rPr>
+        <w:t>23-282</w:t>
+      </w:r>
+      <w:r>
+        <w:rPr>
+          <w:rFonts w:hint="eastAsia"/>
+        </w:rPr>
+        <w:t>t.me/one00190</w:t>
+      </w:r>
+      <w:r>
+        <w:rPr>
+          <w:rFonts w:hint="eastAsia"/>
+        </w:rPr>
+        <w:t>5</w:t>
       </w:r>
       <w:r>
         <w:rPr>
@@ -13131,7 +13649,19 @@
         <w:rPr>
           <w:rFonts w:hint="eastAsia"/>
         </w:rPr>
-        <w:t xml:space="preserve">CVE-2024-23222 </w:t>
+        <w:t>CVE-2</w:t>
+      </w:r>
+      <w:r>
+        <w:rPr>
+          <w:rFonts w:hint="eastAsia"/>
+        </w:rPr>
+        <w:t>t.me/one00190</w:t>
+      </w:r>
+      <w:r>
+        <w:rPr>
+          <w:rFonts w:hint="eastAsia"/>
+        </w:rPr>
+        <w:t xml:space="preserve">24-23222 </w:t>
       </w:r>
       <w:r>
         <w:rPr>
@@ -13153,11 +13683,6 @@
       </w:r>
     </w:p>
     <w:p>
-      <w:pPr>
-        <w:rPr>
-          <w:rFonts w:hint="eastAsia"/>
-        </w:rPr>
-      </w:pPr>
       <w:r>
         <w:rPr>
           <w:rFonts w:hint="eastAsia"/>
@@ -13183,7 +13708,19 @@
         <w:rPr>
           <w:rFonts w:hint="eastAsia"/>
         </w:rPr>
-        <w:t xml:space="preserve"> CVE-2023-32435 </w:t>
+        <w:t xml:space="preserve"> CVE-2</w:t>
+      </w:r>
+      <w:r>
+        <w:rPr>
+          <w:rFonts w:hint="eastAsia"/>
+        </w:rPr>
+        <w:t>t.me/one00190</w:t>
+      </w:r>
+      <w:r>
+        <w:rPr>
+          <w:rFonts w:hint="eastAsia"/>
+        </w:rPr>
+        <w:t xml:space="preserve">23-32435 </w:t>
       </w:r>
       <w:r>
         <w:rPr>
@@ -13313,11 +13850,6 @@
       </w:r>
     </w:p>
     <w:p>
-      <w:pPr>
-        <w:rPr>
-          <w:rFonts w:hint="eastAsia"/>
-        </w:rPr>
-      </w:pPr>
       <w:r>
         <w:rPr>
           <w:rFonts w:hint="eastAsia"/>
@@ -13355,7 +13887,31 @@
         <w:rPr>
           <w:rFonts w:hint="eastAsia"/>
         </w:rPr>
-        <w:t xml:space="preserve"> CVE-2023-32409</w:t>
+        <w:t xml:space="preserve"> CVE-2</w:t>
+      </w:r>
+      <w:r>
+        <w:rPr>
+          <w:rFonts w:hint="eastAsia"/>
+        </w:rPr>
+        <w:t>t.me/one00190</w:t>
+      </w:r>
+      <w:r>
+        <w:rPr>
+          <w:rFonts w:hint="eastAsia"/>
+        </w:rPr>
+        <w:t>23-324</w:t>
+      </w:r>
+      <w:r>
+        <w:rPr>
+          <w:rFonts w:hint="eastAsia"/>
+        </w:rPr>
+        <w:t>t.me/one00190</w:t>
+      </w:r>
+      <w:r>
+        <w:rPr>
+          <w:rFonts w:hint="eastAsia"/>
+        </w:rPr>
+        <w:t>9</w:t>
       </w:r>
       <w:r>
         <w:rPr>
@@ -13367,7 +13923,19 @@
         <w:rPr>
           <w:rFonts w:hint="eastAsia"/>
         </w:rPr>
-        <w:t>CVE-2022-32893/32894</w:t>
+        <w:t>CVE-2</w:t>
+      </w:r>
+      <w:r>
+        <w:rPr>
+          <w:rFonts w:hint="eastAsia"/>
+        </w:rPr>
+        <w:t>t.me/one00190</w:t>
+      </w:r>
+      <w:r>
+        <w:rPr>
+          <w:rFonts w:hint="eastAsia"/>
+        </w:rPr>
+        <w:t>22-32893/32894</w:t>
       </w:r>
       <w:r>
         <w:rPr>
@@ -13379,7 +13947,43 @@
         <w:rPr>
           <w:rFonts w:hint="eastAsia"/>
         </w:rPr>
-        <w:t>CVE-2023-28205/28206</w:t>
+        <w:t>CVE-2</w:t>
+      </w:r>
+      <w:r>
+        <w:rPr>
+          <w:rFonts w:hint="eastAsia"/>
+        </w:rPr>
+        <w:t>t.me/one00190</w:t>
+      </w:r>
+      <w:r>
+        <w:rPr>
+          <w:rFonts w:hint="eastAsia"/>
+        </w:rPr>
+        <w:t>23-282</w:t>
+      </w:r>
+      <w:r>
+        <w:rPr>
+          <w:rFonts w:hint="eastAsia"/>
+        </w:rPr>
+        <w:t>t.me/one00190</w:t>
+      </w:r>
+      <w:r>
+        <w:rPr>
+          <w:rFonts w:hint="eastAsia"/>
+        </w:rPr>
+        <w:t>5/282</w:t>
+      </w:r>
+      <w:r>
+        <w:rPr>
+          <w:rFonts w:hint="eastAsia"/>
+        </w:rPr>
+        <w:t>t.me/one00190</w:t>
+      </w:r>
+      <w:r>
+        <w:rPr>
+          <w:rFonts w:hint="eastAsia"/>
+        </w:rPr>
+        <w:t>6</w:t>
       </w:r>
       <w:r>
         <w:rPr>
@@ -13476,11 +14080,8 @@
     <w:p>
       <w:pPr>
         <w:pStyle w:val="2"/>
-        <w:rPr>
-          <w:rFonts w:hint="eastAsia"/>
-        </w:rPr>
       </w:pPr>
-      <w:bookmarkStart w:id="20" w:name="_Toc242180250"/>
+      <w:bookmarkStart w:id="21" w:name="_Toc242180250"/>
       <w:r>
         <w:rPr>
           <w:rFonts w:hint="eastAsia"/>
@@ -13493,15 +14094,12 @@
         </w:rPr>
         <w:t>修复与披露节奏</w:t>
       </w:r>
-      <w:bookmarkEnd w:id="20"/>
+      <w:bookmarkEnd w:id="21"/>
     </w:p>
     <w:p>
       <w:pPr>
         <w:pStyle w:val="a"/>
         <w:ind w:left="420" w:hanging="420"/>
-        <w:rPr>
-          <w:rFonts w:hint="eastAsia"/>
-        </w:rPr>
       </w:pPr>
       <w:r>
         <w:rPr>
@@ -13679,9 +14277,6 @@
       <w:pPr>
         <w:pStyle w:val="a"/>
         <w:ind w:left="422" w:hanging="422"/>
-        <w:rPr>
-          <w:rFonts w:hint="eastAsia"/>
-        </w:rPr>
       </w:pPr>
       <w:r>
         <w:rPr>
@@ -13742,9 +14337,6 @@
       <w:pPr>
         <w:pStyle w:val="a"/>
         <w:ind w:left="420" w:hanging="420"/>
-        <w:rPr>
-          <w:rFonts w:hint="eastAsia"/>
-        </w:rPr>
       </w:pPr>
       <w:r>
         <w:rPr>
@@ -13775,9 +14367,6 @@
       <w:pPr>
         <w:pStyle w:val="a"/>
         <w:ind w:left="420" w:hanging="420"/>
-        <w:rPr>
-          <w:rFonts w:hint="eastAsia"/>
-        </w:rPr>
       </w:pPr>
       <w:r>
         <w:rPr>
@@ -13849,28 +14438,21 @@
     <w:p>
       <w:pPr>
         <w:pStyle w:val="1"/>
-        <w:rPr>
-          <w:rFonts w:hint="eastAsia"/>
-        </w:rPr>
       </w:pPr>
-      <w:bookmarkStart w:id="21" w:name="_Toc242180251"/>
-      <w:r>
-        <w:rPr>
-          <w:rFonts w:hint="eastAsia"/>
-        </w:rPr>
-        <w:lastRenderedPageBreak/>
+      <w:bookmarkStart w:id="22" w:name="_Toc242180251"/>
+      <w:r>
+        <w:rPr>
+          <w:rFonts w:hint="eastAsia"/>
+        </w:rPr>
         <w:t>五、利用链工程化与威胁产业</w:t>
       </w:r>
-      <w:bookmarkEnd w:id="21"/>
+      <w:bookmarkEnd w:id="22"/>
     </w:p>
     <w:p>
       <w:pPr>
         <w:pStyle w:val="2"/>
-        <w:rPr>
-          <w:rFonts w:hint="eastAsia"/>
-        </w:rPr>
       </w:pPr>
-      <w:bookmarkStart w:id="22" w:name="_Toc242180252"/>
+      <w:bookmarkStart w:id="23" w:name="_Toc242180252"/>
       <w:r>
         <w:rPr>
           <w:rFonts w:hint="eastAsia"/>
@@ -13925,14 +14507,9 @@
         </w:rPr>
         <w:t>"</w:t>
       </w:r>
-      <w:bookmarkEnd w:id="22"/>
+      <w:bookmarkEnd w:id="23"/>
     </w:p>
     <w:p>
-      <w:pPr>
-        <w:rPr>
-          <w:rFonts w:hint="eastAsia"/>
-        </w:rPr>
-      </w:pPr>
       <w:r>
         <w:rPr>
           <w:rFonts w:hint="eastAsia"/>
@@ -14073,11 +14650,6 @@
       </w:r>
     </w:p>
     <w:p>
-      <w:pPr>
-        <w:rPr>
-          <w:rFonts w:hint="eastAsia"/>
-        </w:rPr>
-      </w:pPr>
       <w:r>
         <w:rPr>
           <w:rFonts w:hint="eastAsia"/>
@@ -14137,11 +14709,8 @@
     <w:p>
       <w:pPr>
         <w:pStyle w:val="2"/>
-        <w:rPr>
-          <w:rFonts w:hint="eastAsia"/>
-        </w:rPr>
       </w:pPr>
-      <w:bookmarkStart w:id="23" w:name="_Toc242180253"/>
+      <w:bookmarkStart w:id="24" w:name="_Toc242180253"/>
       <w:r>
         <w:rPr>
           <w:rFonts w:hint="eastAsia"/>
@@ -14154,14 +14723,9 @@
         </w:rPr>
         <w:t>可靠性是真正的门槛</w:t>
       </w:r>
-      <w:bookmarkEnd w:id="23"/>
+      <w:bookmarkEnd w:id="24"/>
     </w:p>
     <w:p>
-      <w:pPr>
-        <w:rPr>
-          <w:rFonts w:hint="eastAsia"/>
-        </w:rPr>
-      </w:pPr>
       <w:r>
         <w:rPr>
           <w:rFonts w:hint="eastAsia"/>
@@ -14299,11 +14863,8 @@
     <w:p>
       <w:pPr>
         <w:pStyle w:val="2"/>
-        <w:rPr>
-          <w:rFonts w:hint="eastAsia"/>
-        </w:rPr>
       </w:pPr>
-      <w:bookmarkStart w:id="24" w:name="_Toc242180254"/>
+      <w:bookmarkStart w:id="25" w:name="_Toc242180254"/>
       <w:r>
         <w:rPr>
           <w:rFonts w:hint="eastAsia"/>
@@ -14316,7 +14877,7 @@
         </w:rPr>
         <w:t>与本报告系列其他专题的关系</w:t>
       </w:r>
-      <w:bookmarkEnd w:id="24"/>
+      <w:bookmarkEnd w:id="25"/>
     </w:p>
     <w:tbl>
       <w:tblPr>
@@ -14336,12 +14897,6 @@
         <w:gridCol w:w="4588"/>
       </w:tblGrid>
       <w:tr>
-        <w:tblPrEx>
-          <w:tblCellMar>
-            <w:top w:w="0" w:type="dxa"/>
-            <w:bottom w:w="0" w:type="dxa"/>
-          </w:tblCellMar>
-        </w:tblPrEx>
         <w:tc>
           <w:tcPr>
             <w:tcW w:w="2500" w:type="pct"/>
@@ -14406,12 +14961,6 @@
         </w:tc>
       </w:tr>
       <w:tr>
-        <w:tblPrEx>
-          <w:tblCellMar>
-            <w:top w:w="0" w:type="dxa"/>
-            <w:bottom w:w="0" w:type="dxa"/>
-          </w:tblCellMar>
-        </w:tblPrEx>
         <w:tc>
           <w:tcPr>
             <w:tcW w:w="2500" w:type="pct"/>
@@ -14470,12 +15019,6 @@
         </w:tc>
       </w:tr>
       <w:tr>
-        <w:tblPrEx>
-          <w:tblCellMar>
-            <w:top w:w="0" w:type="dxa"/>
-            <w:bottom w:w="0" w:type="dxa"/>
-          </w:tblCellMar>
-        </w:tblPrEx>
         <w:tc>
           <w:tcPr>
             <w:tcW w:w="2500" w:type="pct"/>
@@ -14534,12 +15077,6 @@
         </w:tc>
       </w:tr>
       <w:tr>
-        <w:tblPrEx>
-          <w:tblCellMar>
-            <w:top w:w="0" w:type="dxa"/>
-            <w:bottom w:w="0" w:type="dxa"/>
-          </w:tblCellMar>
-        </w:tblPrEx>
         <w:tc>
           <w:tcPr>
             <w:tcW w:w="2500" w:type="pct"/>
@@ -14598,12 +15135,6 @@
         </w:tc>
       </w:tr>
       <w:tr>
-        <w:tblPrEx>
-          <w:tblCellMar>
-            <w:top w:w="0" w:type="dxa"/>
-            <w:bottom w:w="0" w:type="dxa"/>
-          </w:tblCellMar>
-        </w:tblPrEx>
         <w:tc>
           <w:tcPr>
             <w:tcW w:w="2500" w:type="pct"/>
@@ -14659,28 +15190,21 @@
     <w:p>
       <w:pPr>
         <w:pStyle w:val="1"/>
-        <w:rPr>
-          <w:rFonts w:hint="eastAsia"/>
-        </w:rPr>
       </w:pPr>
-      <w:bookmarkStart w:id="25" w:name="_Toc242180255"/>
-      <w:r>
-        <w:rPr>
-          <w:rFonts w:hint="eastAsia"/>
-        </w:rPr>
-        <w:lastRenderedPageBreak/>
+      <w:bookmarkStart w:id="26" w:name="_Toc242180255"/>
+      <w:r>
+        <w:rPr>
+          <w:rFonts w:hint="eastAsia"/>
+        </w:rPr>
         <w:t>六、缓解措施的有效性与残余风险</w:t>
       </w:r>
-      <w:bookmarkEnd w:id="25"/>
+      <w:bookmarkEnd w:id="26"/>
     </w:p>
     <w:p>
       <w:pPr>
         <w:pStyle w:val="2"/>
-        <w:rPr>
-          <w:rFonts w:hint="eastAsia"/>
-        </w:rPr>
       </w:pPr>
-      <w:bookmarkStart w:id="26" w:name="_Toc242180256"/>
+      <w:bookmarkStart w:id="27" w:name="_Toc242180256"/>
       <w:r>
         <w:rPr>
           <w:rFonts w:hint="eastAsia"/>
@@ -14693,7 +15217,7 @@
         </w:rPr>
         <w:t>分层评估</w:t>
       </w:r>
-      <w:bookmarkEnd w:id="26"/>
+      <w:bookmarkEnd w:id="27"/>
     </w:p>
     <w:tbl>
       <w:tblPr>
@@ -14715,12 +15239,6 @@
         <w:gridCol w:w="2294"/>
       </w:tblGrid>
       <w:tr>
-        <w:tblPrEx>
-          <w:tblCellMar>
-            <w:top w:w="0" w:type="dxa"/>
-            <w:bottom w:w="0" w:type="dxa"/>
-          </w:tblCellMar>
-        </w:tblPrEx>
         <w:tc>
           <w:tcPr>
             <w:tcW w:w="1250" w:type="pct"/>
@@ -14815,12 +15333,6 @@
         </w:tc>
       </w:tr>
       <w:tr>
-        <w:tblPrEx>
-          <w:tblCellMar>
-            <w:top w:w="0" w:type="dxa"/>
-            <w:bottom w:w="0" w:type="dxa"/>
-          </w:tblCellMar>
-        </w:tblPrEx>
         <w:tc>
           <w:tcPr>
             <w:tcW w:w="1250" w:type="pct"/>
@@ -14921,12 +15433,6 @@
         </w:tc>
       </w:tr>
       <w:tr>
-        <w:tblPrEx>
-          <w:tblCellMar>
-            <w:top w:w="0" w:type="dxa"/>
-            <w:bottom w:w="0" w:type="dxa"/>
-          </w:tblCellMar>
-        </w:tblPrEx>
         <w:tc>
           <w:tcPr>
             <w:tcW w:w="1250" w:type="pct"/>
@@ -15033,12 +15539,6 @@
         </w:tc>
       </w:tr>
       <w:tr>
-        <w:tblPrEx>
-          <w:tblCellMar>
-            <w:top w:w="0" w:type="dxa"/>
-            <w:bottom w:w="0" w:type="dxa"/>
-          </w:tblCellMar>
-        </w:tblPrEx>
         <w:tc>
           <w:tcPr>
             <w:tcW w:w="1250" w:type="pct"/>
@@ -15124,12 +15624,6 @@
         </w:tc>
       </w:tr>
       <w:tr>
-        <w:tblPrEx>
-          <w:tblCellMar>
-            <w:top w:w="0" w:type="dxa"/>
-            <w:bottom w:w="0" w:type="dxa"/>
-          </w:tblCellMar>
-        </w:tblPrEx>
         <w:tc>
           <w:tcPr>
             <w:tcW w:w="1250" w:type="pct"/>
@@ -15237,12 +15731,6 @@
         </w:tc>
       </w:tr>
       <w:tr>
-        <w:tblPrEx>
-          <w:tblCellMar>
-            <w:top w:w="0" w:type="dxa"/>
-            <w:bottom w:w="0" w:type="dxa"/>
-          </w:tblCellMar>
-        </w:tblPrEx>
         <w:tc>
           <w:tcPr>
             <w:tcW w:w="1250" w:type="pct"/>
@@ -15356,12 +15844,6 @@
         </w:tc>
       </w:tr>
       <w:tr>
-        <w:tblPrEx>
-          <w:tblCellMar>
-            <w:top w:w="0" w:type="dxa"/>
-            <w:bottom w:w="0" w:type="dxa"/>
-          </w:tblCellMar>
-        </w:tblPrEx>
         <w:tc>
           <w:tcPr>
             <w:tcW w:w="1250" w:type="pct"/>
@@ -15483,12 +15965,6 @@
         </w:tc>
       </w:tr>
       <w:tr>
-        <w:tblPrEx>
-          <w:tblCellMar>
-            <w:top w:w="0" w:type="dxa"/>
-            <w:bottom w:w="0" w:type="dxa"/>
-          </w:tblCellMar>
-        </w:tblPrEx>
         <w:tc>
           <w:tcPr>
             <w:tcW w:w="1250" w:type="pct"/>
@@ -15610,12 +16086,6 @@
         </w:tc>
       </w:tr>
       <w:tr>
-        <w:tblPrEx>
-          <w:tblCellMar>
-            <w:top w:w="0" w:type="dxa"/>
-            <w:bottom w:w="0" w:type="dxa"/>
-          </w:tblCellMar>
-        </w:tblPrEx>
         <w:tc>
           <w:tcPr>
             <w:tcW w:w="1250" w:type="pct"/>
@@ -15723,12 +16193,6 @@
         </w:tc>
       </w:tr>
       <w:tr>
-        <w:tblPrEx>
-          <w:tblCellMar>
-            <w:top w:w="0" w:type="dxa"/>
-            <w:bottom w:w="0" w:type="dxa"/>
-          </w:tblCellMar>
-        </w:tblPrEx>
         <w:tc>
           <w:tcPr>
             <w:tcW w:w="1250" w:type="pct"/>
@@ -15857,12 +16321,6 @@
         </w:tc>
       </w:tr>
       <w:tr>
-        <w:tblPrEx>
-          <w:tblCellMar>
-            <w:top w:w="0" w:type="dxa"/>
-            <w:bottom w:w="0" w:type="dxa"/>
-          </w:tblCellMar>
-        </w:tblPrEx>
         <w:tc>
           <w:tcPr>
             <w:tcW w:w="1250" w:type="pct"/>
@@ -15960,11 +16418,8 @@
     <w:p>
       <w:pPr>
         <w:pStyle w:val="2"/>
-        <w:rPr>
-          <w:rFonts w:hint="eastAsia"/>
-        </w:rPr>
       </w:pPr>
-      <w:bookmarkStart w:id="27" w:name="_Toc242180257"/>
+      <w:bookmarkStart w:id="28" w:name="_Toc242180257"/>
       <w:r>
         <w:rPr>
           <w:rFonts w:hint="eastAsia"/>
@@ -15977,15 +16432,12 @@
         </w:rPr>
         <w:t>残余风险的结构性来源</w:t>
       </w:r>
-      <w:bookmarkEnd w:id="27"/>
+      <w:bookmarkEnd w:id="28"/>
     </w:p>
     <w:p>
       <w:pPr>
         <w:pStyle w:val="a"/>
         <w:ind w:left="422" w:hanging="422"/>
-        <w:rPr>
-          <w:rFonts w:hint="eastAsia"/>
-        </w:rPr>
       </w:pPr>
       <w:r>
         <w:rPr>
@@ -16065,9 +16517,6 @@
       <w:pPr>
         <w:pStyle w:val="a"/>
         <w:ind w:left="422" w:hanging="422"/>
-        <w:rPr>
-          <w:rFonts w:hint="eastAsia"/>
-        </w:rPr>
       </w:pPr>
       <w:r>
         <w:rPr>
@@ -16099,9 +16548,6 @@
       <w:pPr>
         <w:pStyle w:val="a"/>
         <w:ind w:left="422" w:hanging="422"/>
-        <w:rPr>
-          <w:rFonts w:hint="eastAsia"/>
-        </w:rPr>
       </w:pPr>
       <w:r>
         <w:rPr>
@@ -16133,9 +16579,6 @@
       <w:pPr>
         <w:pStyle w:val="a"/>
         <w:ind w:left="422" w:hanging="422"/>
-        <w:rPr>
-          <w:rFonts w:hint="eastAsia"/>
-        </w:rPr>
       </w:pPr>
       <w:r>
         <w:rPr>
@@ -16200,9 +16643,6 @@
       <w:pPr>
         <w:pStyle w:val="a"/>
         <w:ind w:left="422" w:hanging="422"/>
-        <w:rPr>
-          <w:rFonts w:hint="eastAsia"/>
-        </w:rPr>
       </w:pPr>
       <w:r>
         <w:rPr>
@@ -16221,11 +16661,8 @@
     <w:p>
       <w:pPr>
         <w:pStyle w:val="2"/>
-        <w:rPr>
-          <w:rFonts w:hint="eastAsia"/>
-        </w:rPr>
       </w:pPr>
-      <w:bookmarkStart w:id="28" w:name="_Toc242180258"/>
+      <w:bookmarkStart w:id="29" w:name="_Toc242180258"/>
       <w:r>
         <w:rPr>
           <w:rFonts w:hint="eastAsia"/>
@@ -16238,14 +16675,11 @@
         </w:rPr>
         <w:t>对防御策略的三点判断</w:t>
       </w:r>
-      <w:bookmarkEnd w:id="28"/>
+      <w:bookmarkEnd w:id="29"/>
     </w:p>
     <w:p>
       <w:pPr>
         <w:ind w:left="280" w:hanging="280"/>
-        <w:rPr>
-          <w:rFonts w:hint="eastAsia"/>
-        </w:rPr>
       </w:pPr>
       <w:r>
         <w:t xml:space="preserve">1. </w:t>
@@ -16324,9 +16758,6 @@
     <w:p>
       <w:pPr>
         <w:ind w:left="280" w:hanging="280"/>
-        <w:rPr>
-          <w:rFonts w:hint="eastAsia"/>
-        </w:rPr>
       </w:pPr>
       <w:r>
         <w:t xml:space="preserve">2. </w:t>
@@ -16360,9 +16791,6 @@
     <w:p>
       <w:pPr>
         <w:ind w:left="280" w:hanging="280"/>
-        <w:rPr>
-          <w:rFonts w:hint="eastAsia"/>
-        </w:rPr>
       </w:pPr>
       <w:r>
         <w:t xml:space="preserve">3. </w:t>
@@ -16408,28 +16836,21 @@
     <w:p>
       <w:pPr>
         <w:pStyle w:val="1"/>
-        <w:rPr>
-          <w:rFonts w:hint="eastAsia"/>
-        </w:rPr>
       </w:pPr>
-      <w:bookmarkStart w:id="29" w:name="_Toc242180259"/>
-      <w:r>
-        <w:rPr>
-          <w:rFonts w:hint="eastAsia"/>
-        </w:rPr>
-        <w:lastRenderedPageBreak/>
+      <w:bookmarkStart w:id="30" w:name="_Toc242180259"/>
+      <w:r>
+        <w:rPr>
+          <w:rFonts w:hint="eastAsia"/>
+        </w:rPr>
         <w:t>七、防御实操建议</w:t>
       </w:r>
-      <w:bookmarkEnd w:id="29"/>
+      <w:bookmarkEnd w:id="30"/>
     </w:p>
     <w:p>
       <w:pPr>
         <w:pStyle w:val="2"/>
-        <w:rPr>
-          <w:rFonts w:hint="eastAsia"/>
-        </w:rPr>
       </w:pPr>
-      <w:bookmarkStart w:id="30" w:name="_Toc242180260"/>
+      <w:bookmarkStart w:id="31" w:name="_Toc242180260"/>
       <w:r>
         <w:rPr>
           <w:rFonts w:hint="eastAsia"/>
@@ -16442,15 +16863,12 @@
         </w:rPr>
         <w:t>企业与移动设备管理</w:t>
       </w:r>
-      <w:bookmarkEnd w:id="30"/>
+      <w:bookmarkEnd w:id="31"/>
     </w:p>
     <w:p>
       <w:pPr>
         <w:pStyle w:val="a"/>
         <w:ind w:left="420" w:hanging="420"/>
-        <w:rPr>
-          <w:rFonts w:hint="eastAsia"/>
-        </w:rPr>
       </w:pPr>
       <w:r>
         <w:rPr>
@@ -16548,9 +16966,6 @@
       <w:pPr>
         <w:pStyle w:val="a"/>
         <w:ind w:left="420" w:hanging="420"/>
-        <w:rPr>
-          <w:rFonts w:hint="eastAsia"/>
-        </w:rPr>
       </w:pPr>
       <w:r>
         <w:rPr>
@@ -16625,9 +17040,6 @@
       <w:pPr>
         <w:pStyle w:val="a"/>
         <w:ind w:left="420" w:hanging="420"/>
-        <w:rPr>
-          <w:rFonts w:hint="eastAsia"/>
-        </w:rPr>
       </w:pPr>
       <w:r>
         <w:rPr>
@@ -16653,9 +17065,6 @@
       <w:pPr>
         <w:pStyle w:val="a"/>
         <w:ind w:left="420" w:hanging="420"/>
-        <w:rPr>
-          <w:rFonts w:hint="eastAsia"/>
-        </w:rPr>
       </w:pPr>
       <w:r>
         <w:rPr>
@@ -16728,9 +17137,6 @@
       <w:pPr>
         <w:pStyle w:val="a"/>
         <w:ind w:left="420" w:hanging="420"/>
-        <w:rPr>
-          <w:rFonts w:hint="eastAsia"/>
-        </w:rPr>
       </w:pPr>
       <w:r>
         <w:rPr>
@@ -16766,11 +17172,8 @@
     <w:p>
       <w:pPr>
         <w:pStyle w:val="2"/>
-        <w:rPr>
-          <w:rFonts w:hint="eastAsia"/>
-        </w:rPr>
       </w:pPr>
-      <w:bookmarkStart w:id="31" w:name="_Toc242180261"/>
+      <w:bookmarkStart w:id="32" w:name="_Toc242180261"/>
       <w:r>
         <w:rPr>
           <w:rFonts w:hint="eastAsia"/>
@@ -16795,15 +17198,12 @@
         </w:rPr>
         <w:t>开发者</w:t>
       </w:r>
-      <w:bookmarkEnd w:id="31"/>
+      <w:bookmarkEnd w:id="32"/>
     </w:p>
     <w:p>
       <w:pPr>
         <w:pStyle w:val="a"/>
         <w:ind w:left="422" w:hanging="422"/>
-        <w:rPr>
-          <w:rFonts w:hint="eastAsia"/>
-        </w:rPr>
       </w:pPr>
       <w:r>
         <w:rPr>
@@ -16883,9 +17283,6 @@
       <w:pPr>
         <w:pStyle w:val="a"/>
         <w:ind w:left="422" w:hanging="422"/>
-        <w:rPr>
-          <w:rFonts w:hint="eastAsia"/>
-        </w:rPr>
       </w:pPr>
       <w:r>
         <w:rPr>
@@ -16971,9 +17368,6 @@
       <w:pPr>
         <w:pStyle w:val="a"/>
         <w:ind w:left="422" w:hanging="422"/>
-        <w:rPr>
-          <w:rFonts w:hint="eastAsia"/>
-        </w:rPr>
       </w:pPr>
       <w:r>
         <w:rPr>
@@ -17104,9 +17498,6 @@
       <w:pPr>
         <w:pStyle w:val="a"/>
         <w:ind w:left="422" w:hanging="422"/>
-        <w:rPr>
-          <w:rFonts w:hint="eastAsia"/>
-        </w:rPr>
       </w:pPr>
       <w:r>
         <w:rPr>
@@ -17186,9 +17577,6 @@
       <w:pPr>
         <w:pStyle w:val="a"/>
         <w:ind w:left="422" w:hanging="422"/>
-        <w:rPr>
-          <w:rFonts w:hint="eastAsia"/>
-        </w:rPr>
       </w:pPr>
       <w:r>
         <w:rPr>
@@ -17249,11 +17637,8 @@
     <w:p>
       <w:pPr>
         <w:pStyle w:val="2"/>
-        <w:rPr>
-          <w:rFonts w:hint="eastAsia"/>
-        </w:rPr>
       </w:pPr>
-      <w:bookmarkStart w:id="32" w:name="_Toc242180262"/>
+      <w:bookmarkStart w:id="33" w:name="_Toc242180262"/>
       <w:r>
         <w:rPr>
           <w:rFonts w:hint="eastAsia"/>
@@ -17266,15 +17651,12 @@
         </w:rPr>
         <w:t>高风险个人</w:t>
       </w:r>
-      <w:bookmarkEnd w:id="32"/>
+      <w:bookmarkEnd w:id="33"/>
     </w:p>
     <w:p>
       <w:pPr>
         <w:pStyle w:val="a"/>
         <w:ind w:left="420" w:hanging="420"/>
-        <w:rPr>
-          <w:rFonts w:hint="eastAsia"/>
-        </w:rPr>
       </w:pPr>
       <w:r>
         <w:rPr>
@@ -17287,9 +17669,6 @@
       <w:pPr>
         <w:pStyle w:val="a"/>
         <w:ind w:left="420" w:hanging="420"/>
-        <w:rPr>
-          <w:rFonts w:hint="eastAsia"/>
-        </w:rPr>
       </w:pPr>
       <w:r>
         <w:rPr>
@@ -17326,9 +17705,6 @@
       <w:pPr>
         <w:pStyle w:val="a"/>
         <w:ind w:left="420" w:hanging="420"/>
-        <w:rPr>
-          <w:rFonts w:hint="eastAsia"/>
-        </w:rPr>
       </w:pPr>
       <w:r>
         <w:rPr>
@@ -17354,9 +17730,6 @@
       <w:pPr>
         <w:pStyle w:val="a"/>
         <w:ind w:left="420" w:hanging="420"/>
-        <w:rPr>
-          <w:rFonts w:hint="eastAsia"/>
-        </w:rPr>
       </w:pPr>
       <w:r>
         <w:rPr>
@@ -17404,16 +17777,12 @@
     <w:p>
       <w:pPr>
         <w:pStyle w:val="2"/>
-        <w:rPr>
-          <w:rFonts w:hint="eastAsia"/>
-        </w:rPr>
       </w:pPr>
-      <w:bookmarkStart w:id="33" w:name="_Toc242180263"/>
-      <w:r>
-        <w:rPr>
-          <w:rFonts w:hint="eastAsia"/>
-        </w:rPr>
-        <w:lastRenderedPageBreak/>
+      <w:bookmarkStart w:id="34" w:name="_Toc242180263"/>
+      <w:r>
+        <w:rPr>
+          <w:rFonts w:hint="eastAsia"/>
+        </w:rPr>
         <w:t xml:space="preserve">7.4 </w:t>
       </w:r>
       <w:r>
@@ -17422,7 +17791,7 @@
         </w:rPr>
         <w:t>检测与响应线索</w:t>
       </w:r>
-      <w:bookmarkEnd w:id="33"/>
+      <w:bookmarkEnd w:id="34"/>
     </w:p>
     <w:tbl>
       <w:tblPr>
@@ -17443,12 +17812,6 @@
         <w:gridCol w:w="3057"/>
       </w:tblGrid>
       <w:tr>
-        <w:tblPrEx>
-          <w:tblCellMar>
-            <w:top w:w="0" w:type="dxa"/>
-            <w:bottom w:w="0" w:type="dxa"/>
-          </w:tblCellMar>
-        </w:tblPrEx>
         <w:tc>
           <w:tcPr>
             <w:tcW w:w="1667" w:type="pct"/>
@@ -17520,12 +17883,6 @@
         </w:tc>
       </w:tr>
       <w:tr>
-        <w:tblPrEx>
-          <w:tblCellMar>
-            <w:top w:w="0" w:type="dxa"/>
-            <w:bottom w:w="0" w:type="dxa"/>
-          </w:tblCellMar>
-        </w:tblPrEx>
         <w:tc>
           <w:tcPr>
             <w:tcW w:w="1667" w:type="pct"/>
@@ -17619,12 +17976,6 @@
         </w:tc>
       </w:tr>
       <w:tr>
-        <w:tblPrEx>
-          <w:tblCellMar>
-            <w:top w:w="0" w:type="dxa"/>
-            <w:bottom w:w="0" w:type="dxa"/>
-          </w:tblCellMar>
-        </w:tblPrEx>
         <w:tc>
           <w:tcPr>
             <w:tcW w:w="1667" w:type="pct"/>
@@ -17704,12 +18055,6 @@
         </w:tc>
       </w:tr>
       <w:tr>
-        <w:tblPrEx>
-          <w:tblCellMar>
-            <w:top w:w="0" w:type="dxa"/>
-            <w:bottom w:w="0" w:type="dxa"/>
-          </w:tblCellMar>
-        </w:tblPrEx>
         <w:tc>
           <w:tcPr>
             <w:tcW w:w="1667" w:type="pct"/>
@@ -17796,12 +18141,6 @@
         </w:tc>
       </w:tr>
       <w:tr>
-        <w:tblPrEx>
-          <w:tblCellMar>
-            <w:top w:w="0" w:type="dxa"/>
-            <w:bottom w:w="0" w:type="dxa"/>
-          </w:tblCellMar>
-        </w:tblPrEx>
         <w:tc>
           <w:tcPr>
             <w:tcW w:w="1667" w:type="pct"/>
@@ -17874,12 +18213,6 @@
         </w:tc>
       </w:tr>
       <w:tr>
-        <w:tblPrEx>
-          <w:tblCellMar>
-            <w:top w:w="0" w:type="dxa"/>
-            <w:bottom w:w="0" w:type="dxa"/>
-          </w:tblCellMar>
-        </w:tblPrEx>
         <w:tc>
           <w:tcPr>
             <w:tcW w:w="1667" w:type="pct"/>
@@ -17961,11 +18294,6 @@
     </w:tbl>
     <w:p/>
     <w:p>
-      <w:pPr>
-        <w:rPr>
-          <w:rFonts w:hint="eastAsia"/>
-        </w:rPr>
-      </w:pPr>
       <w:r>
         <w:rPr>
           <w:rFonts w:hint="eastAsia"/>
@@ -18103,27 +18431,20 @@
     <w:p>
       <w:pPr>
         <w:pStyle w:val="1"/>
-        <w:rPr>
-          <w:rFonts w:hint="eastAsia"/>
-        </w:rPr>
       </w:pPr>
-      <w:bookmarkStart w:id="34" w:name="_Toc242180264"/>
-      <w:r>
-        <w:rPr>
-          <w:rFonts w:hint="eastAsia"/>
-        </w:rPr>
-        <w:lastRenderedPageBreak/>
+      <w:bookmarkStart w:id="35" w:name="_Toc242180264"/>
+      <w:r>
+        <w:rPr>
+          <w:rFonts w:hint="eastAsia"/>
+        </w:rPr>
         <w:t>八、趋势展望</w:t>
       </w:r>
-      <w:bookmarkEnd w:id="34"/>
+      <w:bookmarkEnd w:id="35"/>
     </w:p>
     <w:p>
       <w:pPr>
         <w:pStyle w:val="a"/>
         <w:ind w:left="422" w:hanging="422"/>
-        <w:rPr>
-          <w:rFonts w:hint="eastAsia"/>
-        </w:rPr>
       </w:pPr>
       <w:r>
         <w:rPr>
@@ -18193,9 +18514,6 @@
       <w:pPr>
         <w:pStyle w:val="a"/>
         <w:ind w:left="422" w:hanging="422"/>
-        <w:rPr>
-          <w:rFonts w:hint="eastAsia"/>
-        </w:rPr>
       </w:pPr>
       <w:r>
         <w:rPr>
@@ -18263,9 +18581,6 @@
       <w:pPr>
         <w:pStyle w:val="a"/>
         <w:ind w:left="422" w:hanging="422"/>
-        <w:rPr>
-          <w:rFonts w:hint="eastAsia"/>
-        </w:rPr>
       </w:pPr>
       <w:r>
         <w:rPr>
@@ -18306,9 +18621,6 @@
       <w:pPr>
         <w:pStyle w:val="a"/>
         <w:ind w:left="422" w:hanging="422"/>
-        <w:rPr>
-          <w:rFonts w:hint="eastAsia"/>
-        </w:rPr>
       </w:pPr>
       <w:r>
         <w:rPr>
@@ -18376,9 +18688,6 @@
       <w:pPr>
         <w:pStyle w:val="a"/>
         <w:ind w:left="422" w:hanging="422"/>
-        <w:rPr>
-          <w:rFonts w:hint="eastAsia"/>
-        </w:rPr>
       </w:pPr>
       <w:r>
         <w:rPr>
@@ -18531,9 +18840,6 @@
       <w:pPr>
         <w:pStyle w:val="a"/>
         <w:ind w:left="422" w:hanging="422"/>
-        <w:rPr>
-          <w:rFonts w:hint="eastAsia"/>
-        </w:rPr>
       </w:pPr>
       <w:r>
         <w:rPr>
@@ -18552,28 +18858,21 @@
     <w:p>
       <w:pPr>
         <w:pStyle w:val="1"/>
-        <w:rPr>
-          <w:rFonts w:hint="eastAsia"/>
-        </w:rPr>
       </w:pPr>
-      <w:bookmarkStart w:id="35" w:name="_Toc242180265"/>
-      <w:r>
-        <w:rPr>
-          <w:rFonts w:hint="eastAsia"/>
-        </w:rPr>
-        <w:lastRenderedPageBreak/>
+      <w:bookmarkStart w:id="36" w:name="_Toc242180265"/>
+      <w:r>
+        <w:rPr>
+          <w:rFonts w:hint="eastAsia"/>
+        </w:rPr>
         <w:t>附录</w:t>
       </w:r>
-      <w:bookmarkEnd w:id="35"/>
+      <w:bookmarkEnd w:id="36"/>
     </w:p>
     <w:p>
       <w:pPr>
         <w:pStyle w:val="2"/>
-        <w:rPr>
-          <w:rFonts w:hint="eastAsia"/>
-        </w:rPr>
       </w:pPr>
-      <w:bookmarkStart w:id="36" w:name="_Toc242180266"/>
+      <w:bookmarkStart w:id="37" w:name="_Toc242180266"/>
       <w:r>
         <w:rPr>
           <w:rFonts w:hint="eastAsia"/>
@@ -18592,7 +18891,7 @@
         </w:rPr>
         <w:t>术语表</w:t>
       </w:r>
-      <w:bookmarkEnd w:id="36"/>
+      <w:bookmarkEnd w:id="37"/>
     </w:p>
     <w:tbl>
       <w:tblPr>
@@ -18612,12 +18911,6 @@
         <w:gridCol w:w="4588"/>
       </w:tblGrid>
       <w:tr>
-        <w:tblPrEx>
-          <w:tblCellMar>
-            <w:top w:w="0" w:type="dxa"/>
-            <w:bottom w:w="0" w:type="dxa"/>
-          </w:tblCellMar>
-        </w:tblPrEx>
         <w:tc>
           <w:tcPr>
             <w:tcW w:w="2500" w:type="pct"/>
@@ -18666,12 +18959,6 @@
         </w:tc>
       </w:tr>
       <w:tr>
-        <w:tblPrEx>
-          <w:tblCellMar>
-            <w:top w:w="0" w:type="dxa"/>
-            <w:bottom w:w="0" w:type="dxa"/>
-          </w:tblCellMar>
-        </w:tblPrEx>
         <w:tc>
           <w:tcPr>
             <w:tcW w:w="2500" w:type="pct"/>
@@ -18764,12 +19051,6 @@
         </w:tc>
       </w:tr>
       <w:tr>
-        <w:tblPrEx>
-          <w:tblCellMar>
-            <w:top w:w="0" w:type="dxa"/>
-            <w:bottom w:w="0" w:type="dxa"/>
-          </w:tblCellMar>
-        </w:tblPrEx>
         <w:tc>
           <w:tcPr>
             <w:tcW w:w="2500" w:type="pct"/>
@@ -18863,12 +19144,6 @@
         </w:tc>
       </w:tr>
       <w:tr>
-        <w:tblPrEx>
-          <w:tblCellMar>
-            <w:top w:w="0" w:type="dxa"/>
-            <w:bottom w:w="0" w:type="dxa"/>
-          </w:tblCellMar>
-        </w:tblPrEx>
         <w:tc>
           <w:tcPr>
             <w:tcW w:w="2500" w:type="pct"/>
@@ -18927,12 +19202,6 @@
         </w:tc>
       </w:tr>
       <w:tr>
-        <w:tblPrEx>
-          <w:tblCellMar>
-            <w:top w:w="0" w:type="dxa"/>
-            <w:bottom w:w="0" w:type="dxa"/>
-          </w:tblCellMar>
-        </w:tblPrEx>
         <w:tc>
           <w:tcPr>
             <w:tcW w:w="2500" w:type="pct"/>
@@ -18976,12 +19245,6 @@
         </w:tc>
       </w:tr>
       <w:tr>
-        <w:tblPrEx>
-          <w:tblCellMar>
-            <w:top w:w="0" w:type="dxa"/>
-            <w:bottom w:w="0" w:type="dxa"/>
-          </w:tblCellMar>
-        </w:tblPrEx>
         <w:tc>
           <w:tcPr>
             <w:tcW w:w="2500" w:type="pct"/>
@@ -19026,12 +19289,6 @@
         </w:tc>
       </w:tr>
       <w:tr>
-        <w:tblPrEx>
-          <w:tblCellMar>
-            <w:top w:w="0" w:type="dxa"/>
-            <w:bottom w:w="0" w:type="dxa"/>
-          </w:tblCellMar>
-        </w:tblPrEx>
         <w:tc>
           <w:tcPr>
             <w:tcW w:w="2500" w:type="pct"/>
@@ -19075,12 +19332,6 @@
         </w:tc>
       </w:tr>
       <w:tr>
-        <w:tblPrEx>
-          <w:tblCellMar>
-            <w:top w:w="0" w:type="dxa"/>
-            <w:bottom w:w="0" w:type="dxa"/>
-          </w:tblCellMar>
-        </w:tblPrEx>
         <w:tc>
           <w:tcPr>
             <w:tcW w:w="2500" w:type="pct"/>
@@ -19138,12 +19389,6 @@
         </w:tc>
       </w:tr>
       <w:tr>
-        <w:tblPrEx>
-          <w:tblCellMar>
-            <w:top w:w="0" w:type="dxa"/>
-            <w:bottom w:w="0" w:type="dxa"/>
-          </w:tblCellMar>
-        </w:tblPrEx>
         <w:tc>
           <w:tcPr>
             <w:tcW w:w="2500" w:type="pct"/>
@@ -19201,12 +19446,6 @@
         </w:tc>
       </w:tr>
       <w:tr>
-        <w:tblPrEx>
-          <w:tblCellMar>
-            <w:top w:w="0" w:type="dxa"/>
-            <w:bottom w:w="0" w:type="dxa"/>
-          </w:tblCellMar>
-        </w:tblPrEx>
         <w:tc>
           <w:tcPr>
             <w:tcW w:w="2500" w:type="pct"/>
@@ -19251,12 +19490,6 @@
         </w:tc>
       </w:tr>
       <w:tr>
-        <w:tblPrEx>
-          <w:tblCellMar>
-            <w:top w:w="0" w:type="dxa"/>
-            <w:bottom w:w="0" w:type="dxa"/>
-          </w:tblCellMar>
-        </w:tblPrEx>
         <w:tc>
           <w:tcPr>
             <w:tcW w:w="2500" w:type="pct"/>
@@ -19300,12 +19533,6 @@
         </w:tc>
       </w:tr>
       <w:tr>
-        <w:tblPrEx>
-          <w:tblCellMar>
-            <w:top w:w="0" w:type="dxa"/>
-            <w:bottom w:w="0" w:type="dxa"/>
-          </w:tblCellMar>
-        </w:tblPrEx>
         <w:tc>
           <w:tcPr>
             <w:tcW w:w="2500" w:type="pct"/>
@@ -19349,12 +19576,6 @@
         </w:tc>
       </w:tr>
       <w:tr>
-        <w:tblPrEx>
-          <w:tblCellMar>
-            <w:top w:w="0" w:type="dxa"/>
-            <w:bottom w:w="0" w:type="dxa"/>
-          </w:tblCellMar>
-        </w:tblPrEx>
         <w:tc>
           <w:tcPr>
             <w:tcW w:w="2500" w:type="pct"/>
@@ -19419,12 +19640,6 @@
         </w:tc>
       </w:tr>
       <w:tr>
-        <w:tblPrEx>
-          <w:tblCellMar>
-            <w:top w:w="0" w:type="dxa"/>
-            <w:bottom w:w="0" w:type="dxa"/>
-          </w:tblCellMar>
-        </w:tblPrEx>
         <w:tc>
           <w:tcPr>
             <w:tcW w:w="2500" w:type="pct"/>
@@ -19468,12 +19683,6 @@
         </w:tc>
       </w:tr>
       <w:tr>
-        <w:tblPrEx>
-          <w:tblCellMar>
-            <w:top w:w="0" w:type="dxa"/>
-            <w:bottom w:w="0" w:type="dxa"/>
-          </w:tblCellMar>
-        </w:tblPrEx>
         <w:tc>
           <w:tcPr>
             <w:tcW w:w="2500" w:type="pct"/>
@@ -19531,12 +19740,6 @@
         </w:tc>
       </w:tr>
       <w:tr>
-        <w:tblPrEx>
-          <w:tblCellMar>
-            <w:top w:w="0" w:type="dxa"/>
-            <w:bottom w:w="0" w:type="dxa"/>
-          </w:tblCellMar>
-        </w:tblPrEx>
         <w:tc>
           <w:tcPr>
             <w:tcW w:w="2500" w:type="pct"/>
@@ -19594,12 +19797,6 @@
         </w:tc>
       </w:tr>
       <w:tr>
-        <w:tblPrEx>
-          <w:tblCellMar>
-            <w:top w:w="0" w:type="dxa"/>
-            <w:bottom w:w="0" w:type="dxa"/>
-          </w:tblCellMar>
-        </w:tblPrEx>
         <w:tc>
           <w:tcPr>
             <w:tcW w:w="2500" w:type="pct"/>
@@ -19699,12 +19896,6 @@
         </w:tc>
       </w:tr>
       <w:tr>
-        <w:tblPrEx>
-          <w:tblCellMar>
-            <w:top w:w="0" w:type="dxa"/>
-            <w:bottom w:w="0" w:type="dxa"/>
-          </w:tblCellMar>
-        </w:tblPrEx>
         <w:tc>
           <w:tcPr>
             <w:tcW w:w="2500" w:type="pct"/>
@@ -19755,12 +19946,6 @@
         </w:tc>
       </w:tr>
       <w:tr>
-        <w:tblPrEx>
-          <w:tblCellMar>
-            <w:top w:w="0" w:type="dxa"/>
-            <w:bottom w:w="0" w:type="dxa"/>
-          </w:tblCellMar>
-        </w:tblPrEx>
         <w:tc>
           <w:tcPr>
             <w:tcW w:w="2500" w:type="pct"/>
@@ -19811,12 +19996,6 @@
         </w:tc>
       </w:tr>
       <w:tr>
-        <w:tblPrEx>
-          <w:tblCellMar>
-            <w:top w:w="0" w:type="dxa"/>
-            <w:bottom w:w="0" w:type="dxa"/>
-          </w:tblCellMar>
-        </w:tblPrEx>
         <w:tc>
           <w:tcPr>
             <w:tcW w:w="2500" w:type="pct"/>
@@ -19867,12 +20046,6 @@
         </w:tc>
       </w:tr>
       <w:tr>
-        <w:tblPrEx>
-          <w:tblCellMar>
-            <w:top w:w="0" w:type="dxa"/>
-            <w:bottom w:w="0" w:type="dxa"/>
-          </w:tblCellMar>
-        </w:tblPrEx>
         <w:tc>
           <w:tcPr>
             <w:tcW w:w="2500" w:type="pct"/>
@@ -19917,12 +20090,6 @@
         </w:tc>
       </w:tr>
       <w:tr>
-        <w:tblPrEx>
-          <w:tblCellMar>
-            <w:top w:w="0" w:type="dxa"/>
-            <w:bottom w:w="0" w:type="dxa"/>
-          </w:tblCellMar>
-        </w:tblPrEx>
         <w:tc>
           <w:tcPr>
             <w:tcW w:w="2500" w:type="pct"/>
@@ -19971,11 +20138,8 @@
     <w:p>
       <w:pPr>
         <w:pStyle w:val="2"/>
-        <w:rPr>
-          <w:rFonts w:hint="eastAsia"/>
-        </w:rPr>
       </w:pPr>
-      <w:bookmarkStart w:id="37" w:name="_Toc242180267"/>
+      <w:bookmarkStart w:id="38" w:name="_Toc242180267"/>
       <w:r>
         <w:rPr>
           <w:rFonts w:hint="eastAsia"/>
@@ -19994,15 +20158,12 @@
         </w:rPr>
         <w:t>参考资料</w:t>
       </w:r>
-      <w:bookmarkEnd w:id="37"/>
+      <w:bookmarkEnd w:id="38"/>
     </w:p>
     <w:p>
       <w:pPr>
         <w:pStyle w:val="a"/>
         <w:ind w:left="420" w:hanging="420"/>
-        <w:rPr>
-          <w:rFonts w:hint="eastAsia"/>
-        </w:rPr>
       </w:pPr>
       <w:r>
         <w:rPr>
@@ -20032,16 +20193,37 @@
         <w:rPr>
           <w:rFonts w:hint="eastAsia"/>
         </w:rPr>
-        <w:t xml:space="preserve"> https://webkit.org/blog/10308/speculation-in-javascriptcore/</w:t>
+        <w:t xml:space="preserve"> https://webkit.org/blog/1</w:t>
+      </w:r>
+      <w:r>
+        <w:rPr>
+          <w:rFonts w:hint="eastAsia"/>
+        </w:rPr>
+        <w:t>t.me/one00190</w:t>
+      </w:r>
+      <w:r>
+        <w:rPr>
+          <w:rFonts w:hint="eastAsia"/>
+        </w:rPr>
+        <w:t>3</w:t>
+      </w:r>
+      <w:r>
+        <w:rPr>
+          <w:rFonts w:hint="eastAsia"/>
+        </w:rPr>
+        <w:t>t.me/one00190</w:t>
+      </w:r>
+      <w:r>
+        <w:rPr>
+          <w:rFonts w:hint="eastAsia"/>
+        </w:rPr>
+        <w:t>8/speculation-in-javascriptcore/</w:t>
       </w:r>
     </w:p>
     <w:p>
       <w:pPr>
         <w:pStyle w:val="a"/>
         <w:ind w:left="420" w:hanging="420"/>
-        <w:rPr>
-          <w:rFonts w:hint="eastAsia"/>
-        </w:rPr>
       </w:pPr>
       <w:r>
         <w:rPr>
@@ -20071,16 +20253,25 @@
         <w:rPr>
           <w:rFonts w:hint="eastAsia"/>
         </w:rPr>
-        <w:t xml:space="preserve"> https://webkit.org/blog/8048/what-spectre-and-meltdown-mean-for-webkit/</w:t>
+        <w:t xml:space="preserve"> https://webkit.org/blog/8</w:t>
+      </w:r>
+      <w:r>
+        <w:rPr>
+          <w:rFonts w:hint="eastAsia"/>
+        </w:rPr>
+        <w:t>t.me/one00190</w:t>
+      </w:r>
+      <w:r>
+        <w:rPr>
+          <w:rFonts w:hint="eastAsia"/>
+        </w:rPr>
+        <w:t>48/what-spectre-and-meltdown-mean-for-webkit/</w:t>
       </w:r>
     </w:p>
     <w:p>
       <w:pPr>
         <w:pStyle w:val="a"/>
         <w:ind w:left="420" w:hanging="420"/>
-        <w:rPr>
-          <w:rFonts w:hint="eastAsia"/>
-        </w:rPr>
       </w:pPr>
       <w:r>
         <w:rPr>
@@ -20117,9 +20308,6 @@
       <w:pPr>
         <w:pStyle w:val="a"/>
         <w:ind w:left="420" w:hanging="420"/>
-        <w:rPr>
-          <w:rFonts w:hint="eastAsia"/>
-        </w:rPr>
       </w:pPr>
       <w:r>
         <w:rPr>
@@ -20161,16 +20349,49 @@
         <w:rPr>
           <w:rFonts w:hint="eastAsia"/>
         </w:rPr>
-        <w:t>https://projectzero.google/2020/09/jitsploitation-two.html</w:t>
+        <w:t>https://projectzero.google/2</w:t>
+      </w:r>
+      <w:r>
+        <w:rPr>
+          <w:rFonts w:hint="eastAsia"/>
+        </w:rPr>
+        <w:t>t.me/one00190</w:t>
+      </w:r>
+      <w:r>
+        <w:rPr>
+          <w:rFonts w:hint="eastAsia"/>
+        </w:rPr>
+        <w:t>2</w:t>
+      </w:r>
+      <w:r>
+        <w:rPr>
+          <w:rFonts w:hint="eastAsia"/>
+        </w:rPr>
+        <w:t>t.me/one00190</w:t>
+      </w:r>
+      <w:r>
+        <w:rPr>
+          <w:rFonts w:hint="eastAsia"/>
+        </w:rPr>
+        <w:t>/</w:t>
+      </w:r>
+      <w:r>
+        <w:rPr>
+          <w:rFonts w:hint="eastAsia"/>
+        </w:rPr>
+        <w:t>t.me/one00190</w:t>
+      </w:r>
+      <w:r>
+        <w:rPr>
+          <w:rFonts w:hint="eastAsia"/>
+        </w:rPr>
+        <w:t>9/jitsploitation-two.html</w:t>
       </w:r>
     </w:p>
     <w:p>
       <w:pPr>
         <w:pStyle w:val="a"/>
         <w:ind w:left="420" w:hanging="420"/>
-        <w:rPr>
-          <w:rFonts w:hint="eastAsia"/>
-        </w:rPr>
       </w:pPr>
       <w:r>
         <w:rPr>
@@ -20200,16 +20421,25 @@
         <w:rPr>
           <w:rFonts w:hint="eastAsia"/>
         </w:rPr>
-        <w:t>https://docs.webkit.org/Deep%20Dive/JSC/JavaScriptCore.html</w:t>
+        <w:t>https://docs.webkit.org/Deep%2</w:t>
+      </w:r>
+      <w:r>
+        <w:rPr>
+          <w:rFonts w:hint="eastAsia"/>
+        </w:rPr>
+        <w:t>t.me/one00190</w:t>
+      </w:r>
+      <w:r>
+        <w:rPr>
+          <w:rFonts w:hint="eastAsia"/>
+        </w:rPr>
+        <w:t>Dive/JSC/JavaScriptCore.html</w:t>
       </w:r>
     </w:p>
     <w:p>
       <w:pPr>
         <w:pStyle w:val="a"/>
         <w:ind w:left="420" w:hanging="420"/>
-        <w:rPr>
-          <w:rFonts w:hint="eastAsia"/>
-        </w:rPr>
       </w:pPr>
       <w:r>
         <w:rPr>
@@ -20240,9 +20470,6 @@
       <w:pPr>
         <w:pStyle w:val="a"/>
         <w:ind w:left="420" w:hanging="420"/>
-        <w:rPr>
-          <w:rFonts w:hint="eastAsia"/>
-        </w:rPr>
       </w:pPr>
       <w:r>
         <w:rPr>
@@ -20267,9 +20494,6 @@
       <w:pPr>
         <w:pStyle w:val="a"/>
         <w:ind w:left="420" w:hanging="420"/>
-        <w:rPr>
-          <w:rFonts w:hint="eastAsia"/>
-        </w:rPr>
       </w:pPr>
       <w:r>
         <w:rPr>
@@ -20300,9 +20524,6 @@
       <w:pPr>
         <w:pStyle w:val="a"/>
         <w:ind w:left="420" w:hanging="420"/>
-        <w:rPr>
-          <w:rFonts w:hint="eastAsia"/>
-        </w:rPr>
       </w:pPr>
       <w:r>
         <w:rPr>
@@ -20320,7 +20541,31 @@
         <w:rPr>
           <w:rFonts w:hint="eastAsia"/>
         </w:rPr>
-        <w:t xml:space="preserve">https://www.cve.org/CVERecord?id=CVE-2019-8605 </w:t>
+        <w:t>https://www.cve.org/CVERecord?id=CVE-2</w:t>
+      </w:r>
+      <w:r>
+        <w:rPr>
+          <w:rFonts w:hint="eastAsia"/>
+        </w:rPr>
+        <w:t>t.me/one00190</w:t>
+      </w:r>
+      <w:r>
+        <w:rPr>
+          <w:rFonts w:hint="eastAsia"/>
+        </w:rPr>
+        <w:t>19-86</w:t>
+      </w:r>
+      <w:r>
+        <w:rPr>
+          <w:rFonts w:hint="eastAsia"/>
+        </w:rPr>
+        <w:t>t.me/one00190</w:t>
+      </w:r>
+      <w:r>
+        <w:rPr>
+          <w:rFonts w:hint="eastAsia"/>
+        </w:rPr>
+        <w:t xml:space="preserve">5 </w:t>
       </w:r>
       <w:r>
         <w:rPr>
@@ -20332,16 +20577,37 @@
         <w:rPr>
           <w:rFonts w:hint="eastAsia"/>
         </w:rPr>
-        <w:t>https://nvd.nist.gov/vuln/detail/cve-2019-8605</w:t>
+        <w:t>https://nvd.nist.gov/vuln/detail/cve-2</w:t>
+      </w:r>
+      <w:r>
+        <w:rPr>
+          <w:rFonts w:hint="eastAsia"/>
+        </w:rPr>
+        <w:t>t.me/one00190</w:t>
+      </w:r>
+      <w:r>
+        <w:rPr>
+          <w:rFonts w:hint="eastAsia"/>
+        </w:rPr>
+        <w:t>19-86</w:t>
+      </w:r>
+      <w:r>
+        <w:rPr>
+          <w:rFonts w:hint="eastAsia"/>
+        </w:rPr>
+        <w:t>t.me/one00190</w:t>
+      </w:r>
+      <w:r>
+        <w:rPr>
+          <w:rFonts w:hint="eastAsia"/>
+        </w:rPr>
+        <w:t>5</w:t>
       </w:r>
     </w:p>
     <w:p>
       <w:pPr>
         <w:pStyle w:val="a"/>
         <w:ind w:left="420" w:hanging="420"/>
-        <w:rPr>
-          <w:rFonts w:hint="eastAsia"/>
-        </w:rPr>
       </w:pPr>
       <w:r>
         <w:rPr>
@@ -20366,15 +20632,11 @@
       <w:pPr>
         <w:pStyle w:val="a"/>
         <w:ind w:left="420" w:hanging="420"/>
-        <w:rPr>
-          <w:rFonts w:hint="eastAsia"/>
-        </w:rPr>
       </w:pPr>
       <w:r>
         <w:rPr>
           <w:rFonts w:hint="eastAsia"/>
         </w:rPr>
-        <w:lastRenderedPageBreak/>
         <w:t>Google TAG</w:t>
       </w:r>
       <w:r>
@@ -20447,11 +20709,8 @@
     <w:p>
       <w:pPr>
         <w:pStyle w:val="2"/>
-        <w:rPr>
-          <w:rFonts w:hint="eastAsia"/>
-        </w:rPr>
       </w:pPr>
-      <w:bookmarkStart w:id="38" w:name="_Toc242180268"/>
+      <w:bookmarkStart w:id="39" w:name="_Toc242180268"/>
       <w:r>
         <w:rPr>
           <w:rFonts w:hint="eastAsia"/>
@@ -20470,7 +20729,7 @@
         </w:rPr>
         <w:t>版本与说明</w:t>
       </w:r>
-      <w:bookmarkEnd w:id="38"/>
+      <w:bookmarkEnd w:id="39"/>
     </w:p>
     <w:tbl>
       <w:tblPr>
@@ -20490,12 +20749,6 @@
         <w:gridCol w:w="4588"/>
       </w:tblGrid>
       <w:tr>
-        <w:tblPrEx>
-          <w:tblCellMar>
-            <w:top w:w="0" w:type="dxa"/>
-            <w:bottom w:w="0" w:type="dxa"/>
-          </w:tblCellMar>
-        </w:tblPrEx>
         <w:tc>
           <w:tcPr>
             <w:tcW w:w="2500" w:type="pct"/>
@@ -20544,12 +20797,6 @@
         </w:tc>
       </w:tr>
       <w:tr>
-        <w:tblPrEx>
-          <w:tblCellMar>
-            <w:top w:w="0" w:type="dxa"/>
-            <w:bottom w:w="0" w:type="dxa"/>
-          </w:tblCellMar>
-        </w:tblPrEx>
         <w:tc>
           <w:tcPr>
             <w:tcW w:w="2500" w:type="pct"/>
@@ -20588,7 +20835,14 @@
                 <w:rFonts w:hint="eastAsia"/>
                 <w:sz w:val="18"/>
               </w:rPr>
-              <w:t>v1.0</w:t>
+              <w:t>v1.</w:t>
+            </w:r>
+            <w:r>
+              <w:rPr>
+                <w:rFonts w:hint="eastAsia"/>
+                <w:sz w:val="18"/>
+              </w:rPr>
+              <w:t>t.me/one00190</w:t>
             </w:r>
             <w:r>
               <w:rPr>
@@ -20602,7 +20856,49 @@
                 <w:rFonts w:hint="eastAsia"/>
                 <w:sz w:val="18"/>
               </w:rPr>
-              <w:t>2026-10-06</w:t>
+              <w:t>2</w:t>
+            </w:r>
+            <w:r>
+              <w:rPr>
+                <w:rFonts w:hint="eastAsia"/>
+                <w:sz w:val="18"/>
+              </w:rPr>
+              <w:t>t.me/one00190</w:t>
+            </w:r>
+            <w:r>
+              <w:rPr>
+                <w:rFonts w:hint="eastAsia"/>
+                <w:sz w:val="18"/>
+              </w:rPr>
+              <w:t>26-1</w:t>
+            </w:r>
+            <w:r>
+              <w:rPr>
+                <w:rFonts w:hint="eastAsia"/>
+                <w:sz w:val="18"/>
+              </w:rPr>
+              <w:t>t.me/one00190</w:t>
+            </w:r>
+            <w:r>
+              <w:rPr>
+                <w:rFonts w:hint="eastAsia"/>
+                <w:sz w:val="18"/>
+              </w:rPr>
+              <w:t>-</w:t>
+            </w:r>
+            <w:r>
+              <w:rPr>
+                <w:rFonts w:hint="eastAsia"/>
+                <w:sz w:val="18"/>
+              </w:rPr>
+              <w:t>t.me/one00190</w:t>
+            </w:r>
+            <w:r>
+              <w:rPr>
+                <w:rFonts w:hint="eastAsia"/>
+                <w:sz w:val="18"/>
+              </w:rPr>
+              <w:t>6</w:t>
             </w:r>
             <w:r>
               <w:rPr>
@@ -20615,12 +20911,6 @@
         </w:tc>
       </w:tr>
       <w:tr>
-        <w:tblPrEx>
-          <w:tblCellMar>
-            <w:top w:w="0" w:type="dxa"/>
-            <w:bottom w:w="0" w:type="dxa"/>
-          </w:tblCellMar>
-        </w:tblPrEx>
         <w:tc>
           <w:tcPr>
             <w:tcW w:w="2500" w:type="pct"/>
@@ -20659,7 +20949,21 @@
                 <w:rFonts w:hint="eastAsia"/>
                 <w:sz w:val="18"/>
               </w:rPr>
-              <w:t xml:space="preserve">2019 </w:t>
+              <w:t>2</w:t>
+            </w:r>
+            <w:r>
+              <w:rPr>
+                <w:rFonts w:hint="eastAsia"/>
+                <w:sz w:val="18"/>
+              </w:rPr>
+              <w:t>t.me/one00190</w:t>
+            </w:r>
+            <w:r>
+              <w:rPr>
+                <w:rFonts w:hint="eastAsia"/>
+                <w:sz w:val="18"/>
+              </w:rPr>
+              <w:t xml:space="preserve">19 </w:t>
             </w:r>
             <w:r>
               <w:rPr>
@@ -20673,7 +20977,21 @@
                 <w:rFonts w:hint="eastAsia"/>
                 <w:sz w:val="18"/>
               </w:rPr>
-              <w:t xml:space="preserve">2025 </w:t>
+              <w:t>2</w:t>
+            </w:r>
+            <w:r>
+              <w:rPr>
+                <w:rFonts w:hint="eastAsia"/>
+                <w:sz w:val="18"/>
+              </w:rPr>
+              <w:t>t.me/one00190</w:t>
+            </w:r>
+            <w:r>
+              <w:rPr>
+                <w:rFonts w:hint="eastAsia"/>
+                <w:sz w:val="18"/>
+              </w:rPr>
+              <w:t xml:space="preserve">25 </w:t>
             </w:r>
             <w:r>
               <w:rPr>
@@ -20700,12 +21018,6 @@
         </w:tc>
       </w:tr>
       <w:tr>
-        <w:tblPrEx>
-          <w:tblCellMar>
-            <w:top w:w="0" w:type="dxa"/>
-            <w:bottom w:w="0" w:type="dxa"/>
-          </w:tblCellMar>
-        </w:tblPrEx>
         <w:tc>
           <w:tcPr>
             <w:tcW w:w="2500" w:type="pct"/>
@@ -20841,12 +21153,6 @@
         </w:tc>
       </w:tr>
       <w:tr>
-        <w:tblPrEx>
-          <w:tblCellMar>
-            <w:top w:w="0" w:type="dxa"/>
-            <w:bottom w:w="0" w:type="dxa"/>
-          </w:tblCellMar>
-        </w:tblPrEx>
         <w:tc>
           <w:tcPr>
             <w:tcW w:w="2500" w:type="pct"/>
@@ -20896,7 +21202,6 @@
       <w:pPr>
         <w:ind w:left="280"/>
         <w:rPr>
-          <w:rFonts w:hint="eastAsia"/>
           <w:i/>
           <w:color w:val="595959"/>
         </w:rPr>
@@ -20911,11 +21216,6 @@
       </w:r>
     </w:p>
     <w:p>
-      <w:pPr>
-        <w:rPr>
-          <w:rFonts w:hint="eastAsia"/>
-        </w:rPr>
-      </w:pPr>
       <w:r>
         <w:rPr>
           <w:rFonts w:hint="eastAsia"/>
@@ -20950,20 +21250,19 @@
         <w:rPr>
           <w:rFonts w:hint="eastAsia"/>
         </w:rPr>
-        <w:t>https://t.me/pjx7120</w:t>
+        <w:t>https://t.me/pjx712</w:t>
+      </w:r>
+      <w:r>
+        <w:rPr>
+          <w:rFonts w:hint="eastAsia"/>
+        </w:rPr>
+        <w:t>t.me/one00190</w:t>
       </w:r>
     </w:p>
-    <w:p>
-      <w:bookmarkStart w:id="39" w:name="_GoBack"/>
-      <w:bookmarkEnd w:id="39"/>
-    </w:p>
+    <w:p/>
     <w:sectPr>
-      <w:headerReference w:type="even" r:id="rId7"/>
-      <w:headerReference w:type="default" r:id="rId8"/>
-      <w:footerReference w:type="even" r:id="rId9"/>
-      <w:footerReference w:type="default" r:id="rId10"/>
-      <w:headerReference w:type="first" r:id="rId11"/>
-      <w:footerReference w:type="first" r:id="rId12"/>
+      <w:headerReference w:type="default" r:id="rId7"/>
+      <w:footerReference w:type="default" r:id="rId8"/>
       <w:pgSz w:w="11906" w:h="16838"/>
       <w:pgMar w:top="1440" w:right="1360" w:bottom="1440" w:left="1360" w:header="851" w:footer="992" w:gutter="0"/>
       <w:cols w:space="720"/>
@@ -20999,16 +21298,6 @@
 </file>
 
 <file path=word/footer1.xml><?xml version="1.0" encoding="utf-8"?>
-<w:ftr xmlns:wpc="http://schemas.microsoft.com/office/word/2010/wordprocessingCanvas" xmlns:cx="http://schemas.microsoft.com/office/drawing/2014/chartex" xmlns:mc="http://schemas.openxmlformats.org/markup-compatibility/2006" xmlns:o="urn:schemas-microsoft-com:office:office" xmlns:r="http://schemas.openxmlformats.org/officeDocument/2006/relationships" xmlns:m="http://schemas.openxmlformats.org/officeDocument/2006/math" xmlns:v="urn:schemas-microsoft-com:vml" xmlns:wp14="http://schemas.microsoft.com/office/word/2010/wordprocessingDrawing" xmlns:wp="http://schemas.openxmlformats.org/drawingml/2006/wordprocessingDrawing" xmlns:w10="urn:schemas-microsoft-com:office:word" xmlns:w="http://schemas.openxmlformats.org/wordprocessingml/2006/main" xmlns:w14="http://schemas.microsoft.com/office/word/2010/wordml" xmlns:w15="http://schemas.microsoft.com/office/word/2012/wordml" xmlns:w16se="http://schemas.microsoft.com/office/word/2015/wordml/symex" xmlns:wpg="http://schemas.microsoft.com/office/word/2010/wordprocessingGroup" xmlns:wpi="http://schemas.microsoft.com/office/word/2010/wordprocessingInk" xmlns:wne="http://schemas.microsoft.com/office/word/2006/wordml" xmlns:wps="http://schemas.microsoft.com/office/word/2010/wordprocessingShape" mc:Ignorable="w14 w15 w16se wp14">
-  <w:p>
-    <w:pPr>
-      <w:pStyle w:val="aa"/>
-    </w:pPr>
-  </w:p>
-</w:ftr>
-</file>
-
-<file path=word/footer2.xml><?xml version="1.0" encoding="utf-8"?>
 <w:ftr xmlns:wpc="http://schemas.microsoft.com/office/word/2010/wordprocessingCanvas" xmlns:cx="http://schemas.microsoft.com/office/drawing/2014/chartex" xmlns:mc="http://schemas.openxmlformats.org/markup-compatibility/2006" xmlns:o="urn:schemas-microsoft-com:office:office" xmlns:r="http://schemas.openxmlformats.org/officeDocument/2006/relationships" xmlns:m="http://schemas.openxmlformats.org/officeDocument/2006/math" xmlns:v="urn:schemas-microsoft-com:vml" xmlns:wp14="http://schemas.microsoft.com/office/word/2010/wordprocessingDrawing" xmlns:wp="http://schemas.openxmlformats.org/drawingml/2006/wordprocessingDrawing" xmlns:w10="urn:schemas-microsoft-com:office:word" xmlns:w="http://schemas.openxmlformats.org/wordprocessingml/2006/main" xmlns:w14="http://schemas.microsoft.com/office/word/2010/wordml" xmlns:w15="http://schemas.microsoft.com/office/word/2012/wordml" xmlns:w16se="http://schemas.microsoft.com/office/word/2015/wordml/symex" xmlns:wpg="http://schemas.microsoft.com/office/word/2010/wordprocessingGroup" xmlns:wpi="http://schemas.microsoft.com/office/word/2010/wordprocessingInk" xmlns:wne="http://schemas.microsoft.com/office/word/2006/wordml" xmlns:wps="http://schemas.microsoft.com/office/word/2010/wordprocessingShape" mc:Ignorable="w14 w15 w16se wp14">
   <w:p>
     <w:pPr>
@@ -21061,7 +21350,7 @@
         <w:sz w:val="16"/>
         <w:szCs w:val="16"/>
       </w:rPr>
-      <w:t>19</w:t>
+      <w:t>3</w:t>
     </w:r>
     <w:r>
       <w:rPr>
@@ -21091,16 +21380,6 @@
 </w:ftr>
 </file>
 
-<file path=word/footer3.xml><?xml version="1.0" encoding="utf-8"?>
-<w:ftr xmlns:wpc="http://schemas.microsoft.com/office/word/2010/wordprocessingCanvas" xmlns:cx="http://schemas.microsoft.com/office/drawing/2014/chartex" xmlns:mc="http://schemas.openxmlformats.org/markup-compatibility/2006" xmlns:o="urn:schemas-microsoft-com:office:office" xmlns:r="http://schemas.openxmlformats.org/officeDocument/2006/relationships" xmlns:m="http://schemas.openxmlformats.org/officeDocument/2006/math" xmlns:v="urn:schemas-microsoft-com:vml" xmlns:wp14="http://schemas.microsoft.com/office/word/2010/wordprocessingDrawing" xmlns:wp="http://schemas.openxmlformats.org/drawingml/2006/wordprocessingDrawing" xmlns:w10="urn:schemas-microsoft-com:office:word" xmlns:w="http://schemas.openxmlformats.org/wordprocessingml/2006/main" xmlns:w14="http://schemas.microsoft.com/office/word/2010/wordml" xmlns:w15="http://schemas.microsoft.com/office/word/2012/wordml" xmlns:w16se="http://schemas.microsoft.com/office/word/2015/wordml/symex" xmlns:wpg="http://schemas.microsoft.com/office/word/2010/wordprocessingGroup" xmlns:wpi="http://schemas.microsoft.com/office/word/2010/wordprocessingInk" xmlns:wne="http://schemas.microsoft.com/office/word/2006/wordml" xmlns:wps="http://schemas.microsoft.com/office/word/2010/wordprocessingShape" mc:Ignorable="w14 w15 w16se wp14">
-  <w:p>
-    <w:pPr>
-      <w:pStyle w:val="aa"/>
-    </w:pPr>
-  </w:p>
-</w:ftr>
-</file>
-
 <file path=word/footnotes.xml><?xml version="1.0" encoding="utf-8"?>
 <w:footnotes xmlns:wpc="http://schemas.microsoft.com/office/word/2010/wordprocessingCanvas" xmlns:cx="http://schemas.microsoft.com/office/drawing/2014/chartex" xmlns:mc="http://schemas.openxmlformats.org/markup-compatibility/2006" xmlns:o="urn:schemas-microsoft-com:office:office" xmlns:r="http://schemas.openxmlformats.org/officeDocument/2006/relationships" xmlns:m="http://schemas.openxmlformats.org/officeDocument/2006/math" xmlns:v="urn:schemas-microsoft-com:vml" xmlns:wp14="http://schemas.microsoft.com/office/word/2010/wordprocessingDrawing" xmlns:wp="http://schemas.openxmlformats.org/drawingml/2006/wordprocessingDrawing" xmlns:w10="urn:schemas-microsoft-com:office:word" xmlns:w="http://schemas.openxmlformats.org/wordprocessingml/2006/main" xmlns:w14="http://schemas.microsoft.com/office/word/2010/wordml" xmlns:w15="http://schemas.microsoft.com/office/word/2012/wordml" xmlns:w16se="http://schemas.microsoft.com/office/word/2015/wordml/symex" xmlns:wpg="http://schemas.microsoft.com/office/word/2010/wordprocessingGroup" xmlns:wpi="http://schemas.microsoft.com/office/word/2010/wordprocessingInk" xmlns:wne="http://schemas.microsoft.com/office/word/2006/wordml" xmlns:wps="http://schemas.microsoft.com/office/word/2010/wordprocessingShape" mc:Ignorable="w14 w15 w16se wp14">
   <w:footnote w:type="separator" w:id="-1">
@@ -21127,16 +21406,6 @@
 </file>
 
 <file path=word/header1.xml><?xml version="1.0" encoding="utf-8"?>
-<w:hdr xmlns:wpc="http://schemas.microsoft.com/office/word/2010/wordprocessingCanvas" xmlns:cx="http://schemas.microsoft.com/office/drawing/2014/chartex" xmlns:mc="http://schemas.openxmlformats.org/markup-compatibility/2006" xmlns:o="urn:schemas-microsoft-com:office:office" xmlns:r="http://schemas.openxmlformats.org/officeDocument/2006/relationships" xmlns:m="http://schemas.openxmlformats.org/officeDocument/2006/math" xmlns:v="urn:schemas-microsoft-com:vml" xmlns:wp14="http://schemas.microsoft.com/office/word/2010/wordprocessingDrawing" xmlns:wp="http://schemas.openxmlformats.org/drawingml/2006/wordprocessingDrawing" xmlns:w10="urn:schemas-microsoft-com:office:word" xmlns:w="http://schemas.openxmlformats.org/wordprocessingml/2006/main" xmlns:w14="http://schemas.microsoft.com/office/word/2010/wordml" xmlns:w15="http://schemas.microsoft.com/office/word/2012/wordml" xmlns:w16se="http://schemas.microsoft.com/office/word/2015/wordml/symex" xmlns:wpg="http://schemas.microsoft.com/office/word/2010/wordprocessingGroup" xmlns:wpi="http://schemas.microsoft.com/office/word/2010/wordprocessingInk" xmlns:wne="http://schemas.microsoft.com/office/word/2006/wordml" xmlns:wps="http://schemas.microsoft.com/office/word/2010/wordprocessingShape" mc:Ignorable="w14 w15 w16se wp14">
-  <w:p>
-    <w:pPr>
-      <w:pStyle w:val="a8"/>
-    </w:pPr>
-  </w:p>
-</w:hdr>
-</file>
-
-<file path=word/header2.xml><?xml version="1.0" encoding="utf-8"?>
 <w:hdr xmlns:wpc="http://schemas.microsoft.com/office/word/2010/wordprocessingCanvas" xmlns:cx="http://schemas.microsoft.com/office/drawing/2014/chartex" xmlns:mc="http://schemas.openxmlformats.org/markup-compatibility/2006" xmlns:o="urn:schemas-microsoft-com:office:office" xmlns:r="http://schemas.openxmlformats.org/officeDocument/2006/relationships" xmlns:m="http://schemas.openxmlformats.org/officeDocument/2006/math" xmlns:v="urn:schemas-microsoft-com:vml" xmlns:wp14="http://schemas.microsoft.com/office/word/2010/wordprocessingDrawing" xmlns:wp="http://schemas.openxmlformats.org/drawingml/2006/wordprocessingDrawing" xmlns:w10="urn:schemas-microsoft-com:office:word" xmlns:w="http://schemas.openxmlformats.org/wordprocessingml/2006/main" xmlns:w14="http://schemas.microsoft.com/office/word/2010/wordml" xmlns:w15="http://schemas.microsoft.com/office/word/2012/wordml" xmlns:w16se="http://schemas.microsoft.com/office/word/2015/wordml/symex" xmlns:wpg="http://schemas.microsoft.com/office/word/2010/wordprocessingGroup" xmlns:wpi="http://schemas.microsoft.com/office/word/2010/wordprocessingInk" xmlns:wne="http://schemas.microsoft.com/office/word/2006/wordml" xmlns:wps="http://schemas.microsoft.com/office/word/2010/wordprocessingShape" mc:Ignorable="w14 w15 w16se wp14">
   <w:p>
     <w:pPr>
@@ -21167,16 +21436,6 @@
       </w:rPr>
       <w:t>远程代码执行漏洞分析报告</w:t>
     </w:r>
-  </w:p>
-</w:hdr>
-</file>
-
-<file path=word/header3.xml><?xml version="1.0" encoding="utf-8"?>
-<w:hdr xmlns:wpc="http://schemas.microsoft.com/office/word/2010/wordprocessingCanvas" xmlns:cx="http://schemas.microsoft.com/office/drawing/2014/chartex" xmlns:mc="http://schemas.openxmlformats.org/markup-compatibility/2006" xmlns:o="urn:schemas-microsoft-com:office:office" xmlns:r="http://schemas.openxmlformats.org/officeDocument/2006/relationships" xmlns:m="http://schemas.openxmlformats.org/officeDocument/2006/math" xmlns:v="urn:schemas-microsoft-com:vml" xmlns:wp14="http://schemas.microsoft.com/office/word/2010/wordprocessingDrawing" xmlns:wp="http://schemas.openxmlformats.org/drawingml/2006/wordprocessingDrawing" xmlns:w10="urn:schemas-microsoft-com:office:word" xmlns:w="http://schemas.openxmlformats.org/wordprocessingml/2006/main" xmlns:w14="http://schemas.microsoft.com/office/word/2010/wordml" xmlns:w15="http://schemas.microsoft.com/office/word/2012/wordml" xmlns:w16se="http://schemas.microsoft.com/office/word/2015/wordml/symex" xmlns:wpg="http://schemas.microsoft.com/office/word/2010/wordprocessingGroup" xmlns:wpi="http://schemas.microsoft.com/office/word/2010/wordprocessingInk" xmlns:wne="http://schemas.microsoft.com/office/word/2006/wordml" xmlns:wps="http://schemas.microsoft.com/office/word/2010/wordprocessingShape" mc:Ignorable="w14 w15 w16se wp14">
-  <w:p>
-    <w:pPr>
-      <w:pStyle w:val="a8"/>
-    </w:pPr>
   </w:p>
 </w:hdr>
 </file>

--- a/iOS WebKit远程代码执行漏洞分析报告.docx
+++ b/iOS WebKit远程代码执行漏洞分析报告.docx
@@ -6,6 +6,7 @@
       <w:pPr>
         <w:pStyle w:val="a4"/>
         <w:rPr>
+          <w:rFonts w:hint="eastAsia"/>
           <w:sz w:val="40"/>
         </w:rPr>
       </w:pPr>
@@ -27,6 +28,9 @@
     <w:p>
       <w:pPr>
         <w:pStyle w:val="a5"/>
+        <w:rPr>
+          <w:rFonts w:hint="eastAsia"/>
+        </w:rPr>
       </w:pPr>
       <w:r>
         <w:rPr>
@@ -71,6 +75,12 @@
         <w:gridCol w:w="5600"/>
       </w:tblGrid>
       <w:tr>
+        <w:tblPrEx>
+          <w:tblCellMar>
+            <w:top w:w="0" w:type="dxa"/>
+            <w:bottom w:w="0" w:type="dxa"/>
+          </w:tblCellMar>
+        </w:tblPrEx>
         <w:trPr>
           <w:jc w:val="center"/>
         </w:trPr>
@@ -140,6 +150,12 @@
         </w:tc>
       </w:tr>
       <w:tr>
+        <w:tblPrEx>
+          <w:tblCellMar>
+            <w:top w:w="0" w:type="dxa"/>
+            <w:bottom w:w="0" w:type="dxa"/>
+          </w:tblCellMar>
+        </w:tblPrEx>
         <w:trPr>
           <w:jc w:val="center"/>
         </w:trPr>
@@ -173,37 +189,7 @@
               <w:rPr>
                 <w:rFonts w:hint="eastAsia"/>
               </w:rPr>
-              <w:t>2</w:t>
-            </w:r>
-            <w:r>
-              <w:rPr>
-                <w:rFonts w:hint="eastAsia"/>
-              </w:rPr>
-              <w:t>t.me/one</w:t>
-            </w:r>
-            <w:r>
-              <w:rPr>
-                <w:rFonts w:hint="eastAsia"/>
-              </w:rPr>
-              <w:t>t.me/one00190t.me/one00190</w:t>
-            </w:r>
-            <w:r>
-              <w:rPr>
-                <w:rFonts w:hint="eastAsia"/>
-              </w:rPr>
-              <w:t>19</w:t>
-            </w:r>
-            <w:r>
-              <w:rPr>
-                <w:rFonts w:hint="eastAsia"/>
-              </w:rPr>
-              <w:t>t.me/one00190</w:t>
-            </w:r>
-            <w:r>
-              <w:rPr>
-                <w:rFonts w:hint="eastAsia"/>
-              </w:rPr>
-              <w:t>26</w:t>
+              <w:t>2026</w:t>
             </w:r>
             <w:r>
               <w:rPr>
@@ -215,13 +201,7 @@
               <w:rPr>
                 <w:rFonts w:hint="eastAsia"/>
               </w:rPr>
-              <w:t>1</w:t>
-            </w:r>
-            <w:r>
-              <w:rPr>
-                <w:rFonts w:hint="eastAsia"/>
-              </w:rPr>
-              <w:t>t.me/one00190</w:t>
+              <w:t>10</w:t>
             </w:r>
             <w:r>
               <w:rPr>
@@ -245,6 +225,12 @@
         </w:tc>
       </w:tr>
       <w:tr>
+        <w:tblPrEx>
+          <w:tblCellMar>
+            <w:top w:w="0" w:type="dxa"/>
+            <w:bottom w:w="0" w:type="dxa"/>
+          </w:tblCellMar>
+        </w:tblPrEx>
         <w:trPr>
           <w:jc w:val="center"/>
         </w:trPr>
@@ -344,6 +330,12 @@
         </w:tc>
       </w:tr>
       <w:tr>
+        <w:tblPrEx>
+          <w:tblCellMar>
+            <w:top w:w="0" w:type="dxa"/>
+            <w:bottom w:w="0" w:type="dxa"/>
+          </w:tblCellMar>
+        </w:tblPrEx>
         <w:trPr>
           <w:jc w:val="center"/>
         </w:trPr>
@@ -395,6 +387,12 @@
         </w:tc>
       </w:tr>
       <w:tr>
+        <w:tblPrEx>
+          <w:tblCellMar>
+            <w:top w:w="0" w:type="dxa"/>
+            <w:bottom w:w="0" w:type="dxa"/>
+          </w:tblCellMar>
+        </w:tblPrEx>
         <w:trPr>
           <w:jc w:val="center"/>
         </w:trPr>
@@ -448,13 +446,12 @@
       <w:pPr>
         <w:jc w:val="center"/>
         <w:rPr>
+          <w:rFonts w:hint="eastAsia"/>
           <w:b/>
           <w:color w:val="1F3864"/>
           <w:sz w:val="28"/>
         </w:rPr>
       </w:pPr>
-      <w:bookmarkStart w:id="0" w:name="_GoBack"/>
-      <w:bookmarkEnd w:id="0"/>
       <w:r>
         <w:rPr>
           <w:rFonts w:hint="eastAsia"/>
@@ -519,7 +516,7 @@
         <w:rPr>
           <w:noProof/>
         </w:rPr>
-        <w:instrText xml:space="preserve"> PAGEREF _Toc242180230 \h </w:instrText>
+        <w:instrText xml:space="preserve"> PAGEREF _Toc242453553 \h </w:instrText>
       </w:r>
       <w:r>
         <w:rPr>
@@ -586,7 +583,7 @@
         <w:rPr>
           <w:noProof/>
         </w:rPr>
-        <w:instrText xml:space="preserve"> PAGEREF _Toc242180231 \h </w:instrText>
+        <w:instrText xml:space="preserve"> PAGEREF _Toc242453554 \h </w:instrText>
       </w:r>
       <w:r>
         <w:rPr>
@@ -659,7 +656,7 @@
         <w:rPr>
           <w:noProof/>
         </w:rPr>
-        <w:instrText xml:space="preserve"> PAGEREF _Toc242180232 \h </w:instrText>
+        <w:instrText xml:space="preserve"> PAGEREF _Toc242453555 \h </w:instrText>
       </w:r>
       <w:r>
         <w:rPr>
@@ -732,7 +729,7 @@
         <w:rPr>
           <w:noProof/>
         </w:rPr>
-        <w:instrText xml:space="preserve"> PAGEREF _Toc242180233 \h </w:instrText>
+        <w:instrText xml:space="preserve"> PAGEREF _Toc242453556 \h </w:instrText>
       </w:r>
       <w:r>
         <w:rPr>
@@ -811,7 +808,7 @@
         <w:rPr>
           <w:noProof/>
         </w:rPr>
-        <w:instrText xml:space="preserve"> PAGEREF _Toc242180234 \h </w:instrText>
+        <w:instrText xml:space="preserve"> PAGEREF _Toc242453557 \h </w:instrText>
       </w:r>
       <w:r>
         <w:rPr>
@@ -878,7 +875,7 @@
         <w:rPr>
           <w:noProof/>
         </w:rPr>
-        <w:instrText xml:space="preserve"> PAGEREF _Toc242180235 \h </w:instrText>
+        <w:instrText xml:space="preserve"> PAGEREF _Toc242453558 \h </w:instrText>
       </w:r>
       <w:r>
         <w:rPr>
@@ -945,7 +942,7 @@
         <w:rPr>
           <w:noProof/>
         </w:rPr>
-        <w:instrText xml:space="preserve"> PAGEREF _Toc242180236 \h </w:instrText>
+        <w:instrText xml:space="preserve"> PAGEREF _Toc242453559 \h </w:instrText>
       </w:r>
       <w:r>
         <w:rPr>
@@ -1018,7 +1015,7 @@
         <w:rPr>
           <w:noProof/>
         </w:rPr>
-        <w:instrText xml:space="preserve"> PAGEREF _Toc242180237 \h </w:instrText>
+        <w:instrText xml:space="preserve"> PAGEREF _Toc242453560 \h </w:instrText>
       </w:r>
       <w:r>
         <w:rPr>
@@ -1097,7 +1094,7 @@
         <w:rPr>
           <w:noProof/>
         </w:rPr>
-        <w:instrText xml:space="preserve"> PAGEREF _Toc242180238 \h </w:instrText>
+        <w:instrText xml:space="preserve"> PAGEREF _Toc242453561 \h </w:instrText>
       </w:r>
       <w:r>
         <w:rPr>
@@ -1164,7 +1161,7 @@
         <w:rPr>
           <w:noProof/>
         </w:rPr>
-        <w:instrText xml:space="preserve"> PAGEREF _Toc242180239 \h </w:instrText>
+        <w:instrText xml:space="preserve"> PAGEREF _Toc242453562 \h </w:instrText>
       </w:r>
       <w:r>
         <w:rPr>
@@ -1243,7 +1240,7 @@
         <w:rPr>
           <w:noProof/>
         </w:rPr>
-        <w:instrText xml:space="preserve"> PAGEREF _Toc242180240 \h </w:instrText>
+        <w:instrText xml:space="preserve"> PAGEREF _Toc242453563 \h </w:instrText>
       </w:r>
       <w:r>
         <w:rPr>
@@ -1322,7 +1319,7 @@
         <w:rPr>
           <w:noProof/>
         </w:rPr>
-        <w:instrText xml:space="preserve"> PAGEREF _Toc242180241 \h </w:instrText>
+        <w:instrText xml:space="preserve"> PAGEREF _Toc242453564 \h </w:instrText>
       </w:r>
       <w:r>
         <w:rPr>
@@ -1389,7 +1386,7 @@
         <w:rPr>
           <w:noProof/>
         </w:rPr>
-        <w:instrText xml:space="preserve"> PAGEREF _Toc242180242 \h </w:instrText>
+        <w:instrText xml:space="preserve"> PAGEREF _Toc242453565 \h </w:instrText>
       </w:r>
       <w:r>
         <w:rPr>
@@ -1456,7 +1453,7 @@
         <w:rPr>
           <w:noProof/>
         </w:rPr>
-        <w:instrText xml:space="preserve"> PAGEREF _Toc242180243 \h </w:instrText>
+        <w:instrText xml:space="preserve"> PAGEREF _Toc242453566 \h </w:instrText>
       </w:r>
       <w:r>
         <w:rPr>
@@ -1547,7 +1544,7 @@
         <w:rPr>
           <w:noProof/>
         </w:rPr>
-        <w:instrText xml:space="preserve"> PAGEREF _Toc242180244 \h </w:instrText>
+        <w:instrText xml:space="preserve"> PAGEREF _Toc242453567 \h </w:instrText>
       </w:r>
       <w:r>
         <w:rPr>
@@ -1614,7 +1611,7 @@
         <w:rPr>
           <w:noProof/>
         </w:rPr>
-        <w:instrText xml:space="preserve"> PAGEREF _Toc242180245 \h </w:instrText>
+        <w:instrText xml:space="preserve"> PAGEREF _Toc242453568 \h </w:instrText>
       </w:r>
       <w:r>
         <w:rPr>
@@ -1681,7 +1678,7 @@
         <w:rPr>
           <w:noProof/>
         </w:rPr>
-        <w:instrText xml:space="preserve"> PAGEREF _Toc242180246 \h </w:instrText>
+        <w:instrText xml:space="preserve"> PAGEREF _Toc242453569 \h </w:instrText>
       </w:r>
       <w:r>
         <w:rPr>
@@ -1698,13 +1695,7 @@
         <w:rPr>
           <w:noProof/>
         </w:rPr>
-        <w:t>1</w:t>
-      </w:r>
-      <w:r>
-        <w:rPr>
-          <w:noProof/>
-        </w:rPr>
-        <w:t>t.me/one00190</w:t>
+        <w:t>10</w:t>
       </w:r>
       <w:r>
         <w:rPr>
@@ -1760,7 +1751,7 @@
         <w:rPr>
           <w:noProof/>
         </w:rPr>
-        <w:instrText xml:space="preserve"> PAGEREF _Toc242180247 \h </w:instrText>
+        <w:instrText xml:space="preserve"> PAGEREF _Toc242453570 \h </w:instrText>
       </w:r>
       <w:r>
         <w:rPr>
@@ -1827,7 +1818,7 @@
         <w:rPr>
           <w:noProof/>
         </w:rPr>
-        <w:instrText xml:space="preserve"> PAGEREF _Toc242180248 \h </w:instrText>
+        <w:instrText xml:space="preserve"> PAGEREF _Toc242453571 \h </w:instrText>
       </w:r>
       <w:r>
         <w:rPr>
@@ -1894,7 +1885,7 @@
         <w:rPr>
           <w:noProof/>
         </w:rPr>
-        <w:instrText xml:space="preserve"> PAGEREF _Toc242180249 \h </w:instrText>
+        <w:instrText xml:space="preserve"> PAGEREF _Toc242453572 \h </w:instrText>
       </w:r>
       <w:r>
         <w:rPr>
@@ -1961,7 +1952,7 @@
         <w:rPr>
           <w:noProof/>
         </w:rPr>
-        <w:instrText xml:space="preserve"> PAGEREF _Toc242180250 \h </w:instrText>
+        <w:instrText xml:space="preserve"> PAGEREF _Toc242453573 \h </w:instrText>
       </w:r>
       <w:r>
         <w:rPr>
@@ -2022,7 +2013,7 @@
         <w:rPr>
           <w:noProof/>
         </w:rPr>
-        <w:instrText xml:space="preserve"> PAGEREF _Toc242180251 \h </w:instrText>
+        <w:instrText xml:space="preserve"> PAGEREF _Toc242453574 \h </w:instrText>
       </w:r>
       <w:r>
         <w:rPr>
@@ -2131,7 +2122,7 @@
         <w:rPr>
           <w:noProof/>
         </w:rPr>
-        <w:instrText xml:space="preserve"> PAGEREF _Toc242180252 \h </w:instrText>
+        <w:instrText xml:space="preserve"> PAGEREF _Toc242453575 \h </w:instrText>
       </w:r>
       <w:r>
         <w:rPr>
@@ -2198,7 +2189,7 @@
         <w:rPr>
           <w:noProof/>
         </w:rPr>
-        <w:instrText xml:space="preserve"> PAGEREF _Toc242180253 \h </w:instrText>
+        <w:instrText xml:space="preserve"> PAGEREF _Toc242453576 \h </w:instrText>
       </w:r>
       <w:r>
         <w:rPr>
@@ -2265,7 +2256,7 @@
         <w:rPr>
           <w:noProof/>
         </w:rPr>
-        <w:instrText xml:space="preserve"> PAGEREF _Toc242180254 \h </w:instrText>
+        <w:instrText xml:space="preserve"> PAGEREF _Toc242453577 \h </w:instrText>
       </w:r>
       <w:r>
         <w:rPr>
@@ -2326,7 +2317,7 @@
         <w:rPr>
           <w:noProof/>
         </w:rPr>
-        <w:instrText xml:space="preserve"> PAGEREF _Toc242180255 \h </w:instrText>
+        <w:instrText xml:space="preserve"> PAGEREF _Toc242453578 \h </w:instrText>
       </w:r>
       <w:r>
         <w:rPr>
@@ -2393,7 +2384,7 @@
         <w:rPr>
           <w:noProof/>
         </w:rPr>
-        <w:instrText xml:space="preserve"> PAGEREF _Toc242180256 \h </w:instrText>
+        <w:instrText xml:space="preserve"> PAGEREF _Toc242453579 \h </w:instrText>
       </w:r>
       <w:r>
         <w:rPr>
@@ -2460,7 +2451,7 @@
         <w:rPr>
           <w:noProof/>
         </w:rPr>
-        <w:instrText xml:space="preserve"> PAGEREF _Toc242180257 \h </w:instrText>
+        <w:instrText xml:space="preserve"> PAGEREF _Toc242453580 \h </w:instrText>
       </w:r>
       <w:r>
         <w:rPr>
@@ -2527,7 +2518,7 @@
         <w:rPr>
           <w:noProof/>
         </w:rPr>
-        <w:instrText xml:space="preserve"> PAGEREF _Toc242180258 \h </w:instrText>
+        <w:instrText xml:space="preserve"> PAGEREF _Toc242453581 \h </w:instrText>
       </w:r>
       <w:r>
         <w:rPr>
@@ -2589,7 +2580,7 @@
         <w:rPr>
           <w:noProof/>
         </w:rPr>
-        <w:instrText xml:space="preserve"> PAGEREF _Toc242180259 \h </w:instrText>
+        <w:instrText xml:space="preserve"> PAGEREF _Toc242453582 \h </w:instrText>
       </w:r>
       <w:r>
         <w:rPr>
@@ -2656,7 +2647,7 @@
         <w:rPr>
           <w:noProof/>
         </w:rPr>
-        <w:instrText xml:space="preserve"> PAGEREF _Toc242180260 \h </w:instrText>
+        <w:instrText xml:space="preserve"> PAGEREF _Toc242453583 \h </w:instrText>
       </w:r>
       <w:r>
         <w:rPr>
@@ -2735,7 +2726,7 @@
         <w:rPr>
           <w:noProof/>
         </w:rPr>
-        <w:instrText xml:space="preserve"> PAGEREF _Toc242180261 \h </w:instrText>
+        <w:instrText xml:space="preserve"> PAGEREF _Toc242453584 \h </w:instrText>
       </w:r>
       <w:r>
         <w:rPr>
@@ -2802,7 +2793,7 @@
         <w:rPr>
           <w:noProof/>
         </w:rPr>
-        <w:instrText xml:space="preserve"> PAGEREF _Toc242180262 \h </w:instrText>
+        <w:instrText xml:space="preserve"> PAGEREF _Toc242453585 \h </w:instrText>
       </w:r>
       <w:r>
         <w:rPr>
@@ -2869,7 +2860,7 @@
         <w:rPr>
           <w:noProof/>
         </w:rPr>
-        <w:instrText xml:space="preserve"> PAGEREF _Toc242180263 \h </w:instrText>
+        <w:instrText xml:space="preserve"> PAGEREF _Toc242453586 \h </w:instrText>
       </w:r>
       <w:r>
         <w:rPr>
@@ -2930,7 +2921,7 @@
         <w:rPr>
           <w:noProof/>
         </w:rPr>
-        <w:instrText xml:space="preserve"> PAGEREF _Toc242180264 \h </w:instrText>
+        <w:instrText xml:space="preserve"> PAGEREF _Toc242453587 \h </w:instrText>
       </w:r>
       <w:r>
         <w:rPr>
@@ -2991,7 +2982,7 @@
         <w:rPr>
           <w:noProof/>
         </w:rPr>
-        <w:instrText xml:space="preserve"> PAGEREF _Toc242180265 \h </w:instrText>
+        <w:instrText xml:space="preserve"> PAGEREF _Toc242453588 \h </w:instrText>
       </w:r>
       <w:r>
         <w:rPr>
@@ -3064,7 +3055,7 @@
         <w:rPr>
           <w:noProof/>
         </w:rPr>
-        <w:instrText xml:space="preserve"> PAGEREF _Toc242180266 \h </w:instrText>
+        <w:instrText xml:space="preserve"> PAGEREF _Toc242453589 \h </w:instrText>
       </w:r>
       <w:r>
         <w:rPr>
@@ -3137,7 +3128,7 @@
         <w:rPr>
           <w:noProof/>
         </w:rPr>
-        <w:instrText xml:space="preserve"> PAGEREF _Toc242180267 \h </w:instrText>
+        <w:instrText xml:space="preserve"> PAGEREF _Toc242453590 \h </w:instrText>
       </w:r>
       <w:r>
         <w:rPr>
@@ -3210,7 +3201,7 @@
         <w:rPr>
           <w:noProof/>
         </w:rPr>
-        <w:instrText xml:space="preserve"> PAGEREF _Toc242180268 \h </w:instrText>
+        <w:instrText xml:space="preserve"> PAGEREF _Toc242453591 \h </w:instrText>
       </w:r>
       <w:r>
         <w:rPr>
@@ -3239,21 +3230,29 @@
     <w:p>
       <w:pPr>
         <w:pStyle w:val="1"/>
+        <w:rPr>
+          <w:rFonts w:hint="eastAsia"/>
+        </w:rPr>
       </w:pPr>
       <w:r>
         <w:lastRenderedPageBreak/>
         <w:fldChar w:fldCharType="end"/>
       </w:r>
-      <w:bookmarkStart w:id="1" w:name="_Toc242180230"/>
+      <w:bookmarkStart w:id="0" w:name="_Toc242453553"/>
       <w:r>
         <w:rPr>
           <w:rFonts w:hint="eastAsia"/>
         </w:rPr>
         <w:t>一、概述</w:t>
       </w:r>
-      <w:bookmarkEnd w:id="1"/>
+      <w:bookmarkEnd w:id="0"/>
     </w:p>
     <w:p>
+      <w:pPr>
+        <w:rPr>
+          <w:rFonts w:hint="eastAsia"/>
+        </w:rPr>
+      </w:pPr>
       <w:r>
         <w:rPr>
           <w:rFonts w:hint="eastAsia"/>
@@ -3377,6 +3376,11 @@
       </w:r>
     </w:p>
     <w:p>
+      <w:pPr>
+        <w:rPr>
+          <w:rFonts w:hint="eastAsia"/>
+        </w:rPr>
+      </w:pPr>
       <w:r>
         <w:rPr>
           <w:rFonts w:hint="eastAsia"/>
@@ -3654,6 +3658,11 @@
       </w:r>
     </w:p>
     <w:p>
+      <w:pPr>
+        <w:rPr>
+          <w:rFonts w:hint="eastAsia"/>
+        </w:rPr>
+      </w:pPr>
       <w:r>
         <w:rPr>
           <w:rFonts w:hint="eastAsia"/>
@@ -3712,19 +3721,7 @@
         <w:rPr>
           <w:rFonts w:hint="eastAsia"/>
         </w:rPr>
-        <w:t xml:space="preserve"> 2</w:t>
-      </w:r>
-      <w:r>
-        <w:rPr>
-          <w:rFonts w:hint="eastAsia"/>
-        </w:rPr>
-        <w:t>t.me/one00190</w:t>
-      </w:r>
-      <w:r>
-        <w:rPr>
-          <w:rFonts w:hint="eastAsia"/>
-        </w:rPr>
-        <w:t>19</w:t>
+        <w:t xml:space="preserve"> 2019</w:t>
       </w:r>
       <w:r>
         <w:rPr>
@@ -3736,19 +3733,7 @@
         <w:rPr>
           <w:rFonts w:hint="eastAsia"/>
         </w:rPr>
-        <w:t>2</w:t>
-      </w:r>
-      <w:r>
-        <w:rPr>
-          <w:rFonts w:hint="eastAsia"/>
-        </w:rPr>
-        <w:t>t.me/one00190</w:t>
-      </w:r>
-      <w:r>
-        <w:rPr>
-          <w:rFonts w:hint="eastAsia"/>
-        </w:rPr>
-        <w:t xml:space="preserve">25 </w:t>
+        <w:t xml:space="preserve">2025 </w:t>
       </w:r>
       <w:r>
         <w:rPr>
@@ -3797,6 +3782,7 @@
       <w:pPr>
         <w:ind w:left="280"/>
         <w:rPr>
+          <w:rFonts w:hint="eastAsia"/>
           <w:i/>
           <w:color w:val="595959"/>
         </w:rPr>
@@ -3829,8 +3815,11 @@
     <w:p>
       <w:pPr>
         <w:pStyle w:val="2"/>
+        <w:rPr>
+          <w:rFonts w:hint="eastAsia"/>
+        </w:rPr>
       </w:pPr>
-      <w:bookmarkStart w:id="2" w:name="_Toc242180231"/>
+      <w:bookmarkStart w:id="1" w:name="_Toc242453554"/>
       <w:r>
         <w:rPr>
           <w:rFonts w:hint="eastAsia"/>
@@ -3843,12 +3832,15 @@
         </w:rPr>
         <w:t>本报告要点</w:t>
       </w:r>
-      <w:bookmarkEnd w:id="2"/>
+      <w:bookmarkEnd w:id="1"/>
     </w:p>
     <w:p>
       <w:pPr>
         <w:pStyle w:val="a"/>
         <w:ind w:left="422" w:hanging="422"/>
+        <w:rPr>
+          <w:rFonts w:hint="eastAsia"/>
+        </w:rPr>
       </w:pPr>
       <w:r>
         <w:rPr>
@@ -3928,6 +3920,9 @@
       <w:pPr>
         <w:pStyle w:val="a"/>
         <w:ind w:left="422" w:hanging="422"/>
+        <w:rPr>
+          <w:rFonts w:hint="eastAsia"/>
+        </w:rPr>
       </w:pPr>
       <w:r>
         <w:rPr>
@@ -4031,6 +4026,9 @@
       <w:pPr>
         <w:pStyle w:val="a"/>
         <w:ind w:left="422" w:hanging="422"/>
+        <w:rPr>
+          <w:rFonts w:hint="eastAsia"/>
+        </w:rPr>
       </w:pPr>
       <w:r>
         <w:rPr>
@@ -4098,6 +4096,9 @@
       <w:pPr>
         <w:pStyle w:val="a"/>
         <w:ind w:left="422" w:hanging="422"/>
+        <w:rPr>
+          <w:rFonts w:hint="eastAsia"/>
+        </w:rPr>
       </w:pPr>
       <w:r>
         <w:rPr>
@@ -4155,6 +4156,9 @@
       <w:pPr>
         <w:pStyle w:val="a"/>
         <w:ind w:left="422" w:hanging="422"/>
+        <w:rPr>
+          <w:rFonts w:hint="eastAsia"/>
+        </w:rPr>
       </w:pPr>
       <w:r>
         <w:rPr>
@@ -4221,12 +4225,16 @@
     <w:p>
       <w:pPr>
         <w:pStyle w:val="1"/>
+        <w:rPr>
+          <w:rFonts w:hint="eastAsia"/>
+        </w:rPr>
       </w:pPr>
-      <w:bookmarkStart w:id="3" w:name="_Toc242180232"/>
-      <w:r>
-        <w:rPr>
-          <w:rFonts w:hint="eastAsia"/>
-        </w:rPr>
+      <w:bookmarkStart w:id="2" w:name="_Toc242453555"/>
+      <w:r>
+        <w:rPr>
+          <w:rFonts w:hint="eastAsia"/>
+        </w:rPr>
+        <w:lastRenderedPageBreak/>
         <w:t>二、</w:t>
       </w:r>
       <w:r>
@@ -4240,35 +4248,43 @@
           <w:rFonts w:hint="eastAsia"/>
         </w:rPr>
         <w:t>漏洞背景与影响范围</w:t>
+      </w:r>
+      <w:bookmarkEnd w:id="2"/>
+    </w:p>
+    <w:p>
+      <w:pPr>
+        <w:pStyle w:val="2"/>
+        <w:rPr>
+          <w:rFonts w:hint="eastAsia"/>
+        </w:rPr>
+      </w:pPr>
+      <w:bookmarkStart w:id="3" w:name="_Toc242453556"/>
+      <w:r>
+        <w:rPr>
+          <w:rFonts w:hint="eastAsia"/>
+        </w:rPr>
+        <w:t xml:space="preserve">2.1 iOS </w:t>
+      </w:r>
+      <w:r>
+        <w:rPr>
+          <w:rFonts w:hint="eastAsia"/>
+        </w:rPr>
+        <w:t>安全架构中的</w:t>
+      </w:r>
+      <w:r>
+        <w:rPr>
+          <w:rFonts w:hint="eastAsia"/>
+        </w:rPr>
+        <w:t xml:space="preserve"> WebKit</w:t>
       </w:r>
       <w:bookmarkEnd w:id="3"/>
     </w:p>
     <w:p>
       <w:pPr>
-        <w:pStyle w:val="2"/>
+        <w:rPr>
+          <w:rFonts w:hint="eastAsia"/>
+        </w:rPr>
       </w:pPr>
-      <w:bookmarkStart w:id="4" w:name="_Toc242180233"/>
-      <w:r>
-        <w:rPr>
-          <w:rFonts w:hint="eastAsia"/>
-        </w:rPr>
-        <w:t xml:space="preserve">2.1 iOS </w:t>
-      </w:r>
-      <w:r>
-        <w:rPr>
-          <w:rFonts w:hint="eastAsia"/>
-        </w:rPr>
-        <w:t>安全架构中的</w:t>
-      </w:r>
-      <w:r>
-        <w:rPr>
-          <w:rFonts w:hint="eastAsia"/>
-        </w:rPr>
-        <w:t xml:space="preserve"> WebKit</w:t>
-      </w:r>
-      <w:bookmarkEnd w:id="4"/>
-    </w:p>
-    <w:p>
       <w:r>
         <w:rPr>
           <w:rFonts w:hint="eastAsia"/>
@@ -4313,6 +4329,12 @@
         <w:gridCol w:w="3057"/>
       </w:tblGrid>
       <w:tr>
+        <w:tblPrEx>
+          <w:tblCellMar>
+            <w:top w:w="0" w:type="dxa"/>
+            <w:bottom w:w="0" w:type="dxa"/>
+          </w:tblCellMar>
+        </w:tblPrEx>
         <w:tc>
           <w:tcPr>
             <w:tcW w:w="1667" w:type="pct"/>
@@ -4400,6 +4422,12 @@
         </w:tc>
       </w:tr>
       <w:tr>
+        <w:tblPrEx>
+          <w:tblCellMar>
+            <w:top w:w="0" w:type="dxa"/>
+            <w:bottom w:w="0" w:type="dxa"/>
+          </w:tblCellMar>
+        </w:tblPrEx>
         <w:tc>
           <w:tcPr>
             <w:tcW w:w="1667" w:type="pct"/>
@@ -4514,6 +4542,12 @@
         </w:tc>
       </w:tr>
       <w:tr>
+        <w:tblPrEx>
+          <w:tblCellMar>
+            <w:top w:w="0" w:type="dxa"/>
+            <w:bottom w:w="0" w:type="dxa"/>
+          </w:tblCellMar>
+        </w:tblPrEx>
         <w:tc>
           <w:tcPr>
             <w:tcW w:w="1667" w:type="pct"/>
@@ -4628,6 +4662,12 @@
         </w:tc>
       </w:tr>
       <w:tr>
+        <w:tblPrEx>
+          <w:tblCellMar>
+            <w:top w:w="0" w:type="dxa"/>
+            <w:bottom w:w="0" w:type="dxa"/>
+          </w:tblCellMar>
+        </w:tblPrEx>
         <w:tc>
           <w:tcPr>
             <w:tcW w:w="1667" w:type="pct"/>
@@ -4700,6 +4740,12 @@
         </w:tc>
       </w:tr>
       <w:tr>
+        <w:tblPrEx>
+          <w:tblCellMar>
+            <w:top w:w="0" w:type="dxa"/>
+            <w:bottom w:w="0" w:type="dxa"/>
+          </w:tblCellMar>
+        </w:tblPrEx>
         <w:tc>
           <w:tcPr>
             <w:tcW w:w="1667" w:type="pct"/>
@@ -4779,6 +4825,12 @@
         </w:tc>
       </w:tr>
       <w:tr>
+        <w:tblPrEx>
+          <w:tblCellMar>
+            <w:top w:w="0" w:type="dxa"/>
+            <w:bottom w:w="0" w:type="dxa"/>
+          </w:tblCellMar>
+        </w:tblPrEx>
         <w:tc>
           <w:tcPr>
             <w:tcW w:w="1667" w:type="pct"/>
@@ -4888,6 +4940,11 @@
     </w:tbl>
     <w:p/>
     <w:p>
+      <w:pPr>
+        <w:rPr>
+          <w:rFonts w:hint="eastAsia"/>
+        </w:rPr>
+      </w:pPr>
       <w:r>
         <w:rPr>
           <w:rFonts w:hint="eastAsia"/>
@@ -5006,8 +5063,11 @@
     <w:p>
       <w:pPr>
         <w:pStyle w:val="2"/>
+        <w:rPr>
+          <w:rFonts w:hint="eastAsia"/>
+        </w:rPr>
       </w:pPr>
-      <w:bookmarkStart w:id="5" w:name="_Toc242180234"/>
+      <w:bookmarkStart w:id="4" w:name="_Toc242453557"/>
       <w:r>
         <w:rPr>
           <w:rFonts w:hint="eastAsia"/>
@@ -5032,12 +5092,15 @@
         </w:rPr>
         <w:t>成为远程代码执行的首选入口</w:t>
       </w:r>
-      <w:bookmarkEnd w:id="5"/>
+      <w:bookmarkEnd w:id="4"/>
     </w:p>
     <w:p>
       <w:pPr>
         <w:pStyle w:val="a"/>
         <w:ind w:left="422" w:hanging="422"/>
+        <w:rPr>
+          <w:rFonts w:hint="eastAsia"/>
+        </w:rPr>
       </w:pPr>
       <w:r>
         <w:rPr>
@@ -5069,6 +5132,9 @@
       <w:pPr>
         <w:pStyle w:val="a"/>
         <w:ind w:left="422" w:hanging="422"/>
+        <w:rPr>
+          <w:rFonts w:hint="eastAsia"/>
+        </w:rPr>
       </w:pPr>
       <w:r>
         <w:rPr>
@@ -5160,6 +5226,9 @@
       <w:pPr>
         <w:pStyle w:val="a"/>
         <w:ind w:left="422" w:hanging="422"/>
+        <w:rPr>
+          <w:rFonts w:hint="eastAsia"/>
+        </w:rPr>
       </w:pPr>
       <w:r>
         <w:rPr>
@@ -5215,6 +5284,9 @@
       <w:pPr>
         <w:pStyle w:val="a"/>
         <w:ind w:left="422" w:hanging="422"/>
+        <w:rPr>
+          <w:rFonts w:hint="eastAsia"/>
+        </w:rPr>
       </w:pPr>
       <w:r>
         <w:rPr>
@@ -5282,6 +5354,9 @@
       <w:pPr>
         <w:pStyle w:val="a"/>
         <w:ind w:left="422" w:hanging="422"/>
+        <w:rPr>
+          <w:rFonts w:hint="eastAsia"/>
+        </w:rPr>
       </w:pPr>
       <w:r>
         <w:rPr>
@@ -5385,6 +5460,9 @@
       <w:pPr>
         <w:pStyle w:val="a"/>
         <w:ind w:left="422" w:hanging="422"/>
+        <w:rPr>
+          <w:rFonts w:hint="eastAsia"/>
+        </w:rPr>
       </w:pPr>
       <w:r>
         <w:rPr>
@@ -5415,8 +5493,11 @@
     <w:p>
       <w:pPr>
         <w:pStyle w:val="2"/>
+        <w:rPr>
+          <w:rFonts w:hint="eastAsia"/>
+        </w:rPr>
       </w:pPr>
-      <w:bookmarkStart w:id="6" w:name="_Toc242180235"/>
+      <w:bookmarkStart w:id="5" w:name="_Toc242453558"/>
       <w:r>
         <w:rPr>
           <w:rFonts w:hint="eastAsia"/>
@@ -5429,7 +5510,7 @@
         </w:rPr>
         <w:t>受影响的产品与组件范围</w:t>
       </w:r>
-      <w:bookmarkEnd w:id="6"/>
+      <w:bookmarkEnd w:id="5"/>
     </w:p>
     <w:tbl>
       <w:tblPr>
@@ -5450,6 +5531,12 @@
         <w:gridCol w:w="3057"/>
       </w:tblGrid>
       <w:tr>
+        <w:tblPrEx>
+          <w:tblCellMar>
+            <w:top w:w="0" w:type="dxa"/>
+            <w:bottom w:w="0" w:type="dxa"/>
+          </w:tblCellMar>
+        </w:tblPrEx>
         <w:tc>
           <w:tcPr>
             <w:tcW w:w="1667" w:type="pct"/>
@@ -5521,6 +5608,12 @@
         </w:tc>
       </w:tr>
       <w:tr>
+        <w:tblPrEx>
+          <w:tblCellMar>
+            <w:top w:w="0" w:type="dxa"/>
+            <w:bottom w:w="0" w:type="dxa"/>
+          </w:tblCellMar>
+        </w:tblPrEx>
         <w:tc>
           <w:tcPr>
             <w:tcW w:w="1667" w:type="pct"/>
@@ -5670,6 +5763,12 @@
         </w:tc>
       </w:tr>
       <w:tr>
+        <w:tblPrEx>
+          <w:tblCellMar>
+            <w:top w:w="0" w:type="dxa"/>
+            <w:bottom w:w="0" w:type="dxa"/>
+          </w:tblCellMar>
+        </w:tblPrEx>
         <w:tc>
           <w:tcPr>
             <w:tcW w:w="1667" w:type="pct"/>
@@ -5687,6 +5786,7 @@
                 <w:rFonts w:hint="eastAsia"/>
                 <w:sz w:val="18"/>
               </w:rPr>
+              <w:lastRenderedPageBreak/>
               <w:t>浏览器</w:t>
             </w:r>
           </w:p>
@@ -5770,6 +5870,12 @@
         </w:tc>
       </w:tr>
       <w:tr>
+        <w:tblPrEx>
+          <w:tblCellMar>
+            <w:top w:w="0" w:type="dxa"/>
+            <w:bottom w:w="0" w:type="dxa"/>
+          </w:tblCellMar>
+        </w:tblPrEx>
         <w:tc>
           <w:tcPr>
             <w:tcW w:w="1667" w:type="pct"/>
@@ -5891,6 +5997,12 @@
         </w:tc>
       </w:tr>
       <w:tr>
+        <w:tblPrEx>
+          <w:tblCellMar>
+            <w:top w:w="0" w:type="dxa"/>
+            <w:bottom w:w="0" w:type="dxa"/>
+          </w:tblCellMar>
+        </w:tblPrEx>
         <w:tc>
           <w:tcPr>
             <w:tcW w:w="1667" w:type="pct"/>
@@ -5984,6 +6096,12 @@
         </w:tc>
       </w:tr>
       <w:tr>
+        <w:tblPrEx>
+          <w:tblCellMar>
+            <w:top w:w="0" w:type="dxa"/>
+            <w:bottom w:w="0" w:type="dxa"/>
+          </w:tblCellMar>
+        </w:tblPrEx>
         <w:tc>
           <w:tcPr>
             <w:tcW w:w="1667" w:type="pct"/>
@@ -6067,8 +6185,11 @@
     <w:p>
       <w:pPr>
         <w:pStyle w:val="2"/>
+        <w:rPr>
+          <w:rFonts w:hint="eastAsia"/>
+        </w:rPr>
       </w:pPr>
-      <w:bookmarkStart w:id="7" w:name="_Toc242180236"/>
+      <w:bookmarkStart w:id="6" w:name="_Toc242453559"/>
       <w:r>
         <w:rPr>
           <w:rFonts w:hint="eastAsia"/>
@@ -6081,9 +6202,14 @@
         </w:rPr>
         <w:t>危害范围评估</w:t>
       </w:r>
-      <w:bookmarkEnd w:id="7"/>
+      <w:bookmarkEnd w:id="6"/>
     </w:p>
     <w:p>
+      <w:pPr>
+        <w:rPr>
+          <w:rFonts w:hint="eastAsia"/>
+        </w:rPr>
+      </w:pPr>
       <w:r>
         <w:rPr>
           <w:rFonts w:hint="eastAsia"/>
@@ -6161,6 +6287,9 @@
       <w:pPr>
         <w:pStyle w:val="a"/>
         <w:ind w:left="422" w:hanging="422"/>
+        <w:rPr>
+          <w:rFonts w:hint="eastAsia"/>
+        </w:rPr>
       </w:pPr>
       <w:r>
         <w:rPr>
@@ -6192,6 +6321,9 @@
       <w:pPr>
         <w:pStyle w:val="a"/>
         <w:ind w:left="422" w:hanging="422"/>
+        <w:rPr>
+          <w:rFonts w:hint="eastAsia"/>
+        </w:rPr>
       </w:pPr>
       <w:r>
         <w:rPr>
@@ -6211,6 +6343,9 @@
       <w:pPr>
         <w:pStyle w:val="a"/>
         <w:ind w:left="422" w:hanging="422"/>
+        <w:rPr>
+          <w:rFonts w:hint="eastAsia"/>
+        </w:rPr>
       </w:pPr>
       <w:r>
         <w:rPr>
@@ -6242,6 +6377,9 @@
       <w:pPr>
         <w:pStyle w:val="a"/>
         <w:ind w:left="422" w:hanging="422"/>
+        <w:rPr>
+          <w:rFonts w:hint="eastAsia"/>
+        </w:rPr>
       </w:pPr>
       <w:r>
         <w:rPr>
@@ -6261,6 +6399,9 @@
       <w:pPr>
         <w:pStyle w:val="a"/>
         <w:ind w:left="422" w:hanging="422"/>
+        <w:rPr>
+          <w:rFonts w:hint="eastAsia"/>
+        </w:rPr>
       </w:pPr>
       <w:r>
         <w:rPr>
@@ -6291,12 +6432,16 @@
     <w:p>
       <w:pPr>
         <w:pStyle w:val="1"/>
+        <w:rPr>
+          <w:rFonts w:hint="eastAsia"/>
+        </w:rPr>
       </w:pPr>
-      <w:bookmarkStart w:id="8" w:name="_Toc242180237"/>
-      <w:r>
-        <w:rPr>
-          <w:rFonts w:hint="eastAsia"/>
-        </w:rPr>
+      <w:bookmarkStart w:id="7" w:name="_Toc242453560"/>
+      <w:r>
+        <w:rPr>
+          <w:rFonts w:hint="eastAsia"/>
+        </w:rPr>
+        <w:lastRenderedPageBreak/>
         <w:t>三、</w:t>
       </w:r>
       <w:r>
@@ -6311,9 +6456,14 @@
         </w:rPr>
         <w:t>远程代码执行的技术机制</w:t>
       </w:r>
-      <w:bookmarkEnd w:id="8"/>
+      <w:bookmarkEnd w:id="7"/>
     </w:p>
     <w:p>
+      <w:pPr>
+        <w:rPr>
+          <w:rFonts w:hint="eastAsia"/>
+        </w:rPr>
+      </w:pPr>
       <w:r>
         <w:rPr>
           <w:rFonts w:hint="eastAsia"/>
@@ -6360,8 +6510,11 @@
     <w:p>
       <w:pPr>
         <w:pStyle w:val="2"/>
+        <w:rPr>
+          <w:rFonts w:hint="eastAsia"/>
+        </w:rPr>
       </w:pPr>
-      <w:bookmarkStart w:id="9" w:name="_Toc242180238"/>
+      <w:bookmarkStart w:id="8" w:name="_Toc242453561"/>
       <w:r>
         <w:rPr>
           <w:rFonts w:hint="eastAsia"/>
@@ -6386,9 +6539,14 @@
         </w:rPr>
         <w:t>沙箱</w:t>
       </w:r>
-      <w:bookmarkEnd w:id="9"/>
+      <w:bookmarkEnd w:id="8"/>
     </w:p>
     <w:p>
+      <w:pPr>
+        <w:rPr>
+          <w:rFonts w:hint="eastAsia"/>
+        </w:rPr>
+      </w:pPr>
       <w:r>
         <w:rPr>
           <w:rFonts w:hint="eastAsia"/>
@@ -6513,6 +6671,11 @@
       </w:r>
     </w:p>
     <w:p>
+      <w:pPr>
+        <w:rPr>
+          <w:rFonts w:hint="eastAsia"/>
+        </w:rPr>
+      </w:pPr>
       <w:r>
         <w:rPr>
           <w:rFonts w:hint="eastAsia"/>
@@ -6524,6 +6687,9 @@
       <w:pPr>
         <w:pStyle w:val="a"/>
         <w:ind w:left="422" w:hanging="422"/>
+        <w:rPr>
+          <w:rFonts w:hint="eastAsia"/>
+        </w:rPr>
       </w:pPr>
       <w:r>
         <w:rPr>
@@ -6555,6 +6721,9 @@
       <w:pPr>
         <w:pStyle w:val="a"/>
         <w:ind w:left="422" w:hanging="422"/>
+        <w:rPr>
+          <w:rFonts w:hint="eastAsia"/>
+        </w:rPr>
       </w:pPr>
       <w:r>
         <w:rPr>
@@ -6669,31 +6838,7 @@
         <w:rPr>
           <w:rFonts w:hint="eastAsia"/>
         </w:rPr>
-        <w:t xml:space="preserve"> CVE-2</w:t>
-      </w:r>
-      <w:r>
-        <w:rPr>
-          <w:rFonts w:hint="eastAsia"/>
-        </w:rPr>
-        <w:t>t.me/one00190</w:t>
-      </w:r>
-      <w:r>
-        <w:rPr>
-          <w:rFonts w:hint="eastAsia"/>
-        </w:rPr>
-        <w:t>23-324</w:t>
-      </w:r>
-      <w:r>
-        <w:rPr>
-          <w:rFonts w:hint="eastAsia"/>
-        </w:rPr>
-        <w:t>t.me/one00190</w:t>
-      </w:r>
-      <w:r>
-        <w:rPr>
-          <w:rFonts w:hint="eastAsia"/>
-        </w:rPr>
-        <w:t>9</w:t>
+        <w:t xml:space="preserve"> CVE-2023-32409</w:t>
       </w:r>
       <w:r>
         <w:rPr>
@@ -6705,31 +6850,7 @@
         <w:rPr>
           <w:rFonts w:hint="eastAsia"/>
         </w:rPr>
-        <w:t>CVE-2</w:t>
-      </w:r>
-      <w:r>
-        <w:rPr>
-          <w:rFonts w:hint="eastAsia"/>
-        </w:rPr>
-        <w:t>t.me/one00190</w:t>
-      </w:r>
-      <w:r>
-        <w:rPr>
-          <w:rFonts w:hint="eastAsia"/>
-        </w:rPr>
-        <w:t>25-242</w:t>
-      </w:r>
-      <w:r>
-        <w:rPr>
-          <w:rFonts w:hint="eastAsia"/>
-        </w:rPr>
-        <w:t>t.me/one00190</w:t>
-      </w:r>
-      <w:r>
-        <w:rPr>
-          <w:rFonts w:hint="eastAsia"/>
-        </w:rPr>
-        <w:t xml:space="preserve">1 </w:t>
+        <w:t xml:space="preserve">CVE-2025-24201 </w:t>
       </w:r>
       <w:r>
         <w:rPr>
@@ -6765,8 +6886,11 @@
     <w:p>
       <w:pPr>
         <w:pStyle w:val="2"/>
+        <w:rPr>
+          <w:rFonts w:hint="eastAsia"/>
+        </w:rPr>
       </w:pPr>
-      <w:bookmarkStart w:id="10" w:name="_Toc242180239"/>
+      <w:bookmarkStart w:id="9" w:name="_Toc242453562"/>
       <w:r>
         <w:rPr>
           <w:rFonts w:hint="eastAsia"/>
@@ -6779,9 +6903,14 @@
         </w:rPr>
         <w:t>的编译分层与推测优化</w:t>
       </w:r>
-      <w:bookmarkEnd w:id="10"/>
+      <w:bookmarkEnd w:id="9"/>
     </w:p>
     <w:p>
+      <w:pPr>
+        <w:rPr>
+          <w:rFonts w:hint="eastAsia"/>
+        </w:rPr>
+      </w:pPr>
       <w:r>
         <w:rPr>
           <w:rFonts w:hint="eastAsia"/>
@@ -6957,6 +7086,9 @@
       <w:pPr>
         <w:pStyle w:val="a"/>
         <w:ind w:left="422" w:hanging="422"/>
+        <w:rPr>
+          <w:rFonts w:hint="eastAsia"/>
+        </w:rPr>
       </w:pPr>
       <w:r>
         <w:rPr>
@@ -7002,6 +7134,9 @@
       <w:pPr>
         <w:pStyle w:val="a"/>
         <w:ind w:left="422" w:hanging="422"/>
+        <w:rPr>
+          <w:rFonts w:hint="eastAsia"/>
+        </w:rPr>
       </w:pPr>
       <w:r>
         <w:rPr>
@@ -7106,6 +7241,11 @@
       </w:r>
     </w:p>
     <w:p>
+      <w:pPr>
+        <w:rPr>
+          <w:rFonts w:hint="eastAsia"/>
+        </w:rPr>
+      </w:pPr>
       <w:r>
         <w:rPr>
           <w:rFonts w:hint="eastAsia"/>
@@ -7184,8 +7324,11 @@
     <w:p>
       <w:pPr>
         <w:pStyle w:val="2"/>
+        <w:rPr>
+          <w:rFonts w:hint="eastAsia"/>
+        </w:rPr>
       </w:pPr>
-      <w:bookmarkStart w:id="11" w:name="_Toc242180240"/>
+      <w:bookmarkStart w:id="10" w:name="_Toc242453563"/>
       <w:r>
         <w:rPr>
           <w:rFonts w:hint="eastAsia"/>
@@ -7210,9 +7353,14 @@
         </w:rPr>
         <w:t>）</w:t>
       </w:r>
-      <w:bookmarkEnd w:id="11"/>
+      <w:bookmarkEnd w:id="10"/>
     </w:p>
     <w:p>
+      <w:pPr>
+        <w:rPr>
+          <w:rFonts w:hint="eastAsia"/>
+        </w:rPr>
+      </w:pPr>
       <w:r>
         <w:rPr>
           <w:rFonts w:hint="eastAsia"/>
@@ -7314,19 +7462,7 @@
         <w:rPr>
           <w:rFonts w:hint="eastAsia"/>
         </w:rPr>
-        <w:t>CVE-2</w:t>
-      </w:r>
-      <w:r>
-        <w:rPr>
-          <w:rFonts w:hint="eastAsia"/>
-        </w:rPr>
-        <w:t>t.me/one00190</w:t>
-      </w:r>
-      <w:r>
-        <w:rPr>
-          <w:rFonts w:hint="eastAsia"/>
-        </w:rPr>
-        <w:t xml:space="preserve">19-8554 </w:t>
+        <w:t xml:space="preserve">CVE-2019-8554 </w:t>
       </w:r>
       <w:r>
         <w:rPr>
@@ -7386,19 +7522,7 @@
         <w:rPr>
           <w:rFonts w:hint="eastAsia"/>
         </w:rPr>
-        <w:t>CVE-2</w:t>
-      </w:r>
-      <w:r>
-        <w:rPr>
-          <w:rFonts w:hint="eastAsia"/>
-        </w:rPr>
-        <w:t>t.me/one00190</w:t>
-      </w:r>
-      <w:r>
-        <w:rPr>
-          <w:rFonts w:hint="eastAsia"/>
-        </w:rPr>
-        <w:t>23-23529</w:t>
+        <w:t>CVE-2023-23529</w:t>
       </w:r>
       <w:r>
         <w:rPr>
@@ -7410,19 +7534,14 @@
         <w:rPr>
           <w:rFonts w:hint="eastAsia"/>
         </w:rPr>
-        <w:t>CVE-2</w:t>
-      </w:r>
-      <w:r>
-        <w:rPr>
-          <w:rFonts w:hint="eastAsia"/>
-        </w:rPr>
-        <w:t>t.me/one00190</w:t>
-      </w:r>
-      <w:r>
-        <w:rPr>
-          <w:rFonts w:hint="eastAsia"/>
-        </w:rPr>
-        <w:t xml:space="preserve">24-23222 </w:t>
+        <w:t>CVE-2024-</w:t>
+      </w:r>
+      <w:r>
+        <w:rPr>
+          <w:rFonts w:hint="eastAsia"/>
+        </w:rPr>
+        <w:lastRenderedPageBreak/>
+        <w:t xml:space="preserve">23222 </w:t>
       </w:r>
       <w:r>
         <w:rPr>
@@ -7470,31 +7589,7 @@
         <w:rPr>
           <w:rFonts w:hint="eastAsia"/>
         </w:rPr>
-        <w:t>CVE-2</w:t>
-      </w:r>
-      <w:r>
-        <w:rPr>
-          <w:rFonts w:hint="eastAsia"/>
-        </w:rPr>
-        <w:t>t.me/one00190</w:t>
-      </w:r>
-      <w:r>
-        <w:rPr>
-          <w:rFonts w:hint="eastAsia"/>
-        </w:rPr>
-        <w:t>24-443</w:t>
-      </w:r>
-      <w:r>
-        <w:rPr>
-          <w:rFonts w:hint="eastAsia"/>
-        </w:rPr>
-        <w:t>t.me/one00190</w:t>
-      </w:r>
-      <w:r>
-        <w:rPr>
-          <w:rFonts w:hint="eastAsia"/>
-        </w:rPr>
-        <w:t xml:space="preserve">8 </w:t>
+        <w:t xml:space="preserve">CVE-2024-44308 </w:t>
       </w:r>
       <w:r>
         <w:rPr>
@@ -7528,6 +7623,11 @@
       </w:r>
     </w:p>
     <w:p>
+      <w:pPr>
+        <w:rPr>
+          <w:rFonts w:hint="eastAsia"/>
+        </w:rPr>
+      </w:pPr>
       <w:r>
         <w:rPr>
           <w:rFonts w:hint="eastAsia"/>
@@ -7641,6 +7741,11 @@
       </w:r>
     </w:p>
     <w:p>
+      <w:pPr>
+        <w:rPr>
+          <w:rFonts w:hint="eastAsia"/>
+        </w:rPr>
+      </w:pPr>
       <w:r>
         <w:rPr>
           <w:rFonts w:hint="eastAsia"/>
@@ -7760,8 +7865,11 @@
     <w:p>
       <w:pPr>
         <w:pStyle w:val="2"/>
+        <w:rPr>
+          <w:rFonts w:hint="eastAsia"/>
+        </w:rPr>
       </w:pPr>
-      <w:bookmarkStart w:id="12" w:name="_Toc242180241"/>
+      <w:bookmarkStart w:id="11" w:name="_Toc242453564"/>
       <w:r>
         <w:rPr>
           <w:rFonts w:hint="eastAsia"/>
@@ -7786,9 +7894,14 @@
         </w:rPr>
         <w:t>）</w:t>
       </w:r>
-      <w:bookmarkEnd w:id="12"/>
+      <w:bookmarkEnd w:id="11"/>
     </w:p>
     <w:p>
+      <w:pPr>
+        <w:rPr>
+          <w:rFonts w:hint="eastAsia"/>
+        </w:rPr>
+      </w:pPr>
       <w:r>
         <w:rPr>
           <w:rFonts w:hint="eastAsia"/>
@@ -7890,31 +8003,7 @@
         <w:rPr>
           <w:rFonts w:hint="eastAsia"/>
         </w:rPr>
-        <w:t>CVE-2</w:t>
-      </w:r>
-      <w:r>
-        <w:rPr>
-          <w:rFonts w:hint="eastAsia"/>
-        </w:rPr>
-        <w:t>t.me/one00190</w:t>
-      </w:r>
-      <w:r>
-        <w:rPr>
-          <w:rFonts w:hint="eastAsia"/>
-        </w:rPr>
-        <w:t>21-3</w:t>
-      </w:r>
-      <w:r>
-        <w:rPr>
-          <w:rFonts w:hint="eastAsia"/>
-        </w:rPr>
-        <w:t>t.me/one00190</w:t>
-      </w:r>
-      <w:r>
-        <w:rPr>
-          <w:rFonts w:hint="eastAsia"/>
-        </w:rPr>
-        <w:t>858</w:t>
+        <w:t>CVE-2021-30858</w:t>
       </w:r>
       <w:r>
         <w:rPr>
@@ -7926,25 +8015,7 @@
         <w:rPr>
           <w:rFonts w:hint="eastAsia"/>
         </w:rPr>
-        <w:t>CVE-2</w:t>
-      </w:r>
-      <w:r>
-        <w:rPr>
-          <w:rFonts w:hint="eastAsia"/>
-        </w:rPr>
-        <w:t>t.me/one00190</w:t>
-      </w:r>
-      <w:r>
-        <w:rPr>
-          <w:rFonts w:hint="eastAsia"/>
-        </w:rPr>
-        <w:t>22-2262</w:t>
-      </w:r>
-      <w:r>
-        <w:rPr>
-          <w:rFonts w:hint="eastAsia"/>
-        </w:rPr>
-        <w:t>t.me/one00190</w:t>
+        <w:t>CVE-2022-22620</w:t>
       </w:r>
       <w:r>
         <w:rPr>
@@ -7956,31 +8027,7 @@
         <w:rPr>
           <w:rFonts w:hint="eastAsia"/>
         </w:rPr>
-        <w:t>CVE-2</w:t>
-      </w:r>
-      <w:r>
-        <w:rPr>
-          <w:rFonts w:hint="eastAsia"/>
-        </w:rPr>
-        <w:t>t.me/one00190</w:t>
-      </w:r>
-      <w:r>
-        <w:rPr>
-          <w:rFonts w:hint="eastAsia"/>
-        </w:rPr>
-        <w:t>23-282</w:t>
-      </w:r>
-      <w:r>
-        <w:rPr>
-          <w:rFonts w:hint="eastAsia"/>
-        </w:rPr>
-        <w:t>t.me/one00190</w:t>
-      </w:r>
-      <w:r>
-        <w:rPr>
-          <w:rFonts w:hint="eastAsia"/>
-        </w:rPr>
-        <w:t xml:space="preserve">5 </w:t>
+        <w:t xml:space="preserve">CVE-2023-28205 </w:t>
       </w:r>
       <w:r>
         <w:rPr>
@@ -8076,31 +8123,7 @@
         <w:rPr>
           <w:rFonts w:hint="eastAsia"/>
         </w:rPr>
-        <w:t>CVE-2</w:t>
-      </w:r>
-      <w:r>
-        <w:rPr>
-          <w:rFonts w:hint="eastAsia"/>
-        </w:rPr>
-        <w:t>t.me/one00190</w:t>
-      </w:r>
-      <w:r>
-        <w:rPr>
-          <w:rFonts w:hint="eastAsia"/>
-        </w:rPr>
-        <w:t>19-86</w:t>
-      </w:r>
-      <w:r>
-        <w:rPr>
-          <w:rFonts w:hint="eastAsia"/>
-        </w:rPr>
-        <w:t>t.me/one00190</w:t>
-      </w:r>
-      <w:r>
-        <w:rPr>
-          <w:rFonts w:hint="eastAsia"/>
-        </w:rPr>
-        <w:t xml:space="preserve">5 </w:t>
+        <w:t xml:space="preserve">CVE-2019-8605 </w:t>
       </w:r>
       <w:r>
         <w:rPr>
@@ -8134,6 +8157,11 @@
       </w:r>
     </w:p>
     <w:p>
+      <w:pPr>
+        <w:rPr>
+          <w:rFonts w:hint="eastAsia"/>
+        </w:rPr>
+      </w:pPr>
       <w:r>
         <w:rPr>
           <w:rFonts w:hint="eastAsia"/>
@@ -8275,6 +8303,11 @@
       </w:r>
     </w:p>
     <w:p>
+      <w:pPr>
+        <w:rPr>
+          <w:rFonts w:hint="eastAsia"/>
+        </w:rPr>
+      </w:pPr>
       <w:r>
         <w:rPr>
           <w:rFonts w:hint="eastAsia"/>
@@ -8358,8 +8391,11 @@
     <w:p>
       <w:pPr>
         <w:pStyle w:val="2"/>
+        <w:rPr>
+          <w:rFonts w:hint="eastAsia"/>
+        </w:rPr>
       </w:pPr>
-      <w:bookmarkStart w:id="13" w:name="_Toc242180242"/>
+      <w:bookmarkStart w:id="12" w:name="_Toc242453565"/>
       <w:r>
         <w:rPr>
           <w:rFonts w:hint="eastAsia"/>
@@ -8372,9 +8408,14 @@
         </w:rPr>
         <w:t>越界读写与未初始化内存</w:t>
       </w:r>
-      <w:bookmarkEnd w:id="13"/>
+      <w:bookmarkEnd w:id="12"/>
     </w:p>
     <w:p>
+      <w:pPr>
+        <w:rPr>
+          <w:rFonts w:hint="eastAsia"/>
+        </w:rPr>
+      </w:pPr>
       <w:r>
         <w:rPr>
           <w:rFonts w:hint="eastAsia"/>
@@ -8440,19 +8481,7 @@
         <w:rPr>
           <w:rFonts w:hint="eastAsia"/>
         </w:rPr>
-        <w:t>CVE-2</w:t>
-      </w:r>
-      <w:r>
-        <w:rPr>
-          <w:rFonts w:hint="eastAsia"/>
-        </w:rPr>
-        <w:t>t.me/one00190</w:t>
-      </w:r>
-      <w:r>
-        <w:rPr>
-          <w:rFonts w:hint="eastAsia"/>
-        </w:rPr>
-        <w:t xml:space="preserve">22-32893 </w:t>
+        <w:t xml:space="preserve">CVE-2022-32893 </w:t>
       </w:r>
       <w:r>
         <w:rPr>
@@ -8464,31 +8493,7 @@
         <w:rPr>
           <w:rFonts w:hint="eastAsia"/>
         </w:rPr>
-        <w:t xml:space="preserve"> CVE-2</w:t>
-      </w:r>
-      <w:r>
-        <w:rPr>
-          <w:rFonts w:hint="eastAsia"/>
-        </w:rPr>
-        <w:t>t.me/one00190</w:t>
-      </w:r>
-      <w:r>
-        <w:rPr>
-          <w:rFonts w:hint="eastAsia"/>
-        </w:rPr>
-        <w:t>25-242</w:t>
-      </w:r>
-      <w:r>
-        <w:rPr>
-          <w:rFonts w:hint="eastAsia"/>
-        </w:rPr>
-        <w:t>t.me/one00190</w:t>
-      </w:r>
-      <w:r>
-        <w:rPr>
-          <w:rFonts w:hint="eastAsia"/>
-        </w:rPr>
-        <w:t xml:space="preserve">1 </w:t>
+        <w:t xml:space="preserve"> CVE-2025-24201 </w:t>
       </w:r>
       <w:r>
         <w:rPr>
@@ -8582,6 +8587,11 @@
       </w:r>
     </w:p>
     <w:p>
+      <w:pPr>
+        <w:rPr>
+          <w:rFonts w:hint="eastAsia"/>
+        </w:rPr>
+      </w:pPr>
       <w:r>
         <w:rPr>
           <w:rFonts w:hint="eastAsia"/>
@@ -8645,6 +8655,11 @@
       </w:r>
     </w:p>
     <w:p>
+      <w:pPr>
+        <w:rPr>
+          <w:rFonts w:hint="eastAsia"/>
+        </w:rPr>
+      </w:pPr>
       <w:r>
         <w:rPr>
           <w:rFonts w:hint="eastAsia"/>
@@ -8698,12 +8713,16 @@
     <w:p>
       <w:pPr>
         <w:pStyle w:val="2"/>
+        <w:rPr>
+          <w:rFonts w:hint="eastAsia"/>
+        </w:rPr>
       </w:pPr>
-      <w:bookmarkStart w:id="14" w:name="_Toc242180243"/>
-      <w:r>
-        <w:rPr>
-          <w:rFonts w:hint="eastAsia"/>
-        </w:rPr>
+      <w:bookmarkStart w:id="13" w:name="_Toc242453566"/>
+      <w:r>
+        <w:rPr>
+          <w:rFonts w:hint="eastAsia"/>
+        </w:rPr>
+        <w:lastRenderedPageBreak/>
         <w:t xml:space="preserve">3.6 </w:t>
       </w:r>
       <w:r>
@@ -8712,9 +8731,14 @@
         </w:rPr>
         <w:t>从内存缺陷到读写原语：能力递进</w:t>
       </w:r>
-      <w:bookmarkEnd w:id="14"/>
+      <w:bookmarkEnd w:id="13"/>
     </w:p>
     <w:p>
+      <w:pPr>
+        <w:rPr>
+          <w:rFonts w:hint="eastAsia"/>
+        </w:rPr>
+      </w:pPr>
       <w:r>
         <w:rPr>
           <w:rFonts w:hint="eastAsia"/>
@@ -8778,6 +8802,12 @@
         <w:gridCol w:w="2294"/>
       </w:tblGrid>
       <w:tr>
+        <w:tblPrEx>
+          <w:tblCellMar>
+            <w:top w:w="0" w:type="dxa"/>
+            <w:bottom w:w="0" w:type="dxa"/>
+          </w:tblCellMar>
+        </w:tblPrEx>
         <w:tc>
           <w:tcPr>
             <w:tcW w:w="1250" w:type="pct"/>
@@ -8872,6 +8902,12 @@
         </w:tc>
       </w:tr>
       <w:tr>
+        <w:tblPrEx>
+          <w:tblCellMar>
+            <w:top w:w="0" w:type="dxa"/>
+            <w:bottom w:w="0" w:type="dxa"/>
+          </w:tblCellMar>
+        </w:tblPrEx>
         <w:tc>
           <w:tcPr>
             <w:tcW w:w="1250" w:type="pct"/>
@@ -8986,6 +9022,12 @@
         </w:tc>
       </w:tr>
       <w:tr>
+        <w:tblPrEx>
+          <w:tblCellMar>
+            <w:top w:w="0" w:type="dxa"/>
+            <w:bottom w:w="0" w:type="dxa"/>
+          </w:tblCellMar>
+        </w:tblPrEx>
         <w:tc>
           <w:tcPr>
             <w:tcW w:w="1250" w:type="pct"/>
@@ -9086,6 +9128,12 @@
         </w:tc>
       </w:tr>
       <w:tr>
+        <w:tblPrEx>
+          <w:tblCellMar>
+            <w:top w:w="0" w:type="dxa"/>
+            <w:bottom w:w="0" w:type="dxa"/>
+          </w:tblCellMar>
+        </w:tblPrEx>
         <w:tc>
           <w:tcPr>
             <w:tcW w:w="1250" w:type="pct"/>
@@ -9185,6 +9233,12 @@
         </w:tc>
       </w:tr>
       <w:tr>
+        <w:tblPrEx>
+          <w:tblCellMar>
+            <w:top w:w="0" w:type="dxa"/>
+            <w:bottom w:w="0" w:type="dxa"/>
+          </w:tblCellMar>
+        </w:tblPrEx>
         <w:tc>
           <w:tcPr>
             <w:tcW w:w="1250" w:type="pct"/>
@@ -9285,6 +9339,12 @@
         </w:tc>
       </w:tr>
       <w:tr>
+        <w:tblPrEx>
+          <w:tblCellMar>
+            <w:top w:w="0" w:type="dxa"/>
+            <w:bottom w:w="0" w:type="dxa"/>
+          </w:tblCellMar>
+        </w:tblPrEx>
         <w:tc>
           <w:tcPr>
             <w:tcW w:w="1250" w:type="pct"/>
@@ -9434,6 +9494,12 @@
         </w:tc>
       </w:tr>
       <w:tr>
+        <w:tblPrEx>
+          <w:tblCellMar>
+            <w:top w:w="0" w:type="dxa"/>
+            <w:bottom w:w="0" w:type="dxa"/>
+          </w:tblCellMar>
+        </w:tblPrEx>
         <w:tc>
           <w:tcPr>
             <w:tcW w:w="1250" w:type="pct"/>
@@ -9564,6 +9630,11 @@
     </w:tbl>
     <w:p/>
     <w:p>
+      <w:pPr>
+        <w:rPr>
+          <w:rFonts w:hint="eastAsia"/>
+        </w:rPr>
+      </w:pPr>
       <w:r>
         <w:rPr>
           <w:rFonts w:hint="eastAsia"/>
@@ -9768,8 +9839,11 @@
     <w:p>
       <w:pPr>
         <w:pStyle w:val="2"/>
+        <w:rPr>
+          <w:rFonts w:hint="eastAsia"/>
+        </w:rPr>
       </w:pPr>
-      <w:bookmarkStart w:id="15" w:name="_Toc242180244"/>
+      <w:bookmarkStart w:id="14" w:name="_Toc242453567"/>
       <w:r>
         <w:rPr>
           <w:rFonts w:hint="eastAsia"/>
@@ -9806,9 +9880,14 @@
         </w:rPr>
         <w:t>仍是难点</w:t>
       </w:r>
-      <w:bookmarkEnd w:id="15"/>
+      <w:bookmarkEnd w:id="14"/>
     </w:p>
     <w:p>
+      <w:pPr>
+        <w:rPr>
+          <w:rFonts w:hint="eastAsia"/>
+        </w:rPr>
+      </w:pPr>
       <w:r>
         <w:rPr>
           <w:rFonts w:hint="eastAsia"/>
@@ -10034,8 +10113,11 @@
     <w:p>
       <w:pPr>
         <w:pStyle w:val="2"/>
+        <w:rPr>
+          <w:rFonts w:hint="eastAsia"/>
+        </w:rPr>
       </w:pPr>
-      <w:bookmarkStart w:id="16" w:name="_Toc242180245"/>
+      <w:bookmarkStart w:id="15" w:name="_Toc242453568"/>
       <w:r>
         <w:rPr>
           <w:rFonts w:hint="eastAsia"/>
@@ -10048,9 +10130,14 @@
         </w:rPr>
         <w:t>缓解机制的层次结构</w:t>
       </w:r>
-      <w:bookmarkEnd w:id="16"/>
+      <w:bookmarkEnd w:id="15"/>
     </w:p>
     <w:p>
+      <w:pPr>
+        <w:rPr>
+          <w:rFonts w:hint="eastAsia"/>
+        </w:rPr>
+      </w:pPr>
       <w:r>
         <w:rPr>
           <w:rFonts w:hint="eastAsia"/>
@@ -10080,6 +10167,9 @@
       <w:pPr>
         <w:pStyle w:val="a"/>
         <w:ind w:left="422" w:hanging="422"/>
+        <w:rPr>
+          <w:rFonts w:hint="eastAsia"/>
+        </w:rPr>
       </w:pPr>
       <w:r>
         <w:rPr>
@@ -10135,6 +10225,9 @@
       <w:pPr>
         <w:pStyle w:val="a"/>
         <w:ind w:left="422" w:hanging="422"/>
+        <w:rPr>
+          <w:rFonts w:hint="eastAsia"/>
+        </w:rPr>
       </w:pPr>
       <w:r>
         <w:rPr>
@@ -10274,6 +10367,9 @@
       <w:pPr>
         <w:pStyle w:val="a"/>
         <w:ind w:left="422" w:hanging="422"/>
+        <w:rPr>
+          <w:rFonts w:hint="eastAsia"/>
+        </w:rPr>
       </w:pPr>
       <w:r>
         <w:rPr>
@@ -10329,6 +10425,9 @@
       <w:pPr>
         <w:pStyle w:val="a"/>
         <w:ind w:left="422" w:hanging="422"/>
+        <w:rPr>
+          <w:rFonts w:hint="eastAsia"/>
+        </w:rPr>
       </w:pPr>
       <w:r>
         <w:rPr>
@@ -10429,6 +10528,11 @@
       </w:r>
     </w:p>
     <w:p>
+      <w:pPr>
+        <w:rPr>
+          <w:rFonts w:hint="eastAsia"/>
+        </w:rPr>
+      </w:pPr>
       <w:r>
         <w:rPr>
           <w:rFonts w:hint="eastAsia"/>
@@ -10530,12 +10634,16 @@
     <w:p>
       <w:pPr>
         <w:pStyle w:val="2"/>
+        <w:rPr>
+          <w:rFonts w:hint="eastAsia"/>
+        </w:rPr>
       </w:pPr>
-      <w:bookmarkStart w:id="17" w:name="_Toc242180246"/>
-      <w:r>
-        <w:rPr>
-          <w:rFonts w:hint="eastAsia"/>
-        </w:rPr>
+      <w:bookmarkStart w:id="16" w:name="_Toc242453569"/>
+      <w:r>
+        <w:rPr>
+          <w:rFonts w:hint="eastAsia"/>
+        </w:rPr>
+        <w:lastRenderedPageBreak/>
         <w:t xml:space="preserve">3.9 </w:t>
       </w:r>
       <w:r>
@@ -10544,9 +10652,14 @@
         </w:rPr>
         <w:t>机制小结</w:t>
       </w:r>
-      <w:bookmarkEnd w:id="17"/>
+      <w:bookmarkEnd w:id="16"/>
     </w:p>
     <w:p>
+      <w:pPr>
+        <w:rPr>
+          <w:rFonts w:hint="eastAsia"/>
+        </w:rPr>
+      </w:pPr>
       <w:r>
         <w:rPr>
           <w:rFonts w:hint="eastAsia"/>
@@ -10626,12 +10739,16 @@
     <w:p>
       <w:pPr>
         <w:pStyle w:val="1"/>
+        <w:rPr>
+          <w:rFonts w:hint="eastAsia"/>
+        </w:rPr>
       </w:pPr>
-      <w:bookmarkStart w:id="18" w:name="_Toc242180247"/>
-      <w:r>
-        <w:rPr>
-          <w:rFonts w:hint="eastAsia"/>
-        </w:rPr>
+      <w:bookmarkStart w:id="17" w:name="_Toc242453570"/>
+      <w:r>
+        <w:rPr>
+          <w:rFonts w:hint="eastAsia"/>
+        </w:rPr>
+        <w:lastRenderedPageBreak/>
         <w:t>四、代表性在野</w:t>
       </w:r>
       <w:r>
@@ -10646,9 +10763,14 @@
         </w:rPr>
         <w:t>案例</w:t>
       </w:r>
-      <w:bookmarkEnd w:id="18"/>
+      <w:bookmarkEnd w:id="17"/>
     </w:p>
     <w:p>
+      <w:pPr>
+        <w:rPr>
+          <w:rFonts w:hint="eastAsia"/>
+        </w:rPr>
+      </w:pPr>
       <w:r>
         <w:rPr>
           <w:rFonts w:hint="eastAsia"/>
@@ -10779,8 +10901,11 @@
     <w:p>
       <w:pPr>
         <w:pStyle w:val="2"/>
+        <w:rPr>
+          <w:rFonts w:hint="eastAsia"/>
+        </w:rPr>
       </w:pPr>
-      <w:bookmarkStart w:id="19" w:name="_Toc242180248"/>
+      <w:bookmarkStart w:id="18" w:name="_Toc242453571"/>
       <w:r>
         <w:rPr>
           <w:rFonts w:hint="eastAsia"/>
@@ -10793,7 +10918,7 @@
         </w:rPr>
         <w:t>案例总览</w:t>
       </w:r>
-      <w:bookmarkEnd w:id="19"/>
+      <w:bookmarkEnd w:id="18"/>
     </w:p>
     <w:tbl>
       <w:tblPr>
@@ -10815,6 +10940,12 @@
         <w:gridCol w:w="2294"/>
       </w:tblGrid>
       <w:tr>
+        <w:tblPrEx>
+          <w:tblCellMar>
+            <w:top w:w="0" w:type="dxa"/>
+            <w:bottom w:w="0" w:type="dxa"/>
+          </w:tblCellMar>
+        </w:tblPrEx>
         <w:tc>
           <w:tcPr>
             <w:tcW w:w="1250" w:type="pct"/>
@@ -10924,6 +11055,12 @@
         </w:tc>
       </w:tr>
       <w:tr>
+        <w:tblPrEx>
+          <w:tblCellMar>
+            <w:top w:w="0" w:type="dxa"/>
+            <w:bottom w:w="0" w:type="dxa"/>
+          </w:tblCellMar>
+        </w:tblPrEx>
         <w:tc>
           <w:tcPr>
             <w:tcW w:w="1250" w:type="pct"/>
@@ -10940,19 +11077,7 @@
               <w:rPr>
                 <w:sz w:val="18"/>
               </w:rPr>
-              <w:t>CVE-2</w:t>
-            </w:r>
-            <w:r>
-              <w:rPr>
-                <w:sz w:val="18"/>
-              </w:rPr>
-              <w:t>t.me/one00190</w:t>
-            </w:r>
-            <w:r>
-              <w:rPr>
-                <w:sz w:val="18"/>
-              </w:rPr>
-              <w:t>19-8554</w:t>
+              <w:t>CVE-2019-8554</w:t>
             </w:r>
           </w:p>
         </w:tc>
@@ -11029,35 +11154,7 @@
                 <w:rFonts w:hint="eastAsia"/>
                 <w:sz w:val="18"/>
               </w:rPr>
-              <w:t>2</w:t>
-            </w:r>
-            <w:r>
-              <w:rPr>
-                <w:rFonts w:hint="eastAsia"/>
-                <w:sz w:val="18"/>
-              </w:rPr>
-              <w:t>t.me/one00190</w:t>
-            </w:r>
-            <w:r>
-              <w:rPr>
-                <w:rFonts w:hint="eastAsia"/>
-                <w:sz w:val="18"/>
-              </w:rPr>
-              <w:t>19-</w:t>
-            </w:r>
-            <w:r>
-              <w:rPr>
-                <w:rFonts w:hint="eastAsia"/>
-                <w:sz w:val="18"/>
-              </w:rPr>
-              <w:t>t.me/one00190</w:t>
-            </w:r>
-            <w:r>
-              <w:rPr>
-                <w:rFonts w:hint="eastAsia"/>
-                <w:sz w:val="18"/>
-              </w:rPr>
-              <w:t>1</w:t>
+              <w:t>2019-01</w:t>
             </w:r>
             <w:r>
               <w:rPr>
@@ -11112,6 +11209,12 @@
         </w:tc>
       </w:tr>
       <w:tr>
+        <w:tblPrEx>
+          <w:tblCellMar>
+            <w:top w:w="0" w:type="dxa"/>
+            <w:bottom w:w="0" w:type="dxa"/>
+          </w:tblCellMar>
+        </w:tblPrEx>
         <w:tc>
           <w:tcPr>
             <w:tcW w:w="1250" w:type="pct"/>
@@ -11128,31 +11231,7 @@
               <w:rPr>
                 <w:sz w:val="18"/>
               </w:rPr>
-              <w:t>CVE-2</w:t>
-            </w:r>
-            <w:r>
-              <w:rPr>
-                <w:sz w:val="18"/>
-              </w:rPr>
-              <w:t>t.me/one00190</w:t>
-            </w:r>
-            <w:r>
-              <w:rPr>
-                <w:sz w:val="18"/>
-              </w:rPr>
-              <w:t>19-86</w:t>
-            </w:r>
-            <w:r>
-              <w:rPr>
-                <w:sz w:val="18"/>
-              </w:rPr>
-              <w:t>t.me/one00190</w:t>
-            </w:r>
-            <w:r>
-              <w:rPr>
-                <w:sz w:val="18"/>
-              </w:rPr>
-              <w:t>5</w:t>
+              <w:t>CVE-2019-8605</w:t>
             </w:r>
           </w:p>
         </w:tc>
@@ -11215,35 +11294,7 @@
                 <w:rFonts w:hint="eastAsia"/>
                 <w:sz w:val="18"/>
               </w:rPr>
-              <w:t>2</w:t>
-            </w:r>
-            <w:r>
-              <w:rPr>
-                <w:rFonts w:hint="eastAsia"/>
-                <w:sz w:val="18"/>
-              </w:rPr>
-              <w:t>t.me/one00190</w:t>
-            </w:r>
-            <w:r>
-              <w:rPr>
-                <w:rFonts w:hint="eastAsia"/>
-                <w:sz w:val="18"/>
-              </w:rPr>
-              <w:t>19-</w:t>
-            </w:r>
-            <w:r>
-              <w:rPr>
-                <w:rFonts w:hint="eastAsia"/>
-                <w:sz w:val="18"/>
-              </w:rPr>
-              <w:t>t.me/one00190</w:t>
-            </w:r>
-            <w:r>
-              <w:rPr>
-                <w:rFonts w:hint="eastAsia"/>
-                <w:sz w:val="18"/>
-              </w:rPr>
-              <w:t xml:space="preserve">8 </w:t>
+              <w:t xml:space="preserve">2019-08 </w:t>
             </w:r>
             <w:r>
               <w:rPr>
@@ -11257,21 +11308,7 @@
                 <w:rFonts w:hint="eastAsia"/>
                 <w:sz w:val="18"/>
               </w:rPr>
-              <w:t xml:space="preserve"> CVE-2</w:t>
-            </w:r>
-            <w:r>
-              <w:rPr>
-                <w:rFonts w:hint="eastAsia"/>
-                <w:sz w:val="18"/>
-              </w:rPr>
-              <w:t>t.me/one00190</w:t>
-            </w:r>
-            <w:r>
-              <w:rPr>
-                <w:rFonts w:hint="eastAsia"/>
-                <w:sz w:val="18"/>
-              </w:rPr>
-              <w:t>19-8675</w:t>
+              <w:t xml:space="preserve"> CVE-2019-8675</w:t>
             </w:r>
             <w:r>
               <w:rPr>
@@ -11319,6 +11356,12 @@
         </w:tc>
       </w:tr>
       <w:tr>
+        <w:tblPrEx>
+          <w:tblCellMar>
+            <w:top w:w="0" w:type="dxa"/>
+            <w:bottom w:w="0" w:type="dxa"/>
+          </w:tblCellMar>
+        </w:tblPrEx>
         <w:tc>
           <w:tcPr>
             <w:tcW w:w="1250" w:type="pct"/>
@@ -11335,31 +11378,7 @@
               <w:rPr>
                 <w:sz w:val="18"/>
               </w:rPr>
-              <w:t>CVE-2</w:t>
-            </w:r>
-            <w:r>
-              <w:rPr>
-                <w:sz w:val="18"/>
-              </w:rPr>
-              <w:t>t.me/one00190</w:t>
-            </w:r>
-            <w:r>
-              <w:rPr>
-                <w:sz w:val="18"/>
-              </w:rPr>
-              <w:t>21-3</w:t>
-            </w:r>
-            <w:r>
-              <w:rPr>
-                <w:sz w:val="18"/>
-              </w:rPr>
-              <w:t>t.me/one00190</w:t>
-            </w:r>
-            <w:r>
-              <w:rPr>
-                <w:sz w:val="18"/>
-              </w:rPr>
-              <w:t>858</w:t>
+              <w:t>CVE-2021-30858</w:t>
             </w:r>
           </w:p>
         </w:tc>
@@ -11422,35 +11441,7 @@
                 <w:rFonts w:hint="eastAsia"/>
                 <w:sz w:val="18"/>
               </w:rPr>
-              <w:t>2</w:t>
-            </w:r>
-            <w:r>
-              <w:rPr>
-                <w:rFonts w:hint="eastAsia"/>
-                <w:sz w:val="18"/>
-              </w:rPr>
-              <w:t>t.me/one00190</w:t>
-            </w:r>
-            <w:r>
-              <w:rPr>
-                <w:rFonts w:hint="eastAsia"/>
-                <w:sz w:val="18"/>
-              </w:rPr>
-              <w:t>21-</w:t>
-            </w:r>
-            <w:r>
-              <w:rPr>
-                <w:rFonts w:hint="eastAsia"/>
-                <w:sz w:val="18"/>
-              </w:rPr>
-              <w:t>t.me/one00190</w:t>
-            </w:r>
-            <w:r>
-              <w:rPr>
-                <w:rFonts w:hint="eastAsia"/>
-                <w:sz w:val="18"/>
-              </w:rPr>
-              <w:t>9</w:t>
+              <w:t>2021-09</w:t>
             </w:r>
             <w:r>
               <w:rPr>
@@ -11512,6 +11503,12 @@
         </w:tc>
       </w:tr>
       <w:tr>
+        <w:tblPrEx>
+          <w:tblCellMar>
+            <w:top w:w="0" w:type="dxa"/>
+            <w:bottom w:w="0" w:type="dxa"/>
+          </w:tblCellMar>
+        </w:tblPrEx>
         <w:tc>
           <w:tcPr>
             <w:tcW w:w="1250" w:type="pct"/>
@@ -11528,25 +11525,7 @@
               <w:rPr>
                 <w:sz w:val="18"/>
               </w:rPr>
-              <w:t>CVE-2</w:t>
-            </w:r>
-            <w:r>
-              <w:rPr>
-                <w:sz w:val="18"/>
-              </w:rPr>
-              <w:t>t.me/one00190</w:t>
-            </w:r>
-            <w:r>
-              <w:rPr>
-                <w:sz w:val="18"/>
-              </w:rPr>
-              <w:t>22-2262</w:t>
-            </w:r>
-            <w:r>
-              <w:rPr>
-                <w:sz w:val="18"/>
-              </w:rPr>
-              <w:t>t.me/one00190</w:t>
+              <w:t>CVE-2022-22620</w:t>
             </w:r>
           </w:p>
         </w:tc>
@@ -11609,35 +11588,7 @@
                 <w:rFonts w:hint="eastAsia"/>
                 <w:sz w:val="18"/>
               </w:rPr>
-              <w:t>2</w:t>
-            </w:r>
-            <w:r>
-              <w:rPr>
-                <w:rFonts w:hint="eastAsia"/>
-                <w:sz w:val="18"/>
-              </w:rPr>
-              <w:t>t.me/one00190</w:t>
-            </w:r>
-            <w:r>
-              <w:rPr>
-                <w:rFonts w:hint="eastAsia"/>
-                <w:sz w:val="18"/>
-              </w:rPr>
-              <w:t>22-</w:t>
-            </w:r>
-            <w:r>
-              <w:rPr>
-                <w:rFonts w:hint="eastAsia"/>
-                <w:sz w:val="18"/>
-              </w:rPr>
-              <w:t>t.me/one00190</w:t>
-            </w:r>
-            <w:r>
-              <w:rPr>
-                <w:rFonts w:hint="eastAsia"/>
-                <w:sz w:val="18"/>
-              </w:rPr>
-              <w:t>2</w:t>
+              <w:t>2022-02</w:t>
             </w:r>
             <w:r>
               <w:rPr>
@@ -11678,6 +11629,12 @@
         </w:tc>
       </w:tr>
       <w:tr>
+        <w:tblPrEx>
+          <w:tblCellMar>
+            <w:top w:w="0" w:type="dxa"/>
+            <w:bottom w:w="0" w:type="dxa"/>
+          </w:tblCellMar>
+        </w:tblPrEx>
         <w:tc>
           <w:tcPr>
             <w:tcW w:w="1250" w:type="pct"/>
@@ -11694,19 +11651,7 @@
               <w:rPr>
                 <w:sz w:val="18"/>
               </w:rPr>
-              <w:t>CVE-2</w:t>
-            </w:r>
-            <w:r>
-              <w:rPr>
-                <w:sz w:val="18"/>
-              </w:rPr>
-              <w:t>t.me/one00190</w:t>
-            </w:r>
-            <w:r>
-              <w:rPr>
-                <w:sz w:val="18"/>
-              </w:rPr>
-              <w:t>22-32893</w:t>
+              <w:t>CVE-2022-32893</w:t>
             </w:r>
           </w:p>
         </w:tc>
@@ -11769,35 +11714,7 @@
                 <w:rFonts w:hint="eastAsia"/>
                 <w:sz w:val="18"/>
               </w:rPr>
-              <w:t>2</w:t>
-            </w:r>
-            <w:r>
-              <w:rPr>
-                <w:rFonts w:hint="eastAsia"/>
-                <w:sz w:val="18"/>
-              </w:rPr>
-              <w:t>t.me/one00190</w:t>
-            </w:r>
-            <w:r>
-              <w:rPr>
-                <w:rFonts w:hint="eastAsia"/>
-                <w:sz w:val="18"/>
-              </w:rPr>
-              <w:t>22-</w:t>
-            </w:r>
-            <w:r>
-              <w:rPr>
-                <w:rFonts w:hint="eastAsia"/>
-                <w:sz w:val="18"/>
-              </w:rPr>
-              <w:t>t.me/one00190</w:t>
-            </w:r>
-            <w:r>
-              <w:rPr>
-                <w:rFonts w:hint="eastAsia"/>
-                <w:sz w:val="18"/>
-              </w:rPr>
-              <w:t>8</w:t>
+              <w:t>2022-08</w:t>
             </w:r>
             <w:r>
               <w:rPr>
@@ -11832,21 +11749,7 @@
                 <w:rFonts w:hint="eastAsia"/>
                 <w:sz w:val="18"/>
               </w:rPr>
-              <w:t xml:space="preserve"> CVE-2</w:t>
-            </w:r>
-            <w:r>
-              <w:rPr>
-                <w:rFonts w:hint="eastAsia"/>
-                <w:sz w:val="18"/>
-              </w:rPr>
-              <w:t>t.me/one00190</w:t>
-            </w:r>
-            <w:r>
-              <w:rPr>
-                <w:rFonts w:hint="eastAsia"/>
-                <w:sz w:val="18"/>
-              </w:rPr>
-              <w:t xml:space="preserve">22-32894 </w:t>
+              <w:t xml:space="preserve"> CVE-2022-32894 </w:t>
             </w:r>
             <w:r>
               <w:rPr>
@@ -11859,6 +11762,12 @@
         </w:tc>
       </w:tr>
       <w:tr>
+        <w:tblPrEx>
+          <w:tblCellMar>
+            <w:top w:w="0" w:type="dxa"/>
+            <w:bottom w:w="0" w:type="dxa"/>
+          </w:tblCellMar>
+        </w:tblPrEx>
         <w:tc>
           <w:tcPr>
             <w:tcW w:w="1250" w:type="pct"/>
@@ -11875,19 +11784,7 @@
               <w:rPr>
                 <w:sz w:val="18"/>
               </w:rPr>
-              <w:t>CVE-2</w:t>
-            </w:r>
-            <w:r>
-              <w:rPr>
-                <w:sz w:val="18"/>
-              </w:rPr>
-              <w:t>t.me/one00190</w:t>
-            </w:r>
-            <w:r>
-              <w:rPr>
-                <w:sz w:val="18"/>
-              </w:rPr>
-              <w:t>23-23529</w:t>
+              <w:t>CVE-2023-23529</w:t>
             </w:r>
           </w:p>
         </w:tc>
@@ -11950,35 +11847,7 @@
                 <w:rFonts w:hint="eastAsia"/>
                 <w:sz w:val="18"/>
               </w:rPr>
-              <w:t>2</w:t>
-            </w:r>
-            <w:r>
-              <w:rPr>
-                <w:rFonts w:hint="eastAsia"/>
-                <w:sz w:val="18"/>
-              </w:rPr>
-              <w:t>t.me/one00190</w:t>
-            </w:r>
-            <w:r>
-              <w:rPr>
-                <w:rFonts w:hint="eastAsia"/>
-                <w:sz w:val="18"/>
-              </w:rPr>
-              <w:t>23-</w:t>
-            </w:r>
-            <w:r>
-              <w:rPr>
-                <w:rFonts w:hint="eastAsia"/>
-                <w:sz w:val="18"/>
-              </w:rPr>
-              <w:t>t.me/one00190</w:t>
-            </w:r>
-            <w:r>
-              <w:rPr>
-                <w:rFonts w:hint="eastAsia"/>
-                <w:sz w:val="18"/>
-              </w:rPr>
-              <w:t>2</w:t>
+              <w:t>2023-02</w:t>
             </w:r>
             <w:r>
               <w:rPr>
@@ -12019,6 +11888,12 @@
         </w:tc>
       </w:tr>
       <w:tr>
+        <w:tblPrEx>
+          <w:tblCellMar>
+            <w:top w:w="0" w:type="dxa"/>
+            <w:bottom w:w="0" w:type="dxa"/>
+          </w:tblCellMar>
+        </w:tblPrEx>
         <w:tc>
           <w:tcPr>
             <w:tcW w:w="1250" w:type="pct"/>
@@ -12035,31 +11910,7 @@
               <w:rPr>
                 <w:sz w:val="18"/>
               </w:rPr>
-              <w:t>CVE-2</w:t>
-            </w:r>
-            <w:r>
-              <w:rPr>
-                <w:sz w:val="18"/>
-              </w:rPr>
-              <w:t>t.me/one00190</w:t>
-            </w:r>
-            <w:r>
-              <w:rPr>
-                <w:sz w:val="18"/>
-              </w:rPr>
-              <w:t>23-282</w:t>
-            </w:r>
-            <w:r>
-              <w:rPr>
-                <w:sz w:val="18"/>
-              </w:rPr>
-              <w:t>t.me/one00190</w:t>
-            </w:r>
-            <w:r>
-              <w:rPr>
-                <w:sz w:val="18"/>
-              </w:rPr>
-              <w:t>5</w:t>
+              <w:t>CVE-2023-28205</w:t>
             </w:r>
           </w:p>
         </w:tc>
@@ -12122,35 +11973,7 @@
                 <w:rFonts w:hint="eastAsia"/>
                 <w:sz w:val="18"/>
               </w:rPr>
-              <w:t>2</w:t>
-            </w:r>
-            <w:r>
-              <w:rPr>
-                <w:rFonts w:hint="eastAsia"/>
-                <w:sz w:val="18"/>
-              </w:rPr>
-              <w:t>t.me/one00190</w:t>
-            </w:r>
-            <w:r>
-              <w:rPr>
-                <w:rFonts w:hint="eastAsia"/>
-                <w:sz w:val="18"/>
-              </w:rPr>
-              <w:t>23-</w:t>
-            </w:r>
-            <w:r>
-              <w:rPr>
-                <w:rFonts w:hint="eastAsia"/>
-                <w:sz w:val="18"/>
-              </w:rPr>
-              <w:t>t.me/one00190</w:t>
-            </w:r>
-            <w:r>
-              <w:rPr>
-                <w:rFonts w:hint="eastAsia"/>
-                <w:sz w:val="18"/>
-              </w:rPr>
-              <w:t>4</w:t>
+              <w:t>2023-04</w:t>
             </w:r>
             <w:r>
               <w:rPr>
@@ -12185,35 +12008,7 @@
                 <w:rFonts w:hint="eastAsia"/>
                 <w:sz w:val="18"/>
               </w:rPr>
-              <w:t xml:space="preserve"> CVE-2</w:t>
-            </w:r>
-            <w:r>
-              <w:rPr>
-                <w:rFonts w:hint="eastAsia"/>
-                <w:sz w:val="18"/>
-              </w:rPr>
-              <w:t>t.me/one00190</w:t>
-            </w:r>
-            <w:r>
-              <w:rPr>
-                <w:rFonts w:hint="eastAsia"/>
-                <w:sz w:val="18"/>
-              </w:rPr>
-              <w:t>23-282</w:t>
-            </w:r>
-            <w:r>
-              <w:rPr>
-                <w:rFonts w:hint="eastAsia"/>
-                <w:sz w:val="18"/>
-              </w:rPr>
-              <w:t>t.me/one00190</w:t>
-            </w:r>
-            <w:r>
-              <w:rPr>
-                <w:rFonts w:hint="eastAsia"/>
-                <w:sz w:val="18"/>
-              </w:rPr>
-              <w:t>6</w:t>
+              <w:t xml:space="preserve"> CVE-2023-28206</w:t>
             </w:r>
             <w:r>
               <w:rPr>
@@ -12268,6 +12063,12 @@
         </w:tc>
       </w:tr>
       <w:tr>
+        <w:tblPrEx>
+          <w:tblCellMar>
+            <w:top w:w="0" w:type="dxa"/>
+            <w:bottom w:w="0" w:type="dxa"/>
+          </w:tblCellMar>
+        </w:tblPrEx>
         <w:tc>
           <w:tcPr>
             <w:tcW w:w="1250" w:type="pct"/>
@@ -12284,31 +12085,7 @@
               <w:rPr>
                 <w:sz w:val="18"/>
               </w:rPr>
-              <w:t>CVE-2</w:t>
-            </w:r>
-            <w:r>
-              <w:rPr>
-                <w:sz w:val="18"/>
-              </w:rPr>
-              <w:t>t.me/one00190</w:t>
-            </w:r>
-            <w:r>
-              <w:rPr>
-                <w:sz w:val="18"/>
-              </w:rPr>
-              <w:t>23-324</w:t>
-            </w:r>
-            <w:r>
-              <w:rPr>
-                <w:sz w:val="18"/>
-              </w:rPr>
-              <w:t>t.me/one00190</w:t>
-            </w:r>
-            <w:r>
-              <w:rPr>
-                <w:sz w:val="18"/>
-              </w:rPr>
-              <w:t>9</w:t>
+              <w:t>CVE-2023-32409</w:t>
             </w:r>
           </w:p>
         </w:tc>
@@ -12385,35 +12162,7 @@
                 <w:rFonts w:hint="eastAsia"/>
                 <w:sz w:val="18"/>
               </w:rPr>
-              <w:t>2</w:t>
-            </w:r>
-            <w:r>
-              <w:rPr>
-                <w:rFonts w:hint="eastAsia"/>
-                <w:sz w:val="18"/>
-              </w:rPr>
-              <w:t>t.me/one00190</w:t>
-            </w:r>
-            <w:r>
-              <w:rPr>
-                <w:rFonts w:hint="eastAsia"/>
-                <w:sz w:val="18"/>
-              </w:rPr>
-              <w:t>23-</w:t>
-            </w:r>
-            <w:r>
-              <w:rPr>
-                <w:rFonts w:hint="eastAsia"/>
-                <w:sz w:val="18"/>
-              </w:rPr>
-              <w:t>t.me/one00190</w:t>
-            </w:r>
-            <w:r>
-              <w:rPr>
-                <w:rFonts w:hint="eastAsia"/>
-                <w:sz w:val="18"/>
-              </w:rPr>
-              <w:t>7</w:t>
+              <w:t>2023-07</w:t>
             </w:r>
             <w:r>
               <w:rPr>
@@ -12448,35 +12197,7 @@
                 <w:rFonts w:hint="eastAsia"/>
                 <w:sz w:val="18"/>
               </w:rPr>
-              <w:t xml:space="preserve"> CVE-2</w:t>
-            </w:r>
-            <w:r>
-              <w:rPr>
-                <w:rFonts w:hint="eastAsia"/>
-                <w:sz w:val="18"/>
-              </w:rPr>
-              <w:t>t.me/one00190</w:t>
-            </w:r>
-            <w:r>
-              <w:rPr>
-                <w:rFonts w:hint="eastAsia"/>
-                <w:sz w:val="18"/>
-              </w:rPr>
-              <w:t>23-324</w:t>
-            </w:r>
-            <w:r>
-              <w:rPr>
-                <w:rFonts w:hint="eastAsia"/>
-                <w:sz w:val="18"/>
-              </w:rPr>
-              <w:t>t.me/one00190</w:t>
-            </w:r>
-            <w:r>
-              <w:rPr>
-                <w:rFonts w:hint="eastAsia"/>
-                <w:sz w:val="18"/>
-              </w:rPr>
-              <w:t xml:space="preserve">8 </w:t>
+              <w:t xml:space="preserve"> CVE-2023-32408 </w:t>
             </w:r>
             <w:r>
               <w:rPr>
@@ -12489,6 +12210,12 @@
         </w:tc>
       </w:tr>
       <w:tr>
+        <w:tblPrEx>
+          <w:tblCellMar>
+            <w:top w:w="0" w:type="dxa"/>
+            <w:bottom w:w="0" w:type="dxa"/>
+          </w:tblCellMar>
+        </w:tblPrEx>
         <w:tc>
           <w:tcPr>
             <w:tcW w:w="1250" w:type="pct"/>
@@ -12505,19 +12232,7 @@
               <w:rPr>
                 <w:sz w:val="18"/>
               </w:rPr>
-              <w:t>CVE-2</w:t>
-            </w:r>
-            <w:r>
-              <w:rPr>
-                <w:sz w:val="18"/>
-              </w:rPr>
-              <w:t>t.me/one00190</w:t>
-            </w:r>
-            <w:r>
-              <w:rPr>
-                <w:sz w:val="18"/>
-              </w:rPr>
-              <w:t>23-32435</w:t>
+              <w:t>CVE-2023-32435</w:t>
             </w:r>
           </w:p>
         </w:tc>
@@ -12580,35 +12295,7 @@
                 <w:rFonts w:hint="eastAsia"/>
                 <w:sz w:val="18"/>
               </w:rPr>
-              <w:t>2</w:t>
-            </w:r>
-            <w:r>
-              <w:rPr>
-                <w:rFonts w:hint="eastAsia"/>
-                <w:sz w:val="18"/>
-              </w:rPr>
-              <w:t>t.me/one00190</w:t>
-            </w:r>
-            <w:r>
-              <w:rPr>
-                <w:rFonts w:hint="eastAsia"/>
-                <w:sz w:val="18"/>
-              </w:rPr>
-              <w:t>23-</w:t>
-            </w:r>
-            <w:r>
-              <w:rPr>
-                <w:rFonts w:hint="eastAsia"/>
-                <w:sz w:val="18"/>
-              </w:rPr>
-              <w:t>t.me/one00190</w:t>
-            </w:r>
-            <w:r>
-              <w:rPr>
-                <w:rFonts w:hint="eastAsia"/>
-                <w:sz w:val="18"/>
-              </w:rPr>
-              <w:t>8</w:t>
+              <w:t>2023-08</w:t>
             </w:r>
             <w:r>
               <w:rPr>
@@ -12705,6 +12392,12 @@
         </w:tc>
       </w:tr>
       <w:tr>
+        <w:tblPrEx>
+          <w:tblCellMar>
+            <w:top w:w="0" w:type="dxa"/>
+            <w:bottom w:w="0" w:type="dxa"/>
+          </w:tblCellMar>
+        </w:tblPrEx>
         <w:tc>
           <w:tcPr>
             <w:tcW w:w="1250" w:type="pct"/>
@@ -12721,25 +12414,7 @@
               <w:rPr>
                 <w:sz w:val="18"/>
               </w:rPr>
-              <w:t>CVE-2</w:t>
-            </w:r>
-            <w:r>
-              <w:rPr>
-                <w:sz w:val="18"/>
-              </w:rPr>
-              <w:t>t.me/one00190</w:t>
-            </w:r>
-            <w:r>
-              <w:rPr>
-                <w:sz w:val="18"/>
-              </w:rPr>
-              <w:t>23-3745</w:t>
-            </w:r>
-            <w:r>
-              <w:rPr>
-                <w:sz w:val="18"/>
-              </w:rPr>
-              <w:t>t.me/one00190</w:t>
+              <w:t>CVE-2023-37450</w:t>
             </w:r>
           </w:p>
         </w:tc>
@@ -12802,35 +12477,7 @@
                 <w:rFonts w:hint="eastAsia"/>
                 <w:sz w:val="18"/>
               </w:rPr>
-              <w:t>2</w:t>
-            </w:r>
-            <w:r>
-              <w:rPr>
-                <w:rFonts w:hint="eastAsia"/>
-                <w:sz w:val="18"/>
-              </w:rPr>
-              <w:t>t.me/one00190</w:t>
-            </w:r>
-            <w:r>
-              <w:rPr>
-                <w:rFonts w:hint="eastAsia"/>
-                <w:sz w:val="18"/>
-              </w:rPr>
-              <w:t>23-</w:t>
-            </w:r>
-            <w:r>
-              <w:rPr>
-                <w:rFonts w:hint="eastAsia"/>
-                <w:sz w:val="18"/>
-              </w:rPr>
-              <w:t>t.me/one00190</w:t>
-            </w:r>
-            <w:r>
-              <w:rPr>
-                <w:rFonts w:hint="eastAsia"/>
-                <w:sz w:val="18"/>
-              </w:rPr>
-              <w:t>7</w:t>
+              <w:t>2023-07</w:t>
             </w:r>
             <w:r>
               <w:rPr>
@@ -12871,6 +12518,12 @@
         </w:tc>
       </w:tr>
       <w:tr>
+        <w:tblPrEx>
+          <w:tblCellMar>
+            <w:top w:w="0" w:type="dxa"/>
+            <w:bottom w:w="0" w:type="dxa"/>
+          </w:tblCellMar>
+        </w:tblPrEx>
         <w:tc>
           <w:tcPr>
             <w:tcW w:w="1250" w:type="pct"/>
@@ -12887,19 +12540,7 @@
               <w:rPr>
                 <w:sz w:val="18"/>
               </w:rPr>
-              <w:t>CVE-2</w:t>
-            </w:r>
-            <w:r>
-              <w:rPr>
-                <w:sz w:val="18"/>
-              </w:rPr>
-              <w:t>t.me/one00190</w:t>
-            </w:r>
-            <w:r>
-              <w:rPr>
-                <w:sz w:val="18"/>
-              </w:rPr>
-              <w:t>24-23222</w:t>
+              <w:t>CVE-2024-23222</w:t>
             </w:r>
           </w:p>
         </w:tc>
@@ -12962,35 +12603,7 @@
                 <w:rFonts w:hint="eastAsia"/>
                 <w:sz w:val="18"/>
               </w:rPr>
-              <w:t>2</w:t>
-            </w:r>
-            <w:r>
-              <w:rPr>
-                <w:rFonts w:hint="eastAsia"/>
-                <w:sz w:val="18"/>
-              </w:rPr>
-              <w:t>t.me/one00190</w:t>
-            </w:r>
-            <w:r>
-              <w:rPr>
-                <w:rFonts w:hint="eastAsia"/>
-                <w:sz w:val="18"/>
-              </w:rPr>
-              <w:t>24-</w:t>
-            </w:r>
-            <w:r>
-              <w:rPr>
-                <w:rFonts w:hint="eastAsia"/>
-                <w:sz w:val="18"/>
-              </w:rPr>
-              <w:t>t.me/one00190</w:t>
-            </w:r>
-            <w:r>
-              <w:rPr>
-                <w:rFonts w:hint="eastAsia"/>
-                <w:sz w:val="18"/>
-              </w:rPr>
-              <w:t>1</w:t>
+              <w:t>2024-01</w:t>
             </w:r>
             <w:r>
               <w:rPr>
@@ -13031,6 +12644,12 @@
         </w:tc>
       </w:tr>
       <w:tr>
+        <w:tblPrEx>
+          <w:tblCellMar>
+            <w:top w:w="0" w:type="dxa"/>
+            <w:bottom w:w="0" w:type="dxa"/>
+          </w:tblCellMar>
+        </w:tblPrEx>
         <w:tc>
           <w:tcPr>
             <w:tcW w:w="1250" w:type="pct"/>
@@ -13047,31 +12666,7 @@
               <w:rPr>
                 <w:sz w:val="18"/>
               </w:rPr>
-              <w:t>CVE-2</w:t>
-            </w:r>
-            <w:r>
-              <w:rPr>
-                <w:sz w:val="18"/>
-              </w:rPr>
-              <w:t>t.me/one00190</w:t>
-            </w:r>
-            <w:r>
-              <w:rPr>
-                <w:sz w:val="18"/>
-              </w:rPr>
-              <w:t>24-443</w:t>
-            </w:r>
-            <w:r>
-              <w:rPr>
-                <w:sz w:val="18"/>
-              </w:rPr>
-              <w:t>t.me/one00190</w:t>
-            </w:r>
-            <w:r>
-              <w:rPr>
-                <w:sz w:val="18"/>
-              </w:rPr>
-              <w:t>8</w:t>
+              <w:t>CVE-2024-44308</w:t>
             </w:r>
           </w:p>
         </w:tc>
@@ -13134,28 +12729,7 @@
                 <w:rFonts w:hint="eastAsia"/>
                 <w:sz w:val="18"/>
               </w:rPr>
-              <w:t>2</w:t>
-            </w:r>
-            <w:r>
-              <w:rPr>
-                <w:rFonts w:hint="eastAsia"/>
-                <w:sz w:val="18"/>
-              </w:rPr>
-              <w:t>t.me/one00190</w:t>
-            </w:r>
-            <w:r>
-              <w:rPr>
-                <w:rFonts w:hint="eastAsia"/>
-                <w:sz w:val="18"/>
-              </w:rPr>
-              <w:t>24-1</w:t>
-            </w:r>
-            <w:r>
-              <w:rPr>
-                <w:rFonts w:hint="eastAsia"/>
-                <w:sz w:val="18"/>
-              </w:rPr>
-              <w:t>t.me/one00190</w:t>
+              <w:t>2024-10</w:t>
             </w:r>
             <w:r>
               <w:rPr>
@@ -13210,6 +12784,12 @@
         </w:tc>
       </w:tr>
       <w:tr>
+        <w:tblPrEx>
+          <w:tblCellMar>
+            <w:top w:w="0" w:type="dxa"/>
+            <w:bottom w:w="0" w:type="dxa"/>
+          </w:tblCellMar>
+        </w:tblPrEx>
         <w:tc>
           <w:tcPr>
             <w:tcW w:w="1250" w:type="pct"/>
@@ -13226,31 +12806,7 @@
               <w:rPr>
                 <w:sz w:val="18"/>
               </w:rPr>
-              <w:t>CVE-2</w:t>
-            </w:r>
-            <w:r>
-              <w:rPr>
-                <w:sz w:val="18"/>
-              </w:rPr>
-              <w:t>t.me/one00190</w:t>
-            </w:r>
-            <w:r>
-              <w:rPr>
-                <w:sz w:val="18"/>
-              </w:rPr>
-              <w:t>25-242</w:t>
-            </w:r>
-            <w:r>
-              <w:rPr>
-                <w:sz w:val="18"/>
-              </w:rPr>
-              <w:t>t.me/one00190</w:t>
-            </w:r>
-            <w:r>
-              <w:rPr>
-                <w:sz w:val="18"/>
-              </w:rPr>
-              <w:t>1</w:t>
+              <w:t>CVE-2025-24201</w:t>
             </w:r>
           </w:p>
         </w:tc>
@@ -13313,35 +12869,7 @@
                 <w:rFonts w:hint="eastAsia"/>
                 <w:sz w:val="18"/>
               </w:rPr>
-              <w:t>2</w:t>
-            </w:r>
-            <w:r>
-              <w:rPr>
-                <w:rFonts w:hint="eastAsia"/>
-                <w:sz w:val="18"/>
-              </w:rPr>
-              <w:t>t.me/one00190</w:t>
-            </w:r>
-            <w:r>
-              <w:rPr>
-                <w:rFonts w:hint="eastAsia"/>
-                <w:sz w:val="18"/>
-              </w:rPr>
-              <w:t>25-</w:t>
-            </w:r>
-            <w:r>
-              <w:rPr>
-                <w:rFonts w:hint="eastAsia"/>
-                <w:sz w:val="18"/>
-              </w:rPr>
-              <w:t>t.me/one00190</w:t>
-            </w:r>
-            <w:r>
-              <w:rPr>
-                <w:rFonts w:hint="eastAsia"/>
-                <w:sz w:val="18"/>
-              </w:rPr>
-              <w:t>4</w:t>
+              <w:t>2025-04</w:t>
             </w:r>
             <w:r>
               <w:rPr>
@@ -13428,12 +12956,16 @@
     <w:p>
       <w:pPr>
         <w:pStyle w:val="2"/>
+        <w:rPr>
+          <w:rFonts w:hint="eastAsia"/>
+        </w:rPr>
       </w:pPr>
-      <w:bookmarkStart w:id="20" w:name="_Toc242180249"/>
-      <w:r>
-        <w:rPr>
-          <w:rFonts w:hint="eastAsia"/>
-        </w:rPr>
+      <w:bookmarkStart w:id="19" w:name="_Toc242453572"/>
+      <w:r>
+        <w:rPr>
+          <w:rFonts w:hint="eastAsia"/>
+        </w:rPr>
+        <w:lastRenderedPageBreak/>
         <w:t xml:space="preserve">4.2 </w:t>
       </w:r>
       <w:r>
@@ -13442,9 +12974,14 @@
         </w:rPr>
         <w:t>分组解读</w:t>
       </w:r>
-      <w:bookmarkEnd w:id="20"/>
+      <w:bookmarkEnd w:id="19"/>
     </w:p>
     <w:p>
+      <w:pPr>
+        <w:rPr>
+          <w:rFonts w:hint="eastAsia"/>
+        </w:rPr>
+      </w:pPr>
       <w:r>
         <w:rPr>
           <w:rFonts w:hint="eastAsia"/>
@@ -13470,19 +13007,7 @@
         <w:rPr>
           <w:rFonts w:hint="eastAsia"/>
         </w:rPr>
-        <w:t xml:space="preserve"> 2</w:t>
-      </w:r>
-      <w:r>
-        <w:rPr>
-          <w:rFonts w:hint="eastAsia"/>
-        </w:rPr>
-        <w:t>t.me/one00190</w:t>
-      </w:r>
-      <w:r>
-        <w:rPr>
-          <w:rFonts w:hint="eastAsia"/>
-        </w:rPr>
-        <w:t xml:space="preserve">19 </w:t>
+        <w:t xml:space="preserve"> 2019 </w:t>
       </w:r>
       <w:r>
         <w:rPr>
@@ -13552,6 +13077,11 @@
       </w:r>
     </w:p>
     <w:p>
+      <w:pPr>
+        <w:rPr>
+          <w:rFonts w:hint="eastAsia"/>
+        </w:rPr>
+      </w:pPr>
       <w:r>
         <w:rPr>
           <w:rFonts w:hint="eastAsia"/>
@@ -13577,31 +13107,7 @@
         <w:rPr>
           <w:rFonts w:hint="eastAsia"/>
         </w:rPr>
-        <w:t xml:space="preserve"> CVE-2</w:t>
-      </w:r>
-      <w:r>
-        <w:rPr>
-          <w:rFonts w:hint="eastAsia"/>
-        </w:rPr>
-        <w:t>t.me/one00190</w:t>
-      </w:r>
-      <w:r>
-        <w:rPr>
-          <w:rFonts w:hint="eastAsia"/>
-        </w:rPr>
-        <w:t>21-3</w:t>
-      </w:r>
-      <w:r>
-        <w:rPr>
-          <w:rFonts w:hint="eastAsia"/>
-        </w:rPr>
-        <w:t>t.me/one00190</w:t>
-      </w:r>
-      <w:r>
-        <w:rPr>
-          <w:rFonts w:hint="eastAsia"/>
-        </w:rPr>
-        <w:t>858</w:t>
+        <w:t xml:space="preserve"> CVE-2021-30858</w:t>
       </w:r>
       <w:r>
         <w:rPr>
@@ -13613,31 +13119,7 @@
         <w:rPr>
           <w:rFonts w:hint="eastAsia"/>
         </w:rPr>
-        <w:t>CVE-2</w:t>
-      </w:r>
-      <w:r>
-        <w:rPr>
-          <w:rFonts w:hint="eastAsia"/>
-        </w:rPr>
-        <w:t>t.me/one00190</w:t>
-      </w:r>
-      <w:r>
-        <w:rPr>
-          <w:rFonts w:hint="eastAsia"/>
-        </w:rPr>
-        <w:t>23-282</w:t>
-      </w:r>
-      <w:r>
-        <w:rPr>
-          <w:rFonts w:hint="eastAsia"/>
-        </w:rPr>
-        <w:t>t.me/one00190</w:t>
-      </w:r>
-      <w:r>
-        <w:rPr>
-          <w:rFonts w:hint="eastAsia"/>
-        </w:rPr>
-        <w:t>5</w:t>
+        <w:t>CVE-2023-28205</w:t>
       </w:r>
       <w:r>
         <w:rPr>
@@ -13649,19 +13131,7 @@
         <w:rPr>
           <w:rFonts w:hint="eastAsia"/>
         </w:rPr>
-        <w:t>CVE-2</w:t>
-      </w:r>
-      <w:r>
-        <w:rPr>
-          <w:rFonts w:hint="eastAsia"/>
-        </w:rPr>
-        <w:t>t.me/one00190</w:t>
-      </w:r>
-      <w:r>
-        <w:rPr>
-          <w:rFonts w:hint="eastAsia"/>
-        </w:rPr>
-        <w:t xml:space="preserve">24-23222 </w:t>
+        <w:t xml:space="preserve">CVE-2024-23222 </w:t>
       </w:r>
       <w:r>
         <w:rPr>
@@ -13683,6 +13153,11 @@
       </w:r>
     </w:p>
     <w:p>
+      <w:pPr>
+        <w:rPr>
+          <w:rFonts w:hint="eastAsia"/>
+        </w:rPr>
+      </w:pPr>
       <w:r>
         <w:rPr>
           <w:rFonts w:hint="eastAsia"/>
@@ -13708,19 +13183,7 @@
         <w:rPr>
           <w:rFonts w:hint="eastAsia"/>
         </w:rPr>
-        <w:t xml:space="preserve"> CVE-2</w:t>
-      </w:r>
-      <w:r>
-        <w:rPr>
-          <w:rFonts w:hint="eastAsia"/>
-        </w:rPr>
-        <w:t>t.me/one00190</w:t>
-      </w:r>
-      <w:r>
-        <w:rPr>
-          <w:rFonts w:hint="eastAsia"/>
-        </w:rPr>
-        <w:t xml:space="preserve">23-32435 </w:t>
+        <w:t xml:space="preserve"> CVE-2023-32435 </w:t>
       </w:r>
       <w:r>
         <w:rPr>
@@ -13850,6 +13313,11 @@
       </w:r>
     </w:p>
     <w:p>
+      <w:pPr>
+        <w:rPr>
+          <w:rFonts w:hint="eastAsia"/>
+        </w:rPr>
+      </w:pPr>
       <w:r>
         <w:rPr>
           <w:rFonts w:hint="eastAsia"/>
@@ -13887,31 +13355,7 @@
         <w:rPr>
           <w:rFonts w:hint="eastAsia"/>
         </w:rPr>
-        <w:t xml:space="preserve"> CVE-2</w:t>
-      </w:r>
-      <w:r>
-        <w:rPr>
-          <w:rFonts w:hint="eastAsia"/>
-        </w:rPr>
-        <w:t>t.me/one00190</w:t>
-      </w:r>
-      <w:r>
-        <w:rPr>
-          <w:rFonts w:hint="eastAsia"/>
-        </w:rPr>
-        <w:t>23-324</w:t>
-      </w:r>
-      <w:r>
-        <w:rPr>
-          <w:rFonts w:hint="eastAsia"/>
-        </w:rPr>
-        <w:t>t.me/one00190</w:t>
-      </w:r>
-      <w:r>
-        <w:rPr>
-          <w:rFonts w:hint="eastAsia"/>
-        </w:rPr>
-        <w:t>9</w:t>
+        <w:t xml:space="preserve"> CVE-2023-32409</w:t>
       </w:r>
       <w:r>
         <w:rPr>
@@ -13923,19 +13367,7 @@
         <w:rPr>
           <w:rFonts w:hint="eastAsia"/>
         </w:rPr>
-        <w:t>CVE-2</w:t>
-      </w:r>
-      <w:r>
-        <w:rPr>
-          <w:rFonts w:hint="eastAsia"/>
-        </w:rPr>
-        <w:t>t.me/one00190</w:t>
-      </w:r>
-      <w:r>
-        <w:rPr>
-          <w:rFonts w:hint="eastAsia"/>
-        </w:rPr>
-        <w:t>22-32893/32894</w:t>
+        <w:t>CVE-2022-32893/32894</w:t>
       </w:r>
       <w:r>
         <w:rPr>
@@ -13947,43 +13379,7 @@
         <w:rPr>
           <w:rFonts w:hint="eastAsia"/>
         </w:rPr>
-        <w:t>CVE-2</w:t>
-      </w:r>
-      <w:r>
-        <w:rPr>
-          <w:rFonts w:hint="eastAsia"/>
-        </w:rPr>
-        <w:t>t.me/one00190</w:t>
-      </w:r>
-      <w:r>
-        <w:rPr>
-          <w:rFonts w:hint="eastAsia"/>
-        </w:rPr>
-        <w:t>23-282</w:t>
-      </w:r>
-      <w:r>
-        <w:rPr>
-          <w:rFonts w:hint="eastAsia"/>
-        </w:rPr>
-        <w:t>t.me/one00190</w:t>
-      </w:r>
-      <w:r>
-        <w:rPr>
-          <w:rFonts w:hint="eastAsia"/>
-        </w:rPr>
-        <w:t>5/282</w:t>
-      </w:r>
-      <w:r>
-        <w:rPr>
-          <w:rFonts w:hint="eastAsia"/>
-        </w:rPr>
-        <w:t>t.me/one00190</w:t>
-      </w:r>
-      <w:r>
-        <w:rPr>
-          <w:rFonts w:hint="eastAsia"/>
-        </w:rPr>
-        <w:t>6</w:t>
+        <w:t>CVE-2023-28205/28206</w:t>
       </w:r>
       <w:r>
         <w:rPr>
@@ -14080,8 +13476,11 @@
     <w:p>
       <w:pPr>
         <w:pStyle w:val="2"/>
+        <w:rPr>
+          <w:rFonts w:hint="eastAsia"/>
+        </w:rPr>
       </w:pPr>
-      <w:bookmarkStart w:id="21" w:name="_Toc242180250"/>
+      <w:bookmarkStart w:id="20" w:name="_Toc242453573"/>
       <w:r>
         <w:rPr>
           <w:rFonts w:hint="eastAsia"/>
@@ -14094,12 +13493,15 @@
         </w:rPr>
         <w:t>修复与披露节奏</w:t>
       </w:r>
-      <w:bookmarkEnd w:id="21"/>
+      <w:bookmarkEnd w:id="20"/>
     </w:p>
     <w:p>
       <w:pPr>
         <w:pStyle w:val="a"/>
         <w:ind w:left="420" w:hanging="420"/>
+        <w:rPr>
+          <w:rFonts w:hint="eastAsia"/>
+        </w:rPr>
       </w:pPr>
       <w:r>
         <w:rPr>
@@ -14277,6 +13679,9 @@
       <w:pPr>
         <w:pStyle w:val="a"/>
         <w:ind w:left="422" w:hanging="422"/>
+        <w:rPr>
+          <w:rFonts w:hint="eastAsia"/>
+        </w:rPr>
       </w:pPr>
       <w:r>
         <w:rPr>
@@ -14337,6 +13742,9 @@
       <w:pPr>
         <w:pStyle w:val="a"/>
         <w:ind w:left="420" w:hanging="420"/>
+        <w:rPr>
+          <w:rFonts w:hint="eastAsia"/>
+        </w:rPr>
       </w:pPr>
       <w:r>
         <w:rPr>
@@ -14367,6 +13775,9 @@
       <w:pPr>
         <w:pStyle w:val="a"/>
         <w:ind w:left="420" w:hanging="420"/>
+        <w:rPr>
+          <w:rFonts w:hint="eastAsia"/>
+        </w:rPr>
       </w:pPr>
       <w:r>
         <w:rPr>
@@ -14438,32 +13849,191 @@
     <w:p>
       <w:pPr>
         <w:pStyle w:val="1"/>
+        <w:rPr>
+          <w:rFonts w:hint="eastAsia"/>
+        </w:rPr>
       </w:pPr>
-      <w:bookmarkStart w:id="22" w:name="_Toc242180251"/>
-      <w:r>
-        <w:rPr>
-          <w:rFonts w:hint="eastAsia"/>
-        </w:rPr>
+      <w:bookmarkStart w:id="21" w:name="_Toc242453574"/>
+      <w:r>
+        <w:rPr>
+          <w:rFonts w:hint="eastAsia"/>
+        </w:rPr>
+        <w:lastRenderedPageBreak/>
         <w:t>五、利用链工程化与威胁产业</w:t>
+      </w:r>
+      <w:bookmarkEnd w:id="21"/>
+    </w:p>
+    <w:p>
+      <w:pPr>
+        <w:pStyle w:val="2"/>
+        <w:rPr>
+          <w:rFonts w:hint="eastAsia"/>
+        </w:rPr>
+      </w:pPr>
+      <w:bookmarkStart w:id="22" w:name="_Toc242453575"/>
+      <w:r>
+        <w:rPr>
+          <w:rFonts w:hint="eastAsia"/>
+        </w:rPr>
+        <w:t xml:space="preserve">5.1 </w:t>
+      </w:r>
+      <w:r>
+        <w:rPr>
+          <w:rFonts w:hint="eastAsia"/>
+        </w:rPr>
+        <w:t>从</w:t>
+      </w:r>
+      <w:r>
+        <w:rPr>
+          <w:rFonts w:hint="eastAsia"/>
+        </w:rPr>
+        <w:t>"</w:t>
+      </w:r>
+      <w:r>
+        <w:rPr>
+          <w:rFonts w:hint="eastAsia"/>
+        </w:rPr>
+        <w:t>漏洞</w:t>
+      </w:r>
+      <w:r>
+        <w:rPr>
+          <w:rFonts w:hint="eastAsia"/>
+        </w:rPr>
+        <w:t>"</w:t>
+      </w:r>
+      <w:r>
+        <w:rPr>
+          <w:rFonts w:hint="eastAsia"/>
+        </w:rPr>
+        <w:t>到</w:t>
+      </w:r>
+      <w:r>
+        <w:rPr>
+          <w:rFonts w:hint="eastAsia"/>
+        </w:rPr>
+        <w:t>"</w:t>
+      </w:r>
+      <w:r>
+        <w:rPr>
+          <w:rFonts w:hint="eastAsia"/>
+        </w:rPr>
+        <w:t>产品</w:t>
+      </w:r>
+      <w:r>
+        <w:rPr>
+          <w:rFonts w:hint="eastAsia"/>
+        </w:rPr>
+        <w:t>"</w:t>
       </w:r>
       <w:bookmarkEnd w:id="22"/>
     </w:p>
     <w:p>
       <w:pPr>
-        <w:pStyle w:val="2"/>
+        <w:rPr>
+          <w:rFonts w:hint="eastAsia"/>
+        </w:rPr>
       </w:pPr>
-      <w:bookmarkStart w:id="23" w:name="_Toc242180252"/>
-      <w:r>
-        <w:rPr>
-          <w:rFonts w:hint="eastAsia"/>
-        </w:rPr>
-        <w:t xml:space="preserve">5.1 </w:t>
-      </w:r>
-      <w:r>
-        <w:rPr>
-          <w:rFonts w:hint="eastAsia"/>
-        </w:rPr>
-        <w:t>从</w:t>
+      <w:r>
+        <w:rPr>
+          <w:rFonts w:hint="eastAsia"/>
+        </w:rPr>
+        <w:t>公开研究显示，面向</w:t>
+      </w:r>
+      <w:r>
+        <w:rPr>
+          <w:rFonts w:hint="eastAsia"/>
+        </w:rPr>
+        <w:t xml:space="preserve"> iOS </w:t>
+      </w:r>
+      <w:r>
+        <w:rPr>
+          <w:rFonts w:hint="eastAsia"/>
+        </w:rPr>
+        <w:t>的攻击能力已被商品化：专业厂商向政府客户出售完整的投递与植入方案，其核心资产正是</w:t>
+      </w:r>
+      <w:r>
+        <w:rPr>
+          <w:rFonts w:hint="eastAsia"/>
+        </w:rPr>
+        <w:t xml:space="preserve"> </w:t>
+      </w:r>
+      <w:r>
+        <w:rPr>
+          <w:rFonts w:hint="eastAsia"/>
+          <w:b/>
+        </w:rPr>
+        <w:t xml:space="preserve">WebKit/JSC </w:t>
+      </w:r>
+      <w:r>
+        <w:rPr>
+          <w:rFonts w:hint="eastAsia"/>
+          <w:b/>
+        </w:rPr>
+        <w:t>入口漏洞</w:t>
+      </w:r>
+      <w:r>
+        <w:rPr>
+          <w:rFonts w:hint="eastAsia"/>
+          <w:b/>
+        </w:rPr>
+        <w:t xml:space="preserve"> + </w:t>
+      </w:r>
+      <w:r>
+        <w:rPr>
+          <w:rFonts w:hint="eastAsia"/>
+          <w:b/>
+        </w:rPr>
+        <w:t>沙箱逃逸</w:t>
+      </w:r>
+      <w:r>
+        <w:rPr>
+          <w:rFonts w:hint="eastAsia"/>
+          <w:b/>
+        </w:rPr>
+        <w:t xml:space="preserve"> + </w:t>
+      </w:r>
+      <w:r>
+        <w:rPr>
+          <w:rFonts w:hint="eastAsia"/>
+          <w:b/>
+        </w:rPr>
+        <w:t>内核提权</w:t>
+      </w:r>
+      <w:r>
+        <w:rPr>
+          <w:rFonts w:hint="eastAsia"/>
+        </w:rPr>
+        <w:t xml:space="preserve"> </w:t>
+      </w:r>
+      <w:r>
+        <w:rPr>
+          <w:rFonts w:hint="eastAsia"/>
+        </w:rPr>
+        <w:t>的储备组合，以及围绕重启后持久化、数据外传与自毁的工程实现。</w:t>
+      </w:r>
+      <w:r>
+        <w:rPr>
+          <w:rFonts w:hint="eastAsia"/>
+        </w:rPr>
+        <w:t>Coruna</w:t>
+      </w:r>
+      <w:r>
+        <w:rPr>
+          <w:rFonts w:hint="eastAsia"/>
+        </w:rPr>
+        <w:t>、</w:t>
+      </w:r>
+      <w:r>
+        <w:rPr>
+          <w:rFonts w:hint="eastAsia"/>
+        </w:rPr>
+        <w:t xml:space="preserve">DarkSword </w:t>
+      </w:r>
+      <w:r>
+        <w:rPr>
+          <w:rFonts w:hint="eastAsia"/>
+        </w:rPr>
+        <w:t>等</w:t>
       </w:r>
       <w:r>
         <w:rPr>
@@ -14475,7 +14045,19 @@
         <w:rPr>
           <w:rFonts w:hint="eastAsia"/>
         </w:rPr>
-        <w:t>漏洞</w:t>
+        <w:t>利用套件</w:t>
+      </w:r>
+      <w:r>
+        <w:rPr>
+          <w:rFonts w:hint="eastAsia"/>
+        </w:rPr>
+        <w:t>/</w:t>
+      </w:r>
+      <w:r>
+        <w:rPr>
+          <w:rFonts w:hint="eastAsia"/>
+        </w:rPr>
+        <w:t>材料库</w:t>
       </w:r>
       <w:r>
         <w:rPr>
@@ -14487,169 +14069,15 @@
         <w:rPr>
           <w:rFonts w:hint="eastAsia"/>
         </w:rPr>
-        <w:t>到</w:t>
-      </w:r>
-      <w:r>
-        <w:rPr>
-          <w:rFonts w:hint="eastAsia"/>
-        </w:rPr>
-        <w:t>"</w:t>
-      </w:r>
-      <w:r>
-        <w:rPr>
-          <w:rFonts w:hint="eastAsia"/>
-        </w:rPr>
-        <w:t>产品</w:t>
-      </w:r>
-      <w:r>
-        <w:rPr>
-          <w:rFonts w:hint="eastAsia"/>
-        </w:rPr>
-        <w:t>"</w:t>
-      </w:r>
-      <w:bookmarkEnd w:id="23"/>
+        <w:t>的公开分析也表明，攻击侧存在可复用、可配置的中间层，而不只是单点脚本。</w:t>
+      </w:r>
     </w:p>
     <w:p>
-      <w:r>
-        <w:rPr>
-          <w:rFonts w:hint="eastAsia"/>
-        </w:rPr>
-        <w:t>公开研究显示，面向</w:t>
-      </w:r>
-      <w:r>
-        <w:rPr>
-          <w:rFonts w:hint="eastAsia"/>
-        </w:rPr>
-        <w:t xml:space="preserve"> iOS </w:t>
-      </w:r>
-      <w:r>
-        <w:rPr>
-          <w:rFonts w:hint="eastAsia"/>
-        </w:rPr>
-        <w:t>的攻击能力已被商品化：专业厂商向政府客户出售完整的投递与植入方案，其核心资产正是</w:t>
-      </w:r>
-      <w:r>
-        <w:rPr>
-          <w:rFonts w:hint="eastAsia"/>
-        </w:rPr>
-        <w:t xml:space="preserve"> </w:t>
-      </w:r>
-      <w:r>
-        <w:rPr>
-          <w:rFonts w:hint="eastAsia"/>
-          <w:b/>
-        </w:rPr>
-        <w:t xml:space="preserve">WebKit/JSC </w:t>
-      </w:r>
-      <w:r>
-        <w:rPr>
-          <w:rFonts w:hint="eastAsia"/>
-          <w:b/>
-        </w:rPr>
-        <w:t>入口漏洞</w:t>
-      </w:r>
-      <w:r>
-        <w:rPr>
-          <w:rFonts w:hint="eastAsia"/>
-          <w:b/>
-        </w:rPr>
-        <w:t xml:space="preserve"> + </w:t>
-      </w:r>
-      <w:r>
-        <w:rPr>
-          <w:rFonts w:hint="eastAsia"/>
-          <w:b/>
-        </w:rPr>
-        <w:t>沙箱逃逸</w:t>
-      </w:r>
-      <w:r>
-        <w:rPr>
-          <w:rFonts w:hint="eastAsia"/>
-          <w:b/>
-        </w:rPr>
-        <w:t xml:space="preserve"> + </w:t>
-      </w:r>
-      <w:r>
-        <w:rPr>
-          <w:rFonts w:hint="eastAsia"/>
-          <w:b/>
-        </w:rPr>
-        <w:t>内核提权</w:t>
-      </w:r>
-      <w:r>
-        <w:rPr>
-          <w:rFonts w:hint="eastAsia"/>
-        </w:rPr>
-        <w:t xml:space="preserve"> </w:t>
-      </w:r>
-      <w:r>
-        <w:rPr>
-          <w:rFonts w:hint="eastAsia"/>
-        </w:rPr>
-        <w:t>的储备组合，以及围绕重启后持久化、数据外传与自毁的工程实现。</w:t>
-      </w:r>
-      <w:r>
-        <w:rPr>
-          <w:rFonts w:hint="eastAsia"/>
-        </w:rPr>
-        <w:t>Coruna</w:t>
-      </w:r>
-      <w:r>
-        <w:rPr>
-          <w:rFonts w:hint="eastAsia"/>
-        </w:rPr>
-        <w:t>、</w:t>
-      </w:r>
-      <w:r>
-        <w:rPr>
-          <w:rFonts w:hint="eastAsia"/>
-        </w:rPr>
-        <w:t xml:space="preserve">DarkSword </w:t>
-      </w:r>
-      <w:r>
-        <w:rPr>
-          <w:rFonts w:hint="eastAsia"/>
-        </w:rPr>
-        <w:t>等</w:t>
-      </w:r>
-      <w:r>
-        <w:rPr>
-          <w:rFonts w:hint="eastAsia"/>
-        </w:rPr>
-        <w:t>"</w:t>
-      </w:r>
-      <w:r>
-        <w:rPr>
-          <w:rFonts w:hint="eastAsia"/>
-        </w:rPr>
-        <w:t>利用套件</w:t>
-      </w:r>
-      <w:r>
-        <w:rPr>
-          <w:rFonts w:hint="eastAsia"/>
-        </w:rPr>
-        <w:t>/</w:t>
-      </w:r>
-      <w:r>
-        <w:rPr>
-          <w:rFonts w:hint="eastAsia"/>
-        </w:rPr>
-        <w:t>材料库</w:t>
-      </w:r>
-      <w:r>
-        <w:rPr>
-          <w:rFonts w:hint="eastAsia"/>
-        </w:rPr>
-        <w:t>"</w:t>
-      </w:r>
-      <w:r>
-        <w:rPr>
-          <w:rFonts w:hint="eastAsia"/>
-        </w:rPr>
-        <w:t>的公开分析也表明，攻击侧存在可复用、可配置的中间层，而不只是单点脚本。</w:t>
-      </w:r>
-    </w:p>
-    <w:p>
+      <w:pPr>
+        <w:rPr>
+          <w:rFonts w:hint="eastAsia"/>
+        </w:rPr>
+      </w:pPr>
       <w:r>
         <w:rPr>
           <w:rFonts w:hint="eastAsia"/>
@@ -14709,8 +14137,11 @@
     <w:p>
       <w:pPr>
         <w:pStyle w:val="2"/>
+        <w:rPr>
+          <w:rFonts w:hint="eastAsia"/>
+        </w:rPr>
       </w:pPr>
-      <w:bookmarkStart w:id="24" w:name="_Toc242180253"/>
+      <w:bookmarkStart w:id="23" w:name="_Toc242453576"/>
       <w:r>
         <w:rPr>
           <w:rFonts w:hint="eastAsia"/>
@@ -14723,9 +14154,14 @@
         </w:rPr>
         <w:t>可靠性是真正的门槛</w:t>
       </w:r>
-      <w:bookmarkEnd w:id="24"/>
+      <w:bookmarkEnd w:id="23"/>
     </w:p>
     <w:p>
+      <w:pPr>
+        <w:rPr>
+          <w:rFonts w:hint="eastAsia"/>
+        </w:rPr>
+      </w:pPr>
       <w:r>
         <w:rPr>
           <w:rFonts w:hint="eastAsia"/>
@@ -14863,8 +14299,11 @@
     <w:p>
       <w:pPr>
         <w:pStyle w:val="2"/>
+        <w:rPr>
+          <w:rFonts w:hint="eastAsia"/>
+        </w:rPr>
       </w:pPr>
-      <w:bookmarkStart w:id="25" w:name="_Toc242180254"/>
+      <w:bookmarkStart w:id="24" w:name="_Toc242453577"/>
       <w:r>
         <w:rPr>
           <w:rFonts w:hint="eastAsia"/>
@@ -14877,7 +14316,7 @@
         </w:rPr>
         <w:t>与本报告系列其他专题的关系</w:t>
       </w:r>
-      <w:bookmarkEnd w:id="25"/>
+      <w:bookmarkEnd w:id="24"/>
     </w:p>
     <w:tbl>
       <w:tblPr>
@@ -14897,6 +14336,12 @@
         <w:gridCol w:w="4588"/>
       </w:tblGrid>
       <w:tr>
+        <w:tblPrEx>
+          <w:tblCellMar>
+            <w:top w:w="0" w:type="dxa"/>
+            <w:bottom w:w="0" w:type="dxa"/>
+          </w:tblCellMar>
+        </w:tblPrEx>
         <w:tc>
           <w:tcPr>
             <w:tcW w:w="2500" w:type="pct"/>
@@ -14961,6 +14406,12 @@
         </w:tc>
       </w:tr>
       <w:tr>
+        <w:tblPrEx>
+          <w:tblCellMar>
+            <w:top w:w="0" w:type="dxa"/>
+            <w:bottom w:w="0" w:type="dxa"/>
+          </w:tblCellMar>
+        </w:tblPrEx>
         <w:tc>
           <w:tcPr>
             <w:tcW w:w="2500" w:type="pct"/>
@@ -15019,6 +14470,12 @@
         </w:tc>
       </w:tr>
       <w:tr>
+        <w:tblPrEx>
+          <w:tblCellMar>
+            <w:top w:w="0" w:type="dxa"/>
+            <w:bottom w:w="0" w:type="dxa"/>
+          </w:tblCellMar>
+        </w:tblPrEx>
         <w:tc>
           <w:tcPr>
             <w:tcW w:w="2500" w:type="pct"/>
@@ -15077,6 +14534,12 @@
         </w:tc>
       </w:tr>
       <w:tr>
+        <w:tblPrEx>
+          <w:tblCellMar>
+            <w:top w:w="0" w:type="dxa"/>
+            <w:bottom w:w="0" w:type="dxa"/>
+          </w:tblCellMar>
+        </w:tblPrEx>
         <w:tc>
           <w:tcPr>
             <w:tcW w:w="2500" w:type="pct"/>
@@ -15135,6 +14598,12 @@
         </w:tc>
       </w:tr>
       <w:tr>
+        <w:tblPrEx>
+          <w:tblCellMar>
+            <w:top w:w="0" w:type="dxa"/>
+            <w:bottom w:w="0" w:type="dxa"/>
+          </w:tblCellMar>
+        </w:tblPrEx>
         <w:tc>
           <w:tcPr>
             <w:tcW w:w="2500" w:type="pct"/>
@@ -15190,21 +14659,28 @@
     <w:p>
       <w:pPr>
         <w:pStyle w:val="1"/>
+        <w:rPr>
+          <w:rFonts w:hint="eastAsia"/>
+        </w:rPr>
       </w:pPr>
-      <w:bookmarkStart w:id="26" w:name="_Toc242180255"/>
-      <w:r>
-        <w:rPr>
-          <w:rFonts w:hint="eastAsia"/>
-        </w:rPr>
+      <w:bookmarkStart w:id="25" w:name="_Toc242453578"/>
+      <w:r>
+        <w:rPr>
+          <w:rFonts w:hint="eastAsia"/>
+        </w:rPr>
+        <w:lastRenderedPageBreak/>
         <w:t>六、缓解措施的有效性与残余风险</w:t>
       </w:r>
-      <w:bookmarkEnd w:id="26"/>
+      <w:bookmarkEnd w:id="25"/>
     </w:p>
     <w:p>
       <w:pPr>
         <w:pStyle w:val="2"/>
+        <w:rPr>
+          <w:rFonts w:hint="eastAsia"/>
+        </w:rPr>
       </w:pPr>
-      <w:bookmarkStart w:id="27" w:name="_Toc242180256"/>
+      <w:bookmarkStart w:id="26" w:name="_Toc242453579"/>
       <w:r>
         <w:rPr>
           <w:rFonts w:hint="eastAsia"/>
@@ -15217,7 +14693,7 @@
         </w:rPr>
         <w:t>分层评估</w:t>
       </w:r>
-      <w:bookmarkEnd w:id="27"/>
+      <w:bookmarkEnd w:id="26"/>
     </w:p>
     <w:tbl>
       <w:tblPr>
@@ -15239,6 +14715,12 @@
         <w:gridCol w:w="2294"/>
       </w:tblGrid>
       <w:tr>
+        <w:tblPrEx>
+          <w:tblCellMar>
+            <w:top w:w="0" w:type="dxa"/>
+            <w:bottom w:w="0" w:type="dxa"/>
+          </w:tblCellMar>
+        </w:tblPrEx>
         <w:tc>
           <w:tcPr>
             <w:tcW w:w="1250" w:type="pct"/>
@@ -15333,6 +14815,12 @@
         </w:tc>
       </w:tr>
       <w:tr>
+        <w:tblPrEx>
+          <w:tblCellMar>
+            <w:top w:w="0" w:type="dxa"/>
+            <w:bottom w:w="0" w:type="dxa"/>
+          </w:tblCellMar>
+        </w:tblPrEx>
         <w:tc>
           <w:tcPr>
             <w:tcW w:w="1250" w:type="pct"/>
@@ -15433,6 +14921,12 @@
         </w:tc>
       </w:tr>
       <w:tr>
+        <w:tblPrEx>
+          <w:tblCellMar>
+            <w:top w:w="0" w:type="dxa"/>
+            <w:bottom w:w="0" w:type="dxa"/>
+          </w:tblCellMar>
+        </w:tblPrEx>
         <w:tc>
           <w:tcPr>
             <w:tcW w:w="1250" w:type="pct"/>
@@ -15539,6 +15033,12 @@
         </w:tc>
       </w:tr>
       <w:tr>
+        <w:tblPrEx>
+          <w:tblCellMar>
+            <w:top w:w="0" w:type="dxa"/>
+            <w:bottom w:w="0" w:type="dxa"/>
+          </w:tblCellMar>
+        </w:tblPrEx>
         <w:tc>
           <w:tcPr>
             <w:tcW w:w="1250" w:type="pct"/>
@@ -15624,6 +15124,12 @@
         </w:tc>
       </w:tr>
       <w:tr>
+        <w:tblPrEx>
+          <w:tblCellMar>
+            <w:top w:w="0" w:type="dxa"/>
+            <w:bottom w:w="0" w:type="dxa"/>
+          </w:tblCellMar>
+        </w:tblPrEx>
         <w:tc>
           <w:tcPr>
             <w:tcW w:w="1250" w:type="pct"/>
@@ -15731,6 +15237,12 @@
         </w:tc>
       </w:tr>
       <w:tr>
+        <w:tblPrEx>
+          <w:tblCellMar>
+            <w:top w:w="0" w:type="dxa"/>
+            <w:bottom w:w="0" w:type="dxa"/>
+          </w:tblCellMar>
+        </w:tblPrEx>
         <w:tc>
           <w:tcPr>
             <w:tcW w:w="1250" w:type="pct"/>
@@ -15844,6 +15356,12 @@
         </w:tc>
       </w:tr>
       <w:tr>
+        <w:tblPrEx>
+          <w:tblCellMar>
+            <w:top w:w="0" w:type="dxa"/>
+            <w:bottom w:w="0" w:type="dxa"/>
+          </w:tblCellMar>
+        </w:tblPrEx>
         <w:tc>
           <w:tcPr>
             <w:tcW w:w="1250" w:type="pct"/>
@@ -15965,6 +15483,12 @@
         </w:tc>
       </w:tr>
       <w:tr>
+        <w:tblPrEx>
+          <w:tblCellMar>
+            <w:top w:w="0" w:type="dxa"/>
+            <w:bottom w:w="0" w:type="dxa"/>
+          </w:tblCellMar>
+        </w:tblPrEx>
         <w:tc>
           <w:tcPr>
             <w:tcW w:w="1250" w:type="pct"/>
@@ -16086,6 +15610,12 @@
         </w:tc>
       </w:tr>
       <w:tr>
+        <w:tblPrEx>
+          <w:tblCellMar>
+            <w:top w:w="0" w:type="dxa"/>
+            <w:bottom w:w="0" w:type="dxa"/>
+          </w:tblCellMar>
+        </w:tblPrEx>
         <w:tc>
           <w:tcPr>
             <w:tcW w:w="1250" w:type="pct"/>
@@ -16193,6 +15723,12 @@
         </w:tc>
       </w:tr>
       <w:tr>
+        <w:tblPrEx>
+          <w:tblCellMar>
+            <w:top w:w="0" w:type="dxa"/>
+            <w:bottom w:w="0" w:type="dxa"/>
+          </w:tblCellMar>
+        </w:tblPrEx>
         <w:tc>
           <w:tcPr>
             <w:tcW w:w="1250" w:type="pct"/>
@@ -16321,6 +15857,12 @@
         </w:tc>
       </w:tr>
       <w:tr>
+        <w:tblPrEx>
+          <w:tblCellMar>
+            <w:top w:w="0" w:type="dxa"/>
+            <w:bottom w:w="0" w:type="dxa"/>
+          </w:tblCellMar>
+        </w:tblPrEx>
         <w:tc>
           <w:tcPr>
             <w:tcW w:w="1250" w:type="pct"/>
@@ -16418,8 +15960,11 @@
     <w:p>
       <w:pPr>
         <w:pStyle w:val="2"/>
+        <w:rPr>
+          <w:rFonts w:hint="eastAsia"/>
+        </w:rPr>
       </w:pPr>
-      <w:bookmarkStart w:id="28" w:name="_Toc242180257"/>
+      <w:bookmarkStart w:id="27" w:name="_Toc242453580"/>
       <w:r>
         <w:rPr>
           <w:rFonts w:hint="eastAsia"/>
@@ -16432,12 +15977,15 @@
         </w:rPr>
         <w:t>残余风险的结构性来源</w:t>
       </w:r>
-      <w:bookmarkEnd w:id="28"/>
+      <w:bookmarkEnd w:id="27"/>
     </w:p>
     <w:p>
       <w:pPr>
         <w:pStyle w:val="a"/>
         <w:ind w:left="422" w:hanging="422"/>
+        <w:rPr>
+          <w:rFonts w:hint="eastAsia"/>
+        </w:rPr>
       </w:pPr>
       <w:r>
         <w:rPr>
@@ -16517,6 +16065,9 @@
       <w:pPr>
         <w:pStyle w:val="a"/>
         <w:ind w:left="422" w:hanging="422"/>
+        <w:rPr>
+          <w:rFonts w:hint="eastAsia"/>
+        </w:rPr>
       </w:pPr>
       <w:r>
         <w:rPr>
@@ -16548,6 +16099,9 @@
       <w:pPr>
         <w:pStyle w:val="a"/>
         <w:ind w:left="422" w:hanging="422"/>
+        <w:rPr>
+          <w:rFonts w:hint="eastAsia"/>
+        </w:rPr>
       </w:pPr>
       <w:r>
         <w:rPr>
@@ -16579,6 +16133,9 @@
       <w:pPr>
         <w:pStyle w:val="a"/>
         <w:ind w:left="422" w:hanging="422"/>
+        <w:rPr>
+          <w:rFonts w:hint="eastAsia"/>
+        </w:rPr>
       </w:pPr>
       <w:r>
         <w:rPr>
@@ -16643,6 +16200,9 @@
       <w:pPr>
         <w:pStyle w:val="a"/>
         <w:ind w:left="422" w:hanging="422"/>
+        <w:rPr>
+          <w:rFonts w:hint="eastAsia"/>
+        </w:rPr>
       </w:pPr>
       <w:r>
         <w:rPr>
@@ -16661,8 +16221,11 @@
     <w:p>
       <w:pPr>
         <w:pStyle w:val="2"/>
+        <w:rPr>
+          <w:rFonts w:hint="eastAsia"/>
+        </w:rPr>
       </w:pPr>
-      <w:bookmarkStart w:id="29" w:name="_Toc242180258"/>
+      <w:bookmarkStart w:id="28" w:name="_Toc242453581"/>
       <w:r>
         <w:rPr>
           <w:rFonts w:hint="eastAsia"/>
@@ -16674,256 +16237,901 @@
           <w:rFonts w:hint="eastAsia"/>
         </w:rPr>
         <w:t>对防御策略的三点判断</w:t>
+      </w:r>
+      <w:bookmarkEnd w:id="28"/>
+    </w:p>
+    <w:p>
+      <w:pPr>
+        <w:ind w:left="280" w:hanging="280"/>
+        <w:rPr>
+          <w:rFonts w:hint="eastAsia"/>
+        </w:rPr>
+      </w:pPr>
+      <w:r>
+        <w:t xml:space="preserve">1. </w:t>
+      </w:r>
+      <w:r>
+        <w:rPr>
+          <w:rFonts w:hint="eastAsia"/>
+          <w:b/>
+        </w:rPr>
+        <w:t>不要指望</w:t>
+      </w:r>
+      <w:r>
+        <w:rPr>
+          <w:rFonts w:hint="eastAsia"/>
+          <w:b/>
+        </w:rPr>
+        <w:t>"</w:t>
+      </w:r>
+      <w:r>
+        <w:rPr>
+          <w:rFonts w:hint="eastAsia"/>
+          <w:b/>
+        </w:rPr>
+        <w:t>单点漏洞消失</w:t>
+      </w:r>
+      <w:r>
+        <w:rPr>
+          <w:rFonts w:hint="eastAsia"/>
+          <w:b/>
+        </w:rPr>
+        <w:t>"</w:t>
+      </w:r>
+      <w:r>
+        <w:rPr>
+          <w:rFonts w:hint="eastAsia"/>
+        </w:rPr>
+        <w:t>：内存安全类缺陷在原生</w:t>
+      </w:r>
+      <w:r>
+        <w:rPr>
+          <w:rFonts w:hint="eastAsia"/>
+        </w:rPr>
+        <w:t xml:space="preserve"> Web </w:t>
+      </w:r>
+      <w:r>
+        <w:rPr>
+          <w:rFonts w:hint="eastAsia"/>
+        </w:rPr>
+        <w:t>引擎中的出现是可预期的常态，防御目标应是</w:t>
+      </w:r>
+      <w:r>
+        <w:rPr>
+          <w:rFonts w:hint="eastAsia"/>
+        </w:rPr>
+        <w:t>"</w:t>
+      </w:r>
+      <w:r>
+        <w:rPr>
+          <w:rFonts w:hint="eastAsia"/>
+        </w:rPr>
+        <w:t>让利用不可靠、让利用可见、让利用后果受限</w:t>
+      </w:r>
+      <w:r>
+        <w:rPr>
+          <w:rFonts w:hint="eastAsia"/>
+        </w:rPr>
+        <w:t>"</w:t>
+      </w:r>
+      <w:r>
+        <w:rPr>
+          <w:rFonts w:hint="eastAsia"/>
+        </w:rPr>
+        <w:t>。</w:t>
+      </w:r>
+    </w:p>
+    <w:p>
+      <w:pPr>
+        <w:ind w:left="280" w:hanging="280"/>
+        <w:rPr>
+          <w:rFonts w:hint="eastAsia"/>
+        </w:rPr>
+      </w:pPr>
+      <w:r>
+        <w:t xml:space="preserve">2. </w:t>
+      </w:r>
+      <w:r>
+        <w:rPr>
+          <w:rFonts w:hint="eastAsia"/>
+          <w:b/>
+        </w:rPr>
+        <w:t>更新是唯一普遍有效手段</w:t>
+      </w:r>
+      <w:r>
+        <w:rPr>
+          <w:rFonts w:hint="eastAsia"/>
+        </w:rPr>
+        <w:t>：对绝大多数用户与企业而言，及时升级到包含</w:t>
+      </w:r>
+      <w:r>
+        <w:rPr>
+          <w:rFonts w:hint="eastAsia"/>
+        </w:rPr>
+        <w:t xml:space="preserve"> WebKit </w:t>
+      </w:r>
+      <w:r>
+        <w:rPr>
+          <w:rFonts w:hint="eastAsia"/>
+        </w:rPr>
+        <w:t>修复的版本，其收益高于任何终端侧检测规则。</w:t>
+      </w:r>
+    </w:p>
+    <w:p>
+      <w:pPr>
+        <w:ind w:left="280" w:hanging="280"/>
+        <w:rPr>
+          <w:rFonts w:hint="eastAsia"/>
+        </w:rPr>
+      </w:pPr>
+      <w:r>
+        <w:t xml:space="preserve">3. </w:t>
+      </w:r>
+      <w:r>
+        <w:rPr>
+          <w:rFonts w:hint="eastAsia"/>
+          <w:b/>
+        </w:rPr>
+        <w:t>分层风险需要分层处置</w:t>
+      </w:r>
+      <w:r>
+        <w:rPr>
+          <w:rFonts w:hint="eastAsia"/>
+        </w:rPr>
+        <w:t>：普通用户关注浏览器与系统更新；企业关注设备管理与补丁</w:t>
+      </w:r>
+      <w:r>
+        <w:rPr>
+          <w:rFonts w:hint="eastAsia"/>
+        </w:rPr>
+        <w:t xml:space="preserve"> SLA</w:t>
+      </w:r>
+      <w:r>
+        <w:rPr>
+          <w:rFonts w:hint="eastAsia"/>
+        </w:rPr>
+        <w:t>；高风险个人（记者、活动人士、高管、政府人员）应评估锁定模式与账号</w:t>
+      </w:r>
+      <w:r>
+        <w:rPr>
+          <w:rFonts w:hint="eastAsia"/>
+        </w:rPr>
+        <w:t>/</w:t>
+      </w:r>
+      <w:r>
+        <w:rPr>
+          <w:rFonts w:hint="eastAsia"/>
+        </w:rPr>
+        <w:t>设备隔离。</w:t>
+      </w:r>
+    </w:p>
+    <w:p>
+      <w:pPr>
+        <w:pStyle w:val="1"/>
+        <w:rPr>
+          <w:rFonts w:hint="eastAsia"/>
+        </w:rPr>
+      </w:pPr>
+      <w:bookmarkStart w:id="29" w:name="_Toc242453582"/>
+      <w:r>
+        <w:rPr>
+          <w:rFonts w:hint="eastAsia"/>
+        </w:rPr>
+        <w:lastRenderedPageBreak/>
+        <w:t>七、防御实操建议</w:t>
       </w:r>
       <w:bookmarkEnd w:id="29"/>
     </w:p>
     <w:p>
       <w:pPr>
-        <w:ind w:left="280" w:hanging="280"/>
+        <w:pStyle w:val="2"/>
+        <w:rPr>
+          <w:rFonts w:hint="eastAsia"/>
+        </w:rPr>
       </w:pPr>
-      <w:r>
-        <w:t xml:space="preserve">1. </w:t>
-      </w:r>
-      <w:r>
-        <w:rPr>
-          <w:rFonts w:hint="eastAsia"/>
-          <w:b/>
-        </w:rPr>
-        <w:t>不要指望</w:t>
-      </w:r>
-      <w:r>
-        <w:rPr>
-          <w:rFonts w:hint="eastAsia"/>
-          <w:b/>
-        </w:rPr>
-        <w:t>"</w:t>
-      </w:r>
-      <w:r>
-        <w:rPr>
-          <w:rFonts w:hint="eastAsia"/>
-          <w:b/>
-        </w:rPr>
-        <w:t>单点漏洞消失</w:t>
-      </w:r>
-      <w:r>
-        <w:rPr>
-          <w:rFonts w:hint="eastAsia"/>
-          <w:b/>
-        </w:rPr>
-        <w:t>"</w:t>
-      </w:r>
-      <w:r>
-        <w:rPr>
-          <w:rFonts w:hint="eastAsia"/>
-        </w:rPr>
-        <w:t>：内存安全类缺陷在原生</w:t>
-      </w:r>
-      <w:r>
-        <w:rPr>
-          <w:rFonts w:hint="eastAsia"/>
-        </w:rPr>
-        <w:t xml:space="preserve"> Web </w:t>
-      </w:r>
-      <w:r>
-        <w:rPr>
-          <w:rFonts w:hint="eastAsia"/>
-        </w:rPr>
-        <w:t>引擎中的出现是可预期的常态，防御目标应是</w:t>
-      </w:r>
-      <w:r>
-        <w:rPr>
-          <w:rFonts w:hint="eastAsia"/>
-        </w:rPr>
-        <w:t>"</w:t>
-      </w:r>
-      <w:r>
-        <w:rPr>
-          <w:rFonts w:hint="eastAsia"/>
-        </w:rPr>
-        <w:t>让利用不可靠、让利用可见、让利用后果受限</w:t>
-      </w:r>
-      <w:r>
-        <w:rPr>
-          <w:rFonts w:hint="eastAsia"/>
-        </w:rPr>
-        <w:t>"</w:t>
-      </w:r>
-      <w:r>
-        <w:rPr>
-          <w:rFonts w:hint="eastAsia"/>
-        </w:rPr>
-        <w:t>。</w:t>
-      </w:r>
-    </w:p>
-    <w:p>
-      <w:pPr>
-        <w:ind w:left="280" w:hanging="280"/>
-      </w:pPr>
-      <w:r>
-        <w:t xml:space="preserve">2. </w:t>
-      </w:r>
-      <w:r>
-        <w:rPr>
-          <w:rFonts w:hint="eastAsia"/>
-          <w:b/>
-        </w:rPr>
-        <w:t>更新是唯一普遍有效手段</w:t>
-      </w:r>
-      <w:r>
-        <w:rPr>
-          <w:rFonts w:hint="eastAsia"/>
-        </w:rPr>
-        <w:t>：对绝大多数用户与企业而言，及时升级到包含</w:t>
-      </w:r>
-      <w:r>
-        <w:rPr>
-          <w:rFonts w:hint="eastAsia"/>
-        </w:rPr>
-        <w:t xml:space="preserve"> WebKit </w:t>
-      </w:r>
-      <w:r>
-        <w:rPr>
-          <w:rFonts w:hint="eastAsia"/>
-        </w:rPr>
-        <w:t>修复的版本，其收益高于任何终端侧检测规则。</w:t>
-      </w:r>
-    </w:p>
-    <w:p>
-      <w:pPr>
-        <w:ind w:left="280" w:hanging="280"/>
-      </w:pPr>
-      <w:r>
-        <w:t xml:space="preserve">3. </w:t>
-      </w:r>
-      <w:r>
-        <w:rPr>
-          <w:rFonts w:hint="eastAsia"/>
-          <w:b/>
-        </w:rPr>
-        <w:t>分层风险需要分层处置</w:t>
-      </w:r>
-      <w:r>
-        <w:rPr>
-          <w:rFonts w:hint="eastAsia"/>
-        </w:rPr>
-        <w:t>：普通用户关注浏览器与系统更新；企业关注设备管理与补丁</w:t>
-      </w:r>
-      <w:r>
-        <w:rPr>
-          <w:rFonts w:hint="eastAsia"/>
-        </w:rPr>
-        <w:t xml:space="preserve"> SLA</w:t>
-      </w:r>
-      <w:r>
-        <w:rPr>
-          <w:rFonts w:hint="eastAsia"/>
-        </w:rPr>
-        <w:t>；高风险个人（记者、活动人士、高管、政府人员）应评估锁定模式与账号</w:t>
-      </w:r>
-      <w:r>
-        <w:rPr>
-          <w:rFonts w:hint="eastAsia"/>
-        </w:rPr>
-        <w:t>/</w:t>
-      </w:r>
-      <w:r>
-        <w:rPr>
-          <w:rFonts w:hint="eastAsia"/>
-        </w:rPr>
-        <w:t>设备隔离。</w:t>
-      </w:r>
-    </w:p>
-    <w:p>
-      <w:pPr>
-        <w:pStyle w:val="1"/>
-      </w:pPr>
-      <w:bookmarkStart w:id="30" w:name="_Toc242180259"/>
-      <w:r>
-        <w:rPr>
-          <w:rFonts w:hint="eastAsia"/>
-        </w:rPr>
-        <w:t>七、防御实操建议</w:t>
+      <w:bookmarkStart w:id="30" w:name="_Toc242453583"/>
+      <w:r>
+        <w:rPr>
+          <w:rFonts w:hint="eastAsia"/>
+        </w:rPr>
+        <w:t xml:space="preserve">7.1 </w:t>
+      </w:r>
+      <w:r>
+        <w:rPr>
+          <w:rFonts w:hint="eastAsia"/>
+        </w:rPr>
+        <w:t>企业与移动设备管理</w:t>
       </w:r>
       <w:bookmarkEnd w:id="30"/>
     </w:p>
     <w:p>
       <w:pPr>
+        <w:pStyle w:val="a"/>
+        <w:ind w:left="420" w:hanging="420"/>
+        <w:rPr>
+          <w:rFonts w:hint="eastAsia"/>
+        </w:rPr>
+      </w:pPr>
+      <w:r>
+        <w:rPr>
+          <w:rFonts w:hint="eastAsia"/>
+        </w:rPr>
+        <w:t>在</w:t>
+      </w:r>
+      <w:r>
+        <w:rPr>
+          <w:rFonts w:hint="eastAsia"/>
+        </w:rPr>
+        <w:t xml:space="preserve"> MDM </w:t>
+      </w:r>
+      <w:r>
+        <w:rPr>
+          <w:rFonts w:hint="eastAsia"/>
+        </w:rPr>
+        <w:t>中启用</w:t>
+      </w:r>
+      <w:r>
+        <w:rPr>
+          <w:rFonts w:hint="eastAsia"/>
+          <w:b/>
+        </w:rPr>
+        <w:t>强制更新窗口</w:t>
+      </w:r>
+      <w:r>
+        <w:rPr>
+          <w:rFonts w:hint="eastAsia"/>
+        </w:rPr>
+        <w:t>（例如安全发布后</w:t>
+      </w:r>
+      <w:r>
+        <w:rPr>
+          <w:rFonts w:hint="eastAsia"/>
+        </w:rPr>
+        <w:t xml:space="preserve"> 7</w:t>
+      </w:r>
+      <w:r>
+        <w:rPr>
+          <w:rFonts w:hint="eastAsia"/>
+        </w:rPr>
+        <w:t>—</w:t>
+      </w:r>
+      <w:r>
+        <w:rPr>
+          <w:rFonts w:hint="eastAsia"/>
+        </w:rPr>
+        <w:t xml:space="preserve">14 </w:t>
+      </w:r>
+      <w:r>
+        <w:rPr>
+          <w:rFonts w:hint="eastAsia"/>
+        </w:rPr>
+        <w:t>天内完成部署），并把</w:t>
+      </w:r>
+      <w:r>
+        <w:rPr>
+          <w:rFonts w:hint="eastAsia"/>
+        </w:rPr>
+        <w:t xml:space="preserve"> WebKit </w:t>
+      </w:r>
+      <w:r>
+        <w:rPr>
+          <w:rFonts w:hint="eastAsia"/>
+        </w:rPr>
+        <w:t>类</w:t>
+      </w:r>
+      <w:r>
+        <w:rPr>
+          <w:rFonts w:hint="eastAsia"/>
+        </w:rPr>
+        <w:t>"</w:t>
+      </w:r>
+      <w:r>
+        <w:rPr>
+          <w:rFonts w:hint="eastAsia"/>
+        </w:rPr>
+        <w:t>在野利用</w:t>
+      </w:r>
+      <w:r>
+        <w:rPr>
+          <w:rFonts w:hint="eastAsia"/>
+        </w:rPr>
+        <w:t>"</w:t>
+      </w:r>
+      <w:r>
+        <w:rPr>
+          <w:rFonts w:hint="eastAsia"/>
+        </w:rPr>
+        <w:t>通告纳入最高优先级补丁工单。</w:t>
+      </w:r>
+    </w:p>
+    <w:p>
+      <w:pPr>
+        <w:pStyle w:val="a"/>
+        <w:ind w:left="420" w:hanging="420"/>
+        <w:rPr>
+          <w:rFonts w:hint="eastAsia"/>
+        </w:rPr>
+      </w:pPr>
+      <w:r>
+        <w:rPr>
+          <w:rFonts w:hint="eastAsia"/>
+        </w:rPr>
+        <w:t>建立</w:t>
+      </w:r>
+      <w:r>
+        <w:rPr>
+          <w:rFonts w:hint="eastAsia"/>
+        </w:rPr>
+        <w:t xml:space="preserve"> </w:t>
+      </w:r>
+      <w:r>
+        <w:rPr>
+          <w:rFonts w:hint="eastAsia"/>
+          <w:b/>
+        </w:rPr>
+        <w:t xml:space="preserve">CVE </w:t>
+      </w:r>
+      <w:r>
+        <w:rPr>
+          <w:rFonts w:hint="eastAsia"/>
+          <w:b/>
+        </w:rPr>
+        <w:t>到设备资产</w:t>
+      </w:r>
+      <w:r>
+        <w:rPr>
+          <w:rFonts w:hint="eastAsia"/>
+        </w:rPr>
+        <w:t>的映射：能查询</w:t>
+      </w:r>
+      <w:r>
+        <w:rPr>
+          <w:rFonts w:hint="eastAsia"/>
+        </w:rPr>
+        <w:t>"</w:t>
+      </w:r>
+      <w:r>
+        <w:rPr>
+          <w:rFonts w:hint="eastAsia"/>
+        </w:rPr>
+        <w:t>当前有多少终端运行低于</w:t>
+      </w:r>
+      <w:r>
+        <w:rPr>
+          <w:rFonts w:hint="eastAsia"/>
+        </w:rPr>
+        <w:t xml:space="preserve"> iOS 18.3.2 </w:t>
+      </w:r>
+      <w:r>
+        <w:rPr>
+          <w:rFonts w:hint="eastAsia"/>
+        </w:rPr>
+        <w:t>的版本</w:t>
+      </w:r>
+      <w:r>
+        <w:rPr>
+          <w:rFonts w:hint="eastAsia"/>
+        </w:rPr>
+        <w:t>"</w:t>
+      </w:r>
+      <w:r>
+        <w:rPr>
+          <w:rFonts w:hint="eastAsia"/>
+        </w:rPr>
+        <w:t>，比阅读通告本身更有价值。</w:t>
+      </w:r>
+    </w:p>
+    <w:p>
+      <w:pPr>
+        <w:pStyle w:val="a"/>
+        <w:ind w:left="420" w:hanging="420"/>
+        <w:rPr>
+          <w:rFonts w:hint="eastAsia"/>
+        </w:rPr>
+      </w:pPr>
+      <w:r>
+        <w:rPr>
+          <w:rFonts w:hint="eastAsia"/>
+        </w:rPr>
+        <w:t>对无法及时升级的老设备实施</w:t>
+      </w:r>
+      <w:r>
+        <w:rPr>
+          <w:rFonts w:hint="eastAsia"/>
+          <w:b/>
+        </w:rPr>
+        <w:t>网络与业务隔离</w:t>
+      </w:r>
+      <w:r>
+        <w:rPr>
+          <w:rFonts w:hint="eastAsia"/>
+        </w:rPr>
+        <w:t>：限制访问内部系统、要求额外认证因素、禁止承载敏感数据。</w:t>
+      </w:r>
+    </w:p>
+    <w:p>
+      <w:pPr>
+        <w:pStyle w:val="a"/>
+        <w:ind w:left="420" w:hanging="420"/>
+        <w:rPr>
+          <w:rFonts w:hint="eastAsia"/>
+        </w:rPr>
+      </w:pPr>
+      <w:r>
+        <w:rPr>
+          <w:rFonts w:hint="eastAsia"/>
+        </w:rPr>
+        <w:t>在安全基线中把</w:t>
+      </w:r>
+      <w:r>
+        <w:rPr>
+          <w:rFonts w:hint="eastAsia"/>
+        </w:rPr>
+        <w:t xml:space="preserve">"iOS </w:t>
+      </w:r>
+      <w:r>
+        <w:rPr>
+          <w:rFonts w:hint="eastAsia"/>
+        </w:rPr>
+        <w:t>版本</w:t>
+      </w:r>
+      <w:r>
+        <w:rPr>
+          <w:rFonts w:hint="eastAsia"/>
+        </w:rPr>
+        <w:t xml:space="preserve"> + Safari/WebKit </w:t>
+      </w:r>
+      <w:r>
+        <w:rPr>
+          <w:rFonts w:hint="eastAsia"/>
+        </w:rPr>
+        <w:t>组件版本</w:t>
+      </w:r>
+      <w:r>
+        <w:rPr>
+          <w:rFonts w:hint="eastAsia"/>
+        </w:rPr>
+        <w:t>"</w:t>
+      </w:r>
+      <w:r>
+        <w:rPr>
+          <w:rFonts w:hint="eastAsia"/>
+        </w:rPr>
+        <w:t>纳入合规检查项，对越狱</w:t>
+      </w:r>
+      <w:r>
+        <w:rPr>
+          <w:rFonts w:hint="eastAsia"/>
+        </w:rPr>
+        <w:t>/</w:t>
+      </w:r>
+      <w:r>
+        <w:rPr>
+          <w:rFonts w:hint="eastAsia"/>
+        </w:rPr>
+        <w:t>未加密</w:t>
+      </w:r>
+      <w:r>
+        <w:rPr>
+          <w:rFonts w:hint="eastAsia"/>
+        </w:rPr>
+        <w:t>/</w:t>
+      </w:r>
+      <w:r>
+        <w:rPr>
+          <w:rFonts w:hint="eastAsia"/>
+        </w:rPr>
+        <w:t>长期离线设备报警。</w:t>
+      </w:r>
+    </w:p>
+    <w:p>
+      <w:pPr>
+        <w:pStyle w:val="a"/>
+        <w:ind w:left="420" w:hanging="420"/>
+        <w:rPr>
+          <w:rFonts w:hint="eastAsia"/>
+        </w:rPr>
+      </w:pPr>
+      <w:r>
+        <w:rPr>
+          <w:rFonts w:hint="eastAsia"/>
+        </w:rPr>
+        <w:t>把</w:t>
+      </w:r>
+      <w:r>
+        <w:rPr>
+          <w:rFonts w:hint="eastAsia"/>
+        </w:rPr>
+        <w:t>"</w:t>
+      </w:r>
+      <w:r>
+        <w:rPr>
+          <w:rFonts w:hint="eastAsia"/>
+        </w:rPr>
+        <w:t>针对特定个人的定向攻击</w:t>
+      </w:r>
+      <w:r>
+        <w:rPr>
+          <w:rFonts w:hint="eastAsia"/>
+        </w:rPr>
+        <w:t>"</w:t>
+      </w:r>
+      <w:r>
+        <w:rPr>
+          <w:rFonts w:hint="eastAsia"/>
+        </w:rPr>
+        <w:t>纳入人员安全计划：对高管、法务、并购、涉密岗位提供额外的设备策略与意识培训。</w:t>
+      </w:r>
+    </w:p>
+    <w:p>
+      <w:pPr>
         <w:pStyle w:val="2"/>
+        <w:rPr>
+          <w:rFonts w:hint="eastAsia"/>
+        </w:rPr>
       </w:pPr>
-      <w:bookmarkStart w:id="31" w:name="_Toc242180260"/>
-      <w:r>
-        <w:rPr>
-          <w:rFonts w:hint="eastAsia"/>
-        </w:rPr>
-        <w:t xml:space="preserve">7.1 </w:t>
-      </w:r>
-      <w:r>
-        <w:rPr>
-          <w:rFonts w:hint="eastAsia"/>
-        </w:rPr>
-        <w:t>企业与移动设备管理</w:t>
+      <w:bookmarkStart w:id="31" w:name="_Toc242453584"/>
+      <w:r>
+        <w:rPr>
+          <w:rFonts w:hint="eastAsia"/>
+        </w:rPr>
+        <w:t xml:space="preserve">7.2 App </w:t>
+      </w:r>
+      <w:r>
+        <w:rPr>
+          <w:rFonts w:hint="eastAsia"/>
+        </w:rPr>
+        <w:t>与</w:t>
+      </w:r>
+      <w:r>
+        <w:rPr>
+          <w:rFonts w:hint="eastAsia"/>
+        </w:rPr>
+        <w:t xml:space="preserve"> WebView </w:t>
+      </w:r>
+      <w:r>
+        <w:rPr>
+          <w:rFonts w:hint="eastAsia"/>
+        </w:rPr>
+        <w:t>开发者</w:t>
       </w:r>
       <w:bookmarkEnd w:id="31"/>
     </w:p>
     <w:p>
       <w:pPr>
         <w:pStyle w:val="a"/>
-        <w:ind w:left="420" w:hanging="420"/>
+        <w:ind w:left="422" w:hanging="422"/>
+        <w:rPr>
+          <w:rFonts w:hint="eastAsia"/>
+        </w:rPr>
       </w:pPr>
       <w:r>
         <w:rPr>
           <w:rFonts w:hint="eastAsia"/>
-        </w:rPr>
-        <w:t>在</w:t>
-      </w:r>
-      <w:r>
-        <w:rPr>
-          <w:rFonts w:hint="eastAsia"/>
-        </w:rPr>
-        <w:t xml:space="preserve"> MDM </w:t>
-      </w:r>
-      <w:r>
-        <w:rPr>
-          <w:rFonts w:hint="eastAsia"/>
-        </w:rPr>
-        <w:t>中启用</w:t>
-      </w:r>
-      <w:r>
-        <w:rPr>
-          <w:rFonts w:hint="eastAsia"/>
           <w:b/>
         </w:rPr>
-        <w:t>强制更新窗口</w:t>
-      </w:r>
-      <w:r>
-        <w:rPr>
-          <w:rFonts w:hint="eastAsia"/>
-        </w:rPr>
-        <w:t>（例如安全发布后</w:t>
-      </w:r>
-      <w:r>
-        <w:rPr>
-          <w:rFonts w:hint="eastAsia"/>
-        </w:rPr>
-        <w:t xml:space="preserve"> 7</w:t>
-      </w:r>
-      <w:r>
-        <w:rPr>
-          <w:rFonts w:hint="eastAsia"/>
-        </w:rPr>
-        <w:t>—</w:t>
-      </w:r>
-      <w:r>
-        <w:rPr>
-          <w:rFonts w:hint="eastAsia"/>
-        </w:rPr>
-        <w:t xml:space="preserve">14 </w:t>
-      </w:r>
-      <w:r>
-        <w:rPr>
-          <w:rFonts w:hint="eastAsia"/>
-        </w:rPr>
-        <w:t>天内完成部署），并把</w:t>
+        <w:t>默认不信任内嵌网页</w:t>
+      </w:r>
+      <w:r>
+        <w:rPr>
+          <w:rFonts w:hint="eastAsia"/>
+        </w:rPr>
+        <w:t>：</w:t>
+      </w:r>
+      <w:r>
+        <w:rPr>
+          <w:rFonts w:hint="eastAsia"/>
+        </w:rPr>
+        <w:t xml:space="preserve">WKWebView </w:t>
+      </w:r>
+      <w:r>
+        <w:rPr>
+          <w:rFonts w:hint="eastAsia"/>
+        </w:rPr>
+        <w:t>中执行的是特权</w:t>
+      </w:r>
+      <w:r>
+        <w:rPr>
+          <w:rFonts w:hint="eastAsia"/>
+        </w:rPr>
+        <w:t xml:space="preserve"> App </w:t>
+      </w:r>
+      <w:r>
+        <w:rPr>
+          <w:rFonts w:hint="eastAsia"/>
+        </w:rPr>
+        <w:t>上下文，任何注入的脚本都继承了</w:t>
+      </w:r>
+      <w:r>
+        <w:rPr>
+          <w:rFonts w:hint="eastAsia"/>
+        </w:rPr>
+        <w:t xml:space="preserve"> App </w:t>
+      </w:r>
+      <w:r>
+        <w:rPr>
+          <w:rFonts w:hint="eastAsia"/>
+        </w:rPr>
+        <w:t>的能力。严格限制</w:t>
+      </w:r>
+      <w:r>
+        <w:rPr>
+          <w:rFonts w:hint="eastAsia"/>
+        </w:rPr>
+        <w:t xml:space="preserve"> </w:t>
+      </w:r>
+      <w:r>
+        <w:rPr>
+          <w:rFonts w:ascii="Consolas" w:hAnsi="Consolas"/>
+        </w:rPr>
+        <w:t>WKScriptMessageHandler</w:t>
+      </w:r>
+      <w:r>
+        <w:rPr>
+          <w:rFonts w:hint="eastAsia"/>
+        </w:rPr>
+        <w:t xml:space="preserve"> </w:t>
+      </w:r>
+      <w:r>
+        <w:rPr>
+          <w:rFonts w:hint="eastAsia"/>
+        </w:rPr>
+        <w:t>暴露的接口，只接受白名单消息格式，绝不让网页直接触达文件、钥匙串或内部服务。</w:t>
+      </w:r>
+    </w:p>
+    <w:p>
+      <w:pPr>
+        <w:pStyle w:val="a"/>
+        <w:ind w:left="422" w:hanging="422"/>
+        <w:rPr>
+          <w:rFonts w:hint="eastAsia"/>
+        </w:rPr>
+      </w:pPr>
+      <w:r>
+        <w:rPr>
+          <w:rFonts w:hint="eastAsia"/>
+          <w:b/>
+        </w:rPr>
+        <w:t>收窄权限面</w:t>
+      </w:r>
+      <w:r>
+        <w:rPr>
+          <w:rFonts w:hint="eastAsia"/>
+        </w:rPr>
+        <w:t>：谨慎启用</w:t>
+      </w:r>
+      <w:r>
+        <w:rPr>
+          <w:rFonts w:hint="eastAsia"/>
+        </w:rPr>
+        <w:t xml:space="preserve"> </w:t>
+      </w:r>
+      <w:r>
+        <w:rPr>
+          <w:rFonts w:ascii="Consolas" w:hAnsi="Consolas"/>
+        </w:rPr>
+        <w:t>allowFileAccessFromFileURLs</w:t>
+      </w:r>
+      <w:r>
+        <w:rPr>
+          <w:rFonts w:hint="eastAsia"/>
+        </w:rPr>
+        <w:t xml:space="preserve"> </w:t>
+      </w:r>
+      <w:r>
+        <w:rPr>
+          <w:rFonts w:hint="eastAsia"/>
+        </w:rPr>
+        <w:t>类宽松设置；限制</w:t>
+      </w:r>
+      <w:r>
+        <w:rPr>
+          <w:rFonts w:hint="eastAsia"/>
+        </w:rPr>
+        <w:t xml:space="preserve"> </w:t>
+      </w:r>
+      <w:r>
+        <w:rPr>
+          <w:rFonts w:ascii="Consolas" w:hAnsi="Consolas"/>
+        </w:rPr>
+        <w:t>universalLinksWithApplication</w:t>
+      </w:r>
+      <w:r>
+        <w:rPr>
+          <w:rFonts w:hint="eastAsia"/>
+        </w:rPr>
+        <w:t>、麦克风</w:t>
+      </w:r>
+      <w:r>
+        <w:rPr>
+          <w:rFonts w:hint="eastAsia"/>
+        </w:rPr>
+        <w:t>/</w:t>
+      </w:r>
+      <w:r>
+        <w:rPr>
+          <w:rFonts w:hint="eastAsia"/>
+        </w:rPr>
+        <w:t>摄像头</w:t>
+      </w:r>
+      <w:r>
+        <w:rPr>
+          <w:rFonts w:hint="eastAsia"/>
+        </w:rPr>
+        <w:t>/</w:t>
+      </w:r>
+      <w:r>
+        <w:rPr>
+          <w:rFonts w:hint="eastAsia"/>
+        </w:rPr>
+        <w:t>定位授权；对导航实施域白名单并拦截越域跳转。</w:t>
+      </w:r>
+    </w:p>
+    <w:p>
+      <w:pPr>
+        <w:pStyle w:val="a"/>
+        <w:ind w:left="422" w:hanging="422"/>
+        <w:rPr>
+          <w:rFonts w:hint="eastAsia"/>
+        </w:rPr>
+      </w:pPr>
+      <w:r>
+        <w:rPr>
+          <w:rFonts w:hint="eastAsia"/>
+          <w:b/>
+        </w:rPr>
+        <w:t>内容侧加固</w:t>
+      </w:r>
+      <w:r>
+        <w:rPr>
+          <w:rFonts w:hint="eastAsia"/>
+        </w:rPr>
+        <w:t>：使用</w:t>
+      </w:r>
+      <w:r>
+        <w:rPr>
+          <w:rFonts w:hint="eastAsia"/>
+        </w:rPr>
+        <w:t xml:space="preserve"> CSP</w:t>
+      </w:r>
+      <w:r>
+        <w:rPr>
+          <w:rFonts w:hint="eastAsia"/>
+        </w:rPr>
+        <w:t>、</w:t>
+      </w:r>
+      <w:r>
+        <w:rPr>
+          <w:rFonts w:ascii="Consolas" w:hAnsi="Consolas"/>
+        </w:rPr>
+        <w:t>X-Frame-Options</w:t>
+      </w:r>
+      <w:r>
+        <w:t>/</w:t>
+      </w:r>
+      <w:r>
+        <w:rPr>
+          <w:rFonts w:ascii="Consolas" w:hAnsi="Consolas"/>
+        </w:rPr>
+        <w:t>frame-ancestors</w:t>
+      </w:r>
+      <w:r>
+        <w:rPr>
+          <w:rFonts w:hint="eastAsia"/>
+        </w:rPr>
+        <w:t>、</w:t>
+      </w:r>
+      <w:r>
+        <w:rPr>
+          <w:rFonts w:ascii="Consolas" w:hAnsi="Consolas"/>
+        </w:rPr>
+        <w:t>Referrer-Policy</w:t>
+      </w:r>
+      <w:r>
+        <w:rPr>
+          <w:rFonts w:hint="eastAsia"/>
+        </w:rPr>
+        <w:t>、</w:t>
+      </w:r>
+      <w:r>
+        <w:rPr>
+          <w:rFonts w:ascii="Consolas" w:hAnsi="Consolas"/>
+        </w:rPr>
+        <w:t>Content-Security-Policy</w:t>
+      </w:r>
+      <w:r>
+        <w:rPr>
+          <w:rFonts w:hint="eastAsia"/>
+        </w:rPr>
+        <w:t xml:space="preserve"> </w:t>
+      </w:r>
+      <w:r>
+        <w:rPr>
+          <w:rFonts w:hint="eastAsia"/>
+        </w:rPr>
+        <w:t>的</w:t>
+      </w:r>
+      <w:r>
+        <w:rPr>
+          <w:rFonts w:hint="eastAsia"/>
+        </w:rPr>
+        <w:t xml:space="preserve"> </w:t>
+      </w:r>
+      <w:r>
+        <w:rPr>
+          <w:rFonts w:ascii="Consolas" w:hAnsi="Consolas"/>
+        </w:rPr>
+        <w:t>require-sri</w:t>
+      </w:r>
+      <w:r>
+        <w:rPr>
+          <w:rFonts w:hint="eastAsia"/>
+        </w:rPr>
+        <w:t>、</w:t>
+      </w:r>
+      <w:r>
+        <w:rPr>
+          <w:rFonts w:ascii="Consolas" w:hAnsi="Consolas"/>
+        </w:rPr>
+        <w:t>sandbox</w:t>
+      </w:r>
+      <w:r>
+        <w:rPr>
+          <w:rFonts w:hint="eastAsia"/>
+        </w:rPr>
+        <w:t xml:space="preserve"> </w:t>
+      </w:r>
+      <w:r>
+        <w:rPr>
+          <w:rFonts w:hint="eastAsia"/>
+        </w:rPr>
+        <w:t>指令降低被注入内容的活动能力；对富文本</w:t>
+      </w:r>
+      <w:r>
+        <w:rPr>
+          <w:rFonts w:hint="eastAsia"/>
+        </w:rPr>
+        <w:t>/</w:t>
+      </w:r>
+      <w:r>
+        <w:rPr>
+          <w:rFonts w:hint="eastAsia"/>
+        </w:rPr>
+        <w:t>用户提交内容做净化输出。</w:t>
+      </w:r>
+    </w:p>
+    <w:p>
+      <w:pPr>
+        <w:pStyle w:val="a"/>
+        <w:ind w:left="422" w:hanging="422"/>
+        <w:rPr>
+          <w:rFonts w:hint="eastAsia"/>
+        </w:rPr>
+      </w:pPr>
+      <w:r>
+        <w:rPr>
+          <w:rFonts w:hint="eastAsia"/>
+          <w:b/>
+        </w:rPr>
+        <w:t>保持引擎新鲜</w:t>
+      </w:r>
+      <w:r>
+        <w:rPr>
+          <w:rFonts w:hint="eastAsia"/>
+        </w:rPr>
+        <w:t>：</w:t>
+      </w:r>
+      <w:r>
+        <w:rPr>
+          <w:rFonts w:hint="eastAsia"/>
+        </w:rPr>
+        <w:t xml:space="preserve">App </w:t>
+      </w:r>
+      <w:r>
+        <w:rPr>
+          <w:rFonts w:hint="eastAsia"/>
+        </w:rPr>
+        <w:t>无法自带</w:t>
       </w:r>
       <w:r>
         <w:rPr>
@@ -16935,7 +17143,19 @@
         <w:rPr>
           <w:rFonts w:hint="eastAsia"/>
         </w:rPr>
-        <w:t>类</w:t>
+        <w:t>补丁，依赖系统更新，因此应在崩溃与遥测中区分</w:t>
+      </w:r>
+      <w:r>
+        <w:rPr>
+          <w:rFonts w:hint="eastAsia"/>
+        </w:rPr>
+        <w:t xml:space="preserve"> iOS </w:t>
+      </w:r>
+      <w:r>
+        <w:rPr>
+          <w:rFonts w:hint="eastAsia"/>
+        </w:rPr>
+        <w:t>版本分布，把</w:t>
       </w:r>
       <w:r>
         <w:rPr>
@@ -16947,7 +17167,7 @@
         <w:rPr>
           <w:rFonts w:hint="eastAsia"/>
         </w:rPr>
-        <w:t>在野利用</w:t>
+        <w:t>低版本用户占比</w:t>
       </w:r>
       <w:r>
         <w:rPr>
@@ -16959,190 +17179,202 @@
         <w:rPr>
           <w:rFonts w:hint="eastAsia"/>
         </w:rPr>
-        <w:t>通告纳入最高优先级补丁工单。</w:t>
-      </w:r>
+        <w:t>作为风险指标推动升级引导。</w:t>
+      </w:r>
+    </w:p>
+    <w:p>
+      <w:pPr>
+        <w:pStyle w:val="a"/>
+        <w:ind w:left="422" w:hanging="422"/>
+        <w:rPr>
+          <w:rFonts w:hint="eastAsia"/>
+        </w:rPr>
+      </w:pPr>
+      <w:r>
+        <w:rPr>
+          <w:rFonts w:hint="eastAsia"/>
+          <w:b/>
+        </w:rPr>
+        <w:t>第三方内容隔离</w:t>
+      </w:r>
+      <w:r>
+        <w:rPr>
+          <w:rFonts w:hint="eastAsia"/>
+        </w:rPr>
+        <w:t>：广告、客服机器人、外链预览等不可信内容优先使用独立进程或独立容器（</w:t>
+      </w:r>
+      <w:r>
+        <w:rPr>
+          <w:rFonts w:ascii="Consolas" w:hAnsi="Consolas"/>
+        </w:rPr>
+        <w:t>WKWebsiteDataStore</w:t>
+      </w:r>
+      <w:r>
+        <w:rPr>
+          <w:rFonts w:hint="eastAsia"/>
+        </w:rPr>
+        <w:t xml:space="preserve"> </w:t>
+      </w:r>
+      <w:r>
+        <w:rPr>
+          <w:rFonts w:hint="eastAsia"/>
+        </w:rPr>
+        <w:t>非持久化</w:t>
+      </w:r>
+      <w:r>
+        <w:rPr>
+          <w:rFonts w:hint="eastAsia"/>
+        </w:rPr>
+        <w:t>/</w:t>
+      </w:r>
+      <w:r>
+        <w:rPr>
+          <w:rFonts w:hint="eastAsia"/>
+        </w:rPr>
+        <w:t>隔离），减少</w:t>
+      </w:r>
+      <w:r>
+        <w:rPr>
+          <w:rFonts w:hint="eastAsia"/>
+        </w:rPr>
+        <w:t xml:space="preserve"> cookie </w:t>
+      </w:r>
+      <w:r>
+        <w:rPr>
+          <w:rFonts w:hint="eastAsia"/>
+        </w:rPr>
+        <w:t>与存储的共享面。</w:t>
+      </w:r>
+    </w:p>
+    <w:p>
+      <w:pPr>
+        <w:pStyle w:val="2"/>
+        <w:rPr>
+          <w:rFonts w:hint="eastAsia"/>
+        </w:rPr>
+      </w:pPr>
+      <w:bookmarkStart w:id="32" w:name="_Toc242453585"/>
+      <w:r>
+        <w:rPr>
+          <w:rFonts w:hint="eastAsia"/>
+        </w:rPr>
+        <w:t xml:space="preserve">7.3 </w:t>
+      </w:r>
+      <w:r>
+        <w:rPr>
+          <w:rFonts w:hint="eastAsia"/>
+        </w:rPr>
+        <w:t>高风险个人</w:t>
+      </w:r>
+      <w:bookmarkEnd w:id="32"/>
     </w:p>
     <w:p>
       <w:pPr>
         <w:pStyle w:val="a"/>
         <w:ind w:left="420" w:hanging="420"/>
+        <w:rPr>
+          <w:rFonts w:hint="eastAsia"/>
+        </w:rPr>
       </w:pPr>
       <w:r>
         <w:rPr>
           <w:rFonts w:hint="eastAsia"/>
         </w:rPr>
-        <w:t>建立</w:t>
-      </w:r>
-      <w:r>
-        <w:rPr>
-          <w:rFonts w:hint="eastAsia"/>
-        </w:rPr>
-        <w:t xml:space="preserve"> </w:t>
-      </w:r>
-      <w:r>
-        <w:rPr>
-          <w:rFonts w:hint="eastAsia"/>
-          <w:b/>
-        </w:rPr>
-        <w:t xml:space="preserve">CVE </w:t>
-      </w:r>
-      <w:r>
-        <w:rPr>
-          <w:rFonts w:hint="eastAsia"/>
-          <w:b/>
-        </w:rPr>
-        <w:t>到设备资产</w:t>
-      </w:r>
-      <w:r>
-        <w:rPr>
-          <w:rFonts w:hint="eastAsia"/>
-        </w:rPr>
-        <w:t>的映射：能查询</w:t>
-      </w:r>
-      <w:r>
-        <w:rPr>
-          <w:rFonts w:hint="eastAsia"/>
-        </w:rPr>
-        <w:t>"</w:t>
-      </w:r>
-      <w:r>
-        <w:rPr>
-          <w:rFonts w:hint="eastAsia"/>
-        </w:rPr>
-        <w:t>当前有多少终端运行低于</w:t>
-      </w:r>
-      <w:r>
-        <w:rPr>
-          <w:rFonts w:hint="eastAsia"/>
-        </w:rPr>
-        <w:t xml:space="preserve"> iOS 18.3.2 </w:t>
-      </w:r>
-      <w:r>
-        <w:rPr>
-          <w:rFonts w:hint="eastAsia"/>
-        </w:rPr>
-        <w:t>的版本</w:t>
-      </w:r>
-      <w:r>
-        <w:rPr>
-          <w:rFonts w:hint="eastAsia"/>
-        </w:rPr>
-        <w:t>"</w:t>
-      </w:r>
-      <w:r>
-        <w:rPr>
-          <w:rFonts w:hint="eastAsia"/>
-        </w:rPr>
-        <w:t>，比阅读通告本身更有价值。</w:t>
+        <w:t>开启自动系统更新，优先使用近期设备（硬件与架构缓解更强）。</w:t>
       </w:r>
     </w:p>
     <w:p>
       <w:pPr>
         <w:pStyle w:val="a"/>
         <w:ind w:left="420" w:hanging="420"/>
+        <w:rPr>
+          <w:rFonts w:hint="eastAsia"/>
+        </w:rPr>
       </w:pPr>
       <w:r>
         <w:rPr>
           <w:rFonts w:hint="eastAsia"/>
         </w:rPr>
-        <w:t>对无法及时升级的老设备实施</w:t>
-      </w:r>
-      <w:r>
-        <w:rPr>
-          <w:rFonts w:hint="eastAsia"/>
-          <w:b/>
-        </w:rPr>
-        <w:t>网络与业务隔离</w:t>
-      </w:r>
-      <w:r>
-        <w:rPr>
-          <w:rFonts w:hint="eastAsia"/>
-        </w:rPr>
-        <w:t>：限制访问内部系统、要求额外认证因素、禁止承载敏感数据。</w:t>
+        <w:t>对可疑链接坚持</w:t>
+      </w:r>
+      <w:r>
+        <w:rPr>
+          <w:rFonts w:hint="eastAsia"/>
+        </w:rPr>
+        <w:t>"</w:t>
+      </w:r>
+      <w:r>
+        <w:rPr>
+          <w:rFonts w:hint="eastAsia"/>
+        </w:rPr>
+        <w:t>不在原生浏览器打开、不登录、不复制粘贴内容到敏感表单</w:t>
+      </w:r>
+      <w:r>
+        <w:rPr>
+          <w:rFonts w:hint="eastAsia"/>
+        </w:rPr>
+        <w:t>"</w:t>
+      </w:r>
+      <w:r>
+        <w:rPr>
+          <w:rFonts w:hint="eastAsia"/>
+        </w:rPr>
+        <w:t>；重要账号使用独立设备与硬件密钥。</w:t>
       </w:r>
     </w:p>
     <w:p>
       <w:pPr>
         <w:pStyle w:val="a"/>
         <w:ind w:left="420" w:hanging="420"/>
+        <w:rPr>
+          <w:rFonts w:hint="eastAsia"/>
+        </w:rPr>
       </w:pPr>
       <w:r>
         <w:rPr>
           <w:rFonts w:hint="eastAsia"/>
         </w:rPr>
-        <w:t>在安全基线中把</w:t>
-      </w:r>
-      <w:r>
-        <w:rPr>
-          <w:rFonts w:hint="eastAsia"/>
-        </w:rPr>
-        <w:t xml:space="preserve">"iOS </w:t>
-      </w:r>
-      <w:r>
-        <w:rPr>
-          <w:rFonts w:hint="eastAsia"/>
-        </w:rPr>
-        <w:t>版本</w:t>
-      </w:r>
-      <w:r>
-        <w:rPr>
-          <w:rFonts w:hint="eastAsia"/>
-        </w:rPr>
-        <w:t xml:space="preserve"> + Safari/WebKit </w:t>
-      </w:r>
-      <w:r>
-        <w:rPr>
-          <w:rFonts w:hint="eastAsia"/>
-        </w:rPr>
-        <w:t>组件版本</w:t>
-      </w:r>
-      <w:r>
-        <w:rPr>
-          <w:rFonts w:hint="eastAsia"/>
-        </w:rPr>
-        <w:t>"</w:t>
-      </w:r>
-      <w:r>
-        <w:rPr>
-          <w:rFonts w:hint="eastAsia"/>
-        </w:rPr>
-        <w:t>纳入合规检查项，对越狱</w:t>
-      </w:r>
-      <w:r>
-        <w:rPr>
-          <w:rFonts w:hint="eastAsia"/>
-        </w:rPr>
-        <w:t>/</w:t>
-      </w:r>
-      <w:r>
-        <w:rPr>
-          <w:rFonts w:hint="eastAsia"/>
-        </w:rPr>
-        <w:t>未加密</w:t>
-      </w:r>
-      <w:r>
-        <w:rPr>
-          <w:rFonts w:hint="eastAsia"/>
-        </w:rPr>
-        <w:t>/</w:t>
-      </w:r>
-      <w:r>
-        <w:rPr>
-          <w:rFonts w:hint="eastAsia"/>
-        </w:rPr>
-        <w:t>长期离线设备报警。</w:t>
+        <w:t>面临国家级别或商业间谍软件威胁时，评估启用</w:t>
+      </w:r>
+      <w:r>
+        <w:rPr>
+          <w:rFonts w:hint="eastAsia"/>
+          <w:b/>
+        </w:rPr>
+        <w:t>锁定模式</w:t>
+      </w:r>
+      <w:r>
+        <w:rPr>
+          <w:rFonts w:hint="eastAsia"/>
+        </w:rPr>
+        <w:t>，并接受由此带来的功能限制；必要时咨询专业机构做设备取证。</w:t>
       </w:r>
     </w:p>
     <w:p>
       <w:pPr>
         <w:pStyle w:val="a"/>
         <w:ind w:left="420" w:hanging="420"/>
+        <w:rPr>
+          <w:rFonts w:hint="eastAsia"/>
+        </w:rPr>
       </w:pPr>
       <w:r>
         <w:rPr>
           <w:rFonts w:hint="eastAsia"/>
         </w:rPr>
-        <w:t>把</w:t>
+        <w:t>定期检查</w:t>
+      </w:r>
+      <w:r>
+        <w:rPr>
+          <w:rFonts w:hint="eastAsia"/>
+        </w:rPr>
+        <w:t xml:space="preserve"> Apple </w:t>
+      </w:r>
+      <w:r>
+        <w:rPr>
+          <w:rFonts w:hint="eastAsia"/>
+        </w:rPr>
+        <w:t>隐私报告中的</w:t>
       </w:r>
       <w:r>
         <w:rPr>
@@ -17154,7 +17386,7 @@
         <w:rPr>
           <w:rFonts w:hint="eastAsia"/>
         </w:rPr>
-        <w:t>针对特定个人的定向攻击</w:t>
+        <w:t>已警告您存在潜在的商业间谍软件攻击</w:t>
       </w:r>
       <w:r>
         <w:rPr>
@@ -17166,632 +17398,31 @@
         <w:rPr>
           <w:rFonts w:hint="eastAsia"/>
         </w:rPr>
-        <w:t>纳入人员安全计划：对高管、法务、并购、涉密岗位提供额外的设备策略与意识培训。</w:t>
+        <w:t>提示，收到警告立即断网、保留证据并寻求帮助。</w:t>
       </w:r>
     </w:p>
     <w:p>
       <w:pPr>
         <w:pStyle w:val="2"/>
+        <w:rPr>
+          <w:rFonts w:hint="eastAsia"/>
+        </w:rPr>
       </w:pPr>
-      <w:bookmarkStart w:id="32" w:name="_Toc242180261"/>
-      <w:r>
-        <w:rPr>
-          <w:rFonts w:hint="eastAsia"/>
-        </w:rPr>
-        <w:t xml:space="preserve">7.2 App </w:t>
-      </w:r>
-      <w:r>
-        <w:rPr>
-          <w:rFonts w:hint="eastAsia"/>
-        </w:rPr>
-        <w:t>与</w:t>
-      </w:r>
-      <w:r>
-        <w:rPr>
-          <w:rFonts w:hint="eastAsia"/>
-        </w:rPr>
-        <w:t xml:space="preserve"> WebView </w:t>
-      </w:r>
-      <w:r>
-        <w:rPr>
-          <w:rFonts w:hint="eastAsia"/>
-        </w:rPr>
-        <w:t>开发者</w:t>
-      </w:r>
-      <w:bookmarkEnd w:id="32"/>
-    </w:p>
-    <w:p>
-      <w:pPr>
-        <w:pStyle w:val="a"/>
-        <w:ind w:left="422" w:hanging="422"/>
-      </w:pPr>
-      <w:r>
-        <w:rPr>
-          <w:rFonts w:hint="eastAsia"/>
-          <w:b/>
-        </w:rPr>
-        <w:t>默认不信任内嵌网页</w:t>
-      </w:r>
-      <w:r>
-        <w:rPr>
-          <w:rFonts w:hint="eastAsia"/>
-        </w:rPr>
-        <w:t>：</w:t>
-      </w:r>
-      <w:r>
-        <w:rPr>
-          <w:rFonts w:hint="eastAsia"/>
-        </w:rPr>
-        <w:t xml:space="preserve">WKWebView </w:t>
-      </w:r>
-      <w:r>
-        <w:rPr>
-          <w:rFonts w:hint="eastAsia"/>
-        </w:rPr>
-        <w:t>中执行的是特权</w:t>
-      </w:r>
-      <w:r>
-        <w:rPr>
-          <w:rFonts w:hint="eastAsia"/>
-        </w:rPr>
-        <w:t xml:space="preserve"> App </w:t>
-      </w:r>
-      <w:r>
-        <w:rPr>
-          <w:rFonts w:hint="eastAsia"/>
-        </w:rPr>
-        <w:t>上下文，任何注入的脚本都继承了</w:t>
-      </w:r>
-      <w:r>
-        <w:rPr>
-          <w:rFonts w:hint="eastAsia"/>
-        </w:rPr>
-        <w:t xml:space="preserve"> App </w:t>
-      </w:r>
-      <w:r>
-        <w:rPr>
-          <w:rFonts w:hint="eastAsia"/>
-        </w:rPr>
-        <w:t>的能力。严格限制</w:t>
-      </w:r>
-      <w:r>
-        <w:rPr>
-          <w:rFonts w:hint="eastAsia"/>
-        </w:rPr>
-        <w:t xml:space="preserve"> </w:t>
-      </w:r>
-      <w:r>
-        <w:rPr>
-          <w:rFonts w:ascii="Consolas" w:hAnsi="Consolas"/>
-        </w:rPr>
-        <w:t>WKScriptMessageHandler</w:t>
-      </w:r>
-      <w:r>
-        <w:rPr>
-          <w:rFonts w:hint="eastAsia"/>
-        </w:rPr>
-        <w:t xml:space="preserve"> </w:t>
-      </w:r>
-      <w:r>
-        <w:rPr>
-          <w:rFonts w:hint="eastAsia"/>
-        </w:rPr>
-        <w:t>暴露的接口，只接受白名单消息格式，绝不让网页直接触达文件、钥匙串或内部服务。</w:t>
-      </w:r>
-    </w:p>
-    <w:p>
-      <w:pPr>
-        <w:pStyle w:val="a"/>
-        <w:ind w:left="422" w:hanging="422"/>
-      </w:pPr>
-      <w:r>
-        <w:rPr>
-          <w:rFonts w:hint="eastAsia"/>
-          <w:b/>
-        </w:rPr>
-        <w:t>收窄权限面</w:t>
-      </w:r>
-      <w:r>
-        <w:rPr>
-          <w:rFonts w:hint="eastAsia"/>
-        </w:rPr>
-        <w:t>：谨慎启用</w:t>
-      </w:r>
-      <w:r>
-        <w:rPr>
-          <w:rFonts w:hint="eastAsia"/>
-        </w:rPr>
-        <w:t xml:space="preserve"> </w:t>
-      </w:r>
-      <w:r>
-        <w:rPr>
-          <w:rFonts w:ascii="Consolas" w:hAnsi="Consolas"/>
-        </w:rPr>
-        <w:t>allowFileAccessFromFileURLs</w:t>
-      </w:r>
-      <w:r>
-        <w:rPr>
-          <w:rFonts w:hint="eastAsia"/>
-        </w:rPr>
-        <w:t xml:space="preserve"> </w:t>
-      </w:r>
-      <w:r>
-        <w:rPr>
-          <w:rFonts w:hint="eastAsia"/>
-        </w:rPr>
-        <w:t>类宽松设置；限制</w:t>
-      </w:r>
-      <w:r>
-        <w:rPr>
-          <w:rFonts w:hint="eastAsia"/>
-        </w:rPr>
-        <w:t xml:space="preserve"> </w:t>
-      </w:r>
-      <w:r>
-        <w:rPr>
-          <w:rFonts w:ascii="Consolas" w:hAnsi="Consolas"/>
-        </w:rPr>
-        <w:t>universalLinksWithApplication</w:t>
-      </w:r>
-      <w:r>
-        <w:rPr>
-          <w:rFonts w:hint="eastAsia"/>
-        </w:rPr>
-        <w:t>、麦克风</w:t>
-      </w:r>
-      <w:r>
-        <w:rPr>
-          <w:rFonts w:hint="eastAsia"/>
-        </w:rPr>
-        <w:t>/</w:t>
-      </w:r>
-      <w:r>
-        <w:rPr>
-          <w:rFonts w:hint="eastAsia"/>
-        </w:rPr>
-        <w:t>摄像头</w:t>
-      </w:r>
-      <w:r>
-        <w:rPr>
-          <w:rFonts w:hint="eastAsia"/>
-        </w:rPr>
-        <w:t>/</w:t>
-      </w:r>
-      <w:r>
-        <w:rPr>
-          <w:rFonts w:hint="eastAsia"/>
-        </w:rPr>
-        <w:t>定位授权；对导航实施域白名单并拦截越域跳转。</w:t>
-      </w:r>
-    </w:p>
-    <w:p>
-      <w:pPr>
-        <w:pStyle w:val="a"/>
-        <w:ind w:left="422" w:hanging="422"/>
-      </w:pPr>
-      <w:r>
-        <w:rPr>
-          <w:rFonts w:hint="eastAsia"/>
-          <w:b/>
-        </w:rPr>
-        <w:t>内容侧加固</w:t>
-      </w:r>
-      <w:r>
-        <w:rPr>
-          <w:rFonts w:hint="eastAsia"/>
-        </w:rPr>
-        <w:t>：使用</w:t>
-      </w:r>
-      <w:r>
-        <w:rPr>
-          <w:rFonts w:hint="eastAsia"/>
-        </w:rPr>
-        <w:t xml:space="preserve"> CSP</w:t>
-      </w:r>
-      <w:r>
-        <w:rPr>
-          <w:rFonts w:hint="eastAsia"/>
-        </w:rPr>
-        <w:t>、</w:t>
-      </w:r>
-      <w:r>
-        <w:rPr>
-          <w:rFonts w:ascii="Consolas" w:hAnsi="Consolas"/>
-        </w:rPr>
-        <w:t>X-Frame-Options</w:t>
-      </w:r>
-      <w:r>
-        <w:t>/</w:t>
-      </w:r>
-      <w:r>
-        <w:rPr>
-          <w:rFonts w:ascii="Consolas" w:hAnsi="Consolas"/>
-        </w:rPr>
-        <w:t>frame-ancestors</w:t>
-      </w:r>
-      <w:r>
-        <w:rPr>
-          <w:rFonts w:hint="eastAsia"/>
-        </w:rPr>
-        <w:t>、</w:t>
-      </w:r>
-      <w:r>
-        <w:rPr>
-          <w:rFonts w:ascii="Consolas" w:hAnsi="Consolas"/>
-        </w:rPr>
-        <w:t>Referrer-Policy</w:t>
-      </w:r>
-      <w:r>
-        <w:rPr>
-          <w:rFonts w:hint="eastAsia"/>
-        </w:rPr>
-        <w:t>、</w:t>
-      </w:r>
-      <w:r>
-        <w:rPr>
-          <w:rFonts w:ascii="Consolas" w:hAnsi="Consolas"/>
-        </w:rPr>
-        <w:t>Content-Security-Policy</w:t>
-      </w:r>
-      <w:r>
-        <w:rPr>
-          <w:rFonts w:hint="eastAsia"/>
-        </w:rPr>
-        <w:t xml:space="preserve"> </w:t>
-      </w:r>
-      <w:r>
-        <w:rPr>
-          <w:rFonts w:hint="eastAsia"/>
-        </w:rPr>
-        <w:t>的</w:t>
-      </w:r>
-      <w:r>
-        <w:rPr>
-          <w:rFonts w:hint="eastAsia"/>
-        </w:rPr>
-        <w:t xml:space="preserve"> </w:t>
-      </w:r>
-      <w:r>
-        <w:rPr>
-          <w:rFonts w:ascii="Consolas" w:hAnsi="Consolas"/>
-        </w:rPr>
-        <w:t>require-sri</w:t>
-      </w:r>
-      <w:r>
-        <w:rPr>
-          <w:rFonts w:hint="eastAsia"/>
-        </w:rPr>
-        <w:t>、</w:t>
-      </w:r>
-      <w:r>
-        <w:rPr>
-          <w:rFonts w:ascii="Consolas" w:hAnsi="Consolas"/>
-        </w:rPr>
-        <w:t>sandbox</w:t>
-      </w:r>
-      <w:r>
-        <w:rPr>
-          <w:rFonts w:hint="eastAsia"/>
-        </w:rPr>
-        <w:t xml:space="preserve"> </w:t>
-      </w:r>
-      <w:r>
-        <w:rPr>
-          <w:rFonts w:hint="eastAsia"/>
-        </w:rPr>
-        <w:t>指令降低被注入内容的活动能力；对富文本</w:t>
-      </w:r>
-      <w:r>
-        <w:rPr>
-          <w:rFonts w:hint="eastAsia"/>
-        </w:rPr>
-        <w:t>/</w:t>
-      </w:r>
-      <w:r>
-        <w:rPr>
-          <w:rFonts w:hint="eastAsia"/>
-        </w:rPr>
-        <w:t>用户提交内容做净化输出。</w:t>
-      </w:r>
-    </w:p>
-    <w:p>
-      <w:pPr>
-        <w:pStyle w:val="a"/>
-        <w:ind w:left="422" w:hanging="422"/>
-      </w:pPr>
-      <w:r>
-        <w:rPr>
-          <w:rFonts w:hint="eastAsia"/>
-          <w:b/>
-        </w:rPr>
-        <w:t>保持引擎新鲜</w:t>
-      </w:r>
-      <w:r>
-        <w:rPr>
-          <w:rFonts w:hint="eastAsia"/>
-        </w:rPr>
-        <w:t>：</w:t>
-      </w:r>
-      <w:r>
-        <w:rPr>
-          <w:rFonts w:hint="eastAsia"/>
-        </w:rPr>
-        <w:t xml:space="preserve">App </w:t>
-      </w:r>
-      <w:r>
-        <w:rPr>
-          <w:rFonts w:hint="eastAsia"/>
-        </w:rPr>
-        <w:t>无法自带</w:t>
-      </w:r>
-      <w:r>
-        <w:rPr>
-          <w:rFonts w:hint="eastAsia"/>
-        </w:rPr>
-        <w:t xml:space="preserve"> WebKit </w:t>
-      </w:r>
-      <w:r>
-        <w:rPr>
-          <w:rFonts w:hint="eastAsia"/>
-        </w:rPr>
-        <w:t>补丁，依赖系统更新，因此应在崩溃与遥测中区分</w:t>
-      </w:r>
-      <w:r>
-        <w:rPr>
-          <w:rFonts w:hint="eastAsia"/>
-        </w:rPr>
-        <w:t xml:space="preserve"> iOS </w:t>
-      </w:r>
-      <w:r>
-        <w:rPr>
-          <w:rFonts w:hint="eastAsia"/>
-        </w:rPr>
-        <w:t>版本分布，把</w:t>
-      </w:r>
-      <w:r>
-        <w:rPr>
-          <w:rFonts w:hint="eastAsia"/>
-        </w:rPr>
-        <w:t>"</w:t>
-      </w:r>
-      <w:r>
-        <w:rPr>
-          <w:rFonts w:hint="eastAsia"/>
-        </w:rPr>
-        <w:t>低版本用户占比</w:t>
-      </w:r>
-      <w:r>
-        <w:rPr>
-          <w:rFonts w:hint="eastAsia"/>
-        </w:rPr>
-        <w:t>"</w:t>
-      </w:r>
-      <w:r>
-        <w:rPr>
-          <w:rFonts w:hint="eastAsia"/>
-        </w:rPr>
-        <w:t>作为风险指标推动升级引导。</w:t>
-      </w:r>
-    </w:p>
-    <w:p>
-      <w:pPr>
-        <w:pStyle w:val="a"/>
-        <w:ind w:left="422" w:hanging="422"/>
-      </w:pPr>
-      <w:r>
-        <w:rPr>
-          <w:rFonts w:hint="eastAsia"/>
-          <w:b/>
-        </w:rPr>
-        <w:t>第三方内容隔离</w:t>
-      </w:r>
-      <w:r>
-        <w:rPr>
-          <w:rFonts w:hint="eastAsia"/>
-        </w:rPr>
-        <w:t>：广告、客服机器人、外链预览等不可信内容优先使用独立进程或独立容器（</w:t>
-      </w:r>
-      <w:r>
-        <w:rPr>
-          <w:rFonts w:ascii="Consolas" w:hAnsi="Consolas"/>
-        </w:rPr>
-        <w:t>WKWebsiteDataStore</w:t>
-      </w:r>
-      <w:r>
-        <w:rPr>
-          <w:rFonts w:hint="eastAsia"/>
-        </w:rPr>
-        <w:t xml:space="preserve"> </w:t>
-      </w:r>
-      <w:r>
-        <w:rPr>
-          <w:rFonts w:hint="eastAsia"/>
-        </w:rPr>
-        <w:t>非持久化</w:t>
-      </w:r>
-      <w:r>
-        <w:rPr>
-          <w:rFonts w:hint="eastAsia"/>
-        </w:rPr>
-        <w:t>/</w:t>
-      </w:r>
-      <w:r>
-        <w:rPr>
-          <w:rFonts w:hint="eastAsia"/>
-        </w:rPr>
-        <w:t>隔离），减少</w:t>
-      </w:r>
-      <w:r>
-        <w:rPr>
-          <w:rFonts w:hint="eastAsia"/>
-        </w:rPr>
-        <w:t xml:space="preserve"> cookie </w:t>
-      </w:r>
-      <w:r>
-        <w:rPr>
-          <w:rFonts w:hint="eastAsia"/>
-        </w:rPr>
-        <w:t>与存储的共享面。</w:t>
-      </w:r>
-    </w:p>
-    <w:p>
-      <w:pPr>
-        <w:pStyle w:val="2"/>
-      </w:pPr>
-      <w:bookmarkStart w:id="33" w:name="_Toc242180262"/>
-      <w:r>
-        <w:rPr>
-          <w:rFonts w:hint="eastAsia"/>
-        </w:rPr>
-        <w:t xml:space="preserve">7.3 </w:t>
-      </w:r>
-      <w:r>
-        <w:rPr>
-          <w:rFonts w:hint="eastAsia"/>
-        </w:rPr>
-        <w:t>高风险个人</w:t>
+      <w:bookmarkStart w:id="33" w:name="_Toc242453586"/>
+      <w:r>
+        <w:rPr>
+          <w:rFonts w:hint="eastAsia"/>
+        </w:rPr>
+        <w:lastRenderedPageBreak/>
+        <w:t xml:space="preserve">7.4 </w:t>
+      </w:r>
+      <w:r>
+        <w:rPr>
+          <w:rFonts w:hint="eastAsia"/>
+        </w:rPr>
+        <w:t>检测与响应线索</w:t>
       </w:r>
       <w:bookmarkEnd w:id="33"/>
-    </w:p>
-    <w:p>
-      <w:pPr>
-        <w:pStyle w:val="a"/>
-        <w:ind w:left="420" w:hanging="420"/>
-      </w:pPr>
-      <w:r>
-        <w:rPr>
-          <w:rFonts w:hint="eastAsia"/>
-        </w:rPr>
-        <w:t>开启自动系统更新，优先使用近期设备（硬件与架构缓解更强）。</w:t>
-      </w:r>
-    </w:p>
-    <w:p>
-      <w:pPr>
-        <w:pStyle w:val="a"/>
-        <w:ind w:left="420" w:hanging="420"/>
-      </w:pPr>
-      <w:r>
-        <w:rPr>
-          <w:rFonts w:hint="eastAsia"/>
-        </w:rPr>
-        <w:t>对可疑链接坚持</w:t>
-      </w:r>
-      <w:r>
-        <w:rPr>
-          <w:rFonts w:hint="eastAsia"/>
-        </w:rPr>
-        <w:t>"</w:t>
-      </w:r>
-      <w:r>
-        <w:rPr>
-          <w:rFonts w:hint="eastAsia"/>
-        </w:rPr>
-        <w:t>不在原生浏览器打开、不登录、不复制粘贴内容到敏感表单</w:t>
-      </w:r>
-      <w:r>
-        <w:rPr>
-          <w:rFonts w:hint="eastAsia"/>
-        </w:rPr>
-        <w:t>"</w:t>
-      </w:r>
-      <w:r>
-        <w:rPr>
-          <w:rFonts w:hint="eastAsia"/>
-        </w:rPr>
-        <w:t>；重要账号使用独立设备与硬件密钥。</w:t>
-      </w:r>
-    </w:p>
-    <w:p>
-      <w:pPr>
-        <w:pStyle w:val="a"/>
-        <w:ind w:left="420" w:hanging="420"/>
-      </w:pPr>
-      <w:r>
-        <w:rPr>
-          <w:rFonts w:hint="eastAsia"/>
-        </w:rPr>
-        <w:t>面临国家级别或商业间谍软件威胁时，评估启用</w:t>
-      </w:r>
-      <w:r>
-        <w:rPr>
-          <w:rFonts w:hint="eastAsia"/>
-          <w:b/>
-        </w:rPr>
-        <w:t>锁定模式</w:t>
-      </w:r>
-      <w:r>
-        <w:rPr>
-          <w:rFonts w:hint="eastAsia"/>
-        </w:rPr>
-        <w:t>，并接受由此带来的功能限制；必要时咨询专业机构做设备取证。</w:t>
-      </w:r>
-    </w:p>
-    <w:p>
-      <w:pPr>
-        <w:pStyle w:val="a"/>
-        <w:ind w:left="420" w:hanging="420"/>
-      </w:pPr>
-      <w:r>
-        <w:rPr>
-          <w:rFonts w:hint="eastAsia"/>
-        </w:rPr>
-        <w:t>定期检查</w:t>
-      </w:r>
-      <w:r>
-        <w:rPr>
-          <w:rFonts w:hint="eastAsia"/>
-        </w:rPr>
-        <w:t xml:space="preserve"> Apple </w:t>
-      </w:r>
-      <w:r>
-        <w:rPr>
-          <w:rFonts w:hint="eastAsia"/>
-        </w:rPr>
-        <w:t>隐私报告中的</w:t>
-      </w:r>
-      <w:r>
-        <w:rPr>
-          <w:rFonts w:hint="eastAsia"/>
-        </w:rPr>
-        <w:t>"</w:t>
-      </w:r>
-      <w:r>
-        <w:rPr>
-          <w:rFonts w:hint="eastAsia"/>
-        </w:rPr>
-        <w:t>已警告您存在潜在的商业间谍软件攻击</w:t>
-      </w:r>
-      <w:r>
-        <w:rPr>
-          <w:rFonts w:hint="eastAsia"/>
-        </w:rPr>
-        <w:t>"</w:t>
-      </w:r>
-      <w:r>
-        <w:rPr>
-          <w:rFonts w:hint="eastAsia"/>
-        </w:rPr>
-        <w:t>提示，收到警告立即断网、保留证据并寻求帮助。</w:t>
-      </w:r>
-    </w:p>
-    <w:p>
-      <w:pPr>
-        <w:pStyle w:val="2"/>
-      </w:pPr>
-      <w:bookmarkStart w:id="34" w:name="_Toc242180263"/>
-      <w:r>
-        <w:rPr>
-          <w:rFonts w:hint="eastAsia"/>
-        </w:rPr>
-        <w:t xml:space="preserve">7.4 </w:t>
-      </w:r>
-      <w:r>
-        <w:rPr>
-          <w:rFonts w:hint="eastAsia"/>
-        </w:rPr>
-        <w:t>检测与响应线索</w:t>
-      </w:r>
-      <w:bookmarkEnd w:id="34"/>
     </w:p>
     <w:tbl>
       <w:tblPr>
@@ -17812,6 +17443,12 @@
         <w:gridCol w:w="3057"/>
       </w:tblGrid>
       <w:tr>
+        <w:tblPrEx>
+          <w:tblCellMar>
+            <w:top w:w="0" w:type="dxa"/>
+            <w:bottom w:w="0" w:type="dxa"/>
+          </w:tblCellMar>
+        </w:tblPrEx>
         <w:tc>
           <w:tcPr>
             <w:tcW w:w="1667" w:type="pct"/>
@@ -17883,6 +17520,12 @@
         </w:tc>
       </w:tr>
       <w:tr>
+        <w:tblPrEx>
+          <w:tblCellMar>
+            <w:top w:w="0" w:type="dxa"/>
+            <w:bottom w:w="0" w:type="dxa"/>
+          </w:tblCellMar>
+        </w:tblPrEx>
         <w:tc>
           <w:tcPr>
             <w:tcW w:w="1667" w:type="pct"/>
@@ -17976,6 +17619,12 @@
         </w:tc>
       </w:tr>
       <w:tr>
+        <w:tblPrEx>
+          <w:tblCellMar>
+            <w:top w:w="0" w:type="dxa"/>
+            <w:bottom w:w="0" w:type="dxa"/>
+          </w:tblCellMar>
+        </w:tblPrEx>
         <w:tc>
           <w:tcPr>
             <w:tcW w:w="1667" w:type="pct"/>
@@ -18055,6 +17704,12 @@
         </w:tc>
       </w:tr>
       <w:tr>
+        <w:tblPrEx>
+          <w:tblCellMar>
+            <w:top w:w="0" w:type="dxa"/>
+            <w:bottom w:w="0" w:type="dxa"/>
+          </w:tblCellMar>
+        </w:tblPrEx>
         <w:tc>
           <w:tcPr>
             <w:tcW w:w="1667" w:type="pct"/>
@@ -18141,6 +17796,12 @@
         </w:tc>
       </w:tr>
       <w:tr>
+        <w:tblPrEx>
+          <w:tblCellMar>
+            <w:top w:w="0" w:type="dxa"/>
+            <w:bottom w:w="0" w:type="dxa"/>
+          </w:tblCellMar>
+        </w:tblPrEx>
         <w:tc>
           <w:tcPr>
             <w:tcW w:w="1667" w:type="pct"/>
@@ -18213,6 +17874,12 @@
         </w:tc>
       </w:tr>
       <w:tr>
+        <w:tblPrEx>
+          <w:tblCellMar>
+            <w:top w:w="0" w:type="dxa"/>
+            <w:bottom w:w="0" w:type="dxa"/>
+          </w:tblCellMar>
+        </w:tblPrEx>
         <w:tc>
           <w:tcPr>
             <w:tcW w:w="1667" w:type="pct"/>
@@ -18294,6 +17961,11 @@
     </w:tbl>
     <w:p/>
     <w:p>
+      <w:pPr>
+        <w:rPr>
+          <w:rFonts w:hint="eastAsia"/>
+        </w:rPr>
+      </w:pPr>
       <w:r>
         <w:rPr>
           <w:rFonts w:hint="eastAsia"/>
@@ -18431,20 +18103,27 @@
     <w:p>
       <w:pPr>
         <w:pStyle w:val="1"/>
+        <w:rPr>
+          <w:rFonts w:hint="eastAsia"/>
+        </w:rPr>
       </w:pPr>
-      <w:bookmarkStart w:id="35" w:name="_Toc242180264"/>
-      <w:r>
-        <w:rPr>
-          <w:rFonts w:hint="eastAsia"/>
-        </w:rPr>
+      <w:bookmarkStart w:id="34" w:name="_Toc242453587"/>
+      <w:r>
+        <w:rPr>
+          <w:rFonts w:hint="eastAsia"/>
+        </w:rPr>
+        <w:lastRenderedPageBreak/>
         <w:t>八、趋势展望</w:t>
       </w:r>
-      <w:bookmarkEnd w:id="35"/>
+      <w:bookmarkEnd w:id="34"/>
     </w:p>
     <w:p>
       <w:pPr>
         <w:pStyle w:val="a"/>
         <w:ind w:left="422" w:hanging="422"/>
+        <w:rPr>
+          <w:rFonts w:hint="eastAsia"/>
+        </w:rPr>
       </w:pPr>
       <w:r>
         <w:rPr>
@@ -18514,6 +18193,9 @@
       <w:pPr>
         <w:pStyle w:val="a"/>
         <w:ind w:left="422" w:hanging="422"/>
+        <w:rPr>
+          <w:rFonts w:hint="eastAsia"/>
+        </w:rPr>
       </w:pPr>
       <w:r>
         <w:rPr>
@@ -18581,6 +18263,9 @@
       <w:pPr>
         <w:pStyle w:val="a"/>
         <w:ind w:left="422" w:hanging="422"/>
+        <w:rPr>
+          <w:rFonts w:hint="eastAsia"/>
+        </w:rPr>
       </w:pPr>
       <w:r>
         <w:rPr>
@@ -18621,6 +18306,9 @@
       <w:pPr>
         <w:pStyle w:val="a"/>
         <w:ind w:left="422" w:hanging="422"/>
+        <w:rPr>
+          <w:rFonts w:hint="eastAsia"/>
+        </w:rPr>
       </w:pPr>
       <w:r>
         <w:rPr>
@@ -18688,6 +18376,9 @@
       <w:pPr>
         <w:pStyle w:val="a"/>
         <w:ind w:left="422" w:hanging="422"/>
+        <w:rPr>
+          <w:rFonts w:hint="eastAsia"/>
+        </w:rPr>
       </w:pPr>
       <w:r>
         <w:rPr>
@@ -18840,6 +18531,9 @@
       <w:pPr>
         <w:pStyle w:val="a"/>
         <w:ind w:left="422" w:hanging="422"/>
+        <w:rPr>
+          <w:rFonts w:hint="eastAsia"/>
+        </w:rPr>
       </w:pPr>
       <w:r>
         <w:rPr>
@@ -18858,21 +18552,28 @@
     <w:p>
       <w:pPr>
         <w:pStyle w:val="1"/>
+        <w:rPr>
+          <w:rFonts w:hint="eastAsia"/>
+        </w:rPr>
       </w:pPr>
-      <w:bookmarkStart w:id="36" w:name="_Toc242180265"/>
-      <w:r>
-        <w:rPr>
-          <w:rFonts w:hint="eastAsia"/>
-        </w:rPr>
+      <w:bookmarkStart w:id="35" w:name="_Toc242453588"/>
+      <w:r>
+        <w:rPr>
+          <w:rFonts w:hint="eastAsia"/>
+        </w:rPr>
+        <w:lastRenderedPageBreak/>
         <w:t>附录</w:t>
       </w:r>
-      <w:bookmarkEnd w:id="36"/>
+      <w:bookmarkEnd w:id="35"/>
     </w:p>
     <w:p>
       <w:pPr>
         <w:pStyle w:val="2"/>
+        <w:rPr>
+          <w:rFonts w:hint="eastAsia"/>
+        </w:rPr>
       </w:pPr>
-      <w:bookmarkStart w:id="37" w:name="_Toc242180266"/>
+      <w:bookmarkStart w:id="36" w:name="_Toc242453589"/>
       <w:r>
         <w:rPr>
           <w:rFonts w:hint="eastAsia"/>
@@ -18891,7 +18592,7 @@
         </w:rPr>
         <w:t>术语表</w:t>
       </w:r>
-      <w:bookmarkEnd w:id="37"/>
+      <w:bookmarkEnd w:id="36"/>
     </w:p>
     <w:tbl>
       <w:tblPr>
@@ -18911,6 +18612,12 @@
         <w:gridCol w:w="4588"/>
       </w:tblGrid>
       <w:tr>
+        <w:tblPrEx>
+          <w:tblCellMar>
+            <w:top w:w="0" w:type="dxa"/>
+            <w:bottom w:w="0" w:type="dxa"/>
+          </w:tblCellMar>
+        </w:tblPrEx>
         <w:tc>
           <w:tcPr>
             <w:tcW w:w="2500" w:type="pct"/>
@@ -18959,6 +18666,12 @@
         </w:tc>
       </w:tr>
       <w:tr>
+        <w:tblPrEx>
+          <w:tblCellMar>
+            <w:top w:w="0" w:type="dxa"/>
+            <w:bottom w:w="0" w:type="dxa"/>
+          </w:tblCellMar>
+        </w:tblPrEx>
         <w:tc>
           <w:tcPr>
             <w:tcW w:w="2500" w:type="pct"/>
@@ -19051,6 +18764,12 @@
         </w:tc>
       </w:tr>
       <w:tr>
+        <w:tblPrEx>
+          <w:tblCellMar>
+            <w:top w:w="0" w:type="dxa"/>
+            <w:bottom w:w="0" w:type="dxa"/>
+          </w:tblCellMar>
+        </w:tblPrEx>
         <w:tc>
           <w:tcPr>
             <w:tcW w:w="2500" w:type="pct"/>
@@ -19144,6 +18863,12 @@
         </w:tc>
       </w:tr>
       <w:tr>
+        <w:tblPrEx>
+          <w:tblCellMar>
+            <w:top w:w="0" w:type="dxa"/>
+            <w:bottom w:w="0" w:type="dxa"/>
+          </w:tblCellMar>
+        </w:tblPrEx>
         <w:tc>
           <w:tcPr>
             <w:tcW w:w="2500" w:type="pct"/>
@@ -19202,6 +18927,12 @@
         </w:tc>
       </w:tr>
       <w:tr>
+        <w:tblPrEx>
+          <w:tblCellMar>
+            <w:top w:w="0" w:type="dxa"/>
+            <w:bottom w:w="0" w:type="dxa"/>
+          </w:tblCellMar>
+        </w:tblPrEx>
         <w:tc>
           <w:tcPr>
             <w:tcW w:w="2500" w:type="pct"/>
@@ -19245,6 +18976,12 @@
         </w:tc>
       </w:tr>
       <w:tr>
+        <w:tblPrEx>
+          <w:tblCellMar>
+            <w:top w:w="0" w:type="dxa"/>
+            <w:bottom w:w="0" w:type="dxa"/>
+          </w:tblCellMar>
+        </w:tblPrEx>
         <w:tc>
           <w:tcPr>
             <w:tcW w:w="2500" w:type="pct"/>
@@ -19289,6 +19026,12 @@
         </w:tc>
       </w:tr>
       <w:tr>
+        <w:tblPrEx>
+          <w:tblCellMar>
+            <w:top w:w="0" w:type="dxa"/>
+            <w:bottom w:w="0" w:type="dxa"/>
+          </w:tblCellMar>
+        </w:tblPrEx>
         <w:tc>
           <w:tcPr>
             <w:tcW w:w="2500" w:type="pct"/>
@@ -19332,6 +19075,12 @@
         </w:tc>
       </w:tr>
       <w:tr>
+        <w:tblPrEx>
+          <w:tblCellMar>
+            <w:top w:w="0" w:type="dxa"/>
+            <w:bottom w:w="0" w:type="dxa"/>
+          </w:tblCellMar>
+        </w:tblPrEx>
         <w:tc>
           <w:tcPr>
             <w:tcW w:w="2500" w:type="pct"/>
@@ -19389,6 +19138,12 @@
         </w:tc>
       </w:tr>
       <w:tr>
+        <w:tblPrEx>
+          <w:tblCellMar>
+            <w:top w:w="0" w:type="dxa"/>
+            <w:bottom w:w="0" w:type="dxa"/>
+          </w:tblCellMar>
+        </w:tblPrEx>
         <w:tc>
           <w:tcPr>
             <w:tcW w:w="2500" w:type="pct"/>
@@ -19446,6 +19201,12 @@
         </w:tc>
       </w:tr>
       <w:tr>
+        <w:tblPrEx>
+          <w:tblCellMar>
+            <w:top w:w="0" w:type="dxa"/>
+            <w:bottom w:w="0" w:type="dxa"/>
+          </w:tblCellMar>
+        </w:tblPrEx>
         <w:tc>
           <w:tcPr>
             <w:tcW w:w="2500" w:type="pct"/>
@@ -19490,6 +19251,12 @@
         </w:tc>
       </w:tr>
       <w:tr>
+        <w:tblPrEx>
+          <w:tblCellMar>
+            <w:top w:w="0" w:type="dxa"/>
+            <w:bottom w:w="0" w:type="dxa"/>
+          </w:tblCellMar>
+        </w:tblPrEx>
         <w:tc>
           <w:tcPr>
             <w:tcW w:w="2500" w:type="pct"/>
@@ -19533,6 +19300,12 @@
         </w:tc>
       </w:tr>
       <w:tr>
+        <w:tblPrEx>
+          <w:tblCellMar>
+            <w:top w:w="0" w:type="dxa"/>
+            <w:bottom w:w="0" w:type="dxa"/>
+          </w:tblCellMar>
+        </w:tblPrEx>
         <w:tc>
           <w:tcPr>
             <w:tcW w:w="2500" w:type="pct"/>
@@ -19576,6 +19349,12 @@
         </w:tc>
       </w:tr>
       <w:tr>
+        <w:tblPrEx>
+          <w:tblCellMar>
+            <w:top w:w="0" w:type="dxa"/>
+            <w:bottom w:w="0" w:type="dxa"/>
+          </w:tblCellMar>
+        </w:tblPrEx>
         <w:tc>
           <w:tcPr>
             <w:tcW w:w="2500" w:type="pct"/>
@@ -19640,6 +19419,12 @@
         </w:tc>
       </w:tr>
       <w:tr>
+        <w:tblPrEx>
+          <w:tblCellMar>
+            <w:top w:w="0" w:type="dxa"/>
+            <w:bottom w:w="0" w:type="dxa"/>
+          </w:tblCellMar>
+        </w:tblPrEx>
         <w:tc>
           <w:tcPr>
             <w:tcW w:w="2500" w:type="pct"/>
@@ -19683,6 +19468,12 @@
         </w:tc>
       </w:tr>
       <w:tr>
+        <w:tblPrEx>
+          <w:tblCellMar>
+            <w:top w:w="0" w:type="dxa"/>
+            <w:bottom w:w="0" w:type="dxa"/>
+          </w:tblCellMar>
+        </w:tblPrEx>
         <w:tc>
           <w:tcPr>
             <w:tcW w:w="2500" w:type="pct"/>
@@ -19740,6 +19531,12 @@
         </w:tc>
       </w:tr>
       <w:tr>
+        <w:tblPrEx>
+          <w:tblCellMar>
+            <w:top w:w="0" w:type="dxa"/>
+            <w:bottom w:w="0" w:type="dxa"/>
+          </w:tblCellMar>
+        </w:tblPrEx>
         <w:tc>
           <w:tcPr>
             <w:tcW w:w="2500" w:type="pct"/>
@@ -19797,6 +19594,12 @@
         </w:tc>
       </w:tr>
       <w:tr>
+        <w:tblPrEx>
+          <w:tblCellMar>
+            <w:top w:w="0" w:type="dxa"/>
+            <w:bottom w:w="0" w:type="dxa"/>
+          </w:tblCellMar>
+        </w:tblPrEx>
         <w:tc>
           <w:tcPr>
             <w:tcW w:w="2500" w:type="pct"/>
@@ -19896,6 +19699,12 @@
         </w:tc>
       </w:tr>
       <w:tr>
+        <w:tblPrEx>
+          <w:tblCellMar>
+            <w:top w:w="0" w:type="dxa"/>
+            <w:bottom w:w="0" w:type="dxa"/>
+          </w:tblCellMar>
+        </w:tblPrEx>
         <w:tc>
           <w:tcPr>
             <w:tcW w:w="2500" w:type="pct"/>
@@ -19946,6 +19755,12 @@
         </w:tc>
       </w:tr>
       <w:tr>
+        <w:tblPrEx>
+          <w:tblCellMar>
+            <w:top w:w="0" w:type="dxa"/>
+            <w:bottom w:w="0" w:type="dxa"/>
+          </w:tblCellMar>
+        </w:tblPrEx>
         <w:tc>
           <w:tcPr>
             <w:tcW w:w="2500" w:type="pct"/>
@@ -19996,6 +19811,12 @@
         </w:tc>
       </w:tr>
       <w:tr>
+        <w:tblPrEx>
+          <w:tblCellMar>
+            <w:top w:w="0" w:type="dxa"/>
+            <w:bottom w:w="0" w:type="dxa"/>
+          </w:tblCellMar>
+        </w:tblPrEx>
         <w:tc>
           <w:tcPr>
             <w:tcW w:w="2500" w:type="pct"/>
@@ -20046,6 +19867,12 @@
         </w:tc>
       </w:tr>
       <w:tr>
+        <w:tblPrEx>
+          <w:tblCellMar>
+            <w:top w:w="0" w:type="dxa"/>
+            <w:bottom w:w="0" w:type="dxa"/>
+          </w:tblCellMar>
+        </w:tblPrEx>
         <w:tc>
           <w:tcPr>
             <w:tcW w:w="2500" w:type="pct"/>
@@ -20090,6 +19917,12 @@
         </w:tc>
       </w:tr>
       <w:tr>
+        <w:tblPrEx>
+          <w:tblCellMar>
+            <w:top w:w="0" w:type="dxa"/>
+            <w:bottom w:w="0" w:type="dxa"/>
+          </w:tblCellMar>
+        </w:tblPrEx>
         <w:tc>
           <w:tcPr>
             <w:tcW w:w="2500" w:type="pct"/>
@@ -20138,8 +19971,11 @@
     <w:p>
       <w:pPr>
         <w:pStyle w:val="2"/>
+        <w:rPr>
+          <w:rFonts w:hint="eastAsia"/>
+        </w:rPr>
       </w:pPr>
-      <w:bookmarkStart w:id="38" w:name="_Toc242180267"/>
+      <w:bookmarkStart w:id="37" w:name="_Toc242453590"/>
       <w:r>
         <w:rPr>
           <w:rFonts w:hint="eastAsia"/>
@@ -20158,12 +19994,15 @@
         </w:rPr>
         <w:t>参考资料</w:t>
       </w:r>
-      <w:bookmarkEnd w:id="38"/>
+      <w:bookmarkEnd w:id="37"/>
     </w:p>
     <w:p>
       <w:pPr>
         <w:pStyle w:val="a"/>
         <w:ind w:left="420" w:hanging="420"/>
+        <w:rPr>
+          <w:rFonts w:hint="eastAsia"/>
+        </w:rPr>
       </w:pPr>
       <w:r>
         <w:rPr>
@@ -20193,37 +20032,16 @@
         <w:rPr>
           <w:rFonts w:hint="eastAsia"/>
         </w:rPr>
-        <w:t xml:space="preserve"> https://webkit.org/blog/1</w:t>
-      </w:r>
-      <w:r>
-        <w:rPr>
-          <w:rFonts w:hint="eastAsia"/>
-        </w:rPr>
-        <w:t>t.me/one00190</w:t>
-      </w:r>
-      <w:r>
-        <w:rPr>
-          <w:rFonts w:hint="eastAsia"/>
-        </w:rPr>
-        <w:t>3</w:t>
-      </w:r>
-      <w:r>
-        <w:rPr>
-          <w:rFonts w:hint="eastAsia"/>
-        </w:rPr>
-        <w:t>t.me/one00190</w:t>
-      </w:r>
-      <w:r>
-        <w:rPr>
-          <w:rFonts w:hint="eastAsia"/>
-        </w:rPr>
-        <w:t>8/speculation-in-javascriptcore/</w:t>
+        <w:t xml:space="preserve"> https://webkit.org/blog/10308/speculation-in-javascriptcore/</w:t>
       </w:r>
     </w:p>
     <w:p>
       <w:pPr>
         <w:pStyle w:val="a"/>
         <w:ind w:left="420" w:hanging="420"/>
+        <w:rPr>
+          <w:rFonts w:hint="eastAsia"/>
+        </w:rPr>
       </w:pPr>
       <w:r>
         <w:rPr>
@@ -20253,25 +20071,16 @@
         <w:rPr>
           <w:rFonts w:hint="eastAsia"/>
         </w:rPr>
-        <w:t xml:space="preserve"> https://webkit.org/blog/8</w:t>
-      </w:r>
-      <w:r>
-        <w:rPr>
-          <w:rFonts w:hint="eastAsia"/>
-        </w:rPr>
-        <w:t>t.me/one00190</w:t>
-      </w:r>
-      <w:r>
-        <w:rPr>
-          <w:rFonts w:hint="eastAsia"/>
-        </w:rPr>
-        <w:t>48/what-spectre-and-meltdown-mean-for-webkit/</w:t>
+        <w:t xml:space="preserve"> https://webkit.org/blog/8048/what-spectre-and-meltdown-mean-for-webkit/</w:t>
       </w:r>
     </w:p>
     <w:p>
       <w:pPr>
         <w:pStyle w:val="a"/>
         <w:ind w:left="420" w:hanging="420"/>
+        <w:rPr>
+          <w:rFonts w:hint="eastAsia"/>
+        </w:rPr>
       </w:pPr>
       <w:r>
         <w:rPr>
@@ -20308,6 +20117,9 @@
       <w:pPr>
         <w:pStyle w:val="a"/>
         <w:ind w:left="420" w:hanging="420"/>
+        <w:rPr>
+          <w:rFonts w:hint="eastAsia"/>
+        </w:rPr>
       </w:pPr>
       <w:r>
         <w:rPr>
@@ -20349,49 +20161,16 @@
         <w:rPr>
           <w:rFonts w:hint="eastAsia"/>
         </w:rPr>
-        <w:t>https://projectzero.google/2</w:t>
-      </w:r>
-      <w:r>
-        <w:rPr>
-          <w:rFonts w:hint="eastAsia"/>
-        </w:rPr>
-        <w:t>t.me/one00190</w:t>
-      </w:r>
-      <w:r>
-        <w:rPr>
-          <w:rFonts w:hint="eastAsia"/>
-        </w:rPr>
-        <w:t>2</w:t>
-      </w:r>
-      <w:r>
-        <w:rPr>
-          <w:rFonts w:hint="eastAsia"/>
-        </w:rPr>
-        <w:t>t.me/one00190</w:t>
-      </w:r>
-      <w:r>
-        <w:rPr>
-          <w:rFonts w:hint="eastAsia"/>
-        </w:rPr>
-        <w:t>/</w:t>
-      </w:r>
-      <w:r>
-        <w:rPr>
-          <w:rFonts w:hint="eastAsia"/>
-        </w:rPr>
-        <w:t>t.me/one00190</w:t>
-      </w:r>
-      <w:r>
-        <w:rPr>
-          <w:rFonts w:hint="eastAsia"/>
-        </w:rPr>
-        <w:t>9/jitsploitation-two.html</w:t>
+        <w:t>https://projectzero.google/2020/09/jitsploitation-two.html</w:t>
       </w:r>
     </w:p>
     <w:p>
       <w:pPr>
         <w:pStyle w:val="a"/>
         <w:ind w:left="420" w:hanging="420"/>
+        <w:rPr>
+          <w:rFonts w:hint="eastAsia"/>
+        </w:rPr>
       </w:pPr>
       <w:r>
         <w:rPr>
@@ -20421,25 +20200,16 @@
         <w:rPr>
           <w:rFonts w:hint="eastAsia"/>
         </w:rPr>
-        <w:t>https://docs.webkit.org/Deep%2</w:t>
-      </w:r>
-      <w:r>
-        <w:rPr>
-          <w:rFonts w:hint="eastAsia"/>
-        </w:rPr>
-        <w:t>t.me/one00190</w:t>
-      </w:r>
-      <w:r>
-        <w:rPr>
-          <w:rFonts w:hint="eastAsia"/>
-        </w:rPr>
-        <w:t>Dive/JSC/JavaScriptCore.html</w:t>
+        <w:t>https://docs.webkit.org/Deep%20Dive/JSC/JavaScriptCore.html</w:t>
       </w:r>
     </w:p>
     <w:p>
       <w:pPr>
         <w:pStyle w:val="a"/>
         <w:ind w:left="420" w:hanging="420"/>
+        <w:rPr>
+          <w:rFonts w:hint="eastAsia"/>
+        </w:rPr>
       </w:pPr>
       <w:r>
         <w:rPr>
@@ -20470,6 +20240,9 @@
       <w:pPr>
         <w:pStyle w:val="a"/>
         <w:ind w:left="420" w:hanging="420"/>
+        <w:rPr>
+          <w:rFonts w:hint="eastAsia"/>
+        </w:rPr>
       </w:pPr>
       <w:r>
         <w:rPr>
@@ -20494,6 +20267,9 @@
       <w:pPr>
         <w:pStyle w:val="a"/>
         <w:ind w:left="420" w:hanging="420"/>
+        <w:rPr>
+          <w:rFonts w:hint="eastAsia"/>
+        </w:rPr>
       </w:pPr>
       <w:r>
         <w:rPr>
@@ -20524,6 +20300,9 @@
       <w:pPr>
         <w:pStyle w:val="a"/>
         <w:ind w:left="420" w:hanging="420"/>
+        <w:rPr>
+          <w:rFonts w:hint="eastAsia"/>
+        </w:rPr>
       </w:pPr>
       <w:r>
         <w:rPr>
@@ -20541,31 +20320,7 @@
         <w:rPr>
           <w:rFonts w:hint="eastAsia"/>
         </w:rPr>
-        <w:t>https://www.cve.org/CVERecord?id=CVE-2</w:t>
-      </w:r>
-      <w:r>
-        <w:rPr>
-          <w:rFonts w:hint="eastAsia"/>
-        </w:rPr>
-        <w:t>t.me/one00190</w:t>
-      </w:r>
-      <w:r>
-        <w:rPr>
-          <w:rFonts w:hint="eastAsia"/>
-        </w:rPr>
-        <w:t>19-86</w:t>
-      </w:r>
-      <w:r>
-        <w:rPr>
-          <w:rFonts w:hint="eastAsia"/>
-        </w:rPr>
-        <w:t>t.me/one00190</w:t>
-      </w:r>
-      <w:r>
-        <w:rPr>
-          <w:rFonts w:hint="eastAsia"/>
-        </w:rPr>
-        <w:t xml:space="preserve">5 </w:t>
+        <w:t xml:space="preserve">https://www.cve.org/CVERecord?id=CVE-2019-8605 </w:t>
       </w:r>
       <w:r>
         <w:rPr>
@@ -20577,37 +20332,16 @@
         <w:rPr>
           <w:rFonts w:hint="eastAsia"/>
         </w:rPr>
-        <w:t>https://nvd.nist.gov/vuln/detail/cve-2</w:t>
-      </w:r>
-      <w:r>
-        <w:rPr>
-          <w:rFonts w:hint="eastAsia"/>
-        </w:rPr>
-        <w:t>t.me/one00190</w:t>
-      </w:r>
-      <w:r>
-        <w:rPr>
-          <w:rFonts w:hint="eastAsia"/>
-        </w:rPr>
-        <w:t>19-86</w:t>
-      </w:r>
-      <w:r>
-        <w:rPr>
-          <w:rFonts w:hint="eastAsia"/>
-        </w:rPr>
-        <w:t>t.me/one00190</w:t>
-      </w:r>
-      <w:r>
-        <w:rPr>
-          <w:rFonts w:hint="eastAsia"/>
-        </w:rPr>
-        <w:t>5</w:t>
+        <w:t>https://nvd.nist.gov/vuln/detail/cve-2019-8605</w:t>
       </w:r>
     </w:p>
     <w:p>
       <w:pPr>
         <w:pStyle w:val="a"/>
         <w:ind w:left="420" w:hanging="420"/>
+        <w:rPr>
+          <w:rFonts w:hint="eastAsia"/>
+        </w:rPr>
       </w:pPr>
       <w:r>
         <w:rPr>
@@ -20632,11 +20366,15 @@
       <w:pPr>
         <w:pStyle w:val="a"/>
         <w:ind w:left="420" w:hanging="420"/>
+        <w:rPr>
+          <w:rFonts w:hint="eastAsia"/>
+        </w:rPr>
       </w:pPr>
       <w:r>
         <w:rPr>
           <w:rFonts w:hint="eastAsia"/>
         </w:rPr>
+        <w:lastRenderedPageBreak/>
         <w:t>Google TAG</w:t>
       </w:r>
       <w:r>
@@ -20709,8 +20447,11 @@
     <w:p>
       <w:pPr>
         <w:pStyle w:val="2"/>
+        <w:rPr>
+          <w:rFonts w:hint="eastAsia"/>
+        </w:rPr>
       </w:pPr>
-      <w:bookmarkStart w:id="39" w:name="_Toc242180268"/>
+      <w:bookmarkStart w:id="38" w:name="_Toc242453591"/>
       <w:r>
         <w:rPr>
           <w:rFonts w:hint="eastAsia"/>
@@ -20729,7 +20470,7 @@
         </w:rPr>
         <w:t>版本与说明</w:t>
       </w:r>
-      <w:bookmarkEnd w:id="39"/>
+      <w:bookmarkEnd w:id="38"/>
     </w:p>
     <w:tbl>
       <w:tblPr>
@@ -20749,6 +20490,12 @@
         <w:gridCol w:w="4588"/>
       </w:tblGrid>
       <w:tr>
+        <w:tblPrEx>
+          <w:tblCellMar>
+            <w:top w:w="0" w:type="dxa"/>
+            <w:bottom w:w="0" w:type="dxa"/>
+          </w:tblCellMar>
+        </w:tblPrEx>
         <w:tc>
           <w:tcPr>
             <w:tcW w:w="2500" w:type="pct"/>
@@ -20797,6 +20544,12 @@
         </w:tc>
       </w:tr>
       <w:tr>
+        <w:tblPrEx>
+          <w:tblCellMar>
+            <w:top w:w="0" w:type="dxa"/>
+            <w:bottom w:w="0" w:type="dxa"/>
+          </w:tblCellMar>
+        </w:tblPrEx>
         <w:tc>
           <w:tcPr>
             <w:tcW w:w="2500" w:type="pct"/>
@@ -20835,14 +20588,7 @@
                 <w:rFonts w:hint="eastAsia"/>
                 <w:sz w:val="18"/>
               </w:rPr>
-              <w:t>v1.</w:t>
-            </w:r>
-            <w:r>
-              <w:rPr>
-                <w:rFonts w:hint="eastAsia"/>
-                <w:sz w:val="18"/>
-              </w:rPr>
-              <w:t>t.me/one00190</w:t>
+              <w:t>v1.0</w:t>
             </w:r>
             <w:r>
               <w:rPr>
@@ -20856,49 +20602,7 @@
                 <w:rFonts w:hint="eastAsia"/>
                 <w:sz w:val="18"/>
               </w:rPr>
-              <w:t>2</w:t>
-            </w:r>
-            <w:r>
-              <w:rPr>
-                <w:rFonts w:hint="eastAsia"/>
-                <w:sz w:val="18"/>
-              </w:rPr>
-              <w:t>t.me/one00190</w:t>
-            </w:r>
-            <w:r>
-              <w:rPr>
-                <w:rFonts w:hint="eastAsia"/>
-                <w:sz w:val="18"/>
-              </w:rPr>
-              <w:t>26-1</w:t>
-            </w:r>
-            <w:r>
-              <w:rPr>
-                <w:rFonts w:hint="eastAsia"/>
-                <w:sz w:val="18"/>
-              </w:rPr>
-              <w:t>t.me/one00190</w:t>
-            </w:r>
-            <w:r>
-              <w:rPr>
-                <w:rFonts w:hint="eastAsia"/>
-                <w:sz w:val="18"/>
-              </w:rPr>
-              <w:t>-</w:t>
-            </w:r>
-            <w:r>
-              <w:rPr>
-                <w:rFonts w:hint="eastAsia"/>
-                <w:sz w:val="18"/>
-              </w:rPr>
-              <w:t>t.me/one00190</w:t>
-            </w:r>
-            <w:r>
-              <w:rPr>
-                <w:rFonts w:hint="eastAsia"/>
-                <w:sz w:val="18"/>
-              </w:rPr>
-              <w:t>6</w:t>
+              <w:t>2026-10-06</w:t>
             </w:r>
             <w:r>
               <w:rPr>
@@ -20911,6 +20615,12 @@
         </w:tc>
       </w:tr>
       <w:tr>
+        <w:tblPrEx>
+          <w:tblCellMar>
+            <w:top w:w="0" w:type="dxa"/>
+            <w:bottom w:w="0" w:type="dxa"/>
+          </w:tblCellMar>
+        </w:tblPrEx>
         <w:tc>
           <w:tcPr>
             <w:tcW w:w="2500" w:type="pct"/>
@@ -20949,21 +20659,7 @@
                 <w:rFonts w:hint="eastAsia"/>
                 <w:sz w:val="18"/>
               </w:rPr>
-              <w:t>2</w:t>
-            </w:r>
-            <w:r>
-              <w:rPr>
-                <w:rFonts w:hint="eastAsia"/>
-                <w:sz w:val="18"/>
-              </w:rPr>
-              <w:t>t.me/one00190</w:t>
-            </w:r>
-            <w:r>
-              <w:rPr>
-                <w:rFonts w:hint="eastAsia"/>
-                <w:sz w:val="18"/>
-              </w:rPr>
-              <w:t xml:space="preserve">19 </w:t>
+              <w:t xml:space="preserve">2019 </w:t>
             </w:r>
             <w:r>
               <w:rPr>
@@ -20977,21 +20673,7 @@
                 <w:rFonts w:hint="eastAsia"/>
                 <w:sz w:val="18"/>
               </w:rPr>
-              <w:t>2</w:t>
-            </w:r>
-            <w:r>
-              <w:rPr>
-                <w:rFonts w:hint="eastAsia"/>
-                <w:sz w:val="18"/>
-              </w:rPr>
-              <w:t>t.me/one00190</w:t>
-            </w:r>
-            <w:r>
-              <w:rPr>
-                <w:rFonts w:hint="eastAsia"/>
-                <w:sz w:val="18"/>
-              </w:rPr>
-              <w:t xml:space="preserve">25 </w:t>
+              <w:t xml:space="preserve">2025 </w:t>
             </w:r>
             <w:r>
               <w:rPr>
@@ -21018,6 +20700,12 @@
         </w:tc>
       </w:tr>
       <w:tr>
+        <w:tblPrEx>
+          <w:tblCellMar>
+            <w:top w:w="0" w:type="dxa"/>
+            <w:bottom w:w="0" w:type="dxa"/>
+          </w:tblCellMar>
+        </w:tblPrEx>
         <w:tc>
           <w:tcPr>
             <w:tcW w:w="2500" w:type="pct"/>
@@ -21153,6 +20841,12 @@
         </w:tc>
       </w:tr>
       <w:tr>
+        <w:tblPrEx>
+          <w:tblCellMar>
+            <w:top w:w="0" w:type="dxa"/>
+            <w:bottom w:w="0" w:type="dxa"/>
+          </w:tblCellMar>
+        </w:tblPrEx>
         <w:tc>
           <w:tcPr>
             <w:tcW w:w="2500" w:type="pct"/>
@@ -21202,6 +20896,7 @@
       <w:pPr>
         <w:ind w:left="280"/>
         <w:rPr>
+          <w:rFonts w:hint="eastAsia"/>
           <w:i/>
           <w:color w:val="595959"/>
         </w:rPr>
@@ -21216,6 +20911,11 @@
       </w:r>
     </w:p>
     <w:p>
+      <w:pPr>
+        <w:rPr>
+          <w:rFonts w:hint="eastAsia"/>
+        </w:rPr>
+      </w:pPr>
       <w:r>
         <w:rPr>
           <w:rFonts w:hint="eastAsia"/>
@@ -21250,19 +20950,20 @@
         <w:rPr>
           <w:rFonts w:hint="eastAsia"/>
         </w:rPr>
-        <w:t>https://t.me/pjx712</w:t>
-      </w:r>
-      <w:r>
-        <w:rPr>
-          <w:rFonts w:hint="eastAsia"/>
-        </w:rPr>
-        <w:t>t.me/one00190</w:t>
+        <w:t>https://t.me/one00190</w:t>
       </w:r>
     </w:p>
-    <w:p/>
+    <w:p>
+      <w:bookmarkStart w:id="39" w:name="_GoBack"/>
+      <w:bookmarkEnd w:id="39"/>
+    </w:p>
     <w:sectPr>
-      <w:headerReference w:type="default" r:id="rId7"/>
-      <w:footerReference w:type="default" r:id="rId8"/>
+      <w:headerReference w:type="even" r:id="rId7"/>
+      <w:headerReference w:type="default" r:id="rId8"/>
+      <w:footerReference w:type="even" r:id="rId9"/>
+      <w:footerReference w:type="default" r:id="rId10"/>
+      <w:headerReference w:type="first" r:id="rId11"/>
+      <w:footerReference w:type="first" r:id="rId12"/>
       <w:pgSz w:w="11906" w:h="16838"/>
       <w:pgMar w:top="1440" w:right="1360" w:bottom="1440" w:left="1360" w:header="851" w:footer="992" w:gutter="0"/>
       <w:cols w:space="720"/>
@@ -21298,6 +20999,16 @@
 </file>
 
 <file path=word/footer1.xml><?xml version="1.0" encoding="utf-8"?>
+<w:ftr xmlns:wpc="http://schemas.microsoft.com/office/word/2010/wordprocessingCanvas" xmlns:cx="http://schemas.microsoft.com/office/drawing/2014/chartex" xmlns:mc="http://schemas.openxmlformats.org/markup-compatibility/2006" xmlns:o="urn:schemas-microsoft-com:office:office" xmlns:r="http://schemas.openxmlformats.org/officeDocument/2006/relationships" xmlns:m="http://schemas.openxmlformats.org/officeDocument/2006/math" xmlns:v="urn:schemas-microsoft-com:vml" xmlns:wp14="http://schemas.microsoft.com/office/word/2010/wordprocessingDrawing" xmlns:wp="http://schemas.openxmlformats.org/drawingml/2006/wordprocessingDrawing" xmlns:w10="urn:schemas-microsoft-com:office:word" xmlns:w="http://schemas.openxmlformats.org/wordprocessingml/2006/main" xmlns:w14="http://schemas.microsoft.com/office/word/2010/wordml" xmlns:w15="http://schemas.microsoft.com/office/word/2012/wordml" xmlns:w16se="http://schemas.microsoft.com/office/word/2015/wordml/symex" xmlns:wpg="http://schemas.microsoft.com/office/word/2010/wordprocessingGroup" xmlns:wpi="http://schemas.microsoft.com/office/word/2010/wordprocessingInk" xmlns:wne="http://schemas.microsoft.com/office/word/2006/wordml" xmlns:wps="http://schemas.microsoft.com/office/word/2010/wordprocessingShape" mc:Ignorable="w14 w15 w16se wp14">
+  <w:p>
+    <w:pPr>
+      <w:pStyle w:val="aa"/>
+    </w:pPr>
+  </w:p>
+</w:ftr>
+</file>
+
+<file path=word/footer2.xml><?xml version="1.0" encoding="utf-8"?>
 <w:ftr xmlns:wpc="http://schemas.microsoft.com/office/word/2010/wordprocessingCanvas" xmlns:cx="http://schemas.microsoft.com/office/drawing/2014/chartex" xmlns:mc="http://schemas.openxmlformats.org/markup-compatibility/2006" xmlns:o="urn:schemas-microsoft-com:office:office" xmlns:r="http://schemas.openxmlformats.org/officeDocument/2006/relationships" xmlns:m="http://schemas.openxmlformats.org/officeDocument/2006/math" xmlns:v="urn:schemas-microsoft-com:vml" xmlns:wp14="http://schemas.microsoft.com/office/word/2010/wordprocessingDrawing" xmlns:wp="http://schemas.openxmlformats.org/drawingml/2006/wordprocessingDrawing" xmlns:w10="urn:schemas-microsoft-com:office:word" xmlns:w="http://schemas.openxmlformats.org/wordprocessingml/2006/main" xmlns:w14="http://schemas.microsoft.com/office/word/2010/wordml" xmlns:w15="http://schemas.microsoft.com/office/word/2012/wordml" xmlns:w16se="http://schemas.microsoft.com/office/word/2015/wordml/symex" xmlns:wpg="http://schemas.microsoft.com/office/word/2010/wordprocessingGroup" xmlns:wpi="http://schemas.microsoft.com/office/word/2010/wordprocessingInk" xmlns:wne="http://schemas.microsoft.com/office/word/2006/wordml" xmlns:wps="http://schemas.microsoft.com/office/word/2010/wordprocessingShape" mc:Ignorable="w14 w15 w16se wp14">
   <w:p>
     <w:pPr>
@@ -21350,7 +21061,7 @@
         <w:sz w:val="16"/>
         <w:szCs w:val="16"/>
       </w:rPr>
-      <w:t>3</w:t>
+      <w:t>19</w:t>
     </w:r>
     <w:r>
       <w:rPr>
@@ -21380,6 +21091,16 @@
 </w:ftr>
 </file>
 
+<file path=word/footer3.xml><?xml version="1.0" encoding="utf-8"?>
+<w:ftr xmlns:wpc="http://schemas.microsoft.com/office/word/2010/wordprocessingCanvas" xmlns:cx="http://schemas.microsoft.com/office/drawing/2014/chartex" xmlns:mc="http://schemas.openxmlformats.org/markup-compatibility/2006" xmlns:o="urn:schemas-microsoft-com:office:office" xmlns:r="http://schemas.openxmlformats.org/officeDocument/2006/relationships" xmlns:m="http://schemas.openxmlformats.org/officeDocument/2006/math" xmlns:v="urn:schemas-microsoft-com:vml" xmlns:wp14="http://schemas.microsoft.com/office/word/2010/wordprocessingDrawing" xmlns:wp="http://schemas.openxmlformats.org/drawingml/2006/wordprocessingDrawing" xmlns:w10="urn:schemas-microsoft-com:office:word" xmlns:w="http://schemas.openxmlformats.org/wordprocessingml/2006/main" xmlns:w14="http://schemas.microsoft.com/office/word/2010/wordml" xmlns:w15="http://schemas.microsoft.com/office/word/2012/wordml" xmlns:w16se="http://schemas.microsoft.com/office/word/2015/wordml/symex" xmlns:wpg="http://schemas.microsoft.com/office/word/2010/wordprocessingGroup" xmlns:wpi="http://schemas.microsoft.com/office/word/2010/wordprocessingInk" xmlns:wne="http://schemas.microsoft.com/office/word/2006/wordml" xmlns:wps="http://schemas.microsoft.com/office/word/2010/wordprocessingShape" mc:Ignorable="w14 w15 w16se wp14">
+  <w:p>
+    <w:pPr>
+      <w:pStyle w:val="aa"/>
+    </w:pPr>
+  </w:p>
+</w:ftr>
+</file>
+
 <file path=word/footnotes.xml><?xml version="1.0" encoding="utf-8"?>
 <w:footnotes xmlns:wpc="http://schemas.microsoft.com/office/word/2010/wordprocessingCanvas" xmlns:cx="http://schemas.microsoft.com/office/drawing/2014/chartex" xmlns:mc="http://schemas.openxmlformats.org/markup-compatibility/2006" xmlns:o="urn:schemas-microsoft-com:office:office" xmlns:r="http://schemas.openxmlformats.org/officeDocument/2006/relationships" xmlns:m="http://schemas.openxmlformats.org/officeDocument/2006/math" xmlns:v="urn:schemas-microsoft-com:vml" xmlns:wp14="http://schemas.microsoft.com/office/word/2010/wordprocessingDrawing" xmlns:wp="http://schemas.openxmlformats.org/drawingml/2006/wordprocessingDrawing" xmlns:w10="urn:schemas-microsoft-com:office:word" xmlns:w="http://schemas.openxmlformats.org/wordprocessingml/2006/main" xmlns:w14="http://schemas.microsoft.com/office/word/2010/wordml" xmlns:w15="http://schemas.microsoft.com/office/word/2012/wordml" xmlns:w16se="http://schemas.microsoft.com/office/word/2015/wordml/symex" xmlns:wpg="http://schemas.microsoft.com/office/word/2010/wordprocessingGroup" xmlns:wpi="http://schemas.microsoft.com/office/word/2010/wordprocessingInk" xmlns:wne="http://schemas.microsoft.com/office/word/2006/wordml" xmlns:wps="http://schemas.microsoft.com/office/word/2010/wordprocessingShape" mc:Ignorable="w14 w15 w16se wp14">
   <w:footnote w:type="separator" w:id="-1">
@@ -21406,6 +21127,16 @@
 </file>
 
 <file path=word/header1.xml><?xml version="1.0" encoding="utf-8"?>
+<w:hdr xmlns:wpc="http://schemas.microsoft.com/office/word/2010/wordprocessingCanvas" xmlns:cx="http://schemas.microsoft.com/office/drawing/2014/chartex" xmlns:mc="http://schemas.openxmlformats.org/markup-compatibility/2006" xmlns:o="urn:schemas-microsoft-com:office:office" xmlns:r="http://schemas.openxmlformats.org/officeDocument/2006/relationships" xmlns:m="http://schemas.openxmlformats.org/officeDocument/2006/math" xmlns:v="urn:schemas-microsoft-com:vml" xmlns:wp14="http://schemas.microsoft.com/office/word/2010/wordprocessingDrawing" xmlns:wp="http://schemas.openxmlformats.org/drawingml/2006/wordprocessingDrawing" xmlns:w10="urn:schemas-microsoft-com:office:word" xmlns:w="http://schemas.openxmlformats.org/wordprocessingml/2006/main" xmlns:w14="http://schemas.microsoft.com/office/word/2010/wordml" xmlns:w15="http://schemas.microsoft.com/office/word/2012/wordml" xmlns:w16se="http://schemas.microsoft.com/office/word/2015/wordml/symex" xmlns:wpg="http://schemas.microsoft.com/office/word/2010/wordprocessingGroup" xmlns:wpi="http://schemas.microsoft.com/office/word/2010/wordprocessingInk" xmlns:wne="http://schemas.microsoft.com/office/word/2006/wordml" xmlns:wps="http://schemas.microsoft.com/office/word/2010/wordprocessingShape" mc:Ignorable="w14 w15 w16se wp14">
+  <w:p>
+    <w:pPr>
+      <w:pStyle w:val="a8"/>
+    </w:pPr>
+  </w:p>
+</w:hdr>
+</file>
+
+<file path=word/header2.xml><?xml version="1.0" encoding="utf-8"?>
 <w:hdr xmlns:wpc="http://schemas.microsoft.com/office/word/2010/wordprocessingCanvas" xmlns:cx="http://schemas.microsoft.com/office/drawing/2014/chartex" xmlns:mc="http://schemas.openxmlformats.org/markup-compatibility/2006" xmlns:o="urn:schemas-microsoft-com:office:office" xmlns:r="http://schemas.openxmlformats.org/officeDocument/2006/relationships" xmlns:m="http://schemas.openxmlformats.org/officeDocument/2006/math" xmlns:v="urn:schemas-microsoft-com:vml" xmlns:wp14="http://schemas.microsoft.com/office/word/2010/wordprocessingDrawing" xmlns:wp="http://schemas.openxmlformats.org/drawingml/2006/wordprocessingDrawing" xmlns:w10="urn:schemas-microsoft-com:office:word" xmlns:w="http://schemas.openxmlformats.org/wordprocessingml/2006/main" xmlns:w14="http://schemas.microsoft.com/office/word/2010/wordml" xmlns:w15="http://schemas.microsoft.com/office/word/2012/wordml" xmlns:w16se="http://schemas.microsoft.com/office/word/2015/wordml/symex" xmlns:wpg="http://schemas.microsoft.com/office/word/2010/wordprocessingGroup" xmlns:wpi="http://schemas.microsoft.com/office/word/2010/wordprocessingInk" xmlns:wne="http://schemas.microsoft.com/office/word/2006/wordml" xmlns:wps="http://schemas.microsoft.com/office/word/2010/wordprocessingShape" mc:Ignorable="w14 w15 w16se wp14">
   <w:p>
     <w:pPr>
@@ -21436,6 +21167,16 @@
       </w:rPr>
       <w:t>远程代码执行漏洞分析报告</w:t>
     </w:r>
+  </w:p>
+</w:hdr>
+</file>
+
+<file path=word/header3.xml><?xml version="1.0" encoding="utf-8"?>
+<w:hdr xmlns:wpc="http://schemas.microsoft.com/office/word/2010/wordprocessingCanvas" xmlns:cx="http://schemas.microsoft.com/office/drawing/2014/chartex" xmlns:mc="http://schemas.openxmlformats.org/markup-compatibility/2006" xmlns:o="urn:schemas-microsoft-com:office:office" xmlns:r="http://schemas.openxmlformats.org/officeDocument/2006/relationships" xmlns:m="http://schemas.openxmlformats.org/officeDocument/2006/math" xmlns:v="urn:schemas-microsoft-com:vml" xmlns:wp14="http://schemas.microsoft.com/office/word/2010/wordprocessingDrawing" xmlns:wp="http://schemas.openxmlformats.org/drawingml/2006/wordprocessingDrawing" xmlns:w10="urn:schemas-microsoft-com:office:word" xmlns:w="http://schemas.openxmlformats.org/wordprocessingml/2006/main" xmlns:w14="http://schemas.microsoft.com/office/word/2010/wordml" xmlns:w15="http://schemas.microsoft.com/office/word/2012/wordml" xmlns:w16se="http://schemas.microsoft.com/office/word/2015/wordml/symex" xmlns:wpg="http://schemas.microsoft.com/office/word/2010/wordprocessingGroup" xmlns:wpi="http://schemas.microsoft.com/office/word/2010/wordprocessingInk" xmlns:wne="http://schemas.microsoft.com/office/word/2006/wordml" xmlns:wps="http://schemas.microsoft.com/office/word/2010/wordprocessingShape" mc:Ignorable="w14 w15 w16se wp14">
+  <w:p>
+    <w:pPr>
+      <w:pStyle w:val="a8"/>
+    </w:pPr>
   </w:p>
 </w:hdr>
 </file>
